--- a/book/Россия-после-империи.docx
+++ b/book/Россия-после-империи.docx
@@ -835,8 +835,2608 @@
         <w:t xml:space="preserve">Но прежде чем малоизвестный подполковник стал президентом, России предстояло пережить самое трудное десятилетие в своей новейшей истории — девяностые годы, когда рождение свободы оказалось неотделимо от боли, хаоса и разочарования. Именно из этого разочарования во многом и вырастет то, что придёт ему на смену.</w:t>
       </w:r>
     </w:p>
+    <w:p>
+      <w:r>
+        <w:br w:type="page"/>
+      </w:r>
+    </w:p>
     <w:bookmarkEnd w:id="53"/>
     <w:bookmarkEnd w:id="54"/>
+    <w:bookmarkStart w:id="80" w:name="Xfd6ac9be97c2c9b387a30ed37cb57ea220c90bf"/>
+    <w:p>
+      <w:pPr>
+        <w:pStyle w:val="Heading1"/>
+      </w:pPr>
+      <w:r>
+        <w:t xml:space="preserve">Глава 2. Девяностые: рождение новой России в хаосе</w:t>
+      </w:r>
+    </w:p>
+    <w:bookmarkStart w:id="56" w:name="наследство-банкрота"/>
+    <w:p>
+      <w:pPr>
+        <w:pStyle w:val="Heading2"/>
+      </w:pPr>
+      <w:r>
+        <w:t xml:space="preserve">Наследство банкрота</w:t>
+      </w:r>
+    </w:p>
+    <w:p>
+      <w:pPr>
+        <w:pStyle w:val="FirstParagraph"/>
+      </w:pPr>
+      <w:r>
+        <w:t xml:space="preserve">Россия, вышедшая из-под обломков СССР в январе 1992 года, была страной на грани экономической катастрофы. Полки магазинов были пусты в буквальном смысле слова: в некоторых крупных городах запасов продовольствия оставалось на считаные дни. Золотовалютные резервы страны были практически исчерпаны, внешний долг огромен, а бюджет не сводился. Централизованная плановая экономика, семь десятилетий распределявшая ресурсы по команде из Москвы, перестала работать, а рыночной экономики, способной прийти ей на смену, ещё не существовало. Государство оказалось не в состоянии выполнять базовые функции — от снабжения городов хлебом до выплаты зарплат.</w:t>
+      </w:r>
+      <w:r>
+        <w:rPr>
+          <w:rStyle w:val="FootnoteReference"/>
+        </w:rPr>
+        <w:footnoteReference w:id="55"/>
+      </w:r>
+    </w:p>
+    <w:p>
+      <w:pPr>
+        <w:pStyle w:val="BodyText"/>
+      </w:pPr>
+      <w:r>
+        <w:t xml:space="preserve">Команда молодых реформаторов, которую Борис Ельцин привёл во власть осенью 1991 года во главе с экономистом Егором Гайдаром, была убеждена, что времени на постепенные преобразования нет. Промедление, считали они, грозит голодом и полным коллапсом. Их программа получила название «шоковой терапии»: одномоментная либерализация цен, отказ государства от контроля над торговлей, открытие экономики внешнему миру и жёсткая финансовая дисциплина. Замысел состоял в том, чтобы быстро, пусть и болезненно, запустить рыночные механизмы: свободные цены должны были наполнить прилавки товарами, а конкуренция — со временем сбить эти цены.</w:t>
+      </w:r>
+    </w:p>
+    <w:bookmarkEnd w:id="56"/>
+    <w:bookmarkStart w:id="60" w:name="шоковая-терапия-и-её-цена"/>
+    <w:p>
+      <w:pPr>
+        <w:pStyle w:val="Heading2"/>
+      </w:pPr>
+      <w:r>
+        <w:t xml:space="preserve">Шоковая терапия и её цена</w:t>
+      </w:r>
+    </w:p>
+    <w:p>
+      <w:pPr>
+        <w:pStyle w:val="FirstParagraph"/>
+      </w:pPr>
+      <w:r>
+        <w:t xml:space="preserve">2 января 1992 года цены были отпущены. Прилавки действительно начали наполняться — исчезновение искусственно заниженных государственных цен и товарного дефицита стало первым зримым результатом реформы. Но цена оказалась чудовищной. Освобождённые цены не просто выросли — они взлетели. За 1992 год инфляция составила около 2600 процентов.</w:t>
+      </w:r>
+      <w:r>
+        <w:rPr>
+          <w:rStyle w:val="FootnoteReference"/>
+        </w:rPr>
+        <w:footnoteReference w:id="57"/>
+      </w:r>
+      <w:r>
+        <w:t xml:space="preserve"> </w:t>
+      </w:r>
+      <w:r>
+        <w:t xml:space="preserve">Сбережения, которые советские люди десятилетиями откладывали «на книжку», сгорели за считаные месяцы. Миллионы граждан, особенно пожилых, в одночасье лишились всего, что копили всю жизнь. Зарплаты и пенсии обесценивались быстрее, чем их успевали выплачивать.</w:t>
+      </w:r>
+    </w:p>
+    <w:p>
+      <w:pPr>
+        <w:pStyle w:val="BodyText"/>
+      </w:pPr>
+      <w:r>
+        <w:t xml:space="preserve">Реформаторы позже спорили с критиками о том, была ли альтернатива. Их защитники утверждали, что катастрофа была унаследована, а не создана реформой: гиперинфляция была неизбежным следствием денежного навеса, накопленного в советской экономике, и пустой казны.</w:t>
+      </w:r>
+      <w:r>
+        <w:rPr>
+          <w:rStyle w:val="FootnoteReference"/>
+        </w:rPr>
+        <w:footnoteReference w:id="58"/>
+      </w:r>
+      <w:r>
+        <w:t xml:space="preserve"> </w:t>
+      </w:r>
+      <w:r>
+        <w:t xml:space="preserve">Критики отвечали, что реформы были проведены слишком резко, без создания институтов, защищающих людей, и без должного внимания к социальным последствиям. Как бы то ни было, в народном сознании закрепилась прочная связь между словами «демократия», «реформы», «рынок» — и обнищанием, унижением, потерей. Эта связь окажется одним из важнейших психологических оснований будущего авторитарного реванша: когда придёт время, многие с готовностью поверят, что свобода принесла им только беду, а «порядок» — благо.</w:t>
+      </w:r>
+      <w:r>
+        <w:rPr>
+          <w:rStyle w:val="FootnoteReference"/>
+        </w:rPr>
+        <w:footnoteReference w:id="59"/>
+      </w:r>
+    </w:p>
+    <w:bookmarkEnd w:id="60"/>
+    <w:bookmarkStart w:id="64" w:name="столкновение-ветвей-власти"/>
+    <w:p>
+      <w:pPr>
+        <w:pStyle w:val="Heading2"/>
+      </w:pPr>
+      <w:r>
+        <w:t xml:space="preserve">Столкновение ветвей власти</w:t>
+      </w:r>
+    </w:p>
+    <w:p>
+      <w:pPr>
+        <w:pStyle w:val="FirstParagraph"/>
+      </w:pPr>
+      <w:r>
+        <w:t xml:space="preserve">Одновременно с экономической драмой разворачивалась драма политическая. Новая Россия унаследовала от РСФСР конституцию советского образца и Съезд народных депутатов, избранный ещё в 1990 году. Между президентом Ельциным и парламентом — Верховным Советом во главе с Русланом Хасбулатовым — нарастал конфликт. Формально это был спор о полномочиях и о курсе реформ; по существу — борьба за то, кто в стране главный, в условиях, когда конституция не давала ясного ответа.</w:t>
+      </w:r>
+    </w:p>
+    <w:p>
+      <w:pPr>
+        <w:pStyle w:val="BodyText"/>
+      </w:pPr>
+      <w:r>
+        <w:t xml:space="preserve">К 1993 году противостояние зашло в тупик. Депутаты блокировали реформы и урезали полномочия президента; Ельцин обвинял парламент в саботаже и коммунистическом реванше. В марте 1993-го Ельцин попытался ввести «особый порядок управления», парламент едва не объявил ему импичмент. В апреле прошёл референдум, на котором большинство поддержало и президента, и — в более мягкой форме — его политику, но кризис это не разрешило.</w:t>
+      </w:r>
+      <w:r>
+        <w:rPr>
+          <w:rStyle w:val="FootnoteReference"/>
+        </w:rPr>
+        <w:footnoteReference w:id="61"/>
+      </w:r>
+    </w:p>
+    <w:p>
+      <w:pPr>
+        <w:pStyle w:val="BodyText"/>
+      </w:pPr>
+      <w:r>
+        <w:t xml:space="preserve">Развязка наступила осенью. 21 сентября 1993 года Ельцин своим указом № 1400 распустил Съезд народных депутатов и Верховный Совет — вопреки действовавшей конституции. Парламент, в свою очередь, объявил указ незаконным, отрешил Ельцина от должности и привёл к присяге в качестве и. о. президента вице-президента Александра Руцкого. Двоевластие переросло в вооружённое противостояние. Сторонники парламента забаррикадировались в Белом доме — том самом здании, которое двумя годами ранее защищали от ГКЧП.</w:t>
+      </w:r>
+      <w:r>
+        <w:rPr>
+          <w:rStyle w:val="FootnoteReference"/>
+        </w:rPr>
+        <w:footnoteReference w:id="62"/>
+      </w:r>
+    </w:p>
+    <w:p>
+      <w:pPr>
+        <w:pStyle w:val="BodyText"/>
+      </w:pPr>
+      <w:r>
+        <w:t xml:space="preserve">3–4 октября конфликт вылился в кровопролитие. Сторонники Верховного Совета попытались захватить мэрию и телецентр «Останкино», начались перестрелки. Ельцин ввёл в Москву войска. Утром 4 октября танки открыли огонь по Белому дому — прямой наводкой, в центре столицы, на глазах у телезрителей всего мира. К вечеру защитники парламента сдались, Руцкой и Хасбулатов были арестованы. По официальным данным, в ходе событий погибло около 150 человек; правозащитники и очевидцы называли большие цифры.</w:t>
+      </w:r>
+      <w:r>
+        <w:rPr>
+          <w:rStyle w:val="FootnoteReference"/>
+        </w:rPr>
+        <w:footnoteReference w:id="63"/>
+      </w:r>
+    </w:p>
+    <w:bookmarkEnd w:id="64"/>
+    <w:bookmarkStart w:id="67" w:name="суперпрезидентская-конституция"/>
+    <w:p>
+      <w:pPr>
+        <w:pStyle w:val="Heading2"/>
+      </w:pPr>
+      <w:r>
+        <w:t xml:space="preserve">Суперпрезидентская конституция</w:t>
+      </w:r>
+    </w:p>
+    <w:p>
+      <w:pPr>
+        <w:pStyle w:val="FirstParagraph"/>
+      </w:pPr>
+      <w:r>
+        <w:t xml:space="preserve">Победив в силовом противостоянии, Ельцин продиктовал стране новые правила игры. 12 декабря 1993 года на всенародном голосовании была принята новая Конституция России — та самая, что с изменениями действует по сей день. Она закрепляла широкие права и свободы граждан, но одновременно наделяла президента огромными полномочиями: он назначал правительство, мог распускать Государственную думу, издавал указы, имеющие силу закона, был верховным главнокомандующим и фактически стоял над всеми ветвями власти.</w:t>
+      </w:r>
+      <w:r>
+        <w:rPr>
+          <w:rStyle w:val="FootnoteReference"/>
+        </w:rPr>
+        <w:footnoteReference w:id="65"/>
+      </w:r>
+    </w:p>
+    <w:p>
+      <w:pPr>
+        <w:pStyle w:val="BodyText"/>
+      </w:pPr>
+      <w:r>
+        <w:t xml:space="preserve">Здесь — одна из ключевых развилок нашей истории, которую важно назвать прямо. Конституция 1993 года создавалась «под Ельцина», в конкретной ситуации борьбы с враждебным парламентом, и заложила в основание российской государственности опасный дисбаланс: чрезмерную концентрацию власти в руках одного человека при слабости сдержек и противовесов. Пока во главе стоял политик, в целом привыкший к публичной политике, свободным СМИ и оппозиции, эта конструкция кое-как работала. Но она же оставила будущему преемнику готовый инструмент. Многие исследователи справедливо указывают: авторитарный потенциал был встроен в саму архитектуру российской власти задолго до Путина — Путину осталось лишь наполнить эту форму соответствующим содержанием.</w:t>
+      </w:r>
+      <w:r>
+        <w:rPr>
+          <w:rStyle w:val="FootnoteReference"/>
+        </w:rPr>
+        <w:footnoteReference w:id="66"/>
+      </w:r>
+    </w:p>
+    <w:bookmarkEnd w:id="67"/>
+    <w:bookmarkStart w:id="73" w:name="первая-чеченская-война-которую-проиграли"/>
+    <w:p>
+      <w:pPr>
+        <w:pStyle w:val="Heading2"/>
+      </w:pPr>
+      <w:r>
+        <w:t xml:space="preserve">Первая чеченская: война, которую проиграли</w:t>
+      </w:r>
+    </w:p>
+    <w:p>
+      <w:pPr>
+        <w:pStyle w:val="FirstParagraph"/>
+      </w:pPr>
+      <w:r>
+        <w:t xml:space="preserve">Пока в Москве выясняли отношения ветви власти, на юге страны вызревала трагедия, которой предстояло растянуться на полтора десятилетия и напрямую повлиять на приход Путина к власти.</w:t>
+      </w:r>
+    </w:p>
+    <w:p>
+      <w:pPr>
+        <w:pStyle w:val="BodyText"/>
+      </w:pPr>
+      <w:r>
+        <w:t xml:space="preserve">Чечня — небольшая республика на Северном Кавказе с трагической историей: в 1944 году весь чеченский народ был по приказу Сталина депортирован в Среднюю Азию, что стоило жизни огромной части нации. На волне распада СССР Чечня во главе с бывшим советским генералом Джохаром Дудаевым провозгласила независимость. Несколько лет Москва фактически терпела мятежную республику, но к концу 1994 года Ельцин и его окружение решили восстановить контроль силой, рассчитывая на «маленькую победоносную войну».</w:t>
+      </w:r>
+      <w:r>
+        <w:rPr>
+          <w:rStyle w:val="FootnoteReference"/>
+        </w:rPr>
+        <w:footnoteReference w:id="68"/>
+      </w:r>
+    </w:p>
+    <w:p>
+      <w:pPr>
+        <w:pStyle w:val="BodyText"/>
+      </w:pPr>
+      <w:r>
+        <w:t xml:space="preserve">В декабре 1994 года федеральные войска вошли в Чечню. Расчёт на быстрый успех обернулся катастрофой. Штурм столицы республики Грозного в новогоднюю ночь на 1995 год стал одной из самых кровавых страниц в истории российской армии: плохо подготовленные, необстрелянные части, брошенные в город без должной разведки и связи, гибли сотнями; целые колонны бронетехники сгорали на улицах. Грозный был превращён в руины ковровыми бомбардировками и артиллерией, погибли тысячи мирных жителей — как чеченцев, так и русских, составлявших значительную часть городского населения.</w:t>
+      </w:r>
+      <w:r>
+        <w:rPr>
+          <w:rStyle w:val="FootnoteReference"/>
+        </w:rPr>
+        <w:footnoteReference w:id="69"/>
+      </w:r>
+    </w:p>
+    <w:p>
+      <w:pPr>
+        <w:pStyle w:val="BodyText"/>
+      </w:pPr>
+      <w:r>
+        <w:t xml:space="preserve">Война оказалась затяжной и грязной. Федеральные силы контролировали города, но не могли справиться с партизанским сопротивлением. Обе стороны совершали жестокости; особенно тяжёлым ударом по стране стали террористические рейды: в июне 1995 года отряд Шамиля Басаева захватил больницу в городе Будённовске Ставропольского края, взяв в заложники более полутора тысяч человек. Неудачный штурм и последующие переговоры показали слабость и растерянность власти.</w:t>
+      </w:r>
+      <w:r>
+        <w:rPr>
+          <w:rStyle w:val="FootnoteReference"/>
+        </w:rPr>
+        <w:footnoteReference w:id="70"/>
+      </w:r>
+    </w:p>
+    <w:p>
+      <w:pPr>
+        <w:pStyle w:val="BodyText"/>
+      </w:pPr>
+      <w:r>
+        <w:t xml:space="preserve">Огромную роль в этой войне впервые сыграло независимое телевидение. Журналисты — прежде всего телекомпании НТВ — показывали войну без прикрас: разрушенные города, гробы солдат, страдания мирных жителей. Впервые в российской истории общество видело войну не глазами официальной пропаганды, а глазами репортёров на месте событий. Это формировало массовое неприятие войны — и, как мы увидим, именно поэтому независимое телевидение станет одной из первых мишеней будущей власти.</w:t>
+      </w:r>
+      <w:r>
+        <w:rPr>
+          <w:rStyle w:val="FootnoteReference"/>
+        </w:rPr>
+        <w:footnoteReference w:id="71"/>
+      </w:r>
+    </w:p>
+    <w:p>
+      <w:pPr>
+        <w:pStyle w:val="BodyText"/>
+      </w:pPr>
+      <w:r>
+        <w:t xml:space="preserve">В 1996 году, измотанная и деморализованная, Россия фактически признала поражение. В августе чеченские отряды внезапным ударом вновь захватили Грозный, показав, что военная «победа» была фикцией. 31 августа 1996 года в дагестанском городе Хасавюрте секретарь Совета безопасности генерал Александр Лебедь и начальник штаба чеченских формирований Аслан Масхадов подписали соглашение о прекращении огня и выводе войск. Вопрос о статусе Чечни отложили на пять лет. Де-факто республика получила независимость. Первая чеченская война унесла жизни десятков тысяч человек и стала символом слабости и позора российского государства 1990-х.</w:t>
+      </w:r>
+      <w:r>
+        <w:rPr>
+          <w:rStyle w:val="FootnoteReference"/>
+        </w:rPr>
+        <w:footnoteReference w:id="72"/>
+      </w:r>
+    </w:p>
+    <w:bookmarkEnd w:id="73"/>
+    <w:bookmarkStart w:id="77" w:name="выборы-1996-года-спасение-любой-ценой"/>
+    <w:p>
+      <w:pPr>
+        <w:pStyle w:val="Heading2"/>
+      </w:pPr>
+      <w:r>
+        <w:t xml:space="preserve">Выборы 1996 года: спасение любой ценой</w:t>
+      </w:r>
+    </w:p>
+    <w:p>
+      <w:pPr>
+        <w:pStyle w:val="FirstParagraph"/>
+      </w:pPr>
+      <w:r>
+        <w:t xml:space="preserve">К началу 1996 года положение Ельцина казалось безнадёжным. Непопулярные реформы, обнищание, кровавая и проигрываемая война, коррупционные скандалы — всё это обрушило его рейтинг до нескольких процентов. На горизонте маячила реальная перспектива возвращения к власти коммунистов: главным соперником Ельцина на президентских выборах был лидер КПРФ Геннадий Зюганов, уверенно лидировавший в опросах.</w:t>
+      </w:r>
+      <w:r>
+        <w:rPr>
+          <w:rStyle w:val="FootnoteReference"/>
+        </w:rPr>
+        <w:footnoteReference w:id="74"/>
+      </w:r>
+    </w:p>
+    <w:p>
+      <w:pPr>
+        <w:pStyle w:val="BodyText"/>
+      </w:pPr>
+      <w:r>
+        <w:t xml:space="preserve">Перед российской элитой встал выбор, который во многом определил дальнейшую судьбу страны. Испугавшись коммунистического реванша — а вместе с ним и потери своих новоприобретённых богатств, — крупнейшие предприниматели и контролируемые ими телеканалы объединились вокруг Ельцина. Началась беспрецедентная по масштабам и цинизму кампания. Телевидение, газеты, эстрадные звёзды — всё было брошено на то, чтобы не допустить победы Зюганова. Кампания «Голосуй или проиграешь» пугала избирателя возвращением ГУЛАГа и гражданской войной. Административный ресурс, деньги олигархов и почти монопольный контроль над телеэфиром сделали своё дело.</w:t>
+      </w:r>
+      <w:r>
+        <w:rPr>
+          <w:rStyle w:val="FootnoteReference"/>
+        </w:rPr>
+        <w:footnoteReference w:id="75"/>
+      </w:r>
+    </w:p>
+    <w:p>
+      <w:pPr>
+        <w:pStyle w:val="BodyText"/>
+      </w:pPr>
+      <w:r>
+        <w:t xml:space="preserve">Ельцин победил во втором туре в июле 1996 года. Многие на Западе и в России восприняли это как спасение демократии от коммунистического реванша. Но у этой победы была и обратная сторона, значение которой прояснится позже. Во-первых, выборы 1996 года показали, что с помощью денег и контроля над телевидением общественным мнением можно управлять почти как угодно, — урок, который будущая власть усвоит в совершенстве. Во-вторых, за поддержку Ельцина олигархи потребовали и получили плату — как в виде собственности (об этом речь пойдёт в следующей главе), так и в виде прямого влияния на власть. Демократическая процедура была формально соблюдена, но содержание её оказалось выхолощено: выборы всё больше превращались из механизма подлинного выбора в спецоперацию по удержанию власти.</w:t>
+      </w:r>
+      <w:r>
+        <w:rPr>
+          <w:rStyle w:val="FootnoteReference"/>
+        </w:rPr>
+        <w:footnoteReference w:id="76"/>
+      </w:r>
+    </w:p>
+    <w:bookmarkEnd w:id="77"/>
+    <w:bookmarkStart w:id="79" w:name="больной-президент-и-растерянная-страна"/>
+    <w:p>
+      <w:pPr>
+        <w:pStyle w:val="Heading2"/>
+      </w:pPr>
+      <w:r>
+        <w:t xml:space="preserve">Больной президент и растерянная страна</w:t>
+      </w:r>
+    </w:p>
+    <w:p>
+      <w:pPr>
+        <w:pStyle w:val="FirstParagraph"/>
+      </w:pPr>
+      <w:r>
+        <w:t xml:space="preserve">Вторая половина 1990-х прошла под знаком нарастающей слабости. Ельцин, перенёсший вскоре после выборов тяжёлую операцию на сердце, всё чаще исчезал из публичного пространства, а страной фактически управляло его окружение. Экономика, пережившая пик спада, начала было стабилизироваться, но оставалась хрупкой и зависимой от заимствований и цен на сырьё.</w:t>
+      </w:r>
+    </w:p>
+    <w:p>
+      <w:pPr>
+        <w:pStyle w:val="BodyText"/>
+      </w:pPr>
+      <w:r>
+        <w:t xml:space="preserve">Государство было слабым в самом прямом смысле: оно не могло собирать налоги, месяцами не платило зарплаты бюджетникам и денежное довольствие военным, теряло контроль над регионами, губернаторы которых всё чаще вели себя как самостоятельные князья. Расцвела преступность: «лихие девяностые» вошли в память как время заказных убийств, рэкета, бандитских разборок. На этом фоне в обществе крепла усталость от хаоса и ностальгия по утраченной стабильности и величию. Запрос на «сильную руку», на порядок любой ценой становился всё громче — и именно этот запрос предстояло удовлетворить тому, кто придёт после Ельцина.</w:t>
+      </w:r>
+      <w:r>
+        <w:rPr>
+          <w:rStyle w:val="FootnoteReference"/>
+        </w:rPr>
+        <w:footnoteReference w:id="78"/>
+      </w:r>
+    </w:p>
+    <w:p>
+      <w:pPr>
+        <w:pStyle w:val="BodyText"/>
+      </w:pPr>
+      <w:r>
+        <w:t xml:space="preserve">Но прежде чем говорить о преемнике, нужно понять, кто на самом деле владел и управлял Россией в эти годы. Ответ на этот вопрос — в истории приватизации и рождения класса олигархов, к которой мы теперь и обратимся.</w:t>
+      </w:r>
+    </w:p>
+    <w:p>
+      <w:r>
+        <w:br w:type="page"/>
+      </w:r>
+    </w:p>
+    <w:bookmarkEnd w:id="79"/>
+    <w:bookmarkEnd w:id="80"/>
+    <w:bookmarkStart w:id="101" w:name="глава-3.-приватизация-олигархи-и-семья"/>
+    <w:p>
+      <w:pPr>
+        <w:pStyle w:val="Heading1"/>
+      </w:pPr>
+      <w:r>
+        <w:t xml:space="preserve">Глава 3. Приватизация, олигархи и «Семья»</w:t>
+      </w:r>
+    </w:p>
+    <w:bookmarkStart w:id="82" w:name="кому-досталась-страна"/>
+    <w:p>
+      <w:pPr>
+        <w:pStyle w:val="Heading2"/>
+      </w:pPr>
+      <w:r>
+        <w:t xml:space="preserve">Кому досталась страна</w:t>
+      </w:r>
+    </w:p>
+    <w:p>
+      <w:pPr>
+        <w:pStyle w:val="FirstParagraph"/>
+      </w:pPr>
+      <w:r>
+        <w:t xml:space="preserve">Чтобы понять, что произошло с Россией в 2000-е годы, нужно ответить на вопрос, кто владел ею в 1990-е. Распад советской экономики поставил перед новой властью колоссальную задачу: превратить государственную собственность — заводы, шахты, нефтяные месторождения, всё, что десятилетиями принадлежало «народу» в лице государства, — в частную. Не существовало исторического прецедента такого масштаба: никогда прежде столь огромная экономика не переходила от тотального огосударствления к рынку. От того, как будет проведён этот раздел, зависела не только экономика, но и сам характер будущего общества — станет ли Россия страной широкого среднего класса и честной конкуренции или страной кучки сверхбогачей и бесправного большинства.</w:t>
+      </w:r>
+    </w:p>
+    <w:p>
+      <w:pPr>
+        <w:pStyle w:val="BodyText"/>
+      </w:pPr>
+      <w:r>
+        <w:t xml:space="preserve">История распорядилась так, что осуществился второй сценарий. Приватизация 1990-х годов передала важнейшие активы страны в руки очень узкой группы людей, породив класс, который вошёл в историю под именем олигархов, — сверхбогатых предпринимателей, чьё богатство было неотделимо от близости к власти.</w:t>
+      </w:r>
+      <w:r>
+        <w:rPr>
+          <w:rStyle w:val="FootnoteReference"/>
+        </w:rPr>
+        <w:footnoteReference w:id="81"/>
+      </w:r>
+    </w:p>
+    <w:bookmarkEnd w:id="82"/>
+    <w:bookmarkStart w:id="84" w:name="Xf84893f3e23ea4bcbf33c6f4c66a0ec3e1f177f"/>
+    <w:p>
+      <w:pPr>
+        <w:pStyle w:val="Heading2"/>
+      </w:pPr>
+      <w:r>
+        <w:t xml:space="preserve">Ваучеры: приватизация для всех, обернувшаяся приватизацией для немногих</w:t>
+      </w:r>
+    </w:p>
+    <w:p>
+      <w:pPr>
+        <w:pStyle w:val="FirstParagraph"/>
+      </w:pPr>
+      <w:r>
+        <w:t xml:space="preserve">Первый этап, ваучерная приватизация 1992–1994 годов, проводился под руководством Анатолия Чубайса и задумывался как народный. Каждый гражданин России получал приватизационный чек — ваучер номиналом 10 тысяч рублей, который можно было вложить в акции предприятий или инвестиционных фондов. Идея была в том, чтобы сделать собственниками миллионы людей и создать широкую социальную опору для рынка.</w:t>
+      </w:r>
+    </w:p>
+    <w:p>
+      <w:pPr>
+        <w:pStyle w:val="BodyText"/>
+      </w:pPr>
+      <w:r>
+        <w:t xml:space="preserve">На практике всё вышло иначе. В условиях гиперинфляции и всеобщей бедности большинство людей, не понимая ценности ваучеров и остро нуждаясь в деньгах, продавали их за бесценок — иногда буквально за бутылку водки. Ваучеры скупались теми, у кого были свободные средства и понимание происходящего: директорами предприятий, кооператорами, нарождающимися финансистами. Значительная часть населения не получила от приватизации почти ничего, зато небольшая группа предприимчивых людей сконцентрировала в своих руках контроль над реальными активами.</w:t>
+      </w:r>
+      <w:r>
+        <w:rPr>
+          <w:rStyle w:val="FootnoteReference"/>
+        </w:rPr>
+        <w:footnoteReference w:id="83"/>
+      </w:r>
+    </w:p>
+    <w:bookmarkEnd w:id="84"/>
+    <w:bookmarkStart w:id="88" w:name="залоговые-аукционы-сделка-века"/>
+    <w:p>
+      <w:pPr>
+        <w:pStyle w:val="Heading2"/>
+      </w:pPr>
+      <w:r>
+        <w:t xml:space="preserve">Залоговые аукционы: сделка века</w:t>
+      </w:r>
+    </w:p>
+    <w:p>
+      <w:pPr>
+        <w:pStyle w:val="FirstParagraph"/>
+      </w:pPr>
+      <w:r>
+        <w:t xml:space="preserve">Но подлинно решающим — и самым скандальным — этапом стали залоговые аукционы 1995–1996 годов. К тому моменту государство было банкротом: денег в казне не было, приближались выборы 1996 года, а самые лакомые куски — нефтяные компании, металлургические гиганты, «Норильский никель» — ещё оставались в госсобственности.</w:t>
+      </w:r>
+    </w:p>
+    <w:p>
+      <w:pPr>
+        <w:pStyle w:val="BodyText"/>
+      </w:pPr>
+      <w:r>
+        <w:t xml:space="preserve">Схема, предложенная группой банкиров и принятая правительством, была такова. Крупнейшие частные банки давали государству кредиты под залог государственных пакетов акций ведущих компаний. Предполагалось, что если государство не вернёт кредиты (а все понимали, что не вернёт), заложенные акции перейдут кредиторам. Аукционы, на которых распределялись эти залоги, были обставлены как конкурентные, но фактически носили закрытый, договорной характер: банки-организаторы нередко сами же и выигрывали, а конкуренты отсекались под разными предлогами. В результате гигантские активы уходили за суммы, во много раз меньшие их реальной стоимости.</w:t>
+      </w:r>
+      <w:r>
+        <w:rPr>
+          <w:rStyle w:val="FootnoteReference"/>
+        </w:rPr>
+        <w:footnoteReference w:id="85"/>
+      </w:r>
+    </w:p>
+    <w:p>
+      <w:pPr>
+        <w:pStyle w:val="BodyText"/>
+      </w:pPr>
+      <w:r>
+        <w:t xml:space="preserve">Так, контрольный пакет одной из крупнейших нефтяных компаний, «ЮКОСа», достался структурам Михаила Ходорковского; «Норильский никель» — Владимиру Потанину; «Сибнефть» — альянсу Бориса Березовского и Романа Абрамовича. Стоимость этих сделок исчислялась сотнями миллионов долларов, тогда как реальная цена активов — многими миллиардами.</w:t>
+      </w:r>
+      <w:r>
+        <w:rPr>
+          <w:rStyle w:val="FootnoteReference"/>
+        </w:rPr>
+        <w:footnoteReference w:id="86"/>
+      </w:r>
+      <w:r>
+        <w:t xml:space="preserve"> </w:t>
+      </w:r>
+      <w:r>
+        <w:t xml:space="preserve">По сути, государство расплатилось с узким кругом финансистов национальным достоянием — в обмен на кредиты и, что не менее важно, на политическую поддержку Ельцина на выборах 1996 года. Залоговые аукционы стали негласной сделкой: собственность в обмен на лояльность и помощь в удержании власти.</w:t>
+      </w:r>
+    </w:p>
+    <w:p>
+      <w:pPr>
+        <w:pStyle w:val="BodyText"/>
+      </w:pPr>
+      <w:r>
+        <w:t xml:space="preserve">Многие экономисты и историки сходятся в том, что именно залоговые аукционы нанесли долгосрочный удар по легитимности частной собственности в России. Раз крупнейшие состояния возникли не в честной конкуренции, а в результате привилегированного доступа к власти, то и защищённость этой собственности оказалась условной: она держалась не на законе, а на договорённости с Кремлём. Это обстоятельство сыграет ключевую роль в 2000-е, когда новая власть предъявит олигархам ультиматум.</w:t>
+      </w:r>
+      <w:r>
+        <w:rPr>
+          <w:rStyle w:val="FootnoteReference"/>
+        </w:rPr>
+        <w:footnoteReference w:id="87"/>
+      </w:r>
+    </w:p>
+    <w:bookmarkEnd w:id="88"/>
+    <w:bookmarkStart w:id="91" w:name="семибанкирщина-и-власть-денег"/>
+    <w:p>
+      <w:pPr>
+        <w:pStyle w:val="Heading2"/>
+      </w:pPr>
+      <w:r>
+        <w:t xml:space="preserve">«Семибанкирщина» и власть денег</w:t>
+      </w:r>
+    </w:p>
+    <w:p>
+      <w:pPr>
+        <w:pStyle w:val="FirstParagraph"/>
+      </w:pPr>
+      <w:r>
+        <w:t xml:space="preserve">К середине 1990-х в России сложилась ситуация, которую публицист Борис Березовский с обезоруживающей откровенностью описал так: несколько человек, контролирующих большую часть экономики, определяют и политику страны. По аналогии с «семибоярщиной» Смутного времени возник термин «семибанкирщина» — власть семи банкиров.</w:t>
+      </w:r>
+      <w:r>
+        <w:rPr>
+          <w:rStyle w:val="FootnoteReference"/>
+        </w:rPr>
+        <w:footnoteReference w:id="89"/>
+      </w:r>
+    </w:p>
+    <w:p>
+      <w:pPr>
+        <w:pStyle w:val="BodyText"/>
+      </w:pPr>
+      <w:r>
+        <w:t xml:space="preserve">Среди этих людей выделялись несколько фигур. Борис Березовский — математик, ставший автомобильным дилером, а затем медиамагнатом и политическим интриганом, — превратился в главного «кремлёвского комбинатора», человека, вхожего в семью президента и влиявшего на назначения. Владимир Гусинский построил медиахолдинг «Медиа-Мост», ядром которого был телеканал НТВ — самый профессиональный и независимый в стране. Михаил Ходорковский из комсомольского предпринимателя превратился во владельца нефтяной империи. Владимир Потанин, Александр Смоленский, Михаил Фридман, Пётр Авен — каждый контролировал финансово-промышленные группы огромного масштаба.</w:t>
+      </w:r>
+    </w:p>
+    <w:p>
+      <w:pPr>
+        <w:pStyle w:val="BodyText"/>
+      </w:pPr>
+      <w:r>
+        <w:t xml:space="preserve">Ключевым было то, что богатство этих людей неотделимо от политики. Они не просто зарабатывали — они влияли на кадровые решения, финансировали кампании, владели телеканалами и газетами, через которые формировали общественное мнение. Березовский и Гусинский, контролировавшие соответственно ОРТ (Первый канал) и НТВ, обладали властью, сопоставимой с властью министров. Государство было слабым, а крупный капитал — сильным, и грань между бизнесом и властью почти стёрлась.</w:t>
+      </w:r>
+      <w:r>
+        <w:rPr>
+          <w:rStyle w:val="FootnoteReference"/>
+        </w:rPr>
+        <w:footnoteReference w:id="90"/>
+      </w:r>
+    </w:p>
+    <w:bookmarkEnd w:id="91"/>
+    <w:bookmarkStart w:id="94" w:name="семья"/>
+    <w:p>
+      <w:pPr>
+        <w:pStyle w:val="Heading2"/>
+      </w:pPr>
+      <w:r>
+        <w:t xml:space="preserve">«Семья»</w:t>
+      </w:r>
+    </w:p>
+    <w:p>
+      <w:pPr>
+        <w:pStyle w:val="FirstParagraph"/>
+      </w:pPr>
+      <w:r>
+        <w:t xml:space="preserve">В центре этой системы находился узкий круг, вошедший в историю под названием «Семья» (с большой буквы) — ближайшее окружение стареющего и всё чаще болеющего президента Ельцина. В него входили члены его собственной семьи — прежде всего дочь Татьяна Дьяченко, ставшая советником отца, — и связанные с ними люди: журналист Валентин Юмашев (впоследствии муж Дьяченко), глава президентской администрации Александр Волошин, а из бизнеса — Березовский и молодой, ещё мало кому известный Роман Абрамович.</w:t>
+      </w:r>
+      <w:r>
+        <w:rPr>
+          <w:rStyle w:val="FootnoteReference"/>
+        </w:rPr>
+        <w:footnoteReference w:id="92"/>
+      </w:r>
+    </w:p>
+    <w:p>
+      <w:pPr>
+        <w:pStyle w:val="BodyText"/>
+      </w:pPr>
+      <w:r>
+        <w:t xml:space="preserve">Именно «Семья» к концу 1990-х годов фактически принимала важнейшие государственные решения — от назначения премьер-министров до определения преемника. По мере того как сам Ельцин слабел, роль его окружения возрастала. И когда встанет вопрос о том, кто унаследует власть, решать его будет именно этот узкий круг, руководствуясь прежде всего одним соображением — гарантиями собственной безопасности и сохранности активов после ухода Ельцина. Понимание этой логики — ключ к пониманию того, как и почему был выбран Владимир Путин.</w:t>
+      </w:r>
+      <w:r>
+        <w:rPr>
+          <w:rStyle w:val="FootnoteReference"/>
+        </w:rPr>
+        <w:footnoteReference w:id="93"/>
+      </w:r>
+    </w:p>
+    <w:bookmarkEnd w:id="94"/>
+    <w:bookmarkStart w:id="98" w:name="дефолт-1998-года-крах-пирамиды"/>
+    <w:p>
+      <w:pPr>
+        <w:pStyle w:val="Heading2"/>
+      </w:pPr>
+      <w:r>
+        <w:t xml:space="preserve">Дефолт 1998 года: крах пирамиды</w:t>
+      </w:r>
+    </w:p>
+    <w:p>
+      <w:pPr>
+        <w:pStyle w:val="FirstParagraph"/>
+      </w:pPr>
+      <w:r>
+        <w:t xml:space="preserve">Хрупкость всей конструкции обнажилась в августе 1998 года. Чтобы финансировать хронический дефицит бюджета, государство с середины 1990-х выпускало краткосрочные облигации — ГКО, обещая по ним высокую доходность. Это была, по сути, финансовая пирамида: новые займы шли на погашение старых. Пока инвесторы верили в стабильность рубля и платёжеспособность государства, схема держалась. Но азиатский финансовый кризис 1997 года, падение цен на нефть и общее недоверие подорвали эту веру.</w:t>
+      </w:r>
+      <w:r>
+        <w:rPr>
+          <w:rStyle w:val="FootnoteReference"/>
+        </w:rPr>
+        <w:footnoteReference w:id="95"/>
+      </w:r>
+    </w:p>
+    <w:p>
+      <w:pPr>
+        <w:pStyle w:val="BodyText"/>
+      </w:pPr>
+      <w:r>
+        <w:t xml:space="preserve">17 августа 1998 года правительство Сергея Кириенко объявило дефолт по внутренним обязательствам и фактически отпустило рубль, который за считаные недели обесценился в несколько раз. Многие банки рухнули, сбережения граждан вновь сгорели, импортные товары подорожали, страну накрыла новая волна обнищания и паники. Это был тяжелейший удар — и по экономике, и по остаткам доверия к власти и к самому проекту рыночных реформ.</w:t>
+      </w:r>
+      <w:r>
+        <w:rPr>
+          <w:rStyle w:val="FootnoteReference"/>
+        </w:rPr>
+        <w:footnoteReference w:id="96"/>
+      </w:r>
+    </w:p>
+    <w:p>
+      <w:pPr>
+        <w:pStyle w:val="BodyText"/>
+      </w:pPr>
+      <w:r>
+        <w:t xml:space="preserve">Парадоксальным образом дефолт имел и оздоровляющий эффект: резко подешевевший рубль сделал отечественное производство конкурентоспособным, и уже в 1999 году экономика начала расти. Но этот рост придётся на время, когда у власти будет уже другой человек, и в массовом сознании закрепится за ним, а не за реформаторами 1990-х. Ельцинская же эпоха в народной памяти навсегда осталась связана с двумя дефолтами доверия — экономическим крахом 1992 года и финансовым обвалом 1998-го.</w:t>
+      </w:r>
+      <w:r>
+        <w:rPr>
+          <w:rStyle w:val="FootnoteReference"/>
+        </w:rPr>
+        <w:footnoteReference w:id="97"/>
+      </w:r>
+    </w:p>
+    <w:bookmarkEnd w:id="98"/>
+    <w:bookmarkStart w:id="100" w:name="Xcba1eba679f9ffb847fc0e4c78f550715a7b99d"/>
+    <w:p>
+      <w:pPr>
+        <w:pStyle w:val="Heading2"/>
+      </w:pPr>
+      <w:r>
+        <w:t xml:space="preserve">Итог десятилетия: свобода без благополучия</w:t>
+      </w:r>
+    </w:p>
+    <w:p>
+      <w:pPr>
+        <w:pStyle w:val="FirstParagraph"/>
+      </w:pPr>
+      <w:r>
+        <w:t xml:space="preserve">Подведём итог. К концу 1990-х годов Россия представляла собой парадоксальную картину. С одной стороны, это была страна беспрецедентной для её истории свободы: свободных, пусть и жёлтых, газет и телеканалов; реальной, пусть и грязной, политической борьбы; открытых границ; частной собственности и предпринимательства. Никогда прежде — ни до, ни, как выяснится, после — русский человек не был так свободен говорить, читать, ездить, выбирать. Это был исторический шанс.</w:t>
+      </w:r>
+    </w:p>
+    <w:p>
+      <w:pPr>
+        <w:pStyle w:val="BodyText"/>
+      </w:pPr>
+      <w:r>
+        <w:t xml:space="preserve">С другой стороны, эта свобода оказалась для большинства неотделима от бедности, унижения, несправедливости и хаоса. Богатства страны достались немногим, причём достались способом, который справедливо воспринимался как грабёж. Государство было слабым и неспособным защитить простого человека. Величие державы, которым десятилетиями гордились, сменилось ощущением национального поражения. И в этом зазоре — между обретённой свободой и утраченным благополучием — вызревал мощнейший запрос: на сильное государство, на порядок, на восстановление достоинства, пусть даже ценой части этой свободы.</w:t>
+      </w:r>
+      <w:r>
+        <w:rPr>
+          <w:rStyle w:val="FootnoteReference"/>
+        </w:rPr>
+        <w:footnoteReference w:id="99"/>
+      </w:r>
+    </w:p>
+    <w:p>
+      <w:pPr>
+        <w:pStyle w:val="BodyText"/>
+      </w:pPr>
+      <w:r>
+        <w:t xml:space="preserve">Историческая трагедия России 1990-х в том, что дискредитированной оказалась не конкретная и небезупречная политика конкретных людей, а сами идеи свободы, демократии и рынка как таковые. За эти идеи предстояло расплачиваться следующему поколению. Человек, которому суждено было возглавить авторитарный реванш, пришёл к власти не вопреки настроениям общества, а во многом благодаря им — как ответ на подлинную боль и подлинный запрос. Понять это — не значит оправдать то, что последовало. Но не понять этого — значит не понять ничего.</w:t>
+      </w:r>
+    </w:p>
+    <w:p>
+      <w:pPr>
+        <w:pStyle w:val="BodyText"/>
+      </w:pPr>
+      <w:r>
+        <w:t xml:space="preserve">Кто же был этот человек и как именно узкий круг ельцинского окружения выбрал его в наследники огромной страны? Об этом — следующая глава.</w:t>
+      </w:r>
+    </w:p>
+    <w:p>
+      <w:r>
+        <w:br w:type="page"/>
+      </w:r>
+    </w:p>
+    <w:bookmarkEnd w:id="100"/>
+    <w:bookmarkEnd w:id="101"/>
+    <w:bookmarkStart w:id="119" w:name="глава-4.-как-был-выбран-преемник"/>
+    <w:p>
+      <w:pPr>
+        <w:pStyle w:val="Heading1"/>
+      </w:pPr>
+      <w:r>
+        <w:t xml:space="preserve">Глава 4. Как был выбран преемник</w:t>
+      </w:r>
+    </w:p>
+    <w:bookmarkStart w:id="102" w:name="человек-из-ниоткуда"/>
+    <w:p>
+      <w:pPr>
+        <w:pStyle w:val="Heading2"/>
+      </w:pPr>
+      <w:r>
+        <w:t xml:space="preserve">Человек из ниоткуда</w:t>
+      </w:r>
+    </w:p>
+    <w:p>
+      <w:pPr>
+        <w:pStyle w:val="FirstParagraph"/>
+      </w:pPr>
+      <w:r>
+        <w:t xml:space="preserve">Летом 1999 года, если бы социолог спросил на улице российского города, кто такой Владимир Путин, подавляющее большинство прохожих пожали бы плечами. Этот человек не был публичным политиком, не выигрывал выборов, не выступал с трибун, не имел ни партии, ни собственной программы. Его знали лишь в узких кругах — как чиновника, аппаратчика, выходца из спецслужб. А уже через полгода он станет исполняющим обязанности президента огромной ядерной державы, и вскоре его имя узнает весь мир. Как это стало возможным? Ответ лежит не в биографии Путина, а в логике той системы, которая его выбрала.</w:t>
+      </w:r>
+    </w:p>
+    <w:bookmarkEnd w:id="102"/>
+    <w:bookmarkStart w:id="105" w:name="ленинград-кгб-дрезден"/>
+    <w:p>
+      <w:pPr>
+        <w:pStyle w:val="Heading2"/>
+      </w:pPr>
+      <w:r>
+        <w:t xml:space="preserve">Ленинград, КГБ, Дрезден</w:t>
+      </w:r>
+    </w:p>
+    <w:p>
+      <w:pPr>
+        <w:pStyle w:val="FirstParagraph"/>
+      </w:pPr>
+      <w:r>
+        <w:t xml:space="preserve">Владимир Владимирович Путин родился 7 октября 1952 года в Ленинграде, в небогатой семье, пережившей блокаду. Его собственные рассказы о детстве — о дворовых драках, о занятиях самбо и дзюдо, о мечте служить в органах госбезопасности — известны прежде всего из книги-интервью «От первого лица», выпущенной в 2000 году как предвыборная автобиография и потому требующей осторожного к себе отношения.</w:t>
+      </w:r>
+      <w:r>
+        <w:rPr>
+          <w:rStyle w:val="FootnoteReference"/>
+        </w:rPr>
+        <w:footnoteReference w:id="103"/>
+      </w:r>
+      <w:r>
+        <w:t xml:space="preserve"> </w:t>
+      </w:r>
+      <w:r>
+        <w:t xml:space="preserve">Достоверно известно, что он окончил юридический факультет Ленинградского университета и по распределению попал на службу в Комитет государственной безопасности — КГБ.</w:t>
+      </w:r>
+    </w:p>
+    <w:p>
+      <w:pPr>
+        <w:pStyle w:val="BodyText"/>
+      </w:pPr>
+      <w:r>
+        <w:t xml:space="preserve">О его карьере в разведке известно немного. С середины 1980-х он служил в Дрездене, в тогдашней ГДР, — не в блистательной резидентуре в западных столицах, а на второстепенном направлении, занимаясь рутинной работой. Именно в Дрездене он встретил конец 1980-х — крушение социалистического лагеря, падение Берлинской стены, распад всего, чему служил. По воспоминаниям, в те дни, когда толпы граждан ГДР осаждали здания органов, Путин в Дрездене жёг документы и с горечью наблюдал, как рушится держава, а Москва молчит и не даёт указаний. Этот опыт — опыт бессилия перед лицом распада и «предательства» со стороны слабого руководства — многие биографы считают формирующим для его мировоззрения.</w:t>
+      </w:r>
+      <w:r>
+        <w:rPr>
+          <w:rStyle w:val="FootnoteReference"/>
+        </w:rPr>
+        <w:footnoteReference w:id="104"/>
+      </w:r>
+    </w:p>
+    <w:bookmarkEnd w:id="105"/>
+    <w:bookmarkStart w:id="108" w:name="петербургский-чиновник"/>
+    <w:p>
+      <w:pPr>
+        <w:pStyle w:val="Heading2"/>
+      </w:pPr>
+      <w:r>
+        <w:t xml:space="preserve">Петербургский чиновник</w:t>
+      </w:r>
+    </w:p>
+    <w:p>
+      <w:pPr>
+        <w:pStyle w:val="FirstParagraph"/>
+      </w:pPr>
+      <w:r>
+        <w:t xml:space="preserve">Вернувшись в 1990 году в разваливающийся СССР, Путин формально оставался в действующем резерве КГБ, но начал гражданскую карьеру в мэрии родного города — теперь снова Санкт-Петербурга. Он стал одним из ближайших помощников мэра Анатолия Собчака, яркого демократа первой волны, и возглавил комитет по внешним связям. Здесь он приобрёл первый опыт управления и первые связи в бизнесе — и здесь же на его репутацию легло первое серьёзное пятно: депутатская комиссия городского совета обвинила комитет Путина в махинациях с лицензиями на вывоз сырья в обмен на продовольствие, которое в город так и не поступило в нужном объёме. Уголовного преследования не последовало, но эпизод показателен.</w:t>
+      </w:r>
+      <w:r>
+        <w:rPr>
+          <w:rStyle w:val="FootnoteReference"/>
+        </w:rPr>
+        <w:footnoteReference w:id="106"/>
+      </w:r>
+    </w:p>
+    <w:p>
+      <w:pPr>
+        <w:pStyle w:val="BodyText"/>
+      </w:pPr>
+      <w:r>
+        <w:t xml:space="preserve">Когда в 1996 году Собчак проиграл выборы, Путин, отказавшись переходить на службу к победителю, остался без должности — и вскоре перебрался в Москву. Здесь начался его стремительный аппаратный взлёт. Он работал в управлении делами президента, затем в администрации президента, где курировал отношения с регионами и контрольное управление. Его отличали качества, особенно ценимые в аппарате: исполнительность, лояльность, неприметность, умение не иметь собственного публичного лица. В июле 1998 года Ельцин назначил его директором ФСБ — той самой службы, наследницы КГБ, из которой Путин когда-то вышел. Так бывший подполковник возглавил главную спецслужбу страны. Вскоре он стал ещё и секретарём Совета безопасности.</w:t>
+      </w:r>
+      <w:r>
+        <w:rPr>
+          <w:rStyle w:val="FootnoteReference"/>
+        </w:rPr>
+        <w:footnoteReference w:id="107"/>
+      </w:r>
+    </w:p>
+    <w:bookmarkEnd w:id="108"/>
+    <w:bookmarkStart w:id="111" w:name="проблема-преемника"/>
+    <w:p>
+      <w:pPr>
+        <w:pStyle w:val="Heading2"/>
+      </w:pPr>
+      <w:r>
+        <w:t xml:space="preserve">Проблема преемника</w:t>
+      </w:r>
+    </w:p>
+    <w:p>
+      <w:pPr>
+        <w:pStyle w:val="FirstParagraph"/>
+      </w:pPr>
+      <w:r>
+        <w:t xml:space="preserve">Чтобы понять, почему выбор пал именно на него, нужно вернуться к положению «Семьи» в 1999 году. Ельцин, тяжело больной и крайне непопулярный, доживал свой второй и последний по конституции президентский срок. Приближались выборы — думские в декабре 1999-го и президентские летом 2000-го. Перед его окружением стояла экзистенциальная задача: обеспечить преемственность власти таким образом, чтобы новый президент гарантировал безопасность самого Ельцина, его семьи и связанных с ними людей — как от уголовного преследования, так и от передела собственности.</w:t>
+      </w:r>
+      <w:r>
+        <w:rPr>
+          <w:rStyle w:val="FootnoteReference"/>
+        </w:rPr>
+        <w:footnoteReference w:id="109"/>
+      </w:r>
+    </w:p>
+    <w:p>
+      <w:pPr>
+        <w:pStyle w:val="BodyText"/>
+      </w:pPr>
+      <w:r>
+        <w:t xml:space="preserve">Опасность была вполне конкретной. На политическую авансцену вышла мощная оппозиционная коалиция — блок «Отечество — Вся Россия», объединивший опытнейшего политического тяжеловеса Евгения Примакова и влиятельного мэра Москвы Юрия Лужкова, за которым стояли крупные региональные лидеры. Примаков, побывавший главой правительства в 1998–1999 годах, был популярен, самостоятелен и — что особенно пугало «Семью» — не скрывал намерения бороться с коррупцией и пересматривать итоги приватизации. Приди он к власти — и гарантий безопасности прежнему окружению никто бы не дал. Именно поэтому Примаков воспринимался Кремлём не как соперник, а как угроза самому существованию системы.</w:t>
+      </w:r>
+      <w:r>
+        <w:rPr>
+          <w:rStyle w:val="FootnoteReference"/>
+        </w:rPr>
+        <w:footnoteReference w:id="110"/>
+      </w:r>
+    </w:p>
+    <w:bookmarkEnd w:id="111"/>
+    <w:bookmarkStart w:id="116" w:name="кастинг-наследников"/>
+    <w:p>
+      <w:pPr>
+        <w:pStyle w:val="Heading2"/>
+      </w:pPr>
+      <w:r>
+        <w:t xml:space="preserve">Кастинг наследников</w:t>
+      </w:r>
+    </w:p>
+    <w:p>
+      <w:pPr>
+        <w:pStyle w:val="FirstParagraph"/>
+      </w:pPr>
+      <w:r>
+        <w:t xml:space="preserve">Поиск преемника напоминал кастинг. Ельцин в последние два года своего правления менял премьер-министров с калейдоскопической быстротой, словно примеряя кандидатов на роль наследника. После дефолта пал Сергей Кириенко. Пришедший ему на смену Евгений Примаков оказался слишком самостоятельным и слишком опасным для «Семьи» — и был отправлен в отставку весной 1999 года, несмотря на популярность. Сменивший его Сергей Степашин продержался всего около трёх месяцев: его сочли слишком мягким, недостаточно решительным, неспособным жёстко противостоять коалиции Примакова—Лужкова.</w:t>
+      </w:r>
+      <w:r>
+        <w:rPr>
+          <w:rStyle w:val="FootnoteReference"/>
+        </w:rPr>
+        <w:footnoteReference w:id="112"/>
+      </w:r>
+    </w:p>
+    <w:p>
+      <w:pPr>
+        <w:pStyle w:val="BodyText"/>
+      </w:pPr>
+      <w:r>
+        <w:t xml:space="preserve">9 августа 1999 года Ельцин объявил об отставке Степашина и назначении исполняющим обязанности председателя правительства Владимира Путина — и, что было беспрецедентно, тут же публично назвал его своим желаемым преемником на посту президента. Малоизвестный глава ФСБ, человек без публичной биографии и без всякого политического рейтинга, был официально помазан в наследники огромной страны.</w:t>
+      </w:r>
+      <w:r>
+        <w:rPr>
+          <w:rStyle w:val="FootnoteReference"/>
+        </w:rPr>
+        <w:footnoteReference w:id="113"/>
+      </w:r>
+    </w:p>
+    <w:p>
+      <w:pPr>
+        <w:pStyle w:val="BodyText"/>
+      </w:pPr>
+      <w:r>
+        <w:t xml:space="preserve">Почему именно он? Разные исследователи называют совокупность причин. Путин доказал личную преданность: будучи директором ФСБ, он, по ряду свидетельств, помог нейтрализовать угрозу для «Семьи», связанную с расследованиями генпрокурора Юрия Скуратова, — в частности, публично подтвердил подлинность компрометирующей видеозаписи, стоившей Скуратову должности.</w:t>
+      </w:r>
+      <w:r>
+        <w:rPr>
+          <w:rStyle w:val="FootnoteReference"/>
+        </w:rPr>
+        <w:footnoteReference w:id="114"/>
+      </w:r>
+      <w:r>
+        <w:t xml:space="preserve"> </w:t>
+      </w:r>
+      <w:r>
+        <w:t xml:space="preserve">Он был человеком спецслужб — а значит, в глазах окружения, способным обеспечить порядок и защиту. И, что немаловажно, он не имел собственной политической базы, а потому казался управляемым, зависимым от тех, кто его выдвинул. «Семья» рассчитывала получить лояльного технического преемника, который сохранит статус-кво и гарантии. История покажет, насколько этот расчёт оказался наивным: получив власть, Путин очень быстро освободился от своих создателей.</w:t>
+      </w:r>
+      <w:r>
+        <w:rPr>
+          <w:rStyle w:val="FootnoteReference"/>
+        </w:rPr>
+        <w:footnoteReference w:id="115"/>
+      </w:r>
+    </w:p>
+    <w:bookmarkEnd w:id="116"/>
+    <w:bookmarkStart w:id="118" w:name="ставка-на-сильную-руку"/>
+    <w:p>
+      <w:pPr>
+        <w:pStyle w:val="Heading2"/>
+      </w:pPr>
+      <w:r>
+        <w:t xml:space="preserve">Ставка на сильную руку</w:t>
+      </w:r>
+    </w:p>
+    <w:p>
+      <w:pPr>
+        <w:pStyle w:val="FirstParagraph"/>
+      </w:pPr>
+      <w:r>
+        <w:t xml:space="preserve">Назначение Путина премьером само по себе ничего не решало: его рейтинг в момент назначения составлял считаные проценты, а до президентских выборов оставалось меньше года. Нужно было за несколько месяцев превратить безвестного чиновника в общенационального лидера. Для этого требовалось событие — драматический сюжет, в котором новый премьер мог бы предстать спасителем нации.</w:t>
+      </w:r>
+    </w:p>
+    <w:p>
+      <w:pPr>
+        <w:pStyle w:val="BodyText"/>
+      </w:pPr>
+      <w:r>
+        <w:t xml:space="preserve">Такой сюжет не заставил себя ждать. В том же августе 1999 года отряды чеченских полевых командиров Шамиля Басаева и арабского наёмника Хаттаба вторглись из Чечни в соседний Дагестан, провозгласив создание исламского государства. Это дало власти повод и предлог для возобновления войны на Кавказе. А в сентябре страну потрясла серия чудовищных терактов — взрывов жилых домов, унёсших сотни жизней. На волне ужаса, гнева и жажды возмездия начнётся вторая чеченская война, и именно она вознесёт Путина на вершину популярности. Обстоятельства этих взрывов — один из самых тёмных и страшных сюжетов новейшей российской истории, и им посвящена следующая глава.</w:t>
+      </w:r>
+      <w:r>
+        <w:rPr>
+          <w:rStyle w:val="FootnoteReference"/>
+        </w:rPr>
+        <w:footnoteReference w:id="117"/>
+      </w:r>
+    </w:p>
+    <w:p>
+      <w:pPr>
+        <w:pStyle w:val="BodyText"/>
+      </w:pPr>
+      <w:r>
+        <w:t xml:space="preserve">Пока же зафиксируем главное. Владимир Путин пришёл к власти не в результате свободного выбора граждан из числа известных им политиков, а в результате спецоперации узкого круга, решавшего задачу самосохранения. Он был не избран страной, а назначен ей — сначала преемником, а затем, как мы увидим, и президентом при обстоятельствах, весьма далёких от честной конкуренции. В этом первородном факте — что власть была не завоёвана в открытой борьбе, а передана «по наследству» ради интересов уходящей элиты — заложена значительная часть будущей природы режима. Система, рождённая из страха элиты перед подотчётностью, с самого начала несла в себе стремление эту подотчётность исключить.</w:t>
+      </w:r>
+    </w:p>
+    <w:p>
+      <w:pPr>
+        <w:pStyle w:val="BodyText"/>
+      </w:pPr>
+      <w:r>
+        <w:t xml:space="preserve">Но чтобы удержать и укрепить полученную власть, новому лидеру предстояло сделать то, чего от него ждали, — показать «сильную руку». И он показал её так, что страна содрогнулась.</w:t>
+      </w:r>
+    </w:p>
+    <w:p>
+      <w:r>
+        <w:br w:type="page"/>
+      </w:r>
+    </w:p>
+    <w:bookmarkEnd w:id="118"/>
+    <w:bookmarkEnd w:id="119"/>
+    <w:bookmarkStart w:id="143" w:name="глава-5.-взрывы-война-и-приход-к-власти"/>
+    <w:p>
+      <w:pPr>
+        <w:pStyle w:val="Heading1"/>
+      </w:pPr>
+      <w:r>
+        <w:t xml:space="preserve">Глава 5. Взрывы, война и приход к власти</w:t>
+      </w:r>
+    </w:p>
+    <w:bookmarkStart w:id="120" w:name="сентябрь-который-изменил-страну"/>
+    <w:p>
+      <w:pPr>
+        <w:pStyle w:val="Heading2"/>
+      </w:pPr>
+      <w:r>
+        <w:t xml:space="preserve">Сентябрь, который изменил страну</w:t>
+      </w:r>
+    </w:p>
+    <w:p>
+      <w:pPr>
+        <w:pStyle w:val="FirstParagraph"/>
+      </w:pPr>
+      <w:r>
+        <w:t xml:space="preserve">Осень 1999 года — один из тех редких моментов, когда за несколько недель меняется судьба огромной страны на десятилетия вперёд. В августе Владимир Путин был назначен премьер-министром с рейтингом в считаные проценты и репутацией безликого аппаратчика. К концу зимы он стал исполняющим обязанности президента и безусловным фаворитом на выборах, кумиром десятков миллионов. Между этими двумя точками — вторжение боевиков в Дагестан, серия страшных терактов, унёсших сотни жизней, новая война на Кавказе и события в Рязани, которые по сей день не имеют убедительного официального объяснения. Эта глава — о том, как страх и война стали технологией власти.</w:t>
+      </w:r>
+    </w:p>
+    <w:bookmarkEnd w:id="120"/>
+    <w:bookmarkStart w:id="122" w:name="вторжение-в-дагестан"/>
+    <w:p>
+      <w:pPr>
+        <w:pStyle w:val="Heading2"/>
+      </w:pPr>
+      <w:r>
+        <w:t xml:space="preserve">Вторжение в Дагестан</w:t>
+      </w:r>
+    </w:p>
+    <w:p>
+      <w:pPr>
+        <w:pStyle w:val="FirstParagraph"/>
+      </w:pPr>
+      <w:r>
+        <w:t xml:space="preserve">В начале августа 1999 года, почти одновременно с назначением Путина премьером, отряды под командованием чеченских полевых командиров Шамиля Басаева и наёмника арабского происхождения по прозвищу Хаттаб вторглись из фактически независимой Чечни в соседний Дагестан. Они провозгласили создание независимого исламского государства на Северном Кавказе. Это была авантюра, которая дала российской власти повод и моральное оправдание для возобновления войны, проигранной тремя годами ранее.</w:t>
+      </w:r>
+      <w:r>
+        <w:rPr>
+          <w:rStyle w:val="FootnoteReference"/>
+        </w:rPr>
+        <w:footnoteReference w:id="121"/>
+      </w:r>
+    </w:p>
+    <w:p>
+      <w:pPr>
+        <w:pStyle w:val="BodyText"/>
+      </w:pPr>
+      <w:r>
+        <w:t xml:space="preserve">Федеральные силы отбили вторжение. Но война на этом не закончилась — напротив, только начиналась. Для новой власти дагестанская кампания стала удобным поводом покончить с «чеченской вольницей» раз и навсегда. Оставалось лишь превратить локальный конфликт в общенациональную мобилизацию. И такой поворот произошёл — на фоне волны терактов, потрясших всю страну.</w:t>
+      </w:r>
+    </w:p>
+    <w:bookmarkEnd w:id="122"/>
+    <w:bookmarkStart w:id="126" w:name="взрывы-домов"/>
+    <w:p>
+      <w:pPr>
+        <w:pStyle w:val="Heading2"/>
+      </w:pPr>
+      <w:r>
+        <w:t xml:space="preserve">Взрывы домов</w:t>
+      </w:r>
+    </w:p>
+    <w:p>
+      <w:pPr>
+        <w:pStyle w:val="FirstParagraph"/>
+      </w:pPr>
+      <w:r>
+        <w:t xml:space="preserve">В сентябре 1999 года Россия пережила серию чудовищных террористических актов. В ночь на 4 сентября взрыв прогремел в дагестанском Буйнакске — у дома, где жили семьи военных. 9 сентября в Москве, на улице Гурьянова, взрывом был полностью разрушен девятиэтажный жилой дом; погибли около сотни человек, спавших в своих квартирах. 13 сентября — новый взрыв в Москве, на Каширском шоссе: ещё один жилой дом сложился, погибли более ста человек. 16 сентября взрыв разрушил дом в Волгодонске Ростовской области.</w:t>
+      </w:r>
+      <w:r>
+        <w:rPr>
+          <w:rStyle w:val="FootnoteReference"/>
+        </w:rPr>
+        <w:footnoteReference w:id="123"/>
+      </w:r>
+    </w:p>
+    <w:p>
+      <w:pPr>
+        <w:pStyle w:val="BodyText"/>
+      </w:pPr>
+      <w:r>
+        <w:t xml:space="preserve">В общей сложности в результате этих терактов погибло около трёхсот человек. Страну охватил ужас, какого она не знала. Люди боялись ночевать дома, по всей стране жильцы организовывали дежурства в подъездах, проверяли подвалы. Ощущение, что смерть может прийти к любому во сне, в собственной постели, создало атмосферу всеобщего страха и жажды возмездия — психологический фон, идеально подходивший для «сильной руки».</w:t>
+      </w:r>
+      <w:r>
+        <w:rPr>
+          <w:rStyle w:val="FootnoteReference"/>
+        </w:rPr>
+        <w:footnoteReference w:id="124"/>
+      </w:r>
+    </w:p>
+    <w:p>
+      <w:pPr>
+        <w:pStyle w:val="BodyText"/>
+      </w:pPr>
+      <w:r>
+        <w:t xml:space="preserve">Власть немедленно возложила ответственность на чеченских сепаратистов и использовала теракты как обоснование полномасштабной войны. Именно в эти дни Путин произнёс фразу, ставшую его политической визитной карточкой: террористов, пообещал он, будут преследовать всюду, и если поймают в туалете — «мы их и в сортире замочим». Грубая, «мужицкая» решимость нового премьера, столь контрастировавшая с немощью Ельцина, мгновенно нашла отклик у напуганного и униженного общества. Рейтинг Путина пошёл вверх стремительно, как ракета.</w:t>
+      </w:r>
+      <w:r>
+        <w:rPr>
+          <w:rStyle w:val="FootnoteReference"/>
+        </w:rPr>
+        <w:footnoteReference w:id="125"/>
+      </w:r>
+    </w:p>
+    <w:bookmarkEnd w:id="126"/>
+    <w:bookmarkStart w:id="131" w:name="рязань-вопрос-без-ответа"/>
+    <w:p>
+      <w:pPr>
+        <w:pStyle w:val="Heading2"/>
+      </w:pPr>
+      <w:r>
+        <w:t xml:space="preserve">Рязань: вопрос без ответа</w:t>
+      </w:r>
+    </w:p>
+    <w:p>
+      <w:pPr>
+        <w:pStyle w:val="FirstParagraph"/>
+      </w:pPr>
+      <w:r>
+        <w:t xml:space="preserve">А затем произошло событие, которое по сей день остаётся, возможно, самой тёмной загадкой новейшей российской истории.</w:t>
+      </w:r>
+    </w:p>
+    <w:p>
+      <w:pPr>
+        <w:pStyle w:val="BodyText"/>
+      </w:pPr>
+      <w:r>
+        <w:t xml:space="preserve">Вечером 22 сентября 1999 года житель дома № 14/16 по улице Новосёлов в Рязани заметил подозрительных людей, выгружавших из машины мешки в подвал его дома. Он вызвал милицию. В подвале обнаружили три мешка с веществом, похожим на сахар, и взрывное устройство с таймером. Прибывшие сапёры, по свидетельствам, установили в мешках наличие гексогена — того самого взрывчатого вещества, что фигурировало в московских терактах. Дом эвакуировали, жителей города охватила паника. Казалось, предотвращён очередной теракт.</w:t>
+      </w:r>
+      <w:r>
+        <w:rPr>
+          <w:rStyle w:val="FootnoteReference"/>
+        </w:rPr>
+        <w:footnoteReference w:id="127"/>
+      </w:r>
+    </w:p>
+    <w:p>
+      <w:pPr>
+        <w:pStyle w:val="BodyText"/>
+      </w:pPr>
+      <w:r>
+        <w:t xml:space="preserve">Но затем последовало нечто невероятное. Спустя два дня директор ФСБ Николай Патрушев выступил с заявлением: никакого теракта не было, а произошедшее в Рязани — плановые учения по проверке бдительности населения, и в мешках был обычный сахар. Местных чекистов, задержавших было настоящих подозреваемых (которые оказались сотрудниками ФСБ), заставили их отпустить. Официальная версия гласила: доблестные спецслужбы просто проверяли готовность граждан.</w:t>
+      </w:r>
+      <w:r>
+        <w:rPr>
+          <w:rStyle w:val="FootnoteReference"/>
+        </w:rPr>
+        <w:footnoteReference w:id="128"/>
+      </w:r>
+    </w:p>
+    <w:p>
+      <w:pPr>
+        <w:pStyle w:val="BodyText"/>
+      </w:pPr>
+      <w:r>
+        <w:t xml:space="preserve">Эта версия не выдерживает критики по многим пунктам, на которые указывали независимые исследователи. Зачем при «учениях» использовать реальное взрывное устройство с таймером? Почему местные приборы показали гексоген? Почему исполнителями оказались штатные сотрудники ФСБ? Почему власть так и не предъявила убедительных доказательств «сахарной» версии и заблокировала любое независимое расследование? Ни на один из этих вопросов за прошедшие десятилетия не дано внятного ответа.</w:t>
+      </w:r>
+      <w:r>
+        <w:rPr>
+          <w:rStyle w:val="FootnoteReference"/>
+        </w:rPr>
+        <w:footnoteReference w:id="129"/>
+      </w:r>
+    </w:p>
+    <w:p>
+      <w:pPr>
+        <w:pStyle w:val="BodyText"/>
+      </w:pPr>
+      <w:r>
+        <w:t xml:space="preserve">Необходимо быть предельно точным. Прямых, неопровержимых доказательств того, что теракты сентября 1999 года были организованы российскими спецслужбами ради возведения Путина на трон, в открытом доступе нет. Официальная версия возлагает вину на чеченских боевиков, часть исполнителей была осуждена. Но совокупность обстоятельств — необъяснимый рязанский эпизод; свидетельство о том, что спикер Госдумы Геннадий Селезнёв объявил о взрыве в Волгодонске за несколько дней до того, как он произошёл; отказ власти от независимого расследования; и, наконец, зловещая закономерность, о которой ниже, — заставила очень многих серьёзных исследователей усомниться в официальной версии и заподозрить причастность спецслужб.</w:t>
+      </w:r>
+      <w:r>
+        <w:rPr>
+          <w:rStyle w:val="FootnoteReference"/>
+        </w:rPr>
+        <w:footnoteReference w:id="130"/>
+      </w:r>
+      <w:r>
+        <w:t xml:space="preserve"> </w:t>
+      </w:r>
+      <w:r>
+        <w:t xml:space="preserve">Эти подозрения остаются подозрениями, но игнорировать их, рассказывая историю прихода Путина к власти, невозможно.</w:t>
+      </w:r>
+    </w:p>
+    <w:bookmarkEnd w:id="131"/>
+    <w:bookmarkStart w:id="133" w:name="судьба-тех-кто-задавал-вопросы"/>
+    <w:p>
+      <w:pPr>
+        <w:pStyle w:val="Heading2"/>
+      </w:pPr>
+      <w:r>
+        <w:t xml:space="preserve">Судьба тех, кто задавал вопросы</w:t>
+      </w:r>
+    </w:p>
+    <w:p>
+      <w:pPr>
+        <w:pStyle w:val="FirstParagraph"/>
+      </w:pPr>
+      <w:r>
+        <w:t xml:space="preserve">Настораживает и то, что случилось с людьми, пытавшимися разобраться в обстоятельствах взрывов. Бывший офицер ФСБ Александр Литвиненко, публично обвинивший спецслужбу в причастности к терактам и выпустивший вместе с историком Юрием Фельштинским книгу «ФСБ взрывает Россию», в 2006 году был убит в Лондоне радиоактивным полонием (об этом — в главе 9). Депутат Госдумы Сергей Юшенков, входивший в независимую комиссию по расследованию терактов, был застрелен в 2003 году. Другой член комиссии, журналист и депутат Юрий Щекочихин, умер в том же 2003 году при обстоятельствах, указывающих на отравление. Адвокат Михаил Трепашкин, собиравший материалы о рязанском эпизоде, был арестован и отправлен в колонию.</w:t>
+      </w:r>
+      <w:r>
+        <w:rPr>
+          <w:rStyle w:val="FootnoteReference"/>
+        </w:rPr>
+        <w:footnoteReference w:id="132"/>
+      </w:r>
+    </w:p>
+    <w:p>
+      <w:pPr>
+        <w:pStyle w:val="BodyText"/>
+      </w:pPr>
+      <w:r>
+        <w:t xml:space="preserve">Каждую из этих смертей и по отдельности можно было бы, при желании, объяснить иными причинами. Но их совокупность — цепь гибелей и репрессий против тех, кто задавал одни и те же неудобные вопросы, — образует картину, от которой трудно отмахнуться. Независимая комиссия так и не смогла завершить работу. Полноценного, гласного расследования обстоятельств сентября 1999 года не проведено до сих пор.</w:t>
+      </w:r>
+    </w:p>
+    <w:bookmarkEnd w:id="133"/>
+    <w:bookmarkStart w:id="136" w:name="Xb6d5caa3cd9d8a87d8bc11e5ad4ce92b7dad264"/>
+    <w:p>
+      <w:pPr>
+        <w:pStyle w:val="Heading2"/>
+      </w:pPr>
+      <w:r>
+        <w:t xml:space="preserve">Вторая чеченская: война как фундамент власти</w:t>
+      </w:r>
+    </w:p>
+    <w:p>
+      <w:pPr>
+        <w:pStyle w:val="FirstParagraph"/>
+      </w:pPr>
+      <w:r>
+        <w:t xml:space="preserve">Как бы то ни было, теракты сделали своё политическое дело: они создали атмосферу, в которой новая большая война на Кавказе воспринималась не как авантюра, а как справедливое возмездие и защита. Осенью 1999 года федеральные войска вошли в Чечню. Началась вторая чеченская война.</w:t>
+      </w:r>
+    </w:p>
+    <w:p>
+      <w:pPr>
+        <w:pStyle w:val="BodyText"/>
+      </w:pPr>
+      <w:r>
+        <w:t xml:space="preserve">В отличие от первой, эта война велась под жёстким информационным контролем: доступ независимых журналистов в зону боевых действий был резко ограничен, освещение стало почти полностью официальным. Уроки первой войны, проигранной в том числе в телеэфире, были усвоены — но усвоены так, что вывод был сделан не в пользу свободы прессы, а против неё.</w:t>
+      </w:r>
+      <w:r>
+        <w:rPr>
+          <w:rStyle w:val="FootnoteReference"/>
+        </w:rPr>
+        <w:footnoteReference w:id="134"/>
+      </w:r>
+    </w:p>
+    <w:p>
+      <w:pPr>
+        <w:pStyle w:val="BodyText"/>
+      </w:pPr>
+      <w:r>
+        <w:t xml:space="preserve">Война была страшной. Грозный подвергся новым разрушительным бомбардировкам и штурму; город, и без того лежавший в руинах после первой войны, был практически стёрт с лица земли — ООН впоследствии называла его самым разрушенным городом на планете. Тысячи мирных жителей погибли, сотни тысяч стали беженцами. Российские силы установили контроль над республикой ценой огромных жертв, а затем передали власть лояльному местному клану Кадыровых, установившему в Чечне режим личной власти, о природе которого мы ещё скажем. Партизанская война и террор — включая чудовищные теракты в самой России — растянутся ещё на годы.</w:t>
+      </w:r>
+      <w:r>
+        <w:rPr>
+          <w:rStyle w:val="FootnoteReference"/>
+        </w:rPr>
+        <w:footnoteReference w:id="135"/>
+      </w:r>
+    </w:p>
+    <w:p>
+      <w:pPr>
+        <w:pStyle w:val="BodyText"/>
+      </w:pPr>
+      <w:r>
+        <w:t xml:space="preserve">Но политически расчёт оправдался полностью. «Маленькая победоносная война» — на этот раз действительно victorious с точки зрения Кремля — сделала из безвестного премьера национального героя, защитника и мстителя. Именно на войне, на крови — и чеченской, и русской — был построен фундамент путинской популярности.</w:t>
+      </w:r>
+    </w:p>
+    <w:bookmarkEnd w:id="136"/>
+    <w:bookmarkStart w:id="140" w:name="декабрь-1999-го-неожиданный-уход-ельцина"/>
+    <w:p>
+      <w:pPr>
+        <w:pStyle w:val="Heading2"/>
+      </w:pPr>
+      <w:r>
+        <w:t xml:space="preserve">Декабрь 1999-го: неожиданный уход Ельцина</w:t>
+      </w:r>
+    </w:p>
+    <w:p>
+      <w:pPr>
+        <w:pStyle w:val="FirstParagraph"/>
+      </w:pPr>
+      <w:r>
+        <w:t xml:space="preserve">Пока шла война, приближались выборы. В декабре 1999 года прошли выборы в Государственную думу. Специально под них Кремль в спешке создал новый провластный блок — «Единство», символом которого стал медведь (отсюда прозвище «Медведь»). Не имея ни программы, ни истории, «Единство» опиралось лишь на одно — на ассоциацию с популярным премьером Путиным и на мощь административного и телевизионного ресурса. Этого оказалось достаточно: блок занял на выборах одно из первых мест, обойдя грозный ещё недавно блок Примакова—Лужкова, чью репутацию к тому же методично разрушала кремлёвская телепропаганда. Угроза со стороны Примакова была нейтрализована.</w:t>
+      </w:r>
+      <w:r>
+        <w:rPr>
+          <w:rStyle w:val="FootnoteReference"/>
+        </w:rPr>
+        <w:footnoteReference w:id="137"/>
+      </w:r>
+    </w:p>
+    <w:p>
+      <w:pPr>
+        <w:pStyle w:val="BodyText"/>
+      </w:pPr>
+      <w:r>
+        <w:t xml:space="preserve">А затем последовал финальный ход, застигший страну врасплох. 31 декабря 1999 года, в новогоднем обращении, Борис Ельцин объявил о досрочной отставке. «Я ухожу», — сказал первый президент России, попросив прощения у народа за то, что многие надежды не сбылись. Исполняющим обязанности президента, согласно конституции, автоматически становился глава правительства — Владимир Путин.</w:t>
+      </w:r>
+      <w:r>
+        <w:rPr>
+          <w:rStyle w:val="FootnoteReference"/>
+        </w:rPr>
+        <w:footnoteReference w:id="138"/>
+      </w:r>
+    </w:p>
+    <w:p>
+      <w:pPr>
+        <w:pStyle w:val="BodyText"/>
+      </w:pPr>
+      <w:r>
+        <w:t xml:space="preserve">Это был мастерский политтехнологический ход. Досрочный уход Ельцина, во-первых, назначал внеочередные президентские выборы уже на март 2000 года, не оставляя оппонентам времени на подготовку; во-вторых, превращал Путина в действующего главу государства ещё до выборов, с колоссальным преимуществом административного ресурса и телеэфира. Одним из первых же указов и. о. президента стал документ, гарантировавший Ельцину и его семье неприкосновенность и иммунитет от преследования. Сделка, ради которой всё и затевалось, была исполнена в первый же день: «Семья» получила гарантии безопасности.</w:t>
+      </w:r>
+      <w:r>
+        <w:rPr>
+          <w:rStyle w:val="FootnoteReference"/>
+        </w:rPr>
+        <w:footnoteReference w:id="139"/>
+      </w:r>
+    </w:p>
+    <w:bookmarkEnd w:id="140"/>
+    <w:bookmarkStart w:id="142" w:name="март-2000-го-коронация-вместо-выборов"/>
+    <w:p>
+      <w:pPr>
+        <w:pStyle w:val="Heading2"/>
+      </w:pPr>
+      <w:r>
+        <w:t xml:space="preserve">Март 2000-го: коронация вместо выборов</w:t>
+      </w:r>
+    </w:p>
+    <w:p>
+      <w:pPr>
+        <w:pStyle w:val="FirstParagraph"/>
+      </w:pPr>
+      <w:r>
+        <w:t xml:space="preserve">Президентские выборы 26 марта 2000 года прошли ровно так, как и было задумано. Путин, действующий и. о. президента, победитель войны, находящийся на пике популярности, при полной поддержке главных телеканалов, победил уже в первом туре, набрав около 53 процентов голосов. Формально соблюдались все процедуры: были и другие кандидаты, и агитация, и подсчёт. Но по существу это были не выборы в подлинном смысле — не свободный выбор из реальных альтернатив, — а всенародное утверждение уже принятого решения, оформление свершившегося факта.</w:t>
+      </w:r>
+      <w:r>
+        <w:rPr>
+          <w:rStyle w:val="FootnoteReference"/>
+        </w:rPr>
+        <w:footnoteReference w:id="141"/>
+      </w:r>
+    </w:p>
+    <w:p>
+      <w:pPr>
+        <w:pStyle w:val="BodyText"/>
+      </w:pPr>
+      <w:r>
+        <w:t xml:space="preserve">Так завершилась операция «Преемник». За семь месяцев — с августа 1999-го по март 2000-го — безвестный чиновник спецслужб прошёл путь от назначения премьером до всенародно избранного президента. На этом пути были война, сотни погибших в терактах мирных жителей, неотвеченные вопросы Рязани и виртуозная политтехнологическая режиссура. Страна, уставшая от хаоса, обнищания и унижения, приняла нового лидера с надеждой: наконец-то сильная рука, наконец-то порядок, наконец-то кто-то, кто вернёт стране достоинство.</w:t>
+      </w:r>
+    </w:p>
+    <w:p>
+      <w:pPr>
+        <w:pStyle w:val="BodyText"/>
+      </w:pPr>
+      <w:r>
+        <w:t xml:space="preserve">Мало кто тогда задумывался, какой ценой этот порядок будет достигнут и что «сильная рука», однажды получив власть, уже не захочет её отпускать. Первым, кто ощутит на себе новую хватку Кремля, станут те, кто ещё вчера считал себя хозяевами страны, — олигархи и, прежде всего, владельцы независимого телевидения. К уничтожению свободной прессы — первому большому делу нового президента — мы и обратимся.</w:t>
+      </w:r>
+    </w:p>
+    <w:p>
+      <w:r>
+        <w:br w:type="page"/>
+      </w:r>
+    </w:p>
+    <w:bookmarkEnd w:id="142"/>
+    <w:bookmarkEnd w:id="143"/>
+    <w:bookmarkStart w:id="161" w:name="глава-6.-захват-телевидения"/>
+    <w:p>
+      <w:pPr>
+        <w:pStyle w:val="Heading1"/>
+      </w:pPr>
+      <w:r>
+        <w:t xml:space="preserve">Глава 6. Захват телевидения</w:t>
+      </w:r>
+    </w:p>
+    <w:bookmarkStart w:id="145" w:name="почему-первым-делом-телевизор"/>
+    <w:p>
+      <w:pPr>
+        <w:pStyle w:val="Heading2"/>
+      </w:pPr>
+      <w:r>
+        <w:t xml:space="preserve">Почему первым делом — телевизор</w:t>
+      </w:r>
+    </w:p>
+    <w:p>
+      <w:pPr>
+        <w:pStyle w:val="FirstParagraph"/>
+      </w:pPr>
+      <w:r>
+        <w:t xml:space="preserve">В стране, где привычка к самостоятельному поиску информации только формировалась, где интернет был ещё роскошью немногих, телевизор был не просто источником новостей — он был главным инструментом формирования картины мира для десятков миллионов людей. Тот, кто контролировал федеральные телеканалы, контролировал то, что страна считала реальностью. Путин, человек спецслужб, понимал это отчётливо. И потому едва ли не первым большим делом его правления стало установление контроля над телевидением. Не над экономикой, не над судами — над экраном. Это был безошибочный инструментальный выбор: тот, кто хочет управлять массовым сознанием, начинает с картинки.</w:t>
+      </w:r>
+      <w:r>
+        <w:rPr>
+          <w:rStyle w:val="FootnoteReference"/>
+        </w:rPr>
+        <w:footnoteReference w:id="144"/>
+      </w:r>
+    </w:p>
+    <w:p>
+      <w:pPr>
+        <w:pStyle w:val="BodyText"/>
+      </w:pPr>
+      <w:r>
+        <w:t xml:space="preserve">К 2000 году в России существовало три главных федеральных телеканала. Первый канал (бывшее ОРТ) контролировался государством и олигархом Борисом Березовским. Второй канал (РТР) принадлежал государству напрямую. А третий, НТВ, входивший в холдинг «Медиа-Мост» Владимира Гусинского, был частным — и был лучшим. Именно с него и началась зачистка.</w:t>
+      </w:r>
+    </w:p>
+    <w:bookmarkEnd w:id="145"/>
+    <w:bookmarkStart w:id="149" w:name="нтв-телевидение-которого-больше-не-будет"/>
+    <w:p>
+      <w:pPr>
+        <w:pStyle w:val="Heading2"/>
+      </w:pPr>
+      <w:r>
+        <w:t xml:space="preserve">НТВ: телевидение, которого больше не будет</w:t>
+      </w:r>
+    </w:p>
+    <w:p>
+      <w:pPr>
+        <w:pStyle w:val="FirstParagraph"/>
+      </w:pPr>
+      <w:r>
+        <w:t xml:space="preserve">НТВ, созданный в середине 1990-х, был явлением уникальным для российского телевидения. Это был канал европейского уровня — с профессиональной журналистикой, сильной аналитикой, качественным кино и, главное, с редакционной независимостью. НТВ показывал первую чеченскую войну без прикрас, критиковал власть, давал слово оппонентам. Его информационная служба во главе с Евгением Киселёвым задавала стандарты профессии. А сатирическая программа «Куклы», в которой резиновые карикатуры на политиков разыгрывали злые политические скетчи, высмеивала сильных мира сего — включая самого Путина, что новый президент, по свидетельствам, воспринял крайне болезненно.</w:t>
+      </w:r>
+      <w:r>
+        <w:rPr>
+          <w:rStyle w:val="FootnoteReference"/>
+        </w:rPr>
+        <w:footnoteReference w:id="146"/>
+      </w:r>
+    </w:p>
+    <w:p>
+      <w:pPr>
+        <w:pStyle w:val="BodyText"/>
+      </w:pPr>
+      <w:r>
+        <w:t xml:space="preserve">Для власти НТВ был вдвойне неудобен: он критиковал вторую чеченскую войну и он был по-настоящему влиятелен. Такой канал в руках частного владельца, не подконтрольного Кремлю, был несовместим с той моделью управления, которую выстраивал Путин.</w:t>
+      </w:r>
+    </w:p>
+    <w:p>
+      <w:pPr>
+        <w:pStyle w:val="BodyText"/>
+      </w:pPr>
+      <w:r>
+        <w:t xml:space="preserve">Наступление началось стремительно. Уже весной 2000 года, вскоре после инаугурации, вооружённые люди в масках провели обыски в офисах «Медиа-Моста». В июне 2000 года Владимир Гусинский был арестован и помещён в Бутырскую тюрьму по обвинению в экономических преступлениях. Находясь под стражей, он подписал соглашение (получившее известность как «протокол № 6»), по которому в обмен на свободу и снятие обвинений передавал свой медиахолдинг государственному газовому гиганту «Газпром». Под документом, по некоторым сведениям, стояла подпись действующего министра. Выйдя на свободу, Гусинский немедленно покинул страну и заявил, что подпись была вырвана под прямым давлением и потому недействительна.</w:t>
+      </w:r>
+      <w:r>
+        <w:rPr>
+          <w:rStyle w:val="FootnoteReference"/>
+        </w:rPr>
+        <w:footnoteReference w:id="147"/>
+      </w:r>
+    </w:p>
+    <w:p>
+      <w:pPr>
+        <w:pStyle w:val="BodyText"/>
+      </w:pPr>
+      <w:r>
+        <w:t xml:space="preserve">Далее в ход пошли рычаги долгового и судебного давления: «Газпром», которому «Медиа-Мост» был должен крупные суммы, через суды добился перехода контроля над НТВ. Весной 2001 года новое руководство при поддержке силовиков заняло здание телекомпании. Часть журналистов оказала сопротивление, вышла в эфир с призывами защитить свободу слова, устраивала акции протеста под лозунгом «Мы вместе». Тысячи людей выходили на митинги в защиту НТВ. Но исход был предрешён: канал перешёл под контроль государства, старая команда была вытеснена. Многие журналисты ушли — сначала на канал ТВ-6, затем на ТВС.</w:t>
+      </w:r>
+      <w:r>
+        <w:rPr>
+          <w:rStyle w:val="FootnoteReference"/>
+        </w:rPr>
+        <w:footnoteReference w:id="148"/>
+      </w:r>
+    </w:p>
+    <w:bookmarkEnd w:id="149"/>
+    <w:bookmarkStart w:id="152" w:name="добивание-тв-6-и-твс"/>
+    <w:p>
+      <w:pPr>
+        <w:pStyle w:val="Heading2"/>
+      </w:pPr>
+      <w:r>
+        <w:t xml:space="preserve">Добивание: ТВ-6 и ТВС</w:t>
+      </w:r>
+    </w:p>
+    <w:p>
+      <w:pPr>
+        <w:pStyle w:val="FirstParagraph"/>
+      </w:pPr>
+      <w:r>
+        <w:t xml:space="preserve">История независимого телевидения не закончилась разгромом НТВ — она ещё пару лет агонизировала. Уволенная команда Киселёва перешла на канал ТВ-6, который финансировал другой олигарх — Борис Березовский, к тому времени уже вступивший в конфликт с Кремлём. Но и ТВ-6 вскоре был закрыт — под предлогом иска миноритарного акционера и решения о ликвидации компании (в начале 2002 года).</w:t>
+      </w:r>
+      <w:r>
+        <w:rPr>
+          <w:rStyle w:val="FootnoteReference"/>
+        </w:rPr>
+        <w:footnoteReference w:id="150"/>
+      </w:r>
+    </w:p>
+    <w:p>
+      <w:pPr>
+        <w:pStyle w:val="BodyText"/>
+      </w:pPr>
+      <w:r>
+        <w:t xml:space="preserve">Затем возник ТВС — последняя попытка сохранить независимое федеральное вещание. Он просуществовал недолго: летом 2003 года его отключили от эфира, формально — из-за хозяйственных споров и долгов. К концу 2003 года на российском федеральном телевидении не осталось ни одного канала, который проводил бы независимую от Кремля редакционную политику. Все главные кнопки оказались под прямым или косвенным государственным контролем. Телевизионное пространство, ещё недавно шумное и разноголосое, стало единообразным.</w:t>
+      </w:r>
+      <w:r>
+        <w:rPr>
+          <w:rStyle w:val="FootnoteReference"/>
+        </w:rPr>
+        <w:footnoteReference w:id="151"/>
+      </w:r>
+    </w:p>
+    <w:bookmarkEnd w:id="152"/>
+    <w:bookmarkStart w:id="156" w:name="X8d22f974713c4ba8024107501b567b76571db38"/>
+    <w:p>
+      <w:pPr>
+        <w:pStyle w:val="Heading2"/>
+      </w:pPr>
+      <w:r>
+        <w:t xml:space="preserve">«Курск»: катастрофа, которая многое объяснила</w:t>
+      </w:r>
+    </w:p>
+    <w:p>
+      <w:pPr>
+        <w:pStyle w:val="FirstParagraph"/>
+      </w:pPr>
+      <w:r>
+        <w:t xml:space="preserve">Отдельного рассказа заслуживает эпизод, обнаживший и отношение новой власти к правде, и её неприязнь к свободной прессе, — гибель атомной подводной лодки «Курск» в августе 2000 года.</w:t>
+      </w:r>
+    </w:p>
+    <w:p>
+      <w:pPr>
+        <w:pStyle w:val="BodyText"/>
+      </w:pPr>
+      <w:r>
+        <w:t xml:space="preserve">12 августа 2000 года в Баренцевом море при взрыве торпед затонула гордость российского флота — атомная субмарина «Курск» с 118 членами экипажа на борту. Часть моряков, как выяснилось позже, некоторое время оставалась в живых в кормовых отсеках. Спасательная операция велась бездарно и с промедлением; власть долго отказывалась от иностранной помощи, теряя драгоценное время; официальные лица давали противоречивую и лживую информацию. Весь экипаж погиб.</w:t>
+      </w:r>
+      <w:r>
+        <w:rPr>
+          <w:rStyle w:val="FootnoteReference"/>
+        </w:rPr>
+        <w:footnoteReference w:id="153"/>
+      </w:r>
+    </w:p>
+    <w:p>
+      <w:pPr>
+        <w:pStyle w:val="BodyText"/>
+      </w:pPr>
+      <w:r>
+        <w:t xml:space="preserve">Поведение самого Путина в те дни стало предметом широкого возмущения. Он не прервал отпуск в Сочи в первые дни трагедии, а когда в интервью американский журналист Ларри Кинг спросил его, что случилось с подлодкой, президент с холодной усмешкой ответил: «Она утонула». Эта фраза стала символом бесчувственности власти к человеческой жизни.</w:t>
+      </w:r>
+      <w:r>
+        <w:rPr>
+          <w:rStyle w:val="FootnoteReference"/>
+        </w:rPr>
+        <w:footnoteReference w:id="154"/>
+      </w:r>
+    </w:p>
+    <w:p>
+      <w:pPr>
+        <w:pStyle w:val="BodyText"/>
+      </w:pPr>
+      <w:r>
+        <w:t xml:space="preserve">Независимые телеканалы — прежде всего ещё существовавший тогда НТВ — показали горе и ярость семей погибших моряков, их обвинения в адрес властей, всю неприглядную правду о провале спасательной операции. Эта критика, по многим свидетельствам, привела Путина в бешенство. «Курск» окончательно убедил его в том, что независимое телевидение — не роскошь и не признак нормальности, а угроза, инструмент врагов, который необходимо взять под контроль. Трагедия подводников ускорила разгром свободной прессы.</w:t>
+      </w:r>
+      <w:r>
+        <w:rPr>
+          <w:rStyle w:val="FootnoteReference"/>
+        </w:rPr>
+        <w:footnoteReference w:id="155"/>
+      </w:r>
+    </w:p>
+    <w:bookmarkEnd w:id="156"/>
+    <w:bookmarkStart w:id="158" w:name="изгнание-березовского"/>
+    <w:p>
+      <w:pPr>
+        <w:pStyle w:val="Heading2"/>
+      </w:pPr>
+      <w:r>
+        <w:t xml:space="preserve">Изгнание Березовского</w:t>
+      </w:r>
+    </w:p>
+    <w:p>
+      <w:pPr>
+        <w:pStyle w:val="FirstParagraph"/>
+      </w:pPr>
+      <w:r>
+        <w:t xml:space="preserve">Судьба Бориса Березовского — ещё один сюжет этой эпохи, показательный вдвойне. Именно Березовский был одним из главных архитекторов прихода Путина к власти: он лоббировал его кандидатуру, его телеканал ОРТ работал на нового президента. Березовский искренне полагал, что Путин останется управляемым, что «Семья» и приближённые олигархи сохранят влияние. Он ошибся катастрофически.</w:t>
+      </w:r>
+    </w:p>
+    <w:p>
+      <w:pPr>
+        <w:pStyle w:val="BodyText"/>
+      </w:pPr>
+      <w:r>
+        <w:t xml:space="preserve">Очень скоро выяснилось, что новый президент не намерен делить власть с теми, кто его выдвинул. Когда Березовский, недовольный курсом на сворачивание свобод и раздражённый в том числе освещением «Курска» на его собственном канале, попытался противостоять Кремлю, ему было ясно дано понять: либо лояльность, либо изгнание. Под давлением Березовский был вынужден расстаться с контролем над ОРТ и в конце 2000 года эмигрировал в Великобританию, откуда до конца жизни вёл яростную, но всё более бессильную войну против режима, который сам же помог создать. В 2013 году он был найден мёртвым в своём доме под Лондоном при обстоятельствах, вызвавших споры.</w:t>
+      </w:r>
+      <w:r>
+        <w:rPr>
+          <w:rStyle w:val="FootnoteReference"/>
+        </w:rPr>
+        <w:footnoteReference w:id="157"/>
+      </w:r>
+    </w:p>
+    <w:p>
+      <w:pPr>
+        <w:pStyle w:val="BodyText"/>
+      </w:pPr>
+      <w:r>
+        <w:t xml:space="preserve">История Березовского — притча о природе новой власти. Она не признавала благодарности и не терпела равных. Олигархи, вообразившие, что купили себе управляемого президента, обнаружили, что купили себе хозяина. Правило было установлено раз и навсегда: бизнес может существовать лишь при условии полной политической лояльности и невмешательства в дела власти. Тех, кто это правило нарушал, ждали тюрьма, разорение или изгнание.</w:t>
+      </w:r>
+    </w:p>
+    <w:bookmarkEnd w:id="158"/>
+    <w:bookmarkStart w:id="160" w:name="что-осталось-от-свободы-слова"/>
+    <w:p>
+      <w:pPr>
+        <w:pStyle w:val="Heading2"/>
+      </w:pPr>
+      <w:r>
+        <w:t xml:space="preserve">Что осталось от свободы слова</w:t>
+      </w:r>
+    </w:p>
+    <w:p>
+      <w:pPr>
+        <w:pStyle w:val="FirstParagraph"/>
+      </w:pPr>
+      <w:r>
+        <w:t xml:space="preserve">Разгром телевидения не означал немедленного установления тотальной цензуры по советскому образцу. Здесь важно быть точным. В 2000-е годы в России сохранялись острова относительно свободной прессы: продолжала выходить «Новая газета», работала радиостанция «Эхо Москвы» (принадлежавшая, впрочем, тому же «Газпром-Медиа»), издавались независимые журналы, а с распространением интернета появлялись всё новые площадки. Эти островки власть до поры терпела — отчасти как отдушину для образованного меньшинства, отчасти как витрину «плюрализма» для внешнего мира, отчасти потому, что их аудитория была несопоставимо мала по сравнению с телевизионной.</w:t>
+      </w:r>
+      <w:r>
+        <w:rPr>
+          <w:rStyle w:val="FootnoteReference"/>
+        </w:rPr>
+        <w:footnoteReference w:id="159"/>
+      </w:r>
+    </w:p>
+    <w:p>
+      <w:pPr>
+        <w:pStyle w:val="BodyText"/>
+      </w:pPr>
+      <w:r>
+        <w:t xml:space="preserve">Но принципиальное было сделано. Главный инструмент влияния на массовое сознание — федеральное телевидение — был полностью подчинён власти. Отныне то, что миллионы людей считали реальностью, определялось в Кремле. Это был фундамент, на котором позже вырастет мощнейшая пропагандистская машина, о которой пойдёт речь в отдельной главе. Пока же зафиксируем: за первые три-четыре года правления Путина Россия лишилась свободного телевидения — и это стало одной из важнейших, хотя и недооценённых современниками, точек невозврата.</w:t>
+      </w:r>
+    </w:p>
+    <w:p>
+      <w:pPr>
+        <w:pStyle w:val="BodyText"/>
+      </w:pPr>
+      <w:r>
+        <w:t xml:space="preserve">Свобода слова умирает не всегда с грохотом. Иногда она гаснет постепенно, канал за каналом, под аккомпанемент разговоров о «хозяйственных спорах» и «наведении порядка». К моменту, когда общество осознаёт потерю, восстановить утраченное оказывается уже почти невозможно. Следующей крупной мишенью власти станет тот из олигархов, кто осмелится на большее, чем защита своего телеканала, — кто посягнёт на саму монополию Кремля на политику. Его звали Михаил Ходорковский.</w:t>
+      </w:r>
+    </w:p>
+    <w:p>
+      <w:r>
+        <w:br w:type="page"/>
+      </w:r>
+    </w:p>
+    <w:bookmarkEnd w:id="160"/>
+    <w:bookmarkEnd w:id="161"/>
+    <w:bookmarkStart w:id="187" w:name="глава-7.-дело-юкоса"/>
+    <w:p>
+      <w:pPr>
+        <w:pStyle w:val="Heading1"/>
+      </w:pPr>
+      <w:r>
+        <w:t xml:space="preserve">Глава 7. Дело ЮКОСа</w:t>
+      </w:r>
+    </w:p>
+    <w:bookmarkStart w:id="163" w:name="черта-которую-нельзя-переступать"/>
+    <w:p>
+      <w:pPr>
+        <w:pStyle w:val="Heading2"/>
+      </w:pPr>
+      <w:r>
+        <w:t xml:space="preserve">Черта, которую нельзя переступать</w:t>
+      </w:r>
+    </w:p>
+    <w:p>
+      <w:pPr>
+        <w:pStyle w:val="FirstParagraph"/>
+      </w:pPr>
+      <w:r>
+        <w:t xml:space="preserve">Разгром независимого телевидения установил первое правило новой эпохи: не смей владеть тем, что формирует умы миллионов, если ты не служишь Кремлю. Дело ЮКОСа установило второе, ещё более фундаментальное правило: не смей быть богатым и независимым одновременно; не смей превращать деньги в самостоятельную политическую силу. Если разгром НТВ был операцией по захвату информационного пространства, то дело ЮКОСа стало показательной поркой всего крупного бизнеса — уроком, который навсегда определил отношения между властью и собственностью в путинской России. Смысл этого урока прост: собственность в России отныне держится не на законе, а на лояльности, и может быть отнята у любого, кто перестанет быть лояльным.</w:t>
+      </w:r>
+      <w:r>
+        <w:rPr>
+          <w:rStyle w:val="FootnoteReference"/>
+        </w:rPr>
+        <w:footnoteReference w:id="162"/>
+      </w:r>
+    </w:p>
+    <w:p>
+      <w:pPr>
+        <w:pStyle w:val="BodyText"/>
+      </w:pPr>
+      <w:r>
+        <w:t xml:space="preserve">Чтобы понять масштаб произошедшего, нужно понять, кем был человек, ставший его жертвой, и почему именно он.</w:t>
+      </w:r>
+    </w:p>
+    <w:bookmarkEnd w:id="163"/>
+    <w:bookmarkStart w:id="166" w:name="самый-богатый-человек-россии"/>
+    <w:p>
+      <w:pPr>
+        <w:pStyle w:val="Heading2"/>
+      </w:pPr>
+      <w:r>
+        <w:t xml:space="preserve">Самый богатый человек России</w:t>
+      </w:r>
+    </w:p>
+    <w:p>
+      <w:pPr>
+        <w:pStyle w:val="FirstParagraph"/>
+      </w:pPr>
+      <w:r>
+        <w:t xml:space="preserve">Михаил Ходорковский принадлежал к тому поколению комсомольских предпринимателей, что первыми почуяли ветер перемен в конце 1980-х. Начав с молодёжного научно-технического кооператива, он в годы перестройки создал один из первых частных банков — «Менатеп», а в середине 1990-х, на залоговых аукционах, о которых шла речь в третьей главе, за относительно скромную сумму получил контроль над одной из крупнейших нефтяных компаний страны — ЮКОСом.</w:t>
+      </w:r>
+      <w:r>
+        <w:rPr>
+          <w:rStyle w:val="FootnoteReference"/>
+        </w:rPr>
+        <w:footnoteReference w:id="164"/>
+      </w:r>
+    </w:p>
+    <w:p>
+      <w:pPr>
+        <w:pStyle w:val="BodyText"/>
+      </w:pPr>
+      <w:r>
+        <w:t xml:space="preserve">В 1990-е Ходорковский вёл бизнес жёстко, а порой и жестоко: история ЮКОСа тех лет полна конфликтов с миноритарными акционерами, агрессивных схем, обвинений в выводе активов. В этом он не отличался от других олигархов эпохи первоначального накопления. Но на рубеже 2000-х с ним произошла трансформация, которая и сделала его опасным для Кремля. Ходорковский осознал, что дальнейший рост стоимости его компании — а значит, и его богатства — требует не серых схем, а прозрачности, международных стандартов, репутации. Он превратил ЮКОС в самую открытую и современную компанию России: с международным аудитом, независимыми директорами, публичной отчётностью. К 2003 году ЮКОС стал самой дорогой компанией страны, а Ходорковский — самым богатым её человеком, чьё состояние оценивалось в десятки миллиардов долларов.</w:t>
+      </w:r>
+      <w:r>
+        <w:rPr>
+          <w:rStyle w:val="FootnoteReference"/>
+        </w:rPr>
+        <w:footnoteReference w:id="165"/>
+      </w:r>
+    </w:p>
+    <w:p>
+      <w:pPr>
+        <w:pStyle w:val="BodyText"/>
+      </w:pPr>
+      <w:r>
+        <w:t xml:space="preserve">Но дело было не только в деньгах. Ходорковский начал вести себя как самостоятельный игрок, чьи амбиции выходили далеко за пределы бизнеса, — и именно это стало его роковой ошибкой в глазах Кремля.</w:t>
+      </w:r>
+    </w:p>
+    <w:bookmarkEnd w:id="166"/>
+    <w:bookmarkStart w:id="170" w:name="что-именно-перешло-границу"/>
+    <w:p>
+      <w:pPr>
+        <w:pStyle w:val="Heading2"/>
+      </w:pPr>
+      <w:r>
+        <w:t xml:space="preserve">Что именно перешло границу</w:t>
+      </w:r>
+    </w:p>
+    <w:p>
+      <w:pPr>
+        <w:pStyle w:val="FirstParagraph"/>
+      </w:pPr>
+      <w:r>
+        <w:t xml:space="preserve">Претензий к Ходорковскому у власти было несколько, и все они касались не экономики, а власти как таковой.</w:t>
+      </w:r>
+    </w:p>
+    <w:p>
+      <w:pPr>
+        <w:pStyle w:val="BodyText"/>
+      </w:pPr>
+      <w:r>
+        <w:t xml:space="preserve">Во-первых, он финансировал политику — и не только «правильную». ЮКОС и лично Ходорковский поддерживали деньгами оппозиционные и полуоппозиционные партии — либеральные «Яблоко» и Союз правых сил, а по некоторым сведениям, и коммунистов. Он финансировал независимые общественные проекты через фонд «Открытая Россия», вкладывался в образование, гражданское общество, свободные медиа. В системе, которую строил Путин, где всякая политика должна была быть санкционирована сверху, независимое финансирование политических и общественных сил воспринималось как подрыв монополии Кремля.</w:t>
+      </w:r>
+      <w:r>
+        <w:rPr>
+          <w:rStyle w:val="FootnoteReference"/>
+        </w:rPr>
+        <w:footnoteReference w:id="167"/>
+      </w:r>
+    </w:p>
+    <w:p>
+      <w:pPr>
+        <w:pStyle w:val="BodyText"/>
+      </w:pPr>
+      <w:r>
+        <w:t xml:space="preserve">Во-вторых, Ходорковский посягал на святая святых — на государственный контроль над «трубой». Он вёл переговоры о строительстве частных нефтепроводов (в том числе в Китай), независимых от государственной монополии «Транснефть». Он обсуждал продажу крупной доли ЮКОСа американским нефтяным гигантам — ExxonMobil или ChevronTexaco. Для Кремля это было немыслимо: стратегические энергетические ресурсы, главный источник и богатства, и геополитического влияния России, оказались бы под контролем частного лица, а то и иностранцев. Нефть в понимании путинской власти — не просто товар, а инструмент державной мощи, и он должен принадлежать государству.</w:t>
+      </w:r>
+      <w:r>
+        <w:rPr>
+          <w:rStyle w:val="FootnoteReference"/>
+        </w:rPr>
+        <w:footnoteReference w:id="168"/>
+      </w:r>
+    </w:p>
+    <w:p>
+      <w:pPr>
+        <w:pStyle w:val="BodyText"/>
+      </w:pPr>
+      <w:r>
+        <w:t xml:space="preserve">В-третьих — и это стало последней каплей — Ходорковский осмелился публично говорить о коррупции в лицо власти. В феврале 2003 года на встрече крупного бизнеса с президентом в Кремле, транслировавшейся, он прямо поднял тему коррупции, приведя в пример сомнительную сделку по покупке государственной «Роснефтью» компании «Северная нефть» по завышенной, как он намекал, цене. Путин, по свидетельствам очевидцев, отреагировал с ледяной яростью, парировав намёком на то, как сам ЮКОС получал свои запасы и платил ли налоги. Эта публичная дуэль стала, по общему мнению, точкой невозврата.</w:t>
+      </w:r>
+      <w:r>
+        <w:rPr>
+          <w:rStyle w:val="FootnoteReference"/>
+        </w:rPr>
+        <w:footnoteReference w:id="169"/>
+      </w:r>
+    </w:p>
+    <w:bookmarkEnd w:id="170"/>
+    <w:bookmarkStart w:id="173" w:name="арест"/>
+    <w:p>
+      <w:pPr>
+        <w:pStyle w:val="Heading2"/>
+      </w:pPr>
+      <w:r>
+        <w:t xml:space="preserve">Арест</w:t>
+      </w:r>
+    </w:p>
+    <w:p>
+      <w:pPr>
+        <w:pStyle w:val="FirstParagraph"/>
+      </w:pPr>
+      <w:r>
+        <w:t xml:space="preserve">Расправа готовилась методично. Летом 2003 года начались первые удары по окружению Ходорковского: в июле был арестован его ближайший партнёр Платон Лебедев. Прокуратура завела дела, начались обыски и допросы. Ходорковскому недвусмысленно давали понять, куда всё идёт, и советовали уехать из страны, как это сделали Гусинский и Березовский. Но он принял другое решение — остаться, считая, что бегство означало бы признание правил игры, которые он отвергал. Это был осознанный вызов.</w:t>
+      </w:r>
+      <w:r>
+        <w:rPr>
+          <w:rStyle w:val="FootnoteReference"/>
+        </w:rPr>
+        <w:footnoteReference w:id="171"/>
+      </w:r>
+    </w:p>
+    <w:p>
+      <w:pPr>
+        <w:pStyle w:val="BodyText"/>
+      </w:pPr>
+      <w:r>
+        <w:t xml:space="preserve">Развязка наступила на рассвете 25 октября 2003 года. Самолёт Ходорковского совершил посадку для дозаправки в аэропорту Новосибирска. Борт взяли штурмом вооружённые сотрудники ФСБ с криками «Оружие на пол, ФСБ, стрелять буду!». Самого богатого человека России вывели в наручниках и этапировали в Москву. Кадры ареста облетели весь мир. Это было демонстративное, театральное действие, адресованное не только Ходорковскому, но и всей элите: вот что будет с каждым, кто забудет своё место.</w:t>
+      </w:r>
+      <w:r>
+        <w:rPr>
+          <w:rStyle w:val="FootnoteReference"/>
+        </w:rPr>
+        <w:footnoteReference w:id="172"/>
+      </w:r>
+    </w:p>
+    <w:bookmarkEnd w:id="173"/>
+    <w:bookmarkStart w:id="177" w:name="судилище"/>
+    <w:p>
+      <w:pPr>
+        <w:pStyle w:val="Heading2"/>
+      </w:pPr>
+      <w:r>
+        <w:t xml:space="preserve">Судилище</w:t>
+      </w:r>
+    </w:p>
+    <w:p>
+      <w:pPr>
+        <w:pStyle w:val="FirstParagraph"/>
+      </w:pPr>
+      <w:r>
+        <w:t xml:space="preserve">Суд над Ходорковским и Лебедевым, шедший в 2004–2005 годах, был обставлен как отправление правосудия, но по существу являлся политической расправой. Обвинения — мошенничество, уклонение от уплаты налогов, присвоение — формально касались хозяйственной деятельности 1990-х. Проблема была не в том, что за ЮКОСом не водилось грехов, — грехи 1990-х водились за всеми крупными компаниями без исключения. Проблема была в избирательности: из десятков олигархов, действовавших одинаково, к ответу был призван один — тот, кто перешёл политическую черту. Правосудие применялось не по закону, а по признаку лояльности. Это и есть определяющий признак «телефонного права» и басманного правосудия — правосудия, где приговор известен заранее и диктуется из Кремля.</w:t>
+      </w:r>
+      <w:r>
+        <w:rPr>
+          <w:rStyle w:val="FootnoteReference"/>
+        </w:rPr>
+        <w:footnoteReference w:id="174"/>
+      </w:r>
+    </w:p>
+    <w:p>
+      <w:pPr>
+        <w:pStyle w:val="BodyText"/>
+      </w:pPr>
+      <w:r>
+        <w:t xml:space="preserve">В мае 2005 года Ходорковский был признан виновным и приговорён к девяти годам заключения (позже срок скорректировали). Но и этого власти показалось мало: в 2010 году над ним провели второй процесс — по абсурдному, с точки зрения независимых юристов, обвинению в хищении всей нефти, добытой ЮКОСом (при том что за ту же нефть его первым процессом судили за неуплату налогов — то есть одновременно утверждалось, что он и украл всю нефть, и должен был заплатить с неё налоги). Срок продлили. В общей сложности Ходорковский провёл за решёткой более десяти лет.</w:t>
+      </w:r>
+      <w:r>
+        <w:rPr>
+          <w:rStyle w:val="FootnoteReference"/>
+        </w:rPr>
+        <w:footnoteReference w:id="175"/>
+      </w:r>
+    </w:p>
+    <w:p>
+      <w:pPr>
+        <w:pStyle w:val="BodyText"/>
+      </w:pPr>
+      <w:r>
+        <w:t xml:space="preserve">Позднее международные инстанции подтвердят политическую подоплёку дела. Европейский суд по правам человека установит нарушения права на справедливый суд. А международный арбитраж в Гааге в 2014 году придёт к выводу, что за делом ЮКОСа стояла не забота о налогах, а стремление государства уничтожить компанию и завладеть её активами, и присудит бывшим акционерам компенсацию в десятки миллиардов долларов (споры вокруг этого решения тянутся по сей день).</w:t>
+      </w:r>
+      <w:r>
+        <w:rPr>
+          <w:rStyle w:val="FootnoteReference"/>
+        </w:rPr>
+        <w:footnoteReference w:id="176"/>
+      </w:r>
+    </w:p>
+    <w:bookmarkEnd w:id="177"/>
+    <w:bookmarkStart w:id="180" w:name="как-делили-добычу"/>
+    <w:p>
+      <w:pPr>
+        <w:pStyle w:val="Heading2"/>
+      </w:pPr>
+      <w:r>
+        <w:t xml:space="preserve">Как делили добычу</w:t>
+      </w:r>
+    </w:p>
+    <w:p>
+      <w:pPr>
+        <w:pStyle w:val="FirstParagraph"/>
+      </w:pPr>
+      <w:r>
+        <w:t xml:space="preserve">Судьба самой компании обнажила подлинный смысл дела ещё яснее, чем судьба её владельца. Пока шёл суд, налоговые органы предъявили ЮКОСу астрономические претензии по неуплаченным, как утверждалось, налогам — на суммы, превышавшие всю выручку компании за соответствующие годы, что само по себе указывало на искусственный характер требований. Компания, объявленная банкротом, была лишена возможности расплатиться и распродана по частям.</w:t>
+      </w:r>
+      <w:r>
+        <w:rPr>
+          <w:rStyle w:val="FootnoteReference"/>
+        </w:rPr>
+        <w:footnoteReference w:id="178"/>
+      </w:r>
+    </w:p>
+    <w:p>
+      <w:pPr>
+        <w:pStyle w:val="BodyText"/>
+      </w:pPr>
+      <w:r>
+        <w:t xml:space="preserve">Ключевой актив ЮКОСа — крупнейшее добывающее подразделение «Юганскнефтегаз» — был выставлен на «аукцион» в декабре 2004 года. Его за бесценок относительно реальной стоимости приобрела никому не известная фирма-однодневка «Байкалфинансгруп», зарегистрированная, как выяснилось, по адресу рюмочной в Твери. Через несколько дней эта фирма-прокладка была поглощена государственной нефтяной компанией «Роснефть». Так важнейший актив частной компании через подставную структуру перешёл под контроль государства. «Роснефть», возглавляемая ближайшим соратником Путина, выходцем из спецслужб Игорем Сечиным, из второстепенного игрока превратилась в одного из крупнейших нефтяных гигантов мира — за счёт разгромленного ЮКОСа.</w:t>
+      </w:r>
+      <w:r>
+        <w:rPr>
+          <w:rStyle w:val="FootnoteReference"/>
+        </w:rPr>
+        <w:footnoteReference w:id="179"/>
+      </w:r>
+    </w:p>
+    <w:p>
+      <w:pPr>
+        <w:pStyle w:val="BodyText"/>
+      </w:pPr>
+      <w:r>
+        <w:t xml:space="preserve">Схема была прозрачна: государство сфабриковало налоговый долг, обанкротило компанию, через фирму-однодневку изъяло её главный актив и передало его подконтрольной себе структуре, во главе которой стоял человек из ближнего круга президента. Это была не борьба с уклонением от налогов. Это была национализация путём экспроприации — с обогащением конкретных людей во власти.</w:t>
+      </w:r>
+    </w:p>
+    <w:bookmarkEnd w:id="180"/>
+    <w:bookmarkStart w:id="184" w:name="что-изменилось-после-юкоса"/>
+    <w:p>
+      <w:pPr>
+        <w:pStyle w:val="Heading2"/>
+      </w:pPr>
+      <w:r>
+        <w:t xml:space="preserve">Что изменилось после ЮКОСа</w:t>
+      </w:r>
+    </w:p>
+    <w:p>
+      <w:pPr>
+        <w:pStyle w:val="FirstParagraph"/>
+      </w:pPr>
+      <w:r>
+        <w:t xml:space="preserve">Значение дела ЮКОСа для дальнейшей истории России трудно переоценить. Оно стало водоразделом, после которого установились новые правила, действующие по сей день.</w:t>
+      </w:r>
+    </w:p>
+    <w:p>
+      <w:pPr>
+        <w:pStyle w:val="BodyText"/>
+      </w:pPr>
+      <w:r>
+        <w:t xml:space="preserve">Первое. Крупный бизнес окончательно капитулировал перед властью. Урок был усвоен мгновенно и всеми: судьба Ходорковского показала, что независимость смертельно опасна, а сохранность капитала гарантируется только абсолютной лояльностью и готовностью в любой момент поделиться с властью или выполнить любое её поручение. Олигархи как самостоятельная политическая сила, ещё недавно диктовавшая условия Кремлю, перестали существовать. Отныне они превратились в держателей активов при условии благоволения власти — по образному выражению, из хозяев страны в её приказчиков.</w:t>
+      </w:r>
+      <w:r>
+        <w:rPr>
+          <w:rStyle w:val="FootnoteReference"/>
+        </w:rPr>
+        <w:footnoteReference w:id="181"/>
+      </w:r>
+    </w:p>
+    <w:p>
+      <w:pPr>
+        <w:pStyle w:val="BodyText"/>
+      </w:pPr>
+      <w:r>
+        <w:t xml:space="preserve">Второе. Государство — а точнее, конкретные люди во власти, прежде всего выходцы из спецслужб, — установило контроль над «командными высотами» экономики, в первую очередь над нефтегазовым сектором. Началось перераспределение собственности в пользу государственных корпораций и лично преданных Путину людей. Именно на обломках ЮКОСа выросла новая, путинская разновидность олигархии — олигархии не независимых предпринимателей, а «друзей» и «кооперативщиков», обязанных своим богатством близости к первому лицу. Об этой системе подробно пойдёт речь в главе о коррупции.</w:t>
+      </w:r>
+      <w:r>
+        <w:rPr>
+          <w:rStyle w:val="FootnoteReference"/>
+        </w:rPr>
+        <w:footnoteReference w:id="182"/>
+      </w:r>
+    </w:p>
+    <w:p>
+      <w:pPr>
+        <w:pStyle w:val="BodyText"/>
+      </w:pPr>
+      <w:r>
+        <w:t xml:space="preserve">Третье, и, возможно, самое глубокое. Дело ЮКОСа окончательно похоронило в России идею верховенства права. Оно наглядно показало, что закон в путинском государстве — не универсальное правило, обязательное для всех, а избирательное оружие в руках власти, которое можно применить против неугодного и не применять против лояльного. Суды, прокуратура, налоговые органы, следствие — весь аппарат «правосудия» открыто стал инструментом политической воли. А там, где нет независимого суда и неприкосновенности собственности, невозможны ни подлинная рыночная экономика, ни защита гражданина от произвола государства. Дело ЮКОСа стало прологом ко всему, что последует, — к политическим репрессиям, к сфабрикованным делам против оппозиционеров, к использованию «правосудия» как дубины.</w:t>
+      </w:r>
+      <w:r>
+        <w:rPr>
+          <w:rStyle w:val="FootnoteReference"/>
+        </w:rPr>
+        <w:footnoteReference w:id="183"/>
+      </w:r>
+    </w:p>
+    <w:bookmarkEnd w:id="184"/>
+    <w:bookmarkStart w:id="186" w:name="эпилог-помилование-как-жест"/>
+    <w:p>
+      <w:pPr>
+        <w:pStyle w:val="Heading2"/>
+      </w:pPr>
+      <w:r>
+        <w:t xml:space="preserve">Эпилог: помилование как жест</w:t>
+      </w:r>
+    </w:p>
+    <w:p>
+      <w:pPr>
+        <w:pStyle w:val="FirstParagraph"/>
+      </w:pPr>
+      <w:r>
+        <w:t xml:space="preserve">История Ходорковского получила показательное завершение. В декабре 2013 года, накануне зимней Олимпиады в Сочи, ради улучшения имиджа перед лицом мира, Путин неожиданно помиловал своего давнего врага. Ходорковский был освобождён и немедленно выслан из страны — в Германию. Помилование было обставлено как акт милосердия, но по сути оставалось жестом самодержца: даровать свободу или отнять её — прерогатива одного человека, стоящего над законом.</w:t>
+      </w:r>
+      <w:r>
+        <w:rPr>
+          <w:rStyle w:val="FootnoteReference"/>
+        </w:rPr>
+        <w:footnoteReference w:id="185"/>
+      </w:r>
+    </w:p>
+    <w:p>
+      <w:pPr>
+        <w:pStyle w:val="BodyText"/>
+      </w:pPr>
+      <w:r>
+        <w:t xml:space="preserve">Оказавшись в эмиграции, Ходорковский стал одним из последовательных критиков режима, финансировал оппозиционные и просветительские проекты, поддерживал независимую журналистику. Из символа олигархии 1990-х он превратился в фигуру антипутинского сопротивления. Но Россия, в которую он мог бы вернуться, к тому времени уже необратимо менялась — двигаясь от авторитаризма первого десятилетия к куда более жёсткой диктатуре.</w:t>
+      </w:r>
+    </w:p>
+    <w:p>
+      <w:pPr>
+        <w:pStyle w:val="BodyText"/>
+      </w:pPr>
+      <w:r>
+        <w:t xml:space="preserve">Прежде чем перейти к этому ужесточению, нужно рассмотреть ещё одну опору, которую власть выстроила в первые годы, — так называемую «вертикаль власти», окончательное оформление которой произошло на фоне двух чудовищных террористических трагедий. К ним мы и обратимся.</w:t>
+      </w:r>
+    </w:p>
+    <w:p>
+      <w:r>
+        <w:br w:type="page"/>
+      </w:r>
+    </w:p>
+    <w:bookmarkEnd w:id="186"/>
+    <w:bookmarkEnd w:id="187"/>
+    <w:bookmarkStart w:id="205" w:name="X55b505622736bbce7d9074a263780cfb17084b5"/>
+    <w:p>
+      <w:pPr>
+        <w:pStyle w:val="Heading1"/>
+      </w:pPr>
+      <w:r>
+        <w:t xml:space="preserve">Глава 8. Террор и «вертикаль власти»: Норд-Ост, Беслан и конец выборов</w:t>
+      </w:r>
+    </w:p>
+    <w:bookmarkStart w:id="189" w:name="власть-растущая-из-страха"/>
+    <w:p>
+      <w:pPr>
+        <w:pStyle w:val="Heading2"/>
+      </w:pPr>
+      <w:r>
+        <w:t xml:space="preserve">Власть, растущая из страха</w:t>
+      </w:r>
+    </w:p>
+    <w:p>
+      <w:pPr>
+        <w:pStyle w:val="FirstParagraph"/>
+      </w:pPr>
+      <w:r>
+        <w:t xml:space="preserve">Есть закономерность, которая проходит красной нитью через всю историю путинского правления и которую важно назвать прямо, потому что без неё не понять механики режима. Всякий раз, когда страну постигала трагедия — теракт, катастрофа, кризис, — власть использовала её не для того, чтобы усилить подотчётность и исправить собственные ошибки, а для того, чтобы отобрать у общества ещё часть его прав и сосредоточить в своих руках ещё больше полномочий. Горе и страх систематически превращались в строительный материал для укрепления единоличной власти. Ни одна трагедия не приводила к отставкам ответственных чиновников или к общественному контролю над спецслужбами — каждая приводила к «закручиванию гаек». Две страшные террористические катастрофы начала 2000-х — «Норд-Ост» и Беслан — стали в этом смысле поворотными.</w:t>
+      </w:r>
+      <w:r>
+        <w:rPr>
+          <w:rStyle w:val="FootnoteReference"/>
+        </w:rPr>
+        <w:footnoteReference w:id="188"/>
+      </w:r>
+    </w:p>
+    <w:bookmarkEnd w:id="189"/>
+    <w:bookmarkStart w:id="193" w:name="норд-ост-газ-вместо-спасения"/>
+    <w:p>
+      <w:pPr>
+        <w:pStyle w:val="Heading2"/>
+      </w:pPr>
+      <w:r>
+        <w:t xml:space="preserve">«Норд-Ост»: газ вместо спасения</w:t>
+      </w:r>
+    </w:p>
+    <w:p>
+      <w:pPr>
+        <w:pStyle w:val="FirstParagraph"/>
+      </w:pPr>
+      <w:r>
+        <w:t xml:space="preserve">Вечером 23 октября 2002 года группа вооружённых чеченских боевиков захватила театральный центр на Дубровке в Москве, где шёл популярный мюзикл «Норд-Ост». В заложниках оказались более девятисот человек — зрители и актёры. Террористы, среди которых были женщины-смертницы, обвязанные взрывчаткой, требовали вывода российских войск из Чечни и угрожали взорвать здание. Страна вновь замерла в ужасе.</w:t>
+      </w:r>
+      <w:r>
+        <w:rPr>
+          <w:rStyle w:val="FootnoteReference"/>
+        </w:rPr>
+        <w:footnoteReference w:id="190"/>
+      </w:r>
+    </w:p>
+    <w:p>
+      <w:pPr>
+        <w:pStyle w:val="BodyText"/>
+      </w:pPr>
+      <w:r>
+        <w:t xml:space="preserve">Через три дня, на рассвете 26 октября, спецназ пошёл на штурм. Перед атакой в вентиляцию здания пустили неизвестный усыпляющий газ на основе производного фентанила. Газ вывел из строя террористов, что предотвратило подрыв, — но он же оказался смертельным для множества заложников. Люди, потерявшие сознание, задыхались, захлёбывались рвотой; их выносили и складывали штабелями, зачастую без своевременной медицинской помощи, потому что врачам не сообщили состав газа и не подготовили достаточно антидота. В результате погибли около ста тридцати заложников — и почти все они погибли не от рук террористов, а от действия газа и от неоказания помощи.</w:t>
+      </w:r>
+      <w:r>
+        <w:rPr>
+          <w:rStyle w:val="FootnoteReference"/>
+        </w:rPr>
+        <w:footnoteReference w:id="191"/>
+      </w:r>
+    </w:p>
+    <w:p>
+      <w:pPr>
+        <w:pStyle w:val="BodyText"/>
+      </w:pPr>
+      <w:r>
+        <w:t xml:space="preserve">Власть отказалась раскрыть состав примененного вещества даже врачам, спасавшим людей, — и продолжала скрывать его после, сославшись на государственную тайну. Ответственных за гибель заложников не нашли и не наказали; напротив, штурм был объявлен успешной операцией, а его организаторы награждены. Так был задан образец реакции власти на трагедию: секретность вместо прозрачности, самовосхваление вместо расследования, отказ признавать вину.</w:t>
+      </w:r>
+      <w:r>
+        <w:rPr>
+          <w:rStyle w:val="FootnoteReference"/>
+        </w:rPr>
+        <w:footnoteReference w:id="192"/>
+      </w:r>
+    </w:p>
+    <w:bookmarkEnd w:id="193"/>
+    <w:bookmarkStart w:id="197" w:name="X194338a56defd74d4f297a9d84c1c6c98537e03"/>
+    <w:p>
+      <w:pPr>
+        <w:pStyle w:val="Heading2"/>
+      </w:pPr>
+      <w:r>
+        <w:t xml:space="preserve">Беслан: три дня, которые не должны были случиться</w:t>
+      </w:r>
+    </w:p>
+    <w:p>
+      <w:pPr>
+        <w:pStyle w:val="FirstParagraph"/>
+      </w:pPr>
+      <w:r>
+        <w:t xml:space="preserve">Но подлинным потрясением, обнажившим и жестокость террористов, и несостоятельность государства, стала трагедия в Беслане.</w:t>
+      </w:r>
+    </w:p>
+    <w:p>
+      <w:pPr>
+        <w:pStyle w:val="BodyText"/>
+      </w:pPr>
+      <w:r>
+        <w:t xml:space="preserve">Утром 1 сентября 2004 года, в День знаний, отряд боевиков захватил школу № 1 в североосетинском городе Беслане. В заложниках оказались более тысячи ста человек — в подавляющем большинстве дети, пришедшие на праздник первого звонка вместе с родителями. Заложников согнали в спортивный зал, заминированный самодельными взрывными устройствами, подвешенными прямо над головами детей. Три дня, в жару, без воды и еды, дети и взрослые провели в аду, о котором страшно читать: обезумевшие от жажды, они пили собственную мочу.</w:t>
+      </w:r>
+      <w:r>
+        <w:rPr>
+          <w:rStyle w:val="FootnoteReference"/>
+        </w:rPr>
+        <w:footnoteReference w:id="194"/>
+      </w:r>
+    </w:p>
+    <w:p>
+      <w:pPr>
+        <w:pStyle w:val="BodyText"/>
+      </w:pPr>
+      <w:r>
+        <w:t xml:space="preserve">3 сентября начался хаотичный и кровавый штурм. Обстоятельства его начала до сих пор оспариваются: по официальной версии, в зале произошли самопроизвольные взрывы, после чего начался штурм; независимые расследователи ставили под сомнение эту версию и указывали на возможное применение при штурме тяжёлого вооружения — танков, огнемётов, гранатомётов — по зданию, где ещё находились живые заложники. В огне и под обломками погибли 334 человека, из них 186 — дети.</w:t>
+      </w:r>
+      <w:r>
+        <w:rPr>
+          <w:rStyle w:val="FootnoteReference"/>
+        </w:rPr>
+        <w:footnoteReference w:id="195"/>
+      </w:r>
+    </w:p>
+    <w:p>
+      <w:pPr>
+        <w:pStyle w:val="BodyText"/>
+      </w:pPr>
+      <w:r>
+        <w:t xml:space="preserve">Беслан стал одной из самых страшных ран в новейшей истории России. И вновь власть повела себя по знакомому образцу: занижала число заложников в первые дни (официально называли 354 человека вместо более чем тысячи), давала противоречивую информацию, а после отказалась от полного и честного расследования. Матери погибших детей, объединившиеся в комитет «Матери Беслана» и «Голос Беслана», годами добивались правды о том, кто отдавал приказы, почему переговоры велись так бездарно, применялось ли тяжёлое оружие, — и наталкивались на стену. Много лет спустя Европейский суд по правам человека установит, что российские власти нарушили право на жизнь: они располагали информацией о готовящемся нападении, но не приняли достаточных мер, а при штурме применили несоразмерную силу, использовав оружие неизбирательного действия.</w:t>
+      </w:r>
+      <w:r>
+        <w:rPr>
+          <w:rStyle w:val="FootnoteReference"/>
+        </w:rPr>
+        <w:footnoteReference w:id="196"/>
+      </w:r>
+    </w:p>
+    <w:bookmarkEnd w:id="197"/>
+    <w:bookmarkStart w:id="200" w:name="ответ-власти-отмена-выборов"/>
+    <w:p>
+      <w:pPr>
+        <w:pStyle w:val="Heading2"/>
+      </w:pPr>
+      <w:r>
+        <w:t xml:space="preserve">Ответ власти: отмена выборов</w:t>
+      </w:r>
+    </w:p>
+    <w:p>
+      <w:pPr>
+        <w:pStyle w:val="FirstParagraph"/>
+      </w:pPr>
+      <w:r>
+        <w:t xml:space="preserve">Реакция Путина на Беслан стала, возможно, самым циничным примером превращения горя в инструмент власти. Логика подсказывала бы отставки силовиков, парламентское расследование, общественный контроль над спецслужбами, чья работа привела к катастрофе. Вместо этого 13 сентября 2004 года — не прошло и двух недель после похорон детей — Путин объявил о масштабной политической реформе, не имевшей к борьбе с терроризмом никакого отношения.</w:t>
+      </w:r>
+      <w:r>
+        <w:rPr>
+          <w:rStyle w:val="FootnoteReference"/>
+        </w:rPr>
+        <w:footnoteReference w:id="198"/>
+      </w:r>
+    </w:p>
+    <w:p>
+      <w:pPr>
+        <w:pStyle w:val="BodyText"/>
+      </w:pPr>
+      <w:r>
+        <w:t xml:space="preserve">Под предлогом «мобилизации нации перед лицом террористической угрозы» были отменены прямые выборы губернаторов. Отныне глав регионов не избирали граждане — их фактически назначал президент, а региональные парламенты лишь утверждали внесённую им кандидатуру. Одновременно менялась система выборов в Государственную думу: отменялись одномандатные округа, вводилась чисто пропорциональная система с высоким заградительным барьером, что резко затрудняло прохождение независимых депутатов и небольших партий. Так трагедия детей была использована для демонтажа федерализма и выборности — двух опор демократического устройства.</w:t>
+      </w:r>
+      <w:r>
+        <w:rPr>
+          <w:rStyle w:val="FootnoteReference"/>
+        </w:rPr>
+        <w:footnoteReference w:id="199"/>
+      </w:r>
+    </w:p>
+    <w:p>
+      <w:pPr>
+        <w:pStyle w:val="BodyText"/>
+      </w:pPr>
+      <w:r>
+        <w:t xml:space="preserve">Связь между терактом и отменой выборов губернаторов отсутствовала даже формально: невозможно объяснить, каким образом назначение губернаторов из Москвы защитило бы бесланскую школу. Но связь была не логической, а политической: любой кризис служил поводом для концентрации власти. Беслан завершил построение того, что власть с гордостью называла «вертикалью власти».</w:t>
+      </w:r>
+    </w:p>
+    <w:bookmarkEnd w:id="200"/>
+    <w:bookmarkStart w:id="202" w:name="что-такое-вертикаль"/>
+    <w:p>
+      <w:pPr>
+        <w:pStyle w:val="Heading2"/>
+      </w:pPr>
+      <w:r>
+        <w:t xml:space="preserve">Что такое «вертикаль»</w:t>
+      </w:r>
+    </w:p>
+    <w:p>
+      <w:pPr>
+        <w:pStyle w:val="FirstParagraph"/>
+      </w:pPr>
+      <w:r>
+        <w:t xml:space="preserve">Термин «вертикаль власти» стал одним из ключевых понятий путинской эпохи. За ним стояла последовательная политика подчинения всех уровней и ветвей власти единому центру — Кремлю, а в конечном счёте — одному человеку.</w:t>
+      </w:r>
+    </w:p>
+    <w:p>
+      <w:pPr>
+        <w:pStyle w:val="BodyText"/>
+      </w:pPr>
+      <w:r>
+        <w:t xml:space="preserve">Строительство вертикали началось с первых месяцев правления. Уже в 2000 году страна была поделена на семь федеральных округов во главе с полномочными представителями президента — «наместниками», значительная часть которых были выходцами из силовых структур и военные. Их задачей было привести региональное законодательство в соответствие с федеральным и подчинить непокорных губернаторов. Был реформирован Совет Федерации — верхняя палата парламента: губернаторы и главы региональных законодательных собраний, прежде заседавшие в нём лично и обладавшие политическим весом, были заменены назначаемыми представителями, а сама палата превратилась в декоративный орган. Региональные элиты, ещё в 1990-е чувствовавшие себя удельными князьями, были поставлены под контроль.</w:t>
+      </w:r>
+      <w:r>
+        <w:rPr>
+          <w:rStyle w:val="FootnoteReference"/>
+        </w:rPr>
+        <w:footnoteReference w:id="201"/>
+      </w:r>
+    </w:p>
+    <w:p>
+      <w:pPr>
+        <w:pStyle w:val="BodyText"/>
+      </w:pPr>
+      <w:r>
+        <w:t xml:space="preserve">Отмена губернаторских выборов в 2004 году стала кульминацией этого процесса. Федерализм, заложенный в Конституции, был выхолощен: Россия, оставаясь федерацией на бумаге, на деле превращалась в жёстко централизованное унитарное государство, управляемое из одной точки. Независимые центры власти — будь то региональные лидеры, парламент, суды или бизнес — один за другим подчинялись или устранялись.</w:t>
+      </w:r>
+    </w:p>
+    <w:bookmarkEnd w:id="202"/>
+    <w:bookmarkStart w:id="204" w:name="смысл-первого-десятилетия"/>
+    <w:p>
+      <w:pPr>
+        <w:pStyle w:val="Heading2"/>
+      </w:pPr>
+      <w:r>
+        <w:t xml:space="preserve">Смысл первого десятилетия</w:t>
+      </w:r>
+    </w:p>
+    <w:p>
+      <w:pPr>
+        <w:pStyle w:val="FirstParagraph"/>
+      </w:pPr>
+      <w:r>
+        <w:t xml:space="preserve">Подведём промежуточный итог. За первые пять лет правления — с 2000 по 2004 год — Путин методично демонтировал те независимые от него центры силы, которые унаследовал от 1990-х. Независимое телевидение было захвачено. Крупный бизнес после дела ЮКОСа капитулировал. Региональные элиты были подчинены через вертикаль и отмену выборов. Верхняя палата парламента превращена в декорацию, нижняя — поставлена под контроль партии власти (о ней речь в следующей главе). Спецслужбы, из которых вышел сам Путин, стали привилегированной кастой, стоящей над законом.</w:t>
+      </w:r>
+    </w:p>
+    <w:p>
+      <w:pPr>
+        <w:pStyle w:val="BodyText"/>
+      </w:pPr>
+      <w:r>
+        <w:t xml:space="preserve">Важно понимать: всё это делалось не в одночасье и не путём открытого переворота, а постепенно, шаг за шагом, чаще всего под благовидными предлогами — борьбы с терроризмом, наведения порядка, укрепления государства. Каждый отдельный шаг можно было при желании оправдать. Но их совокупность означала последовательный демонтаж демократических институтов и концентрацию всей власти в руках одного человека и стоящей за ним корпорации спецслужб. К середине 2000-х в России сложился зрелый авторитарный режим — пусть ещё мягкий по сравнению с тем, что наступит позже, но уже несомненный.</w:t>
+      </w:r>
+      <w:r>
+        <w:rPr>
+          <w:rStyle w:val="FootnoteReference"/>
+        </w:rPr>
+        <w:footnoteReference w:id="203"/>
+      </w:r>
+    </w:p>
+    <w:p>
+      <w:pPr>
+        <w:pStyle w:val="BodyText"/>
+      </w:pPr>
+      <w:r>
+        <w:t xml:space="preserve">Оставался, однако, важный вопрос: почему общество приняло всё это с такой готовностью, а порой и с одобрением? Почему свёртывание свобод не вызвало массового сопротивления? Ответ — в том негласном общественном договоре, который власть предложила стране на волне нефтяного благополучия. К нему мы и обратимся.</w:t>
+      </w:r>
+    </w:p>
+    <w:p>
+      <w:r>
+        <w:br w:type="page"/>
+      </w:r>
+    </w:p>
+    <w:bookmarkEnd w:id="204"/>
+    <w:bookmarkEnd w:id="205"/>
+    <w:bookmarkStart w:id="226" w:name="X2220ebf02c3a85d3ed1be4dcc279a3f305947b6"/>
+    <w:p>
+      <w:pPr>
+        <w:pStyle w:val="Heading1"/>
+      </w:pPr>
+      <w:r>
+        <w:t xml:space="preserve">Глава 9. Управляемая демократия и нефтяное благополучие</w:t>
+      </w:r>
+    </w:p>
+    <w:bookmarkStart w:id="207" w:name="договор-молчания"/>
+    <w:p>
+      <w:pPr>
+        <w:pStyle w:val="Heading2"/>
+      </w:pPr>
+      <w:r>
+        <w:t xml:space="preserve">Договор молчания</w:t>
+      </w:r>
+    </w:p>
+    <w:p>
+      <w:pPr>
+        <w:pStyle w:val="FirstParagraph"/>
+      </w:pPr>
+      <w:r>
+        <w:t xml:space="preserve">Ни один авторитарный режим не держится на одном лишь насилии. Чтобы миллионы людей приняли несвободу, недостаточно страха — нужно ещё и согласие, пусть пассивное, пусть купленное. Гений — если это слово здесь уместно — путинской системы первого десятилетия состоял в том, что она предложила обществу сделку, от которой в тех обстоятельствах трудно было отказаться. Суть сделки была проста: вы не вмешиваетесь в политику, не претендуете на власть, не задаёте лишних вопросов — а власть обеспечивает вам порядок, стабильность и растущее благосостояние. Это и был негласный общественный договор нулевых годов, и на протяжении почти десятилетия он исправно работал.</w:t>
+      </w:r>
+      <w:r>
+        <w:rPr>
+          <w:rStyle w:val="FootnoteReference"/>
+        </w:rPr>
+        <w:footnoteReference w:id="206"/>
+      </w:r>
+    </w:p>
+    <w:p>
+      <w:pPr>
+        <w:pStyle w:val="BodyText"/>
+      </w:pPr>
+      <w:r>
+        <w:t xml:space="preserve">Чтобы понять, почему договор оказался столь прочен, нужно вспомнить контекст. За плечами у людей были травматичные 1990-е — обнищание, хаос, унижение, страх перед завтрашним днём. На этом фоне даже скромная стабильность воспринималась как благо, а быстрый рост доходов — как чудо. И это чудо в нулевые действительно произошло — правда, не благодаря мудрости власти, а благодаря нефти.</w:t>
+      </w:r>
+    </w:p>
+    <w:bookmarkEnd w:id="207"/>
+    <w:bookmarkStart w:id="212" w:name="нефтяной-дождь"/>
+    <w:p>
+      <w:pPr>
+        <w:pStyle w:val="Heading2"/>
+      </w:pPr>
+      <w:r>
+        <w:t xml:space="preserve">Нефтяной дождь</w:t>
+      </w:r>
+    </w:p>
+    <w:p>
+      <w:pPr>
+        <w:pStyle w:val="FirstParagraph"/>
+      </w:pPr>
+      <w:r>
+        <w:t xml:space="preserve">Путину феноменально повезло со временем. Он пришёл к власти на самом старте многолетнего роста мировых цен на нефть. Если в конце 1990-х баррель стоил около 15–20 долларов, то к 2008 году цена взлетела почти до 150 долларов. Для страны, чей бюджет и экспорт критически зависят от углеводородов, это означало колоссальный, невиданный приток денег. Нефтегазовые доходы хлынули в казну.</w:t>
+      </w:r>
+      <w:r>
+        <w:rPr>
+          <w:rStyle w:val="FootnoteReference"/>
+        </w:rPr>
+        <w:footnoteReference w:id="208"/>
+      </w:r>
+    </w:p>
+    <w:p>
+      <w:pPr>
+        <w:pStyle w:val="BodyText"/>
+      </w:pPr>
+      <w:r>
+        <w:t xml:space="preserve">Последствия для жизни людей были ощутимыми и реальными — это важно признать честно, не поддаваясь соблазну всё отрицать. В нулевые годы реальные доходы населения росли на протяжении почти десятилетия. Вовремя и в полном объёме стали выплачиваться зарплаты и пенсии, ещё недавно задерживавшиеся на месяцы. Сократилась бедность, вырос средний класс, особенно в крупных городах. Люди впервые смогли позволить себе то, о чём прежде не мечтали: автомобили, поездки за границу, ипотеку, потребительские кредиты, современную технику. Расцвели торговые центры, ресторанный бизнес, туризм. Возникло ощущение — впервые за долгое время, — что жизнь налаживается, что можно строить планы.</w:t>
+      </w:r>
+      <w:r>
+        <w:rPr>
+          <w:rStyle w:val="FootnoteReference"/>
+        </w:rPr>
+        <w:footnoteReference w:id="209"/>
+      </w:r>
+    </w:p>
+    <w:p>
+      <w:pPr>
+        <w:pStyle w:val="BodyText"/>
+      </w:pPr>
+      <w:r>
+        <w:t xml:space="preserve">Часть сверхдоходов власть, надо отдать ей должное, распорядилась разумно: был создан Стабилизационный фонд (позже разделённый на Резервный фонд и Фонд национального благосостояния), куда откладывались нефтяные сверхприбыли на чёрный день; был досрочно погашен значительный внешний долг, доставшийся от 1990-х. Макроэкономическая стабильность, низкая по тем временам инфляция, крепнущий рубль — всё это создавало образ уверенно поднимающейся с колен страны.</w:t>
+      </w:r>
+      <w:r>
+        <w:rPr>
+          <w:rStyle w:val="FootnoteReference"/>
+        </w:rPr>
+        <w:footnoteReference w:id="210"/>
+      </w:r>
+    </w:p>
+    <w:p>
+      <w:pPr>
+        <w:pStyle w:val="BodyText"/>
+      </w:pPr>
+      <w:r>
+        <w:t xml:space="preserve">Именно на этом экономическом фундаменте, а вовсе не на репрессиях, держалась подлинная, не нарисованная популярность Путина в нулевые годы. Люди связывали улучшение своей жизни лично с ним — и были в известном смысле правы: он был у власти, и при нём стало лучше. То, что «стало лучше» было заслугой мировой конъюнктуры цен на сырьё, а не эффективности управления, оставалось для большинства неочевидным. Проверка на прочность наступит позже, когда нефть подешевеет, — и обнаружится, что за фасадом благополучия не было построено ни современной экономики, ни независимых институтов, ни диверсифицированного производства. Но пока нефтяной дождь лился, договор действовал.</w:t>
+      </w:r>
+      <w:r>
+        <w:rPr>
+          <w:rStyle w:val="FootnoteReference"/>
+        </w:rPr>
+        <w:footnoteReference w:id="211"/>
+      </w:r>
+    </w:p>
+    <w:bookmarkEnd w:id="212"/>
+    <w:bookmarkStart w:id="215" w:name="оборотная-сторона-депортация-из-политики"/>
+    <w:p>
+      <w:pPr>
+        <w:pStyle w:val="Heading2"/>
+      </w:pPr>
+      <w:r>
+        <w:t xml:space="preserve">Оборотная сторона: депортация из политики</w:t>
+      </w:r>
+    </w:p>
+    <w:p>
+      <w:pPr>
+        <w:pStyle w:val="FirstParagraph"/>
+      </w:pPr>
+      <w:r>
+        <w:t xml:space="preserve">У этого договора была цена, и платить её приходилось свободой. В обмен на благосостояние общество должно было уйти из политики — и оно ушло. Политика перестала быть сферой реального выбора и превратилась в спектакль, тщательно срежиссированный в Кремле. Строительством этого спектакля занималась особая индустрия — политтехнология, а её главным архитектором стал заместитель главы президентской администрации Владислав Сурков, которого называли «серым кардиналом» и «кукловодом» российской политики.</w:t>
+      </w:r>
+      <w:r>
+        <w:rPr>
+          <w:rStyle w:val="FootnoteReference"/>
+        </w:rPr>
+        <w:footnoteReference w:id="213"/>
+      </w:r>
+    </w:p>
+    <w:p>
+      <w:pPr>
+        <w:pStyle w:val="BodyText"/>
+      </w:pPr>
+      <w:r>
+        <w:t xml:space="preserve">Сурков ввёл в оборот формулу, точно описывавшую суть режима, — «суверенная демократия». За благозвучным термином скрывалась простая мысль: Россия сама решает, что считать демократией, и не обязана соответствовать «внешним» (то есть западным) стандартам; демократические процедуры сохраняются как форма, но наполняются управляемым содержанием. Выборы проводятся — но их результат предрешён. Партии существуют — но все они, включая «оппозиционные», действуют по согласованным с Кремлём правилам. Парламент заседает — но не принимает ни одного решения, неугодного власти. Это и была «управляемая демократия»: имитация народовластия при фактическом единовластии.</w:t>
+      </w:r>
+      <w:r>
+        <w:rPr>
+          <w:rStyle w:val="FootnoteReference"/>
+        </w:rPr>
+        <w:footnoteReference w:id="214"/>
+      </w:r>
+    </w:p>
+    <w:bookmarkEnd w:id="215"/>
+    <w:bookmarkStart w:id="219" w:name="партия-власти-и-ручная-оппозиция"/>
+    <w:p>
+      <w:pPr>
+        <w:pStyle w:val="Heading2"/>
+      </w:pPr>
+      <w:r>
+        <w:t xml:space="preserve">Партия власти и ручная оппозиция</w:t>
+      </w:r>
+    </w:p>
+    <w:p>
+      <w:pPr>
+        <w:pStyle w:val="FirstParagraph"/>
+      </w:pPr>
+      <w:r>
+        <w:t xml:space="preserve">Центральным элементом конструкции стала «партия власти». В 2001 году в результате слияния провластных блоков возникла «Единая Россия» — партия, не имевшая ни внятной идеологии, ни собственной программы, кроме одной: поддержки президента и его курса. Её сила была не в идеях, а в том, что она стала обязательным инструментом карьеры для чиновников, бюджетников, руководителей всех уровней. Опираясь на административный ресурс и контроль над телевидением, «Единая Россия» получала на выборах устойчивое большинство, превратив Государственную думу в орган, штампующий решения Кремля. Не случайно за ней закрепится меткое прозвище «партия жуликов и воров», которое годы спустя пустит в оборот оппозиция.</w:t>
+      </w:r>
+      <w:r>
+        <w:rPr>
+          <w:rStyle w:val="FootnoteReference"/>
+        </w:rPr>
+        <w:footnoteReference w:id="216"/>
+      </w:r>
+    </w:p>
+    <w:p>
+      <w:pPr>
+        <w:pStyle w:val="BodyText"/>
+      </w:pPr>
+      <w:r>
+        <w:t xml:space="preserve">Не менее важной была роль «системной оппозиции» — партий, которые изображали борьбу с властью, а на деле были встроены в систему и выполняли отведённые им функции. КПРФ Геннадия Зюганова канализировала протестные и ностальгические настроения, не претендуя всерьёз на власть. Крикливая ЛДПР Владимира Жириновского служила громоотводом для национализма и раздражения, а сам Жириновский — придворным шутом, которому позволялось говорить то, чего не могли позволить себе другие. Позже была сконструирована «Справедливая Россия» — как бы левая, но лояльная. Все они получали места в Думе, зарплаты, эфир и статус — в обмен на негласное признание правил, главное из которых гласило: реальная власть не оспаривается.</w:t>
+      </w:r>
+      <w:r>
+        <w:rPr>
+          <w:rStyle w:val="FootnoteReference"/>
+        </w:rPr>
+        <w:footnoteReference w:id="217"/>
+      </w:r>
+    </w:p>
+    <w:p>
+      <w:pPr>
+        <w:pStyle w:val="BodyText"/>
+      </w:pPr>
+      <w:r>
+        <w:t xml:space="preserve">Для тех, кто не желал играть по этим правилам, — для несистемной оппозиции, независимых кандидатов, неудобных партий — двери были закрыты. Их не регистрировали под надуманными предлогами, снимали с выборов, лишали эфира, объявляли маргиналами. Графа «против всех» в бюллетенях была отменена, порог явки упразднён, заградительный барьер поднят. Политическое поле было тщательно прополото так, чтобы на нём не осталось ничего, что могло бы вырасти в реальную альтернативу.</w:t>
+      </w:r>
+      <w:r>
+        <w:rPr>
+          <w:rStyle w:val="FootnoteReference"/>
+        </w:rPr>
+        <w:footnoteReference w:id="218"/>
+      </w:r>
+    </w:p>
+    <w:bookmarkEnd w:id="219"/>
+    <w:bookmarkStart w:id="221" w:name="молодёжь-под-контролем"/>
+    <w:p>
+      <w:pPr>
+        <w:pStyle w:val="Heading2"/>
+      </w:pPr>
+      <w:r>
+        <w:t xml:space="preserve">Молодёжь под контролем</w:t>
+      </w:r>
+    </w:p>
+    <w:p>
+      <w:pPr>
+        <w:pStyle w:val="FirstParagraph"/>
+      </w:pPr>
+      <w:r>
+        <w:t xml:space="preserve">Отдельного упоминания заслуживает работа с молодёжью — ведь именно молодые люди становятся движущей силой перемен, как показали «цветные революции» в соседних странах. Напуганный примером Украины, где «оранжевая революция» 2004 года смела сфальсифицированные выборы, Кремль создал провластные молодёжные движения — прежде всего «Наши», а также ряд других. Их задачей было мобилизовать лояльную молодёжь, заполнить собой уличное пространство, чтобы не оставить его оппозиции, устраивать шумные акции в поддержку власти и травлю её критиков. По сути, это была попытка сконструировать управляемый «народный энтузиазм» и застраховаться от того, чтобы улица однажды не вышла из-под контроля.</w:t>
+      </w:r>
+      <w:r>
+        <w:rPr>
+          <w:rStyle w:val="FootnoteReference"/>
+        </w:rPr>
+        <w:footnoteReference w:id="220"/>
+      </w:r>
+    </w:p>
+    <w:bookmarkEnd w:id="221"/>
+    <w:bookmarkStart w:id="223" w:name="цветные-революции-как-жупел"/>
+    <w:p>
+      <w:pPr>
+        <w:pStyle w:val="Heading2"/>
+      </w:pPr>
+      <w:r>
+        <w:t xml:space="preserve">Цветные революции как жупел</w:t>
+      </w:r>
+    </w:p>
+    <w:p>
+      <w:pPr>
+        <w:pStyle w:val="FirstParagraph"/>
+      </w:pPr>
+      <w:r>
+        <w:t xml:space="preserve">«Цветные революции» — грузинская «революция роз» 2003 года, украинская «оранжевая революция» 2004 года — сыграли в мировоззрении Кремля роль, которую трудно переоценить. В этих событиях, когда народы соседних постсоветских стран свергали коррумпированные и авторитарные режимы, требуя честных выборов и европейского будущего, Путин и его окружение увидели не проявление народной воли, а спланированные Западом спецоперации, направленные в конечном счёте против России. Отсюда — глубоко укоренившийся страх: то же самое могут попытаться устроить и в Москве. Вся внутренняя политика второй половины нулевых во многом строилась как профилактика «цветной революции»: подавление независимых НКО, ужесточение законов о митингах, создание провластных движений, нагнетание образа внешнего врага.</w:t>
+      </w:r>
+      <w:r>
+        <w:rPr>
+          <w:rStyle w:val="FootnoteReference"/>
+        </w:rPr>
+        <w:footnoteReference w:id="222"/>
+      </w:r>
+    </w:p>
+    <w:p>
+      <w:pPr>
+        <w:pStyle w:val="BodyText"/>
+      </w:pPr>
+      <w:r>
+        <w:t xml:space="preserve">Этот страх — страх перед собственным народом, перед улицей, перед повторением 1991 или 2004 года — станет одним из постоянных двигателей ужесточения режима. Чем прочнее казалась власть, тем сильнее она боялась. И этот страх толкал её ко всё большему подавлению, к превентивному удушению любых ростков независимой гражданской активности.</w:t>
+      </w:r>
+    </w:p>
+    <w:bookmarkEnd w:id="223"/>
+    <w:bookmarkStart w:id="225" w:name="хрупкое-благополучие"/>
+    <w:p>
+      <w:pPr>
+        <w:pStyle w:val="Heading2"/>
+      </w:pPr>
+      <w:r>
+        <w:t xml:space="preserve">Хрупкое благополучие</w:t>
+      </w:r>
+    </w:p>
+    <w:p>
+      <w:pPr>
+        <w:pStyle w:val="FirstParagraph"/>
+      </w:pPr>
+      <w:r>
+        <w:t xml:space="preserve">К концу первого президентского восьмилетия Путина, в 2007–2008 годах, Россия выглядела исторически успешной. Экономика росла, доходы населения увеличивались, страна вернула себе уверенность и амбиции на международной арене (о внешнеполитическом повороте — в следующих главах). Рейтинг Путина был высок и, что важно, во многом искренен. Казалось, «путинский консенсус» незыблем: авторитаризм в обмен на процветание устраивал большинство.</w:t>
+      </w:r>
+    </w:p>
+    <w:p>
+      <w:pPr>
+        <w:pStyle w:val="BodyText"/>
+      </w:pPr>
+      <w:r>
+        <w:t xml:space="preserve">Но под благополучным фасадом зрели проблемы, которым предстояло проявиться позже. Экономика оставалась однобокой, зависящей от экспорта сырья; модернизация и диверсификация, о которых много говорили, так и не состоялись. Коррупция не искоренялась, а институционализировалась, становясь принципом устройства власти. Институты — суды, парламент, выборы, пресса — были не укреплены, а выхолощены, превращены в декорации. Всё держалось на одном человеке, на высоких ценах на нефть и на пассивном согласии общества. Это была конструкция, устойчивая лишь до первого серьёзного потрясения.</w:t>
+      </w:r>
+      <w:r>
+        <w:rPr>
+          <w:rStyle w:val="FootnoteReference"/>
+        </w:rPr>
+        <w:footnoteReference w:id="224"/>
+      </w:r>
+    </w:p>
+    <w:p>
+      <w:pPr>
+        <w:pStyle w:val="BodyText"/>
+      </w:pPr>
+      <w:r>
+        <w:t xml:space="preserve">Первое такое потрясение — мировой финансовый кризис — грянет в 2008 году, почти одновременно с формальной сменой власти в Кремле. Ибо в 2008 году Путин столкнулся с проблемой, которую поставила перед ним им же выхолощенная Конституция: она запрещала занимать пост президента более двух сроков подряд. Как он решил эту проблему и что из этого вышло — тема следующей части нашей книги.</w:t>
+      </w:r>
+    </w:p>
+    <w:bookmarkEnd w:id="225"/>
+    <w:bookmarkEnd w:id="226"/>
     <w:sectPr/>
   </w:body>
 </w:document>
@@ -1239,6 +3839,2077 @@
       </w:r>
       <w:r>
         <w:t xml:space="preserve">Формула о «крупнейшей геополитической катастрофе века» прозвучала в Послании Владимира Путина Федеральному собранию 25 апреля 2005 г. Подробнее об идеологическом значении этого тезиса см. главу 13.</w:t>
+      </w:r>
+    </w:p>
+  </w:footnote>
+  <w:footnote w:id="55">
+    <w:p>
+      <w:pPr>
+        <w:pStyle w:val="FootnoteText"/>
+      </w:pPr>
+      <w:r>
+        <w:rPr>
+          <w:rStyle w:val="FootnoteReference"/>
+        </w:rPr>
+        <w:footnoteRef/>
+      </w:r>
+      <w:r>
+        <w:t xml:space="preserve"> </w:t>
+      </w:r>
+      <w:r>
+        <w:t xml:space="preserve">О катастрофическом состоянии экономики к началу 1992 г. см.: Егор Гайдар. Дни поражений и побед. — М.: Вагриус, 1996; а также: Timothy J. Colton. Yeltsin: A Life. Basic Books, 2008.</w:t>
+      </w:r>
+    </w:p>
+  </w:footnote>
+  <w:footnote w:id="57">
+    <w:p>
+      <w:pPr>
+        <w:pStyle w:val="FootnoteText"/>
+      </w:pPr>
+      <w:r>
+        <w:rPr>
+          <w:rStyle w:val="FootnoteReference"/>
+        </w:rPr>
+        <w:footnoteRef/>
+      </w:r>
+      <w:r>
+        <w:t xml:space="preserve"> </w:t>
+      </w:r>
+      <w:r>
+        <w:t xml:space="preserve">Данные об инфляции 1992 г. (около 2500–2600% за год) приводятся в работах по экономической истории постсоветской России; см. также официальную статистику Госкомстата РФ за 1992 г.</w:t>
+      </w:r>
+    </w:p>
+  </w:footnote>
+  <w:footnote w:id="58">
+    <w:p>
+      <w:pPr>
+        <w:pStyle w:val="FootnoteText"/>
+      </w:pPr>
+      <w:r>
+        <w:rPr>
+          <w:rStyle w:val="FootnoteReference"/>
+        </w:rPr>
+        <w:footnoteRef/>
+      </w:r>
+      <w:r>
+        <w:t xml:space="preserve"> </w:t>
+      </w:r>
+      <w:r>
+        <w:t xml:space="preserve">Аргументацию реформаторов см.: Гайдар, Дни поражений и побед; Anders Åslund. How Russia Became a Market Economy. Brookings Institution, 1995.</w:t>
+      </w:r>
+    </w:p>
+  </w:footnote>
+  <w:footnote w:id="59">
+    <w:p>
+      <w:pPr>
+        <w:pStyle w:val="FootnoteText"/>
+      </w:pPr>
+      <w:r>
+        <w:rPr>
+          <w:rStyle w:val="FootnoteReference"/>
+        </w:rPr>
+        <w:footnoteRef/>
+      </w:r>
+      <w:r>
+        <w:t xml:space="preserve"> </w:t>
+      </w:r>
+      <w:r>
+        <w:t xml:space="preserve">О психологических последствиях реформ и связи «демократии» с обнищанием в массовом сознании: Arkady Ostrovsky. The Invention of Russia: The Journey from Gorbachev’s Freedom to Putin’s War. Atlantic Books, 2015.</w:t>
+      </w:r>
+    </w:p>
+  </w:footnote>
+  <w:footnote w:id="61">
+    <w:p>
+      <w:pPr>
+        <w:pStyle w:val="FootnoteText"/>
+      </w:pPr>
+      <w:r>
+        <w:rPr>
+          <w:rStyle w:val="FootnoteReference"/>
+        </w:rPr>
+        <w:footnoteRef/>
+      </w:r>
+      <w:r>
+        <w:t xml:space="preserve"> </w:t>
+      </w:r>
+      <w:r>
+        <w:t xml:space="preserve">О конституционном кризисе 1992–1993 гг.: Colton, Yeltsin; Ostrovsky, The Invention of Russia.</w:t>
+      </w:r>
+    </w:p>
+  </w:footnote>
+  <w:footnote w:id="62">
+    <w:p>
+      <w:pPr>
+        <w:pStyle w:val="FootnoteText"/>
+      </w:pPr>
+      <w:r>
+        <w:rPr>
+          <w:rStyle w:val="FootnoteReference"/>
+        </w:rPr>
+        <w:footnoteRef/>
+      </w:r>
+      <w:r>
+        <w:t xml:space="preserve"> </w:t>
+      </w:r>
+      <w:r>
+        <w:t xml:space="preserve">О событиях сентября–октября 1993 г. и указе № 1400: Colton, Yeltsin.</w:t>
+      </w:r>
+    </w:p>
+  </w:footnote>
+  <w:footnote w:id="63">
+    <w:p>
+      <w:pPr>
+        <w:pStyle w:val="FootnoteText"/>
+      </w:pPr>
+      <w:r>
+        <w:rPr>
+          <w:rStyle w:val="FootnoteReference"/>
+        </w:rPr>
+        <w:footnoteRef/>
+      </w:r>
+      <w:r>
+        <w:t xml:space="preserve"> </w:t>
+      </w:r>
+      <w:r>
+        <w:t xml:space="preserve">Официальные данные о числе погибших в октябре 1993 г. (около 150 человек) оспаривались; ряд правозащитных источников называл более высокие цифры. См.: Colton, Yeltsin.</w:t>
+      </w:r>
+    </w:p>
+  </w:footnote>
+  <w:footnote w:id="65">
+    <w:p>
+      <w:pPr>
+        <w:pStyle w:val="FootnoteText"/>
+      </w:pPr>
+      <w:r>
+        <w:rPr>
+          <w:rStyle w:val="FootnoteReference"/>
+        </w:rPr>
+        <w:footnoteRef/>
+      </w:r>
+      <w:r>
+        <w:t xml:space="preserve"> </w:t>
+      </w:r>
+      <w:r>
+        <w:t xml:space="preserve">Конституция Российской Федерации, принятая всенародным голосованием 12 декабря 1993 г.; о её суперпрезидентском характере см.: M. Steven Fish. Democracy Derailed in Russia: The Failure of Open Politics. Cambridge University Press, 2005.</w:t>
+      </w:r>
+    </w:p>
+  </w:footnote>
+  <w:footnote w:id="66">
+    <w:p>
+      <w:pPr>
+        <w:pStyle w:val="FootnoteText"/>
+      </w:pPr>
+      <w:r>
+        <w:rPr>
+          <w:rStyle w:val="FootnoteReference"/>
+        </w:rPr>
+        <w:footnoteRef/>
+      </w:r>
+      <w:r>
+        <w:t xml:space="preserve"> </w:t>
+      </w:r>
+      <w:r>
+        <w:t xml:space="preserve">О «встроенном» авторитарном потенциале Конституции 1993 г.: Fish, Democracy Derailed in Russia; Lilia Shevtsova. Yeltsin’s Russia: Myths and Reality. Carnegie Endowment, 1999.</w:t>
+      </w:r>
+    </w:p>
+  </w:footnote>
+  <w:footnote w:id="68">
+    <w:p>
+      <w:pPr>
+        <w:pStyle w:val="FootnoteText"/>
+      </w:pPr>
+      <w:r>
+        <w:rPr>
+          <w:rStyle w:val="FootnoteReference"/>
+        </w:rPr>
+        <w:footnoteRef/>
+      </w:r>
+      <w:r>
+        <w:t xml:space="preserve"> </w:t>
+      </w:r>
+      <w:r>
+        <w:t xml:space="preserve">О предыстории первой чеченской войны и депортации 1944 г.: Anatol Lieven. Chechnya: Tombstone of Russian Power. Yale University Press, 1998.</w:t>
+      </w:r>
+    </w:p>
+  </w:footnote>
+  <w:footnote w:id="69">
+    <w:p>
+      <w:pPr>
+        <w:pStyle w:val="FootnoteText"/>
+      </w:pPr>
+      <w:r>
+        <w:rPr>
+          <w:rStyle w:val="FootnoteReference"/>
+        </w:rPr>
+        <w:footnoteRef/>
+      </w:r>
+      <w:r>
+        <w:t xml:space="preserve"> </w:t>
+      </w:r>
+      <w:r>
+        <w:t xml:space="preserve">О штурме Грозного в новогоднюю ночь 1995 г.: Carlotta Gall, Thomas de Waal. Chechnya: Calamity in the Caucasus. New York University Press, 1998.</w:t>
+      </w:r>
+    </w:p>
+  </w:footnote>
+  <w:footnote w:id="70">
+    <w:p>
+      <w:pPr>
+        <w:pStyle w:val="FootnoteText"/>
+      </w:pPr>
+      <w:r>
+        <w:rPr>
+          <w:rStyle w:val="FootnoteReference"/>
+        </w:rPr>
+        <w:footnoteRef/>
+      </w:r>
+      <w:r>
+        <w:t xml:space="preserve"> </w:t>
+      </w:r>
+      <w:r>
+        <w:t xml:space="preserve">О рейде Басаева на Будённовск (июнь 1995 г.): Gall, de Waal, Chechnya.</w:t>
+      </w:r>
+    </w:p>
+  </w:footnote>
+  <w:footnote w:id="71">
+    <w:p>
+      <w:pPr>
+        <w:pStyle w:val="FootnoteText"/>
+      </w:pPr>
+      <w:r>
+        <w:rPr>
+          <w:rStyle w:val="FootnoteReference"/>
+        </w:rPr>
+        <w:footnoteRef/>
+      </w:r>
+      <w:r>
+        <w:t xml:space="preserve"> </w:t>
+      </w:r>
+      <w:r>
+        <w:t xml:space="preserve">О роли НТВ и независимых журналистов в освещении первой чеченской войны: Ostrovsky, The Invention of Russia; David E. Hoffman. The Oligarchs: Wealth and Power in the New Russia. PublicAffairs, 2002.</w:t>
+      </w:r>
+    </w:p>
+  </w:footnote>
+  <w:footnote w:id="72">
+    <w:p>
+      <w:pPr>
+        <w:pStyle w:val="FootnoteText"/>
+      </w:pPr>
+      <w:r>
+        <w:rPr>
+          <w:rStyle w:val="FootnoteReference"/>
+        </w:rPr>
+        <w:footnoteRef/>
+      </w:r>
+      <w:r>
+        <w:t xml:space="preserve"> </w:t>
+      </w:r>
+      <w:r>
+        <w:t xml:space="preserve">О Хасавюртовских соглашениях 31 августа 1996 г. и итогах войны: Lieven, Chechnya; Gall, de Waal, Chechnya.</w:t>
+      </w:r>
+    </w:p>
+  </w:footnote>
+  <w:footnote w:id="74">
+    <w:p>
+      <w:pPr>
+        <w:pStyle w:val="FootnoteText"/>
+      </w:pPr>
+      <w:r>
+        <w:rPr>
+          <w:rStyle w:val="FootnoteReference"/>
+        </w:rPr>
+        <w:footnoteRef/>
+      </w:r>
+      <w:r>
+        <w:t xml:space="preserve"> </w:t>
+      </w:r>
+      <w:r>
+        <w:t xml:space="preserve">О низком рейтинге Ельцина в начале 1996 г. и угрозе победы Зюганова: Colton, Yeltsin; Chrystia Freeland. Sale of the Century: Russia’s Wild Ride from Communism to Capitalism. Crown Business, 2000.</w:t>
+      </w:r>
+    </w:p>
+  </w:footnote>
+  <w:footnote w:id="75">
+    <w:p>
+      <w:pPr>
+        <w:pStyle w:val="FootnoteText"/>
+      </w:pPr>
+      <w:r>
+        <w:rPr>
+          <w:rStyle w:val="FootnoteReference"/>
+        </w:rPr>
+        <w:footnoteRef/>
+      </w:r>
+      <w:r>
+        <w:t xml:space="preserve"> </w:t>
+      </w:r>
+      <w:r>
+        <w:t xml:space="preserve">О роли олигархов, телевидения и кампании 1996 г.: Hoffman, The Oligarchs; Freeland, Sale of the Century.</w:t>
+      </w:r>
+    </w:p>
+  </w:footnote>
+  <w:footnote w:id="76">
+    <w:p>
+      <w:pPr>
+        <w:pStyle w:val="FootnoteText"/>
+      </w:pPr>
+      <w:r>
+        <w:rPr>
+          <w:rStyle w:val="FootnoteReference"/>
+        </w:rPr>
+        <w:footnoteRef/>
+      </w:r>
+      <w:r>
+        <w:t xml:space="preserve"> </w:t>
+      </w:r>
+      <w:r>
+        <w:t xml:space="preserve">Об уроках выборов 1996 г. для будущего управления выборами: Ostrovsky, The Invention of Russia.</w:t>
+      </w:r>
+    </w:p>
+  </w:footnote>
+  <w:footnote w:id="78">
+    <w:p>
+      <w:pPr>
+        <w:pStyle w:val="FootnoteText"/>
+      </w:pPr>
+      <w:r>
+        <w:rPr>
+          <w:rStyle w:val="FootnoteReference"/>
+        </w:rPr>
+        <w:footnoteRef/>
+      </w:r>
+      <w:r>
+        <w:t xml:space="preserve"> </w:t>
+      </w:r>
+      <w:r>
+        <w:t xml:space="preserve">О слабости государства и общественной усталости во второй половине 1990-х: Lilia Shevtsova. Yeltsin’s Russia; Ostrovsky, The Invention of Russia.</w:t>
+      </w:r>
+    </w:p>
+  </w:footnote>
+  <w:footnote w:id="81">
+    <w:p>
+      <w:pPr>
+        <w:pStyle w:val="FootnoteText"/>
+      </w:pPr>
+      <w:r>
+        <w:rPr>
+          <w:rStyle w:val="FootnoteReference"/>
+        </w:rPr>
+        <w:footnoteRef/>
+      </w:r>
+      <w:r>
+        <w:t xml:space="preserve"> </w:t>
+      </w:r>
+      <w:r>
+        <w:t xml:space="preserve">О феномене олигархов и приватизации как ключе к пониманию постсоветской России: David E. Hoffman. The Oligarchs: Wealth and Power in the New Russia. PublicAffairs, 2002.</w:t>
+      </w:r>
+    </w:p>
+  </w:footnote>
+  <w:footnote w:id="83">
+    <w:p>
+      <w:pPr>
+        <w:pStyle w:val="FootnoteText"/>
+      </w:pPr>
+      <w:r>
+        <w:rPr>
+          <w:rStyle w:val="FootnoteReference"/>
+        </w:rPr>
+        <w:footnoteRef/>
+      </w:r>
+      <w:r>
+        <w:t xml:space="preserve"> </w:t>
+      </w:r>
+      <w:r>
+        <w:t xml:space="preserve">О ваучерной приватизации и её результатах: Chrystia Freeland. Sale of the Century. Crown Business, 2000; Hoffman, The Oligarchs.</w:t>
+      </w:r>
+    </w:p>
+  </w:footnote>
+  <w:footnote w:id="85">
+    <w:p>
+      <w:pPr>
+        <w:pStyle w:val="FootnoteText"/>
+      </w:pPr>
+      <w:r>
+        <w:rPr>
+          <w:rStyle w:val="FootnoteReference"/>
+        </w:rPr>
+        <w:footnoteRef/>
+      </w:r>
+      <w:r>
+        <w:t xml:space="preserve"> </w:t>
+      </w:r>
+      <w:r>
+        <w:t xml:space="preserve">О механизме залоговых аукционов: Freeland, Sale of the Century; Hoffman, The Oligarchs.</w:t>
+      </w:r>
+    </w:p>
+  </w:footnote>
+  <w:footnote w:id="86">
+    <w:p>
+      <w:pPr>
+        <w:pStyle w:val="FootnoteText"/>
+      </w:pPr>
+      <w:r>
+        <w:rPr>
+          <w:rStyle w:val="FootnoteReference"/>
+        </w:rPr>
+        <w:footnoteRef/>
+      </w:r>
+      <w:r>
+        <w:t xml:space="preserve"> </w:t>
+      </w:r>
+      <w:r>
+        <w:t xml:space="preserve">О конкретных сделках (ЮКОС — Ходорковский, «Норильский никель» — Потанин, «Сибнефть» — Березовский и Абрамович) и разрыве между ценой сделок и реальной стоимостью активов: Hoffman, The Oligarchs.</w:t>
+      </w:r>
+    </w:p>
+  </w:footnote>
+  <w:footnote w:id="87">
+    <w:p>
+      <w:pPr>
+        <w:pStyle w:val="FootnoteText"/>
+      </w:pPr>
+      <w:r>
+        <w:rPr>
+          <w:rStyle w:val="FootnoteReference"/>
+        </w:rPr>
+        <w:footnoteRef/>
+      </w:r>
+      <w:r>
+        <w:t xml:space="preserve"> </w:t>
+      </w:r>
+      <w:r>
+        <w:t xml:space="preserve">О подрыве легитимности собственности и его последствиях: Karen Dawisha. Putin’s Kleptocracy: Who Owns Russia? Simon &amp; Schuster, 2014.</w:t>
+      </w:r>
+    </w:p>
+  </w:footnote>
+  <w:footnote w:id="89">
+    <w:p>
+      <w:pPr>
+        <w:pStyle w:val="FootnoteText"/>
+      </w:pPr>
+      <w:r>
+        <w:rPr>
+          <w:rStyle w:val="FootnoteReference"/>
+        </w:rPr>
+        <w:footnoteRef/>
+      </w:r>
+      <w:r>
+        <w:t xml:space="preserve"> </w:t>
+      </w:r>
+      <w:r>
+        <w:t xml:space="preserve">Термин «семибанкирщина» вошёл в оборот после интервью Бориса Березовского газете Financial Times (1996), где он заявил о контроле группы крупнейших предпринимателей над значительной частью экономики и о влиянии на власть.</w:t>
+      </w:r>
+    </w:p>
+  </w:footnote>
+  <w:footnote w:id="90">
+    <w:p>
+      <w:pPr>
+        <w:pStyle w:val="FootnoteText"/>
+      </w:pPr>
+      <w:r>
+        <w:rPr>
+          <w:rStyle w:val="FootnoteReference"/>
+        </w:rPr>
+        <w:footnoteRef/>
+      </w:r>
+      <w:r>
+        <w:t xml:space="preserve"> </w:t>
+      </w:r>
+      <w:r>
+        <w:t xml:space="preserve">О сращивании бизнеса, медиа и власти в 1990-е: Hoffman, The Oligarchs; Arkady Ostrovsky. The Invention of Russia. Atlantic Books, 2015.</w:t>
+      </w:r>
+    </w:p>
+  </w:footnote>
+  <w:footnote w:id="92">
+    <w:p>
+      <w:pPr>
+        <w:pStyle w:val="FootnoteText"/>
+      </w:pPr>
+      <w:r>
+        <w:rPr>
+          <w:rStyle w:val="FootnoteReference"/>
+        </w:rPr>
+        <w:footnoteRef/>
+      </w:r>
+      <w:r>
+        <w:t xml:space="preserve"> </w:t>
+      </w:r>
+      <w:r>
+        <w:t xml:space="preserve">О составе и роли «Семьи»: Catherine Belton. Putin’s People: How the KGB Took Back Russia and Then Took On the West. William Collins, 2020; Mikhail Zygar. All the Kremlin’s Men. PublicAffairs, 2016.</w:t>
+      </w:r>
+    </w:p>
+  </w:footnote>
+  <w:footnote w:id="93">
+    <w:p>
+      <w:pPr>
+        <w:pStyle w:val="FootnoteText"/>
+      </w:pPr>
+      <w:r>
+        <w:rPr>
+          <w:rStyle w:val="FootnoteReference"/>
+        </w:rPr>
+        <w:footnoteRef/>
+      </w:r>
+      <w:r>
+        <w:t xml:space="preserve"> </w:t>
+      </w:r>
+      <w:r>
+        <w:t xml:space="preserve">О логике выбора преемника «Семьёй» ради гарантий безопасности: Belton, Putin’s People; см. также главу 4 настоящей книги.</w:t>
+      </w:r>
+    </w:p>
+  </w:footnote>
+  <w:footnote w:id="95">
+    <w:p>
+      <w:pPr>
+        <w:pStyle w:val="FootnoteText"/>
+      </w:pPr>
+      <w:r>
+        <w:rPr>
+          <w:rStyle w:val="FootnoteReference"/>
+        </w:rPr>
+        <w:footnoteRef/>
+      </w:r>
+      <w:r>
+        <w:t xml:space="preserve"> </w:t>
+      </w:r>
+      <w:r>
+        <w:t xml:space="preserve">О природе пирамиды ГКО: Hoffman, The Oligarchs; Åslund, How Russia Became a Market Economy.</w:t>
+      </w:r>
+    </w:p>
+  </w:footnote>
+  <w:footnote w:id="96">
+    <w:p>
+      <w:pPr>
+        <w:pStyle w:val="FootnoteText"/>
+      </w:pPr>
+      <w:r>
+        <w:rPr>
+          <w:rStyle w:val="FootnoteReference"/>
+        </w:rPr>
+        <w:footnoteRef/>
+      </w:r>
+      <w:r>
+        <w:t xml:space="preserve"> </w:t>
+      </w:r>
+      <w:r>
+        <w:t xml:space="preserve">О дефолте 17 августа 1998 г.: Hoffman, The Oligarchs; современная деловая пресса (в т. ч. отчёты о девальвации рубля и банковском кризисе).</w:t>
+      </w:r>
+    </w:p>
+  </w:footnote>
+  <w:footnote w:id="97">
+    <w:p>
+      <w:pPr>
+        <w:pStyle w:val="FootnoteText"/>
+      </w:pPr>
+      <w:r>
+        <w:rPr>
+          <w:rStyle w:val="FootnoteReference"/>
+        </w:rPr>
+        <w:footnoteRef/>
+      </w:r>
+      <w:r>
+        <w:t xml:space="preserve"> </w:t>
+      </w:r>
+      <w:r>
+        <w:t xml:space="preserve">Об экономическом эффекте девальвации и начале роста в 1999 г.: экономико-исторические обзоры постсоветской России.</w:t>
+      </w:r>
+    </w:p>
+  </w:footnote>
+  <w:footnote w:id="99">
+    <w:p>
+      <w:pPr>
+        <w:pStyle w:val="FootnoteText"/>
+      </w:pPr>
+      <w:r>
+        <w:rPr>
+          <w:rStyle w:val="FootnoteReference"/>
+        </w:rPr>
+        <w:footnoteRef/>
+      </w:r>
+      <w:r>
+        <w:t xml:space="preserve"> </w:t>
+      </w:r>
+      <w:r>
+        <w:t xml:space="preserve">О психологическом итоге 1990-х и запросе на «сильную руку»: Ostrovsky, The Invention of Russia; Lev Gudkov (исследования «Левада-центра» об общественных настроениях).</w:t>
+      </w:r>
+    </w:p>
+  </w:footnote>
+  <w:footnote w:id="103">
+    <w:p>
+      <w:pPr>
+        <w:pStyle w:val="FootnoteText"/>
+      </w:pPr>
+      <w:r>
+        <w:rPr>
+          <w:rStyle w:val="FootnoteReference"/>
+        </w:rPr>
+        <w:footnoteRef/>
+      </w:r>
+      <w:r>
+        <w:t xml:space="preserve"> </w:t>
+      </w:r>
+      <w:r>
+        <w:t xml:space="preserve">Владимир Путин, Наталия Геворкян, Наталья Тимакова, Андрей Колесников. От первого лица. Разговоры с Владимиром Путиным. — М.: Вагриус, 2000. Книга носит характер предвыборной автобиографии; к её содержанию исследователи относятся критически. См. также: Masha Gessen. The Man Without a Face: The Unlikely Rise of Vladimir Putin. Riverhead Books, 2012.</w:t>
+      </w:r>
+    </w:p>
+  </w:footnote>
+  <w:footnote w:id="104">
+    <w:p>
+      <w:pPr>
+        <w:pStyle w:val="FootnoteText"/>
+      </w:pPr>
+      <w:r>
+        <w:rPr>
+          <w:rStyle w:val="FootnoteReference"/>
+        </w:rPr>
+        <w:footnoteRef/>
+      </w:r>
+      <w:r>
+        <w:t xml:space="preserve"> </w:t>
+      </w:r>
+      <w:r>
+        <w:t xml:space="preserve">О дрезденском периоде и его влиянии: Steven Lee Myers. The New Tsar: The Rise and Reign of Vladimir Putin. Alfred A. Knopf, 2015; Fiona Hill, Clifford G. Gaddy. Mr. Putin: Operative in the Kremlin. Brookings Institution Press, 2013; Catherine Belton. Putin’s People. William Collins, 2020.</w:t>
+      </w:r>
+    </w:p>
+  </w:footnote>
+  <w:footnote w:id="106">
+    <w:p>
+      <w:pPr>
+        <w:pStyle w:val="FootnoteText"/>
+      </w:pPr>
+      <w:r>
+        <w:rPr>
+          <w:rStyle w:val="FootnoteReference"/>
+        </w:rPr>
+        <w:footnoteRef/>
+      </w:r>
+      <w:r>
+        <w:t xml:space="preserve"> </w:t>
+      </w:r>
+      <w:r>
+        <w:t xml:space="preserve">О «продовольственном деле» и работе Путина в мэрии Санкт-Петербурга: Gessen, The Man Without a Face; Belton, Putin’s People. Депутатская комиссия под руководством Марины Салье готовила материалы о нарушениях в комитете по внешним связям.</w:t>
+      </w:r>
+    </w:p>
+  </w:footnote>
+  <w:footnote w:id="107">
+    <w:p>
+      <w:pPr>
+        <w:pStyle w:val="FootnoteText"/>
+      </w:pPr>
+      <w:r>
+        <w:rPr>
+          <w:rStyle w:val="FootnoteReference"/>
+        </w:rPr>
+        <w:footnoteRef/>
+      </w:r>
+      <w:r>
+        <w:t xml:space="preserve"> </w:t>
+      </w:r>
+      <w:r>
+        <w:t xml:space="preserve">О московском этапе карьеры и назначении директором ФСБ (июль 1998 г.): Myers, The New Tsar; Mikhail Zygar. All the Kremlin’s Men. PublicAffairs, 2016.</w:t>
+      </w:r>
+    </w:p>
+  </w:footnote>
+  <w:footnote w:id="109">
+    <w:p>
+      <w:pPr>
+        <w:pStyle w:val="FootnoteText"/>
+      </w:pPr>
+      <w:r>
+        <w:rPr>
+          <w:rStyle w:val="FootnoteReference"/>
+        </w:rPr>
+        <w:footnoteRef/>
+      </w:r>
+      <w:r>
+        <w:t xml:space="preserve"> </w:t>
+      </w:r>
+      <w:r>
+        <w:t xml:space="preserve">О задаче гарантий безопасности для «Семьи»: Belton, Putin’s People; Karen Dawisha. Putin’s Kleptocracy. Simon &amp; Schuster, 2014.</w:t>
+      </w:r>
+    </w:p>
+  </w:footnote>
+  <w:footnote w:id="110">
+    <w:p>
+      <w:pPr>
+        <w:pStyle w:val="FootnoteText"/>
+      </w:pPr>
+      <w:r>
+        <w:rPr>
+          <w:rStyle w:val="FootnoteReference"/>
+        </w:rPr>
+        <w:footnoteRef/>
+      </w:r>
+      <w:r>
+        <w:t xml:space="preserve"> </w:t>
+      </w:r>
+      <w:r>
+        <w:t xml:space="preserve">Об угрозе со стороны блока «Отечество — Вся Россия» и Примакова: Zygar, All the Kremlin’s Men; Myers, The New Tsar.</w:t>
+      </w:r>
+    </w:p>
+  </w:footnote>
+  <w:footnote w:id="112">
+    <w:p>
+      <w:pPr>
+        <w:pStyle w:val="FootnoteText"/>
+      </w:pPr>
+      <w:r>
+        <w:rPr>
+          <w:rStyle w:val="FootnoteReference"/>
+        </w:rPr>
+        <w:footnoteRef/>
+      </w:r>
+      <w:r>
+        <w:t xml:space="preserve"> </w:t>
+      </w:r>
+      <w:r>
+        <w:t xml:space="preserve">О «чехарде премьеров» 1998–1999 гг. (Кириенко, Примаков, Степашин): Myers, The New Tsar; Zygar, All the Kremlin’s Men.</w:t>
+      </w:r>
+    </w:p>
+  </w:footnote>
+  <w:footnote w:id="113">
+    <w:p>
+      <w:pPr>
+        <w:pStyle w:val="FootnoteText"/>
+      </w:pPr>
+      <w:r>
+        <w:rPr>
+          <w:rStyle w:val="FootnoteReference"/>
+        </w:rPr>
+        <w:footnoteRef/>
+      </w:r>
+      <w:r>
+        <w:t xml:space="preserve"> </w:t>
+      </w:r>
+      <w:r>
+        <w:t xml:space="preserve">Ельцин объявил о назначении Путина и. о. премьера и о том, что видит в нём преемника, 9 августа 1999 г. См.: Myers, The New Tsar.</w:t>
+      </w:r>
+    </w:p>
+  </w:footnote>
+  <w:footnote w:id="114">
+    <w:p>
+      <w:pPr>
+        <w:pStyle w:val="FootnoteText"/>
+      </w:pPr>
+      <w:r>
+        <w:rPr>
+          <w:rStyle w:val="FootnoteReference"/>
+        </w:rPr>
+        <w:footnoteRef/>
+      </w:r>
+      <w:r>
+        <w:t xml:space="preserve"> </w:t>
+      </w:r>
+      <w:r>
+        <w:t xml:space="preserve">О роли Путина в деле генпрокурора Юрия Скуратова (1999): Gessen, The Man Without a Face; Belton, Putin’s People.</w:t>
+      </w:r>
+    </w:p>
+  </w:footnote>
+  <w:footnote w:id="115">
+    <w:p>
+      <w:pPr>
+        <w:pStyle w:val="FootnoteText"/>
+      </w:pPr>
+      <w:r>
+        <w:rPr>
+          <w:rStyle w:val="FootnoteReference"/>
+        </w:rPr>
+        <w:footnoteRef/>
+      </w:r>
+      <w:r>
+        <w:t xml:space="preserve"> </w:t>
+      </w:r>
+      <w:r>
+        <w:t xml:space="preserve">О расчёте «Семьи» на управляемость преемника и его последующем освобождении от опеки: Belton, Putin’s People; Zygar, All the Kremlin’s Men.</w:t>
+      </w:r>
+    </w:p>
+  </w:footnote>
+  <w:footnote w:id="117">
+    <w:p>
+      <w:pPr>
+        <w:pStyle w:val="FootnoteText"/>
+      </w:pPr>
+      <w:r>
+        <w:rPr>
+          <w:rStyle w:val="FootnoteReference"/>
+        </w:rPr>
+        <w:footnoteRef/>
+      </w:r>
+      <w:r>
+        <w:t xml:space="preserve"> </w:t>
+      </w:r>
+      <w:r>
+        <w:t xml:space="preserve">О вторжении в Дагестан и начале второй чеченской войны как факторе роста популярности Путина см. главу 5.</w:t>
+      </w:r>
+    </w:p>
+  </w:footnote>
+  <w:footnote w:id="121">
+    <w:p>
+      <w:pPr>
+        <w:pStyle w:val="FootnoteText"/>
+      </w:pPr>
+      <w:r>
+        <w:rPr>
+          <w:rStyle w:val="FootnoteReference"/>
+        </w:rPr>
+        <w:footnoteRef/>
+      </w:r>
+      <w:r>
+        <w:t xml:space="preserve"> </w:t>
+      </w:r>
+      <w:r>
+        <w:t xml:space="preserve">О вторжении в Дагестан в августе 1999 г.: Steven Lee Myers. The New Tsar. Alfred A. Knopf, 2015; Catherine Belton. Putin’s People. William Collins, 2020.</w:t>
+      </w:r>
+    </w:p>
+  </w:footnote>
+  <w:footnote w:id="123">
+    <w:p>
+      <w:pPr>
+        <w:pStyle w:val="FootnoteText"/>
+      </w:pPr>
+      <w:r>
+        <w:rPr>
+          <w:rStyle w:val="FootnoteReference"/>
+        </w:rPr>
+        <w:footnoteRef/>
+      </w:r>
+      <w:r>
+        <w:t xml:space="preserve"> </w:t>
+      </w:r>
+      <w:r>
+        <w:t xml:space="preserve">Хронология взрывов сентября 1999 г. (Буйнакск, ул. Гурьянова и Каширское шоссе в Москве, Волгодонск) приводится в: John B. Dunlop. The Moscow Bombings of September 1999. Ibidem-Verlag, 2012.</w:t>
+      </w:r>
+    </w:p>
+  </w:footnote>
+  <w:footnote w:id="124">
+    <w:p>
+      <w:pPr>
+        <w:pStyle w:val="FootnoteText"/>
+      </w:pPr>
+      <w:r>
+        <w:rPr>
+          <w:rStyle w:val="FootnoteReference"/>
+        </w:rPr>
+        <w:footnoteRef/>
+      </w:r>
+      <w:r>
+        <w:t xml:space="preserve"> </w:t>
+      </w:r>
+      <w:r>
+        <w:t xml:space="preserve">Об атмосфере страха осенью 1999 г.: Masha Gessen. The Man Without a Face. Riverhead Books, 2012.</w:t>
+      </w:r>
+    </w:p>
+  </w:footnote>
+  <w:footnote w:id="125">
+    <w:p>
+      <w:pPr>
+        <w:pStyle w:val="FootnoteText"/>
+      </w:pPr>
+      <w:r>
+        <w:rPr>
+          <w:rStyle w:val="FootnoteReference"/>
+        </w:rPr>
+        <w:footnoteRef/>
+      </w:r>
+      <w:r>
+        <w:t xml:space="preserve"> </w:t>
+      </w:r>
+      <w:r>
+        <w:t xml:space="preserve">Фраза о том, что террористов «замочат в сортире», прозвучала на пресс-конференции в сентябре 1999 г. и стала знаковой. О влиянии риторики на рейтинг: Gessen, The Man Without a Face; Myers, The New Tsar.</w:t>
+      </w:r>
+    </w:p>
+  </w:footnote>
+  <w:footnote w:id="127">
+    <w:p>
+      <w:pPr>
+        <w:pStyle w:val="FootnoteText"/>
+      </w:pPr>
+      <w:r>
+        <w:rPr>
+          <w:rStyle w:val="FootnoteReference"/>
+        </w:rPr>
+        <w:footnoteRef/>
+      </w:r>
+      <w:r>
+        <w:t xml:space="preserve"> </w:t>
+      </w:r>
+      <w:r>
+        <w:t xml:space="preserve">О рязанском эпизоде 22–24 сентября 1999 г.: Dunlop, The Moscow Bombings of September 1999; David Satter. Darkness at Dawn: The Rise of the Russian Criminal State. Yale University Press, 2003.</w:t>
+      </w:r>
+    </w:p>
+  </w:footnote>
+  <w:footnote w:id="128">
+    <w:p>
+      <w:pPr>
+        <w:pStyle w:val="FootnoteText"/>
+      </w:pPr>
+      <w:r>
+        <w:rPr>
+          <w:rStyle w:val="FootnoteReference"/>
+        </w:rPr>
+        <w:footnoteRef/>
+      </w:r>
+      <w:r>
+        <w:t xml:space="preserve"> </w:t>
+      </w:r>
+      <w:r>
+        <w:t xml:space="preserve">Заявление директора ФСБ Николая Патрушева об «учениях» и версия о «сахаре»: Dunlop, The Moscow Bombings; Satter, Darkness at Dawn.</w:t>
+      </w:r>
+    </w:p>
+  </w:footnote>
+  <w:footnote w:id="129">
+    <w:p>
+      <w:pPr>
+        <w:pStyle w:val="FootnoteText"/>
+      </w:pPr>
+      <w:r>
+        <w:rPr>
+          <w:rStyle w:val="FootnoteReference"/>
+        </w:rPr>
+        <w:footnoteRef/>
+      </w:r>
+      <w:r>
+        <w:t xml:space="preserve"> </w:t>
+      </w:r>
+      <w:r>
+        <w:t xml:space="preserve">Критику официальной («сахарной») версии см.: Dunlop, The Moscow Bombings of September 1999; Александр Литвиненко, Юрий Фельштинский. ФСБ взрывает Россию. 2002.</w:t>
+      </w:r>
+    </w:p>
+  </w:footnote>
+  <w:footnote w:id="130">
+    <w:p>
+      <w:pPr>
+        <w:pStyle w:val="FootnoteText"/>
+      </w:pPr>
+      <w:r>
+        <w:rPr>
+          <w:rStyle w:val="FootnoteReference"/>
+        </w:rPr>
+        <w:footnoteRef/>
+      </w:r>
+      <w:r>
+        <w:t xml:space="preserve"> </w:t>
+      </w:r>
+      <w:r>
+        <w:t xml:space="preserve">О преждевременном упоминании взрыва в Волгодонске спикером Госдумы и о совокупности обстоятельств: Satter, Darkness at Dawn; Dunlop, The Moscow Bombings. Автор подчёркивает: речь идёт об обоснованных подозрениях, а не о доказанном факте; официальная версия возлагает вину на чеченских боевиков.</w:t>
+      </w:r>
+    </w:p>
+  </w:footnote>
+  <w:footnote w:id="132">
+    <w:p>
+      <w:pPr>
+        <w:pStyle w:val="FootnoteText"/>
+      </w:pPr>
+      <w:r>
+        <w:rPr>
+          <w:rStyle w:val="FootnoteReference"/>
+        </w:rPr>
+        <w:footnoteRef/>
+      </w:r>
+      <w:r>
+        <w:t xml:space="preserve"> </w:t>
+      </w:r>
+      <w:r>
+        <w:t xml:space="preserve">О судьбе Литвиненко, Юшенкова, Щекочихина и Трепашкина: David Satter. The Less You Know, the Better You Sleep: Russia’s Road to Terror and Dictatorship under Yeltsin and Putin. Yale University Press, 2016.</w:t>
+      </w:r>
+    </w:p>
+  </w:footnote>
+  <w:footnote w:id="134">
+    <w:p>
+      <w:pPr>
+        <w:pStyle w:val="FootnoteText"/>
+      </w:pPr>
+      <w:r>
+        <w:rPr>
+          <w:rStyle w:val="FootnoteReference"/>
+        </w:rPr>
+        <w:footnoteRef/>
+      </w:r>
+      <w:r>
+        <w:t xml:space="preserve"> </w:t>
+      </w:r>
+      <w:r>
+        <w:t xml:space="preserve">Об информационном контроле во второй чеченской войне: Arkady Ostrovsky. The Invention of Russia. Atlantic Books, 2015.</w:t>
+      </w:r>
+    </w:p>
+  </w:footnote>
+  <w:footnote w:id="135">
+    <w:p>
+      <w:pPr>
+        <w:pStyle w:val="FootnoteText"/>
+      </w:pPr>
+      <w:r>
+        <w:rPr>
+          <w:rStyle w:val="FootnoteReference"/>
+        </w:rPr>
+        <w:footnoteRef/>
+      </w:r>
+      <w:r>
+        <w:t xml:space="preserve"> </w:t>
+      </w:r>
+      <w:r>
+        <w:t xml:space="preserve">О разрушении Грозного и ходе второй чеченской войны: Anna Politkovskaya. A Small Corner of Hell: Dispatches from Chechnya. University of Chicago Press, 2003; о характеристике Грозного ООН — доклады профильных структур ООН начала 2000-х.</w:t>
+      </w:r>
+    </w:p>
+  </w:footnote>
+  <w:footnote w:id="137">
+    <w:p>
+      <w:pPr>
+        <w:pStyle w:val="FootnoteText"/>
+      </w:pPr>
+      <w:r>
+        <w:rPr>
+          <w:rStyle w:val="FootnoteReference"/>
+        </w:rPr>
+        <w:footnoteRef/>
+      </w:r>
+      <w:r>
+        <w:t xml:space="preserve"> </w:t>
+      </w:r>
+      <w:r>
+        <w:t xml:space="preserve">О создании блока «Единство» и думских выборах 1999 г.: Myers, The New Tsar; Ostrovsky, The Invention of Russia.</w:t>
+      </w:r>
+    </w:p>
+  </w:footnote>
+  <w:footnote w:id="138">
+    <w:p>
+      <w:pPr>
+        <w:pStyle w:val="FootnoteText"/>
+      </w:pPr>
+      <w:r>
+        <w:rPr>
+          <w:rStyle w:val="FootnoteReference"/>
+        </w:rPr>
+        <w:footnoteRef/>
+      </w:r>
+      <w:r>
+        <w:t xml:space="preserve"> </w:t>
+      </w:r>
+      <w:r>
+        <w:t xml:space="preserve">Новогоднее обращение и отставка Ельцина 31 декабря 1999 г.: Myers, The New Tsar.</w:t>
+      </w:r>
+    </w:p>
+  </w:footnote>
+  <w:footnote w:id="139">
+    <w:p>
+      <w:pPr>
+        <w:pStyle w:val="FootnoteText"/>
+      </w:pPr>
+      <w:r>
+        <w:rPr>
+          <w:rStyle w:val="FootnoteReference"/>
+        </w:rPr>
+        <w:footnoteRef/>
+      </w:r>
+      <w:r>
+        <w:t xml:space="preserve"> </w:t>
+      </w:r>
+      <w:r>
+        <w:t xml:space="preserve">О политтехнологическом значении досрочной отставки и указе о гарантиях Ельцину: Belton, Putin’s People; Myers, The New Tsar.</w:t>
+      </w:r>
+    </w:p>
+  </w:footnote>
+  <w:footnote w:id="141">
+    <w:p>
+      <w:pPr>
+        <w:pStyle w:val="FootnoteText"/>
+      </w:pPr>
+      <w:r>
+        <w:rPr>
+          <w:rStyle w:val="FootnoteReference"/>
+        </w:rPr>
+        <w:footnoteRef/>
+      </w:r>
+      <w:r>
+        <w:t xml:space="preserve"> </w:t>
+      </w:r>
+      <w:r>
+        <w:t xml:space="preserve">Итоги президентских выборов 26 марта 2000 г. (победа в первом туре, около 53%): Myers, The New Tsar.</w:t>
+      </w:r>
+    </w:p>
+  </w:footnote>
+  <w:footnote w:id="144">
+    <w:p>
+      <w:pPr>
+        <w:pStyle w:val="FootnoteText"/>
+      </w:pPr>
+      <w:r>
+        <w:rPr>
+          <w:rStyle w:val="FootnoteReference"/>
+        </w:rPr>
+        <w:footnoteRef/>
+      </w:r>
+      <w:r>
+        <w:t xml:space="preserve"> </w:t>
+      </w:r>
+      <w:r>
+        <w:t xml:space="preserve">О центральной роли телевидения в российской политике: Arkady Ostrovsky. The Invention of Russia. Atlantic Books, 2015; Peter Pomerantsev. Nothing Is True and Everything Is Possible: The Surreal Heart of the New Russia. PublicAffairs, 2014.</w:t>
+      </w:r>
+    </w:p>
+  </w:footnote>
+  <w:footnote w:id="146">
+    <w:p>
+      <w:pPr>
+        <w:pStyle w:val="FootnoteText"/>
+      </w:pPr>
+      <w:r>
+        <w:rPr>
+          <w:rStyle w:val="FootnoteReference"/>
+        </w:rPr>
+        <w:footnoteRef/>
+      </w:r>
+      <w:r>
+        <w:t xml:space="preserve"> </w:t>
+      </w:r>
+      <w:r>
+        <w:t xml:space="preserve">О феномене НТВ и программе «Куклы»: Ostrovsky, The Invention of Russia; Masha Gessen. The Man Without a Face. Riverhead Books, 2012.</w:t>
+      </w:r>
+    </w:p>
+  </w:footnote>
+  <w:footnote w:id="147">
+    <w:p>
+      <w:pPr>
+        <w:pStyle w:val="FootnoteText"/>
+      </w:pPr>
+      <w:r>
+        <w:rPr>
+          <w:rStyle w:val="FootnoteReference"/>
+        </w:rPr>
+        <w:footnoteRef/>
+      </w:r>
+      <w:r>
+        <w:t xml:space="preserve"> </w:t>
+      </w:r>
+      <w:r>
+        <w:t xml:space="preserve">Об аресте Гусинского (июнь 2000 г.) и «протоколе № 6»: Steven Lee Myers. The New Tsar. Alfred A. Knopf, 2015; Ostrovsky, The Invention of Russia.</w:t>
+      </w:r>
+    </w:p>
+  </w:footnote>
+  <w:footnote w:id="148">
+    <w:p>
+      <w:pPr>
+        <w:pStyle w:val="FootnoteText"/>
+      </w:pPr>
+      <w:r>
+        <w:rPr>
+          <w:rStyle w:val="FootnoteReference"/>
+        </w:rPr>
+        <w:footnoteRef/>
+      </w:r>
+      <w:r>
+        <w:t xml:space="preserve"> </w:t>
+      </w:r>
+      <w:r>
+        <w:t xml:space="preserve">О захвате НТВ весной 2001 г. и протестах журналистов: Ostrovsky, The Invention of Russia.</w:t>
+      </w:r>
+    </w:p>
+  </w:footnote>
+  <w:footnote w:id="150">
+    <w:p>
+      <w:pPr>
+        <w:pStyle w:val="FootnoteText"/>
+      </w:pPr>
+      <w:r>
+        <w:rPr>
+          <w:rStyle w:val="FootnoteReference"/>
+        </w:rPr>
+        <w:footnoteRef/>
+      </w:r>
+      <w:r>
+        <w:t xml:space="preserve"> </w:t>
+      </w:r>
+      <w:r>
+        <w:t xml:space="preserve">О закрытии ТВ-6 (начало 2002 г.): Ostrovsky, The Invention of Russia.</w:t>
+      </w:r>
+    </w:p>
+  </w:footnote>
+  <w:footnote w:id="151">
+    <w:p>
+      <w:pPr>
+        <w:pStyle w:val="FootnoteText"/>
+      </w:pPr>
+      <w:r>
+        <w:rPr>
+          <w:rStyle w:val="FootnoteReference"/>
+        </w:rPr>
+        <w:footnoteRef/>
+      </w:r>
+      <w:r>
+        <w:t xml:space="preserve"> </w:t>
+      </w:r>
+      <w:r>
+        <w:t xml:space="preserve">О закрытии ТВС (2003 г.) и завершении зачистки федерального ТВ: Ostrovsky, The Invention of Russia.</w:t>
+      </w:r>
+    </w:p>
+  </w:footnote>
+  <w:footnote w:id="153">
+    <w:p>
+      <w:pPr>
+        <w:pStyle w:val="FootnoteText"/>
+      </w:pPr>
+      <w:r>
+        <w:rPr>
+          <w:rStyle w:val="FootnoteReference"/>
+        </w:rPr>
+        <w:footnoteRef/>
+      </w:r>
+      <w:r>
+        <w:t xml:space="preserve"> </w:t>
+      </w:r>
+      <w:r>
+        <w:t xml:space="preserve">О гибели АПЛ «Курск» 12 августа 2000 г. и провале спасательной операции: Myers, The New Tsar.</w:t>
+      </w:r>
+    </w:p>
+  </w:footnote>
+  <w:footnote w:id="154">
+    <w:p>
+      <w:pPr>
+        <w:pStyle w:val="FootnoteText"/>
+      </w:pPr>
+      <w:r>
+        <w:rPr>
+          <w:rStyle w:val="FootnoteReference"/>
+        </w:rPr>
+        <w:footnoteRef/>
+      </w:r>
+      <w:r>
+        <w:t xml:space="preserve"> </w:t>
+      </w:r>
+      <w:r>
+        <w:t xml:space="preserve">Фраза «Она утонула» прозвучала в интервью Владимира Путина Ларри Кингу на телеканале CNN (сентябрь 2000 г.).</w:t>
+      </w:r>
+    </w:p>
+  </w:footnote>
+  <w:footnote w:id="155">
+    <w:p>
+      <w:pPr>
+        <w:pStyle w:val="FootnoteText"/>
+      </w:pPr>
+      <w:r>
+        <w:rPr>
+          <w:rStyle w:val="FootnoteReference"/>
+        </w:rPr>
+        <w:footnoteRef/>
+      </w:r>
+      <w:r>
+        <w:t xml:space="preserve"> </w:t>
+      </w:r>
+      <w:r>
+        <w:t xml:space="preserve">О роли освещения «Курска» в решимости Путина подчинить телевидение: Gessen, The Man Without a Face; Ostrovsky, The Invention of Russia.</w:t>
+      </w:r>
+    </w:p>
+  </w:footnote>
+  <w:footnote w:id="157">
+    <w:p>
+      <w:pPr>
+        <w:pStyle w:val="FootnoteText"/>
+      </w:pPr>
+      <w:r>
+        <w:rPr>
+          <w:rStyle w:val="FootnoteReference"/>
+        </w:rPr>
+        <w:footnoteRef/>
+      </w:r>
+      <w:r>
+        <w:t xml:space="preserve"> </w:t>
+      </w:r>
+      <w:r>
+        <w:t xml:space="preserve">О конфликте Путина с Березовским и его эмиграции: Catherine Belton. Putin’s People. William Collins, 2020; Myers, The New Tsar. Березовский умер в марте 2013 г. в Великобритании.</w:t>
+      </w:r>
+    </w:p>
+  </w:footnote>
+  <w:footnote w:id="159">
+    <w:p>
+      <w:pPr>
+        <w:pStyle w:val="FootnoteText"/>
+      </w:pPr>
+      <w:r>
+        <w:rPr>
+          <w:rStyle w:val="FootnoteReference"/>
+        </w:rPr>
+        <w:footnoteRef/>
+      </w:r>
+      <w:r>
+        <w:t xml:space="preserve"> </w:t>
+      </w:r>
+      <w:r>
+        <w:t xml:space="preserve">О сохранении «островков» свободной прессы («Новая газета», «Эхо Москвы») как контролируемой отдушины: Ostrovsky, The Invention of Russia; Andrei Soldatov, Irina Borogan. The Red Web. PublicAffairs, 2015.</w:t>
+      </w:r>
+    </w:p>
+  </w:footnote>
+  <w:footnote w:id="162">
+    <w:p>
+      <w:pPr>
+        <w:pStyle w:val="FootnoteText"/>
+      </w:pPr>
+      <w:r>
+        <w:rPr>
+          <w:rStyle w:val="FootnoteReference"/>
+        </w:rPr>
+        <w:footnoteRef/>
+      </w:r>
+      <w:r>
+        <w:t xml:space="preserve"> </w:t>
+      </w:r>
+      <w:r>
+        <w:t xml:space="preserve">О значении дела ЮКОСа как урока для всего бизнеса: Richard Sakwa. Putin and the Oligarch: The Khodorkovsky-Yukos Affair. I.B. Tauris, 2014; Catherine Belton. Putin’s People. William Collins, 2020.</w:t>
+      </w:r>
+    </w:p>
+  </w:footnote>
+  <w:footnote w:id="164">
+    <w:p>
+      <w:pPr>
+        <w:pStyle w:val="FootnoteText"/>
+      </w:pPr>
+      <w:r>
+        <w:rPr>
+          <w:rStyle w:val="FootnoteReference"/>
+        </w:rPr>
+        <w:footnoteRef/>
+      </w:r>
+      <w:r>
+        <w:t xml:space="preserve"> </w:t>
+      </w:r>
+      <w:r>
+        <w:t xml:space="preserve">О ранней биографии Ходорковского, банке «Менатеп» и приобретении ЮКОСа: David E. Hoffman. The Oligarchs. PublicAffairs, 2002; Sakwa, Putin and the Oligarch.</w:t>
+      </w:r>
+    </w:p>
+  </w:footnote>
+  <w:footnote w:id="165">
+    <w:p>
+      <w:pPr>
+        <w:pStyle w:val="FootnoteText"/>
+      </w:pPr>
+      <w:r>
+        <w:rPr>
+          <w:rStyle w:val="FootnoteReference"/>
+        </w:rPr>
+        <w:footnoteRef/>
+      </w:r>
+      <w:r>
+        <w:t xml:space="preserve"> </w:t>
+      </w:r>
+      <w:r>
+        <w:t xml:space="preserve">О трансформации ЮКОСа в прозрачную компанию и росте капитализации: Sakwa, Putin and the Oligarch; Martin Sixsmith. Putin’s Oil: The Yukos Affair and the Struggle for Russia. Continuum, 2010.</w:t>
+      </w:r>
+    </w:p>
+  </w:footnote>
+  <w:footnote w:id="167">
+    <w:p>
+      <w:pPr>
+        <w:pStyle w:val="FootnoteText"/>
+      </w:pPr>
+      <w:r>
+        <w:rPr>
+          <w:rStyle w:val="FootnoteReference"/>
+        </w:rPr>
+        <w:footnoteRef/>
+      </w:r>
+      <w:r>
+        <w:t xml:space="preserve"> </w:t>
+      </w:r>
+      <w:r>
+        <w:t xml:space="preserve">О финансировании Ходорковским политических партий и «Открытой России»: Sakwa, Putin and the Oligarch; Steven Lee Myers. The New Tsar. Alfred A. Knopf, 2015.</w:t>
+      </w:r>
+    </w:p>
+  </w:footnote>
+  <w:footnote w:id="168">
+    <w:p>
+      <w:pPr>
+        <w:pStyle w:val="FootnoteText"/>
+      </w:pPr>
+      <w:r>
+        <w:rPr>
+          <w:rStyle w:val="FootnoteReference"/>
+        </w:rPr>
+        <w:footnoteRef/>
+      </w:r>
+      <w:r>
+        <w:t xml:space="preserve"> </w:t>
+      </w:r>
+      <w:r>
+        <w:t xml:space="preserve">О планах частных нефтепроводов и переговорах с ExxonMobil/ChevronTexaco как факторе конфликта: Belton, Putin’s People; Sixsmith, Putin’s Oil.</w:t>
+      </w:r>
+    </w:p>
+  </w:footnote>
+  <w:footnote w:id="169">
+    <w:p>
+      <w:pPr>
+        <w:pStyle w:val="FootnoteText"/>
+      </w:pPr>
+      <w:r>
+        <w:rPr>
+          <w:rStyle w:val="FootnoteReference"/>
+        </w:rPr>
+        <w:footnoteRef/>
+      </w:r>
+      <w:r>
+        <w:t xml:space="preserve"> </w:t>
+      </w:r>
+      <w:r>
+        <w:t xml:space="preserve">О встрече в Кремле в феврале 2003 г. и публичном столкновении по поводу коррупции («Северная нефть»): Myers, The New Tsar; Sakwa, Putin and the Oligarch.</w:t>
+      </w:r>
+    </w:p>
+  </w:footnote>
+  <w:footnote w:id="171">
+    <w:p>
+      <w:pPr>
+        <w:pStyle w:val="FootnoteText"/>
+      </w:pPr>
+      <w:r>
+        <w:rPr>
+          <w:rStyle w:val="FootnoteReference"/>
+        </w:rPr>
+        <w:footnoteRef/>
+      </w:r>
+      <w:r>
+        <w:t xml:space="preserve"> </w:t>
+      </w:r>
+      <w:r>
+        <w:t xml:space="preserve">Об аресте Платона Лебедева (июль 2003 г.) и решении Ходорковского остаться: Sakwa, Putin and the Oligarch.</w:t>
+      </w:r>
+    </w:p>
+  </w:footnote>
+  <w:footnote w:id="172">
+    <w:p>
+      <w:pPr>
+        <w:pStyle w:val="FootnoteText"/>
+      </w:pPr>
+      <w:r>
+        <w:rPr>
+          <w:rStyle w:val="FootnoteReference"/>
+        </w:rPr>
+        <w:footnoteRef/>
+      </w:r>
+      <w:r>
+        <w:t xml:space="preserve"> </w:t>
+      </w:r>
+      <w:r>
+        <w:t xml:space="preserve">Об аресте Ходорковского в аэропорту Новосибирска 25 октября 2003 г.: Myers, The New Tsar; Sakwa, Putin and the Oligarch.</w:t>
+      </w:r>
+    </w:p>
+  </w:footnote>
+  <w:footnote w:id="174">
+    <w:p>
+      <w:pPr>
+        <w:pStyle w:val="FootnoteText"/>
+      </w:pPr>
+      <w:r>
+        <w:rPr>
+          <w:rStyle w:val="FootnoteReference"/>
+        </w:rPr>
+        <w:footnoteRef/>
+      </w:r>
+      <w:r>
+        <w:t xml:space="preserve"> </w:t>
+      </w:r>
+      <w:r>
+        <w:t xml:space="preserve">О политическом характере процесса и избирательности правосудия: Sakwa, Putin and the Oligarch; заключения международных правозащитных организаций (Amnesty International признавала Ходорковского узником совести).</w:t>
+      </w:r>
+    </w:p>
+  </w:footnote>
+  <w:footnote w:id="175">
+    <w:p>
+      <w:pPr>
+        <w:pStyle w:val="FootnoteText"/>
+      </w:pPr>
+      <w:r>
+        <w:rPr>
+          <w:rStyle w:val="FootnoteReference"/>
+        </w:rPr>
+        <w:footnoteRef/>
+      </w:r>
+      <w:r>
+        <w:t xml:space="preserve"> </w:t>
+      </w:r>
+      <w:r>
+        <w:t xml:space="preserve">О первом (2005) и втором (2010) приговорах и их внутренней противоречивости: Sakwa, Putin and the Oligarch.</w:t>
+      </w:r>
+    </w:p>
+  </w:footnote>
+  <w:footnote w:id="176">
+    <w:p>
+      <w:pPr>
+        <w:pStyle w:val="FootnoteText"/>
+      </w:pPr>
+      <w:r>
+        <w:rPr>
+          <w:rStyle w:val="FootnoteReference"/>
+        </w:rPr>
+        <w:footnoteRef/>
+      </w:r>
+      <w:r>
+        <w:t xml:space="preserve"> </w:t>
+      </w:r>
+      <w:r>
+        <w:t xml:space="preserve">Постановления ЕСПЧ по жалобам ЮКОСа и Ходорковского; решение Постоянной палаты третейского суда в Гааге (июль 2014 г.) о компенсации бывшим акционерам (около 50 млрд долл.), впоследствии оспаривавшееся в национальных судах.</w:t>
+      </w:r>
+    </w:p>
+  </w:footnote>
+  <w:footnote w:id="178">
+    <w:p>
+      <w:pPr>
+        <w:pStyle w:val="FootnoteText"/>
+      </w:pPr>
+      <w:r>
+        <w:rPr>
+          <w:rStyle w:val="FootnoteReference"/>
+        </w:rPr>
+        <w:footnoteRef/>
+      </w:r>
+      <w:r>
+        <w:t xml:space="preserve"> </w:t>
+      </w:r>
+      <w:r>
+        <w:t xml:space="preserve">О налоговых претензиях, превышавших выручку, и банкротстве ЮКОСа: Sixsmith, Putin’s Oil; Sakwa, Putin and the Oligarch.</w:t>
+      </w:r>
+    </w:p>
+  </w:footnote>
+  <w:footnote w:id="179">
+    <w:p>
+      <w:pPr>
+        <w:pStyle w:val="FootnoteText"/>
+      </w:pPr>
+      <w:r>
+        <w:rPr>
+          <w:rStyle w:val="FootnoteReference"/>
+        </w:rPr>
+        <w:footnoteRef/>
+      </w:r>
+      <w:r>
+        <w:t xml:space="preserve"> </w:t>
+      </w:r>
+      <w:r>
+        <w:t xml:space="preserve">О продаже «Юганскнефтегаза» через фирму «Байкалфинансгруп» и переходе актива к «Роснефти» под руководством Игоря Сечина: Belton, Putin’s People; Sixsmith, Putin’s Oil.</w:t>
+      </w:r>
+    </w:p>
+  </w:footnote>
+  <w:footnote w:id="181">
+    <w:p>
+      <w:pPr>
+        <w:pStyle w:val="FootnoteText"/>
+      </w:pPr>
+      <w:r>
+        <w:rPr>
+          <w:rStyle w:val="FootnoteReference"/>
+        </w:rPr>
+        <w:footnoteRef/>
+      </w:r>
+      <w:r>
+        <w:t xml:space="preserve"> </w:t>
+      </w:r>
+      <w:r>
+        <w:t xml:space="preserve">О капитуляции крупного бизнеса и превращении олигархов в «приказчиков»: Belton, Putin’s People.</w:t>
+      </w:r>
+    </w:p>
+  </w:footnote>
+  <w:footnote w:id="182">
+    <w:p>
+      <w:pPr>
+        <w:pStyle w:val="FootnoteText"/>
+      </w:pPr>
+      <w:r>
+        <w:rPr>
+          <w:rStyle w:val="FootnoteReference"/>
+        </w:rPr>
+        <w:footnoteRef/>
+      </w:r>
+      <w:r>
+        <w:t xml:space="preserve"> </w:t>
+      </w:r>
+      <w:r>
+        <w:t xml:space="preserve">О рождении новой, «путинской» олигархии на обломках ЮКОСа: Belton, Putin’s People; Karen Dawisha. Putin’s Kleptocracy. Simon &amp; Schuster, 2014. См. также главу 14 настоящей книги.</w:t>
+      </w:r>
+    </w:p>
+  </w:footnote>
+  <w:footnote w:id="183">
+    <w:p>
+      <w:pPr>
+        <w:pStyle w:val="FootnoteText"/>
+      </w:pPr>
+      <w:r>
+        <w:rPr>
+          <w:rStyle w:val="FootnoteReference"/>
+        </w:rPr>
+        <w:footnoteRef/>
+      </w:r>
+      <w:r>
+        <w:t xml:space="preserve"> </w:t>
+      </w:r>
+      <w:r>
+        <w:t xml:space="preserve">О разрушении идеи верховенства права как главном итоге дела ЮКОСа: Sakwa, Putin and the Oligarch.</w:t>
+      </w:r>
+    </w:p>
+  </w:footnote>
+  <w:footnote w:id="185">
+    <w:p>
+      <w:pPr>
+        <w:pStyle w:val="FootnoteText"/>
+      </w:pPr>
+      <w:r>
+        <w:rPr>
+          <w:rStyle w:val="FootnoteReference"/>
+        </w:rPr>
+        <w:footnoteRef/>
+      </w:r>
+      <w:r>
+        <w:t xml:space="preserve"> </w:t>
+      </w:r>
+      <w:r>
+        <w:t xml:space="preserve">О помиловании и высылке Ходорковского в декабре 2013 г.: Myers, The New Tsar.</w:t>
+      </w:r>
+    </w:p>
+  </w:footnote>
+  <w:footnote w:id="188">
+    <w:p>
+      <w:pPr>
+        <w:pStyle w:val="FootnoteText"/>
+      </w:pPr>
+      <w:r>
+        <w:rPr>
+          <w:rStyle w:val="FootnoteReference"/>
+        </w:rPr>
+        <w:footnoteRef/>
+      </w:r>
+      <w:r>
+        <w:t xml:space="preserve"> </w:t>
+      </w:r>
+      <w:r>
+        <w:t xml:space="preserve">О закономерности использования трагедий для концентрации власти: Masha Gessen. The Man Without a Face. Riverhead Books, 2012; Karen Dawisha. Putin’s Kleptocracy. Simon &amp; Schuster, 2014.</w:t>
+      </w:r>
+    </w:p>
+  </w:footnote>
+  <w:footnote w:id="190">
+    <w:p>
+      <w:pPr>
+        <w:pStyle w:val="FootnoteText"/>
+      </w:pPr>
+      <w:r>
+        <w:rPr>
+          <w:rStyle w:val="FootnoteReference"/>
+        </w:rPr>
+        <w:footnoteRef/>
+      </w:r>
+      <w:r>
+        <w:t xml:space="preserve"> </w:t>
+      </w:r>
+      <w:r>
+        <w:t xml:space="preserve">О захвате театрального центра на Дубровке 23 октября 2002 г.: Steven Lee Myers. The New Tsar. Alfred A. Knopf, 2015.</w:t>
+      </w:r>
+    </w:p>
+  </w:footnote>
+  <w:footnote w:id="191">
+    <w:p>
+      <w:pPr>
+        <w:pStyle w:val="FootnoteText"/>
+      </w:pPr>
+      <w:r>
+        <w:rPr>
+          <w:rStyle w:val="FootnoteReference"/>
+        </w:rPr>
+        <w:footnoteRef/>
+      </w:r>
+      <w:r>
+        <w:t xml:space="preserve"> </w:t>
+      </w:r>
+      <w:r>
+        <w:t xml:space="preserve">О штурме 26 октября 2002 г., применении газа и гибели около 130 заложников: Myers, The New Tsar; расследования «Новой газеты». Точный состав газа официально не раскрывался; специалисты идентифицировали производное фентанила.</w:t>
+      </w:r>
+    </w:p>
+  </w:footnote>
+  <w:footnote w:id="192">
+    <w:p>
+      <w:pPr>
+        <w:pStyle w:val="FootnoteText"/>
+      </w:pPr>
+      <w:r>
+        <w:rPr>
+          <w:rStyle w:val="FootnoteReference"/>
+        </w:rPr>
+        <w:footnoteRef/>
+      </w:r>
+      <w:r>
+        <w:t xml:space="preserve"> </w:t>
+      </w:r>
+      <w:r>
+        <w:t xml:space="preserve">Об отказе раскрыть состав газа и отсутствии ответственности: постановление ЕСПЧ «Финогенов и другие против России» (2011), установившее нарушения в организации спасательной операции.</w:t>
+      </w:r>
+    </w:p>
+  </w:footnote>
+  <w:footnote w:id="194">
+    <w:p>
+      <w:pPr>
+        <w:pStyle w:val="FootnoteText"/>
+      </w:pPr>
+      <w:r>
+        <w:rPr>
+          <w:rStyle w:val="FootnoteReference"/>
+        </w:rPr>
+        <w:footnoteRef/>
+      </w:r>
+      <w:r>
+        <w:t xml:space="preserve"> </w:t>
+      </w:r>
+      <w:r>
+        <w:t xml:space="preserve">О захвате школы № 1 в Беслане 1 сентября 2004 г.: Myers, The New Tsar; C. J. Chivers. The School (Esquire, 2006) — детальная реконструкция событий.</w:t>
+      </w:r>
+    </w:p>
+  </w:footnote>
+  <w:footnote w:id="195">
+    <w:p>
+      <w:pPr>
+        <w:pStyle w:val="FootnoteText"/>
+      </w:pPr>
+      <w:r>
+        <w:rPr>
+          <w:rStyle w:val="FootnoteReference"/>
+        </w:rPr>
+        <w:footnoteRef/>
+      </w:r>
+      <w:r>
+        <w:t xml:space="preserve"> </w:t>
+      </w:r>
+      <w:r>
+        <w:t xml:space="preserve">О штурме 3 сентября 2004 г., спорах о его начале и числе погибших (334 человека, в т. ч. 186 детей): доклад парламентской комиссии; альтернативные выводы депутата Юрия Савельева; Chivers, The School.</w:t>
+      </w:r>
+    </w:p>
+  </w:footnote>
+  <w:footnote w:id="196">
+    <w:p>
+      <w:pPr>
+        <w:pStyle w:val="FootnoteText"/>
+      </w:pPr>
+      <w:r>
+        <w:rPr>
+          <w:rStyle w:val="FootnoteReference"/>
+        </w:rPr>
+        <w:footnoteRef/>
+      </w:r>
+      <w:r>
+        <w:t xml:space="preserve"> </w:t>
+      </w:r>
+      <w:r>
+        <w:t xml:space="preserve">Постановление ЕСПЧ «Тагаева и другие против России» (2017) установило нарушение права на жизнь: власти не предотвратили нападение, о котором имели сведения, и применили при штурме несоразмерную силу и оружие неизбирательного действия.</w:t>
+      </w:r>
+    </w:p>
+  </w:footnote>
+  <w:footnote w:id="198">
+    <w:p>
+      <w:pPr>
+        <w:pStyle w:val="FootnoteText"/>
+      </w:pPr>
+      <w:r>
+        <w:rPr>
+          <w:rStyle w:val="FootnoteReference"/>
+        </w:rPr>
+        <w:footnoteRef/>
+      </w:r>
+      <w:r>
+        <w:t xml:space="preserve"> </w:t>
+      </w:r>
+      <w:r>
+        <w:t xml:space="preserve">О заявлении Путина 13 сентября 2004 г.: Myers, The New Tsar; Dawisha, Putin’s Kleptocracy.</w:t>
+      </w:r>
+    </w:p>
+  </w:footnote>
+  <w:footnote w:id="199">
+    <w:p>
+      <w:pPr>
+        <w:pStyle w:val="FootnoteText"/>
+      </w:pPr>
+      <w:r>
+        <w:rPr>
+          <w:rStyle w:val="FootnoteReference"/>
+        </w:rPr>
+        <w:footnoteRef/>
+      </w:r>
+      <w:r>
+        <w:t xml:space="preserve"> </w:t>
+      </w:r>
+      <w:r>
+        <w:t xml:space="preserve">Об отмене прямых выборов губернаторов и изменении избирательной системы под предлогом борьбы с терроризмом: Myers, The New Tsar; M. Steven Fish. Democracy Derailed in Russia. Cambridge University Press, 2005.</w:t>
+      </w:r>
+    </w:p>
+  </w:footnote>
+  <w:footnote w:id="201">
+    <w:p>
+      <w:pPr>
+        <w:pStyle w:val="FootnoteText"/>
+      </w:pPr>
+      <w:r>
+        <w:rPr>
+          <w:rStyle w:val="FootnoteReference"/>
+        </w:rPr>
+        <w:footnoteRef/>
+      </w:r>
+      <w:r>
+        <w:t xml:space="preserve"> </w:t>
+      </w:r>
+      <w:r>
+        <w:t xml:space="preserve">О создании федеральных округов (2000), реформе Совета Федерации и подчинении регионов: Fish, Democracy Derailed in Russia; Myers, The New Tsar.</w:t>
+      </w:r>
+    </w:p>
+  </w:footnote>
+  <w:footnote w:id="203">
+    <w:p>
+      <w:pPr>
+        <w:pStyle w:val="FootnoteText"/>
+      </w:pPr>
+      <w:r>
+        <w:rPr>
+          <w:rStyle w:val="FootnoteReference"/>
+        </w:rPr>
+        <w:footnoteRef/>
+      </w:r>
+      <w:r>
+        <w:t xml:space="preserve"> </w:t>
+      </w:r>
+      <w:r>
+        <w:t xml:space="preserve">О формировании зрелого авторитарного режима к середине 2000-х: Fish, Democracy Derailed in Russia; Lilia Shevtsova. Putin’s Russia. Carnegie Endowment, 2003.</w:t>
+      </w:r>
+    </w:p>
+  </w:footnote>
+  <w:footnote w:id="206">
+    <w:p>
+      <w:pPr>
+        <w:pStyle w:val="FootnoteText"/>
+      </w:pPr>
+      <w:r>
+        <w:rPr>
+          <w:rStyle w:val="FootnoteReference"/>
+        </w:rPr>
+        <w:footnoteRef/>
+      </w:r>
+      <w:r>
+        <w:t xml:space="preserve"> </w:t>
+      </w:r>
+      <w:r>
+        <w:t xml:space="preserve">О «негласном общественном договоре» нулевых: Daniel Treisman. The Return: Russia’s Journey from Gorbachev to Medvedev. Free Press, 2011; Arkady Ostrovsky. The Invention of Russia. Atlantic Books, 2015.</w:t>
+      </w:r>
+    </w:p>
+  </w:footnote>
+  <w:footnote w:id="208">
+    <w:p>
+      <w:pPr>
+        <w:pStyle w:val="FootnoteText"/>
+      </w:pPr>
+      <w:r>
+        <w:rPr>
+          <w:rStyle w:val="FootnoteReference"/>
+        </w:rPr>
+        <w:footnoteRef/>
+      </w:r>
+      <w:r>
+        <w:t xml:space="preserve"> </w:t>
+      </w:r>
+      <w:r>
+        <w:t xml:space="preserve">О динамике цен на нефть в 2000-е и их роли для российского бюджета: Thane Gustafson. Wheel of Fortune: The Battle for Oil and Power in Russia. Harvard University Press, 2012.</w:t>
+      </w:r>
+    </w:p>
+  </w:footnote>
+  <w:footnote w:id="209">
+    <w:p>
+      <w:pPr>
+        <w:pStyle w:val="FootnoteText"/>
+      </w:pPr>
+      <w:r>
+        <w:rPr>
+          <w:rStyle w:val="FootnoteReference"/>
+        </w:rPr>
+        <w:footnoteRef/>
+      </w:r>
+      <w:r>
+        <w:t xml:space="preserve"> </w:t>
+      </w:r>
+      <w:r>
+        <w:t xml:space="preserve">О реальном росте доходов и потребления в нулевые: Treisman, The Return; данные Росстата о динамике реальных доходов населения 2000–2008 гг.</w:t>
+      </w:r>
+    </w:p>
+  </w:footnote>
+  <w:footnote w:id="210">
+    <w:p>
+      <w:pPr>
+        <w:pStyle w:val="FootnoteText"/>
+      </w:pPr>
+      <w:r>
+        <w:rPr>
+          <w:rStyle w:val="FootnoteReference"/>
+        </w:rPr>
+        <w:footnoteRef/>
+      </w:r>
+      <w:r>
+        <w:t xml:space="preserve"> </w:t>
+      </w:r>
+      <w:r>
+        <w:t xml:space="preserve">О Стабилизационном фонде и досрочном погашении внешнего долга: Gustafson, Wheel of Fortune.</w:t>
+      </w:r>
+    </w:p>
+  </w:footnote>
+  <w:footnote w:id="211">
+    <w:p>
+      <w:pPr>
+        <w:pStyle w:val="FootnoteText"/>
+      </w:pPr>
+      <w:r>
+        <w:rPr>
+          <w:rStyle w:val="FootnoteReference"/>
+        </w:rPr>
+        <w:footnoteRef/>
+      </w:r>
+      <w:r>
+        <w:t xml:space="preserve"> </w:t>
+      </w:r>
+      <w:r>
+        <w:t xml:space="preserve">О сырьевой природе роста и отсутствии структурных реформ: Clifford G. Gaddy, Barry W. Ickes. Bear Traps on Russia’s Road to Modernization. Routledge, 2013.</w:t>
+      </w:r>
+    </w:p>
+  </w:footnote>
+  <w:footnote w:id="213">
+    <w:p>
+      <w:pPr>
+        <w:pStyle w:val="FootnoteText"/>
+      </w:pPr>
+      <w:r>
+        <w:rPr>
+          <w:rStyle w:val="FootnoteReference"/>
+        </w:rPr>
+        <w:footnoteRef/>
+      </w:r>
+      <w:r>
+        <w:t xml:space="preserve"> </w:t>
+      </w:r>
+      <w:r>
+        <w:t xml:space="preserve">О роли Владислава Суркова как архитектора «управляемой демократии»: Peter Pomerantsev. Nothing Is True and Everything Is Possible. PublicAffairs, 2014.</w:t>
+      </w:r>
+    </w:p>
+  </w:footnote>
+  <w:footnote w:id="214">
+    <w:p>
+      <w:pPr>
+        <w:pStyle w:val="FootnoteText"/>
+      </w:pPr>
+      <w:r>
+        <w:rPr>
+          <w:rStyle w:val="FootnoteReference"/>
+        </w:rPr>
+        <w:footnoteRef/>
+      </w:r>
+      <w:r>
+        <w:t xml:space="preserve"> </w:t>
+      </w:r>
+      <w:r>
+        <w:t xml:space="preserve">О концепции «суверенной демократии»: Ostrovsky, The Invention of Russia; выступления и статьи В. Суркова середины 2000-х.</w:t>
+      </w:r>
+    </w:p>
+  </w:footnote>
+  <w:footnote w:id="216">
+    <w:p>
+      <w:pPr>
+        <w:pStyle w:val="FootnoteText"/>
+      </w:pPr>
+      <w:r>
+        <w:rPr>
+          <w:rStyle w:val="FootnoteReference"/>
+        </w:rPr>
+        <w:footnoteRef/>
+      </w:r>
+      <w:r>
+        <w:t xml:space="preserve"> </w:t>
+      </w:r>
+      <w:r>
+        <w:t xml:space="preserve">О создании и роли «Единой России»: Treisman, The Return. Формулу «партия жуликов и воров» ввёл в оборот Алексей Навальный (2011).</w:t>
+      </w:r>
+    </w:p>
+  </w:footnote>
+  <w:footnote w:id="217">
+    <w:p>
+      <w:pPr>
+        <w:pStyle w:val="FootnoteText"/>
+      </w:pPr>
+      <w:r>
+        <w:rPr>
+          <w:rStyle w:val="FootnoteReference"/>
+        </w:rPr>
+        <w:footnoteRef/>
+      </w:r>
+      <w:r>
+        <w:t xml:space="preserve"> </w:t>
+      </w:r>
+      <w:r>
+        <w:t xml:space="preserve">О «системной оппозиции» (КПРФ, ЛДПР, «Справедливая Россия») как части управляемой системы: Ostrovsky, The Invention of Russia.</w:t>
+      </w:r>
+    </w:p>
+  </w:footnote>
+  <w:footnote w:id="218">
+    <w:p>
+      <w:pPr>
+        <w:pStyle w:val="FootnoteText"/>
+      </w:pPr>
+      <w:r>
+        <w:rPr>
+          <w:rStyle w:val="FootnoteReference"/>
+        </w:rPr>
+        <w:footnoteRef/>
+      </w:r>
+      <w:r>
+        <w:t xml:space="preserve"> </w:t>
+      </w:r>
+      <w:r>
+        <w:t xml:space="preserve">Об отмене графы «против всех», порога явки и повышении барьера: обзоры избирательного законодательства РФ середины 2000-х; доклады ассоциации «Голос».</w:t>
+      </w:r>
+    </w:p>
+  </w:footnote>
+  <w:footnote w:id="220">
+    <w:p>
+      <w:pPr>
+        <w:pStyle w:val="FootnoteText"/>
+      </w:pPr>
+      <w:r>
+        <w:rPr>
+          <w:rStyle w:val="FootnoteReference"/>
+        </w:rPr>
+        <w:footnoteRef/>
+      </w:r>
+      <w:r>
+        <w:t xml:space="preserve"> </w:t>
+      </w:r>
+      <w:r>
+        <w:t xml:space="preserve">О движении «Наши» и провластной молодёжной политике: Pomerantsev, Nothing Is True.</w:t>
+      </w:r>
+    </w:p>
+  </w:footnote>
+  <w:footnote w:id="222">
+    <w:p>
+      <w:pPr>
+        <w:pStyle w:val="FootnoteText"/>
+      </w:pPr>
+      <w:r>
+        <w:rPr>
+          <w:rStyle w:val="FootnoteReference"/>
+        </w:rPr>
+        <w:footnoteRef/>
+      </w:r>
+      <w:r>
+        <w:t xml:space="preserve"> </w:t>
+      </w:r>
+      <w:r>
+        <w:t xml:space="preserve">О влиянии «цветных революций» на страхи Кремля: Ostrovsky, The Invention of Russia; Fiona Hill, Clifford G. Gaddy. Mr. Putin. Brookings Institution Press, 2013.</w:t>
+      </w:r>
+    </w:p>
+  </w:footnote>
+  <w:footnote w:id="224">
+    <w:p>
+      <w:pPr>
+        <w:pStyle w:val="FootnoteText"/>
+      </w:pPr>
+      <w:r>
+        <w:rPr>
+          <w:rStyle w:val="FootnoteReference"/>
+        </w:rPr>
+        <w:footnoteRef/>
+      </w:r>
+      <w:r>
+        <w:t xml:space="preserve"> </w:t>
+      </w:r>
+      <w:r>
+        <w:t xml:space="preserve">О хрупкости «нефтяного» благополучия и невыполненной модернизации: Gaddy, Ickes. Bear Traps on Russia’s Road to Modernization.</w:t>
       </w:r>
     </w:p>
   </w:footnote>

--- a/book/Россия-после-империи.docx
+++ b/book/Россия-после-империи.docx
@@ -2090,7 +2090,7 @@
         <w:pStyle w:val="BodyText"/>
       </w:pPr>
       <w:r>
-        <w:t xml:space="preserve">Но политически расчёт оправдался полностью. «Маленькая победоносная война» — на этот раз действительно victorious с точки зрения Кремля — сделала из безвестного премьера национального героя, защитника и мстителя. Именно на войне, на крови — и чеченской, и русской — был построен фундамент путинской популярности.</w:t>
+        <w:t xml:space="preserve">Но политически расчёт оправдался полностью. «Маленькая победоносная война» — на этот раз действительно победоносная с точки зрения Кремля — сделала из безвестного премьера национального героя, защитника и мстителя. Именно на войне, на крови — и чеченской, и русской — был построен фундамент путинской популярности.</w:t>
       </w:r>
     </w:p>
     <w:bookmarkEnd w:id="136"/>
@@ -3435,8 +3435,1313 @@
         <w:t xml:space="preserve">Первое такое потрясение — мировой финансовый кризис — грянет в 2008 году, почти одновременно с формальной сменой власти в Кремле. Ибо в 2008 году Путин столкнулся с проблемой, которую поставила перед ним им же выхолощенная Конституция: она запрещала занимать пост президента более двух сроков подряд. Как он решил эту проблему и что из этого вышло — тема следующей части нашей книги.</w:t>
       </w:r>
     </w:p>
+    <w:p>
+      <w:r>
+        <w:br w:type="page"/>
+      </w:r>
+    </w:p>
     <w:bookmarkEnd w:id="225"/>
     <w:bookmarkEnd w:id="226"/>
+    <w:bookmarkStart w:id="246" w:name="X4516bf7c253201590fe187af032a8c26f085011"/>
+    <w:p>
+      <w:pPr>
+        <w:pStyle w:val="Heading1"/>
+      </w:pPr>
+      <w:r>
+        <w:t xml:space="preserve">Глава 10. Поворот к конфронтации: полоний, Мюнхен и энергетическое оружие</w:t>
+      </w:r>
+    </w:p>
+    <w:bookmarkStart w:id="229" w:name="от-партнёрства-к-противостоянию"/>
+    <w:p>
+      <w:pPr>
+        <w:pStyle w:val="Heading2"/>
+      </w:pPr>
+      <w:r>
+        <w:t xml:space="preserve">От партнёрства к противостоянию</w:t>
+      </w:r>
+    </w:p>
+    <w:p>
+      <w:pPr>
+        <w:pStyle w:val="FirstParagraph"/>
+      </w:pPr>
+      <w:r>
+        <w:t xml:space="preserve">В первые годы своего правления Путин выстраивал с Западом отношения, которые можно было назвать прагматичным партнёрством. После терактов 11 сентября 2001 года он первым из мировых лидеров позвонил американскому президенту с соболезнованиями и предложил сотрудничество в борьбе с терроризмом; Россия не возражала против появления американских баз в Средней Азии. Казалось, страна встраивается в западный мир, пусть и на своих условиях. Но к середине 2000-х этот вектор развернулся. Разбогатевшая на нефти, вернувшая себе уверенность Россия всё громче заявляла о собственных интересах, всё резче реагировала на действия Запада и всё явственнее двигалась от партнёрства к конфронтации. 2006 и 2007 годы стали в этом смысле переломными.</w:t>
+      </w:r>
+      <w:r>
+        <w:rPr>
+          <w:rStyle w:val="FootnoteReference"/>
+        </w:rPr>
+        <w:footnoteReference w:id="227"/>
+      </w:r>
+    </w:p>
+    <w:p>
+      <w:pPr>
+        <w:pStyle w:val="BodyText"/>
+      </w:pPr>
+      <w:r>
+        <w:t xml:space="preserve">Причин поворота было несколько. Внутри страны укреплялся авторитаризм, а всякий авторитарный режим нуждается во внешнем враге, чтобы объяснять трудности и сплачивать общество. На постсоветском пространстве прокатились «цветные революции», которые Кремль воспринял как наступление Запада на зону своих интересов. НАТО расширялось на восток, приближаясь к российским границам. А сама Россия, ощутив финансовую мощь, всё меньше желала считаться с «правилами», написанными, как в Москве считали, в её отсутствие и ей во вред. Копившееся с 1990-х чувство обиды и национального унижения искало выхода — и находило его в риторике возрождения державы, встающей с колен.</w:t>
+      </w:r>
+      <w:r>
+        <w:rPr>
+          <w:rStyle w:val="FootnoteReference"/>
+        </w:rPr>
+        <w:footnoteReference w:id="228"/>
+      </w:r>
+    </w:p>
+    <w:bookmarkEnd w:id="229"/>
+    <w:bookmarkStart w:id="232" w:name="газ-как-оружие"/>
+    <w:p>
+      <w:pPr>
+        <w:pStyle w:val="Heading2"/>
+      </w:pPr>
+      <w:r>
+        <w:t xml:space="preserve">Газ как оружие</w:t>
+      </w:r>
+    </w:p>
+    <w:p>
+      <w:pPr>
+        <w:pStyle w:val="FirstParagraph"/>
+      </w:pPr>
+      <w:r>
+        <w:t xml:space="preserve">Первым инструментом нового курса стала энергетика. Россия — крупнейший поставщик газа в Европу, и эту зависимость Кремль начал сознательно превращать из коммерческого преимущества в политический рычаг. В начале 2006 года, в разгар зимы, «Газпром» резко сократил, а затем прекратил поставки газа Украине на фоне ценового спора — вскоре после того, как в Киеве к власти пришли прозападные силы «оранжевой революции». Поскольку через украинскую территорию газ шёл и в Европу, перебои ощутила и она. Аналогичный конфликт повторился в ещё более острой форме в январе 2009 года.</w:t>
+      </w:r>
+      <w:r>
+        <w:rPr>
+          <w:rStyle w:val="FootnoteReference"/>
+        </w:rPr>
+        <w:footnoteReference w:id="230"/>
+      </w:r>
+    </w:p>
+    <w:p>
+      <w:pPr>
+        <w:pStyle w:val="BodyText"/>
+      </w:pPr>
+      <w:r>
+        <w:t xml:space="preserve">Формально речь шла о ценах и долгах. Но политический подтекст был очевиден: энергия становилась средством давления и наказания непокорных соседей, инструментом принуждения к лояльности. Европа впервые всерьёз задумалась о рисках энергетической зависимости от России — хотя, как покажет история, выводов из этого своевременно не сделала, продолжая наращивать закупки российского газа вплоть до 2022 года. Кремль же убедился, что энергетическое оружие работает, и в дальнейшем прибегал к нему неоднократно.</w:t>
+      </w:r>
+      <w:r>
+        <w:rPr>
+          <w:rStyle w:val="FootnoteReference"/>
+        </w:rPr>
+        <w:footnoteReference w:id="231"/>
+      </w:r>
+    </w:p>
+    <w:bookmarkEnd w:id="232"/>
+    <w:bookmarkStart w:id="236" w:name="полоний-в-лондоне"/>
+    <w:p>
+      <w:pPr>
+        <w:pStyle w:val="Heading2"/>
+      </w:pPr>
+      <w:r>
+        <w:t xml:space="preserve">Полоний в Лондоне</w:t>
+      </w:r>
+    </w:p>
+    <w:p>
+      <w:pPr>
+        <w:pStyle w:val="FirstParagraph"/>
+      </w:pPr>
+      <w:r>
+        <w:t xml:space="preserve">Осенью 2006 года произошло событие, которое потрясло мир и обозначило готовность Кремля устранять своих врагов даже на территории других государств, — убийство Александра Литвиненко.</w:t>
+      </w:r>
+    </w:p>
+    <w:p>
+      <w:pPr>
+        <w:pStyle w:val="BodyText"/>
+      </w:pPr>
+      <w:r>
+        <w:t xml:space="preserve">Литвиненко, бывший офицер ФСБ, бежавший в Великобританию и получивший там убежище, был непримиримым врагом режима. Именно он публично обвинял ФСБ в причастности к взрывам домов 1999 года и написал об этом книгу; он сотрудничал с Березовским, разоблачал связи спецслужб с организованной преступностью. 1 ноября 2006 года он выпил чаю в лондонском отеле с двумя приехавшими из России знакомыми — бывшим офицером Андреем Луговым и Дмитрием Ковтуном. Вскоре Литвиненко почувствовал себя плохо и слёг. Три недели он умирал в мучениях; врачи не могли понять причину, пока не обнаружили, что его отравили редчайшим радиоактивным изотопом — полонием-210. 23 ноября 2006 года он скончался.</w:t>
+      </w:r>
+      <w:r>
+        <w:rPr>
+          <w:rStyle w:val="FootnoteReference"/>
+        </w:rPr>
+        <w:footnoteReference w:id="233"/>
+      </w:r>
+    </w:p>
+    <w:p>
+      <w:pPr>
+        <w:pStyle w:val="BodyText"/>
+      </w:pPr>
+      <w:r>
+        <w:t xml:space="preserve">Полоний-210 — вещество, которое невозможно получить кустарно; его производят в ядерных реакторах, и доступ к нему имеют лишь государственные структуры. Радиоактивный след, оставленный убийцами, британские следователи проследили по всему Лондону — в отелях, самолётах, ресторанах. Публичное расследование под руководством судьи сэра Роберта Оуэна, завершившееся в 2016 году, пришло к выводу: Литвиненко был убит агентами российского государства Луговым и Ковтуном, и эта операция, «вероятно, была одобрена» директором ФСБ Николаем Патрушевым и президентом Владимиром Путиным.</w:t>
+      </w:r>
+      <w:r>
+        <w:rPr>
+          <w:rStyle w:val="FootnoteReference"/>
+        </w:rPr>
+        <w:footnoteReference w:id="234"/>
+      </w:r>
+    </w:p>
+    <w:p>
+      <w:pPr>
+        <w:pStyle w:val="BodyText"/>
+      </w:pPr>
+      <w:r>
+        <w:t xml:space="preserve">Россия отказалась выдать подозреваемых. Более того, Андрей Луговой не только не был наказан, но и сделал успешную карьеру — стал депутатом Государственной думы, получив таким образом и трибуну, и неприкосновенность. Это был красноречивый сигнал: убийство врага режима не только не влечёт наказания, но и может быть вознаграждено. Убийство Литвиненко стало первым громким случаем ликвидации оппонента за рубежом с применением оружия, указывавшего на государство, — и, как покажет дело Скрипалей двенадцать лет спустя, далеко не последним.</w:t>
+      </w:r>
+      <w:r>
+        <w:rPr>
+          <w:rStyle w:val="FootnoteReference"/>
+        </w:rPr>
+        <w:footnoteReference w:id="235"/>
+      </w:r>
+    </w:p>
+    <w:bookmarkEnd w:id="236"/>
+    <w:bookmarkStart w:id="240" w:name="мюнхенская-речь"/>
+    <w:p>
+      <w:pPr>
+        <w:pStyle w:val="Heading2"/>
+      </w:pPr>
+      <w:r>
+        <w:t xml:space="preserve">Мюнхенская речь</w:t>
+      </w:r>
+    </w:p>
+    <w:p>
+      <w:pPr>
+        <w:pStyle w:val="FirstParagraph"/>
+      </w:pPr>
+      <w:r>
+        <w:t xml:space="preserve">Идеологическое оформление поворота к конфронтации произошло 10 февраля 2007 года, на Мюнхенской конференции по безопасности. Речь Путина, произнесённая перед западными лидерами и экспертами, стала одним из самых цитируемых его выступлений и по праву считается манифестом нового курса.</w:t>
+      </w:r>
+      <w:r>
+        <w:rPr>
+          <w:rStyle w:val="FootnoteReference"/>
+        </w:rPr>
+        <w:footnoteReference w:id="237"/>
+      </w:r>
+    </w:p>
+    <w:p>
+      <w:pPr>
+        <w:pStyle w:val="BodyText"/>
+      </w:pPr>
+      <w:r>
+        <w:t xml:space="preserve">Путин обрушился на Соединённые Штаты и на всю модель миропорядка, сложившуюся после холодной войны. Он обвинил США в стремлении к однополярному господству, в навязывании своей воли другим странам, в «почти ничем не сдерживаемом гипертрофированном применении силы». Он резко осудил расширение НАТО на восток, назвав его нарушением данных, как он утверждал, обещаний и угрозой безопасности России. Он заявил, что Россия не намерена больше мириться с ролью младшего партнёра и будет проводить самостоятельную политику.</w:t>
+      </w:r>
+      <w:r>
+        <w:rPr>
+          <w:rStyle w:val="FootnoteReference"/>
+        </w:rPr>
+        <w:footnoteReference w:id="238"/>
+      </w:r>
+    </w:p>
+    <w:p>
+      <w:pPr>
+        <w:pStyle w:val="BodyText"/>
+      </w:pPr>
+      <w:r>
+        <w:t xml:space="preserve">В речи было немало положений, находивших сочувствие и на самом Западе, — критика односторонних действий США, тревога по поводу эрозии международного права. Но общий тон и подтекст были ясны: Россия переходит в открытую оппозицию к западному миру и заявляет права на собственную сферу влияния, прежде всего на постсоветском пространстве. Многие наблюдатели позже назовут Мюнхенскую речь точкой, с которой началось сползание к новой холодной войне, а в конечном счёте — и к горячей.</w:t>
+      </w:r>
+      <w:r>
+        <w:rPr>
+          <w:rStyle w:val="FootnoteReference"/>
+        </w:rPr>
+        <w:footnoteReference w:id="239"/>
+      </w:r>
+    </w:p>
+    <w:bookmarkEnd w:id="240"/>
+    <w:bookmarkStart w:id="244" w:name="бухарест-2008-красная-черта"/>
+    <w:p>
+      <w:pPr>
+        <w:pStyle w:val="Heading2"/>
+      </w:pPr>
+      <w:r>
+        <w:t xml:space="preserve">Бухарест-2008: красная черта</w:t>
+      </w:r>
+    </w:p>
+    <w:p>
+      <w:pPr>
+        <w:pStyle w:val="FirstParagraph"/>
+      </w:pPr>
+      <w:r>
+        <w:t xml:space="preserve">Через год после Мюнхена конфронтация обрела конкретный предмет. В апреле 2008 года на саммите НАТО в Бухаресте обсуждался вопрос о предоставлении Украине и Грузии Плана действий по членству — первого шага к вступлению в альянс. Под давлением России, а также в силу колебаний ряда европейских стран (прежде всего Германии и Франции) плана в тот раз не предоставили. Но в итоговой декларации саммита появилась компромиссная и, как выяснится, роковая формулировка: Украина и Грузия «станут членами НАТО» — когда-нибудь, без указания сроков и без конкретного механизма.</w:t>
+      </w:r>
+      <w:r>
+        <w:rPr>
+          <w:rStyle w:val="FootnoteReference"/>
+        </w:rPr>
+        <w:footnoteReference w:id="241"/>
+      </w:r>
+    </w:p>
+    <w:p>
+      <w:pPr>
+        <w:pStyle w:val="BodyText"/>
+      </w:pPr>
+      <w:r>
+        <w:t xml:space="preserve">Эта формулировка оказалась худшим из возможных решений. Она не дала Украине и Грузии реальных гарантий безопасности (членства и защиты статьи 5), но при этом обозначила намерение, которое Кремль воспринял как прямую угрозу и красную черту. Путин, присутствовавший на саммите, по свидетельствам, был в ярости и, как сообщалось, заявил, что Украина — «даже не государство». Для него перспектива вступления соседних стран в НАТО была абсолютно неприемлема — не столько из-за военной угрозы (никто всерьёз не собирался нападать на Россию), сколько из-за того, что успешные, прозападные, демократические Украина и Грузия подрывали бы саму модель его власти, показывая российскому обществу иной путь.</w:t>
+      </w:r>
+      <w:r>
+        <w:rPr>
+          <w:rStyle w:val="FootnoteReference"/>
+        </w:rPr>
+        <w:footnoteReference w:id="242"/>
+      </w:r>
+    </w:p>
+    <w:p>
+      <w:pPr>
+        <w:pStyle w:val="BodyText"/>
+      </w:pPr>
+      <w:r>
+        <w:t xml:space="preserve">Здесь необходимо сделать важную оговорку, чтобы не впасть в ловушку кремлёвской пропаганды. Тезис о том, что расширение НАТО «вынудило» Россию к агрессии, — это аргумент, которым Кремль оправдывает собственные действия, и он несостоятелен как оправдание. Ни одна страна не имеет права диктовать соседям, в какие союзы им вступать, и уж тем более — нападать на них за подобный выбор. Стремление Украины и Грузии в НАТО было следствием, а не причиной их страха перед Россией — страха, который российская агрессия впоследствии полностью оправдала. Расширение НАТО можно обсуждать как фактор, влиявший на восприятие Кремля, но не как индульгенцию для войн, которые Кремль развязал по собственному выбору и ради собственных целей.</w:t>
+      </w:r>
+      <w:r>
+        <w:rPr>
+          <w:rStyle w:val="FootnoteReference"/>
+        </w:rPr>
+        <w:footnoteReference w:id="243"/>
+      </w:r>
+    </w:p>
+    <w:bookmarkEnd w:id="244"/>
+    <w:bookmarkStart w:id="245" w:name="порог-войны"/>
+    <w:p>
+      <w:pPr>
+        <w:pStyle w:val="Heading2"/>
+      </w:pPr>
+      <w:r>
+        <w:t xml:space="preserve">Порог войны</w:t>
+      </w:r>
+    </w:p>
+    <w:p>
+      <w:pPr>
+        <w:pStyle w:val="FirstParagraph"/>
+      </w:pPr>
+      <w:r>
+        <w:t xml:space="preserve">К весне 2008 года все элементы будущей катастрофы были уже на месте. Внутри страны сложился зрелый авторитарный режим, нуждавшийся во внешнем враге. Экономическая мощь давала уверенность и средства. Идеология конфронтации с Западом была публично провозглашена в Мюнхене. Сфера «привилегированных интересов» на постсоветском пространстве была объявлена. Готовность применять насилие за пределами страны продемонстрирована полонием в Лондоне. Оставалось сделать следующий шаг — от риторики и точечных операций к применению военной силы против соседнего государства.</w:t>
+      </w:r>
+    </w:p>
+    <w:p>
+      <w:pPr>
+        <w:pStyle w:val="BodyText"/>
+      </w:pPr>
+      <w:r>
+        <w:t xml:space="preserve">Этот шаг был сделан летом 2008 года в Грузии — и стал первой после распада СССР войной, которую Россия повела против другой страны за пределами собственных признанных границ. Но произошло это уже при формально новом президенте. Ибо в мае 2008 года в Кремле состоялась смена власти, которую весь мир наблюдал с недоумением, — операция под названием «тандем». О ней — следующая глава.</w:t>
+      </w:r>
+    </w:p>
+    <w:p>
+      <w:r>
+        <w:br w:type="page"/>
+      </w:r>
+    </w:p>
+    <w:bookmarkEnd w:id="245"/>
+    <w:bookmarkEnd w:id="246"/>
+    <w:bookmarkStart w:id="266" w:name="X7dd6d05e324661a98945c8683be1a9285235a50"/>
+    <w:p>
+      <w:pPr>
+        <w:pStyle w:val="Heading1"/>
+      </w:pPr>
+      <w:r>
+        <w:t xml:space="preserve">Глава 11. «Тандем»: как Путин остался у власти, не будучи президентом</w:t>
+      </w:r>
+    </w:p>
+    <w:bookmarkStart w:id="249" w:name="проблема-двух-сроков"/>
+    <w:p>
+      <w:pPr>
+        <w:pStyle w:val="Heading2"/>
+      </w:pPr>
+      <w:r>
+        <w:t xml:space="preserve">Проблема двух сроков</w:t>
+      </w:r>
+    </w:p>
+    <w:p>
+      <w:pPr>
+        <w:pStyle w:val="FirstParagraph"/>
+      </w:pPr>
+      <w:r>
+        <w:t xml:space="preserve">К 2008 году Владимир Путин столкнулся с препятствием, которое сам же и должен был бы уважать, — с Конституцией. Основной закон, тот самый, что был принят при Ельцине в 1993 году и наделял президента почти монаршими полномочиями, содержал одно существенное ограничение: одно и то же лицо не может занимать пост президента более двух сроков подряд. Второй срок Путина истекал весной 2008 года. Формально он должен был уйти.</w:t>
+      </w:r>
+      <w:r>
+        <w:rPr>
+          <w:rStyle w:val="FootnoteReference"/>
+        </w:rPr>
+        <w:footnoteReference w:id="247"/>
+      </w:r>
+    </w:p>
+    <w:p>
+      <w:pPr>
+        <w:pStyle w:val="BodyText"/>
+      </w:pPr>
+      <w:r>
+        <w:t xml:space="preserve">Перед ним открывалось несколько путей. Можно было изменить Конституцию, убрав ограничение, и остаться на третий срок, — но в 2008 году власть сочла такой шаг слишком грубым, способным подорвать тщательно поддерживаемую видимость легитимности и конституционности. Можно было уйти по-настоящему, передав власть преемнику, — но этот вариант всерьёз не рассматривался: слишком многое было завязано лично на Путине, слишком велики были риски для него самого и для выстроенной им системы. И был найден третий, компромиссный путь, вошедший в историю под названием «тандем»: формально уступить пост, но сохранить реальную власть, встроив на президентское место управляемую фигуру.</w:t>
+      </w:r>
+      <w:r>
+        <w:rPr>
+          <w:rStyle w:val="FootnoteReference"/>
+        </w:rPr>
+        <w:footnoteReference w:id="248"/>
+      </w:r>
+    </w:p>
+    <w:bookmarkEnd w:id="249"/>
+    <w:bookmarkStart w:id="253" w:name="выбор-местоблюстителя"/>
+    <w:p>
+      <w:pPr>
+        <w:pStyle w:val="Heading2"/>
+      </w:pPr>
+      <w:r>
+        <w:t xml:space="preserve">Выбор местоблюстителя</w:t>
+      </w:r>
+    </w:p>
+    <w:p>
+      <w:pPr>
+        <w:pStyle w:val="FirstParagraph"/>
+      </w:pPr>
+      <w:r>
+        <w:t xml:space="preserve">Логика выбора преемника-местоблюстителя была прямо противоположна той, что действовала при выборе самого Путина в 1999 году. Тогда «Семья» искала сильного, способного обеспечить порядок. Теперь Путину нужен был человек заведомо слабый, безусловно лояльный, лишённый собственной властной базы и амбиций, — тот, кто не попытается воспользоваться президентскими полномочиями, чтобы стать самостоятельным, и кто в нужный момент безропотно вернёт кресло.</w:t>
+      </w:r>
+      <w:r>
+        <w:rPr>
+          <w:rStyle w:val="FootnoteReference"/>
+        </w:rPr>
+        <w:footnoteReference w:id="250"/>
+      </w:r>
+    </w:p>
+    <w:p>
+      <w:pPr>
+        <w:pStyle w:val="BodyText"/>
+      </w:pPr>
+      <w:r>
+        <w:t xml:space="preserve">Рассматривались две основные кандидатуры, обе — из ближайшего окружения. Сергей Иванов, выходец из спецслужб, представлял «силовое» крыло. Дмитрий Медведев — юрист из Петербурга, работавший с Путиным ещё в мэрии Собчака, возглавлявший президентскую администрацию, а затем совет директоров «Газпрома» и должность первого вице-премьера, — представлял крыло более «либеральное» и, главное, был человеком сугубо гражданским, без опоры на силовиков, а значит, менее опасным. Выбор пал на Медведева. Мягкий, интеллигентный, лишённый харизмы и самостоятельной силы, он идеально подходил на роль хранителя кресла.</w:t>
+      </w:r>
+      <w:r>
+        <w:rPr>
+          <w:rStyle w:val="FootnoteReference"/>
+        </w:rPr>
+        <w:footnoteReference w:id="251"/>
+      </w:r>
+    </w:p>
+    <w:p>
+      <w:pPr>
+        <w:pStyle w:val="BodyText"/>
+      </w:pPr>
+      <w:r>
+        <w:t xml:space="preserve">В марте 2008 года Медведев был избран президентом, набрав, как и полагалось в управляемой системе, около 70 процентов голосов при отсутствии реальной конкуренции. И первым же своим шагом новый президент предложил кандидатуру председателя правительства — Владимира Путина. Рокировка состоялась: президент стал премьером, премьер — президентом, а реальный центр власти не сдвинулся ни на сантиметр.</w:t>
+      </w:r>
+      <w:r>
+        <w:rPr>
+          <w:rStyle w:val="FootnoteReference"/>
+        </w:rPr>
+        <w:footnoteReference w:id="252"/>
+      </w:r>
+    </w:p>
+    <w:bookmarkEnd w:id="253"/>
+    <w:bookmarkStart w:id="256" w:name="кто-на-самом-деле-правил"/>
+    <w:p>
+      <w:pPr>
+        <w:pStyle w:val="Heading2"/>
+      </w:pPr>
+      <w:r>
+        <w:t xml:space="preserve">Кто на самом деле правил</w:t>
+      </w:r>
+    </w:p>
+    <w:p>
+      <w:pPr>
+        <w:pStyle w:val="FirstParagraph"/>
+      </w:pPr>
+      <w:r>
+        <w:t xml:space="preserve">Формально по Конституции президент оставался главой государства с огромными полномочиями, а премьер возглавлял лишь исполнительную власть. Но все — и в России, и за рубежом — понимали, что подлинным правителем страны остаётся Путин, а Медведев исполняет роль младшего партнёра, а точнее — доверенного управляющего. Путина стали называть «национальным лидером» — титул, не предусмотренный никакой конституцией, но точно отражавший реальность. Центр принятия важнейших решений переместился вместе с Путиным в Белый дом (резиденцию правительства), силовые структуры сохраняли верность именно ему, а не номинальному верховному главнокомандующему.</w:t>
+      </w:r>
+      <w:r>
+        <w:rPr>
+          <w:rStyle w:val="FootnoteReference"/>
+        </w:rPr>
+        <w:footnoteReference w:id="254"/>
+      </w:r>
+    </w:p>
+    <w:p>
+      <w:pPr>
+        <w:pStyle w:val="BodyText"/>
+      </w:pPr>
+      <w:r>
+        <w:t xml:space="preserve">«Тандем» был устроен так, чтобы у наблюдателя не возникало сомнений в иерархии. Медведеву позволялось иметь собственный имидж и собственную риторику, но не собственную политику в вопросах, которые Путин считал принципиальными. Показательно, что важнейшее внешнеполитическое событие президентства Медведева — война с Грузией в августе 2008 года, разразившаяся всего через несколько месяцев после инаугурации, — по многим свидетельствам, управлялось отнюдь не только номинальным главнокомандующим (об этой войне — следующая глава). Вопрос о том, кто отдавал ключевые приказы, сам по себе показателен: если о нём всерьёз спорят, значит, реального единовластия у президента не было.</w:t>
+      </w:r>
+      <w:r>
+        <w:rPr>
+          <w:rStyle w:val="FootnoteReference"/>
+        </w:rPr>
+        <w:footnoteReference w:id="255"/>
+      </w:r>
+    </w:p>
+    <w:bookmarkEnd w:id="256"/>
+    <w:bookmarkStart w:id="259" w:name="удлинение-срока-заготовка-на-будущее"/>
+    <w:p>
+      <w:pPr>
+        <w:pStyle w:val="Heading2"/>
+      </w:pPr>
+      <w:r>
+        <w:t xml:space="preserve">Удлинение срока: заготовка на будущее</w:t>
+      </w:r>
+    </w:p>
+    <w:p>
+      <w:pPr>
+        <w:pStyle w:val="FirstParagraph"/>
+      </w:pPr>
+      <w:r>
+        <w:t xml:space="preserve">Одним из первых деяний «тандема» стала конституционная поправка, значение которой прояснилось лишь впоследствии. В конце 2008 года, воспользовавшись послушным парламентом, власть внесла изменение в Конституцию, продлив срок полномочий президента с четырёх до шести лет (а Государственной думы — с четырёх до пяти). Преподносилось это как повышение стабильности и эффективности управления.</w:t>
+      </w:r>
+      <w:r>
+        <w:rPr>
+          <w:rStyle w:val="FootnoteReference"/>
+        </w:rPr>
+        <w:footnoteReference w:id="257"/>
+      </w:r>
+    </w:p>
+    <w:p>
+      <w:pPr>
+        <w:pStyle w:val="BodyText"/>
+      </w:pPr>
+      <w:r>
+        <w:t xml:space="preserve">На деле это была заготовка на будущее, сделанная с дальним прицелом. Когда Путин вернётся в президентское кресло в 2012 году, он будет избираться уже на шестилетний срок. Два таких срока — это двенадцать лет, до 2024 года. Удлинение срока в 2008 году было первым камнем в фундамент пожизненного, по существу, правления, которое окончательно оформится обнулением 2020 года. Уже тогда, в самом начале «тандема», система работала на то, чтобы обеспечить несменяемость одного человека на десятилетия вперёд.</w:t>
+      </w:r>
+      <w:r>
+        <w:rPr>
+          <w:rStyle w:val="FootnoteReference"/>
+        </w:rPr>
+        <w:footnoteReference w:id="258"/>
+      </w:r>
+    </w:p>
+    <w:bookmarkEnd w:id="259"/>
+    <w:bookmarkStart w:id="262" w:name="медведевская-оттепель-и-её-иллюзорность"/>
+    <w:p>
+      <w:pPr>
+        <w:pStyle w:val="Heading2"/>
+      </w:pPr>
+      <w:r>
+        <w:t xml:space="preserve">Медведевская «оттепель» и её иллюзорность</w:t>
+      </w:r>
+    </w:p>
+    <w:p>
+      <w:pPr>
+        <w:pStyle w:val="FirstParagraph"/>
+      </w:pPr>
+      <w:r>
+        <w:t xml:space="preserve">Президентство Медведева породило в части общества и элиты надежды на либерализацию. И для этих надежд были поводы — тщательно дозированные. Медведев культивировал образ современного, прогрессивного руководителя: он вёл видеоблог, завёл аккаунты в социальных сетях, увлекался новыми технологиями, демонстративно пользовался айфоном, ездил в Кремниевую долину. Он произносил слова, которых не услышать было от Путина: «Свобода лучше, чем несвобода». Он говорил о необходимости модернизации, борьбы с «правовым нигилизмом», независимости судов, диверсификации экономики. Символом его курса стал проект инновационного центра «Сколково» — российской «силиконовой долины».</w:t>
+      </w:r>
+      <w:r>
+        <w:rPr>
+          <w:rStyle w:val="FootnoteReference"/>
+        </w:rPr>
+        <w:footnoteReference w:id="260"/>
+      </w:r>
+    </w:p>
+    <w:p>
+      <w:pPr>
+        <w:pStyle w:val="BodyText"/>
+      </w:pPr>
+      <w:r>
+        <w:t xml:space="preserve">Часть либеральной интеллигенции и прозападно настроенной элиты искренне надеялась, что Медведев — это шанс на постепенное смягчение режима, что при нём Россия сможет свернуть с авторитарного пути, что молодой юрист переиграет старую гвардию силовиков. Некоторые даже мечтали, что Медведев пойдёт на второй срок и станет самостоятельным лидером, оттеснив Путина.</w:t>
+      </w:r>
+    </w:p>
+    <w:p>
+      <w:pPr>
+        <w:pStyle w:val="BodyText"/>
+      </w:pPr>
+      <w:r>
+        <w:t xml:space="preserve">Эти надежды оказались иллюзией, и важно понять, почему. За четыре года медведевской «оттепели» не произошло ни одного структурного изменения, которое ограничило бы власть или запустило реальную либерализацию. Модернизация осталась набором лозунгов и показательных проектов; «Сколково» не превратило сырьевую экономику в инновационную; независимость судов не была восстановлена — напротив, именно при Медведеве прошёл второй, откровенно политический процесс над Ходорковским. Риторика свободы не подкреплялась делами. «Оттепель» была не сменой курса, а сменой интонации — косметической операцией, призванной обновить фасад режима, дать выпустить пар недовольным и улучшить отношения с Западом (политика «перезагрузки» с администрацией Обамы), не меняя сути.</w:t>
+      </w:r>
+      <w:r>
+        <w:rPr>
+          <w:rStyle w:val="FootnoteReference"/>
+        </w:rPr>
+        <w:footnoteReference w:id="261"/>
+      </w:r>
+    </w:p>
+    <w:bookmarkEnd w:id="262"/>
+    <w:bookmarkStart w:id="265" w:name="дело-магнитского-цена-оттепели"/>
+    <w:p>
+      <w:pPr>
+        <w:pStyle w:val="Heading2"/>
+      </w:pPr>
+      <w:r>
+        <w:t xml:space="preserve">Дело Магнитского: цена «оттепели»</w:t>
+      </w:r>
+    </w:p>
+    <w:p>
+      <w:pPr>
+        <w:pStyle w:val="FirstParagraph"/>
+      </w:pPr>
+      <w:r>
+        <w:t xml:space="preserve">Насколько условной была медведевская либерализация, показала одна история, случившаяся в самый разгар «оттепели» и ставшая символом безнаказанности и жестокости системы, — дело Сергея Магнитского.</w:t>
+      </w:r>
+    </w:p>
+    <w:p>
+      <w:pPr>
+        <w:pStyle w:val="BodyText"/>
+      </w:pPr>
+      <w:r>
+        <w:t xml:space="preserve">Магнитский, юрист и аудитор, работавший на инвестиционный фонд Hermitage Capital, вскрыл масштабную схему хищения из российского бюджета в 230 миллионов долларов, совершённого, по его данным, при участии сотрудников правоохранительных органов и налоговой службы. Разоблачив коррупционеров, он сам оказался обвиняемым: в 2008 году его арестовали по обвинению как раз в тех преступлениях, которые он расследовал. Почти год Магнитского держали в следственном изоляторе в тяжёлых условиях, отказывая в медицинской помощи при развившемся заболевании и, по свидетельствам, добиваясь от него отказа от показаний. В ноябре 2009 года он умер в тюрьме в возрасте 37 лет.</w:t>
+      </w:r>
+      <w:r>
+        <w:rPr>
+          <w:rStyle w:val="FootnoteReference"/>
+        </w:rPr>
+        <w:footnoteReference w:id="263"/>
+      </w:r>
+    </w:p>
+    <w:p>
+      <w:pPr>
+        <w:pStyle w:val="BodyText"/>
+      </w:pPr>
+      <w:r>
+        <w:t xml:space="preserve">Смерть Магнитского вызвала международный резонанс. Никто из причастных к его преследованию и гибели в России наказан не был; напротив, некоторых даже наградили и повысили. Более того, власть устроила беспрецедентный посмертный суд над самим Магнитским — процесс над мёртвым человеком, завершившийся обвинительным приговором. В ответ на это в США в 2012 году был принят «закон Магнитского», вводивший персональные санкции против причастных к его гибели и другим нарушениям прав человека российских чиновников. Этот закон, а затем его международные аналоги стали новым и болезненным для российской элиты инструментом давления — персональной ответственностью конкретных нарушителей. Реакция Кремля на «закон Магнитского» была мстительной и показала подлинную цену «оттепели» — о ней речь пойдёт в главе о репрессивном законодательстве.</w:t>
+      </w:r>
+      <w:r>
+        <w:rPr>
+          <w:rStyle w:val="FootnoteReference"/>
+        </w:rPr>
+        <w:footnoteReference w:id="264"/>
+      </w:r>
+    </w:p>
+    <w:p>
+      <w:pPr>
+        <w:pStyle w:val="BodyText"/>
+      </w:pPr>
+      <w:r>
+        <w:t xml:space="preserve">Дело Магнитского подвело черту под иллюзиями. Оно показало, что и при «либеральном» президенте система остаётся той же: коррумпированной, безнаказанной, жестокой к тем, кто бросает ей вызов, и готовой убивать — пусть не пулей, так тюрьмой и отказом в лекарствах. «Оттепель» была миражом. А вскоре мираж и вовсе рассеялся: осенью 2011 года Путин объявил о своём возвращении — и то, как он это сделал, вызвало у общества такое возмущение, какого режим ещё не знал.</w:t>
+      </w:r>
+    </w:p>
+    <w:p>
+      <w:r>
+        <w:br w:type="page"/>
+      </w:r>
+    </w:p>
+    <w:bookmarkEnd w:id="265"/>
+    <w:bookmarkEnd w:id="266"/>
+    <w:bookmarkStart w:id="286" w:name="Xc817390c237fe74aba8f1b4b8f6b700a3620185"/>
+    <w:p>
+      <w:pPr>
+        <w:pStyle w:val="Heading1"/>
+      </w:pPr>
+      <w:r>
+        <w:t xml:space="preserve">Глава 12. Пять дней в августе: война с Грузией</w:t>
+      </w:r>
+    </w:p>
+    <w:bookmarkStart w:id="268" w:name="X3b6b167ae93655145e59be9284352f08972d499"/>
+    <w:p>
+      <w:pPr>
+        <w:pStyle w:val="Heading2"/>
+      </w:pPr>
+      <w:r>
+        <w:t xml:space="preserve">Первая война новой России за её пределами</w:t>
+      </w:r>
+    </w:p>
+    <w:p>
+      <w:pPr>
+        <w:pStyle w:val="FirstParagraph"/>
+      </w:pPr>
+      <w:r>
+        <w:t xml:space="preserve">В августе 2008 года Россия впервые после распада Советского Союза применила военную силу против другого независимого государства за пределами своих признанных границ. Пятидневная война с Грузией была короткой, но её значение огромно: она стала генеральной репетицией всего того, что развернётся шесть лет спустя на Украине. В ней впервые проявились приёмы, которые позже войдут в кремлёвский арсенал: раздача паспортов жителям чужой территории и последующая «защита соотечественников»; использование сепаратистских анклавов как инструмента давления; молниеносная военная операция под прикрытием миротворческой риторики; и, наконец, проверка Запада на прочность — готов ли он всерьёз противодействовать российской силе. Ответ, полученный Кремлём в 2008 году, оказался обнадёживающим для агрессора и катастрофическим по своим долгосрочным последствиям.</w:t>
+      </w:r>
+      <w:r>
+        <w:rPr>
+          <w:rStyle w:val="FootnoteReference"/>
+        </w:rPr>
+        <w:footnoteReference w:id="267"/>
+      </w:r>
+    </w:p>
+    <w:bookmarkEnd w:id="268"/>
+    <w:bookmarkStart w:id="271" w:name="грузия-саакашвили-и-мятежные-анклавы"/>
+    <w:p>
+      <w:pPr>
+        <w:pStyle w:val="Heading2"/>
+      </w:pPr>
+      <w:r>
+        <w:t xml:space="preserve">Грузия, Саакашвили и мятежные анклавы</w:t>
+      </w:r>
+    </w:p>
+    <w:p>
+      <w:pPr>
+        <w:pStyle w:val="FirstParagraph"/>
+      </w:pPr>
+      <w:r>
+        <w:t xml:space="preserve">Чтобы понять войну, нужно понять её предысторию. После «революции роз» 2003 года Грузию возглавил молодой, энергичный и прозападный Михаил Саакашвили, взявший курс на европейскую и евроатлантическую интеграцию, борьбу с коррупцией и восстановление территориальной целостности страны. Последнее было болезненным вопросом: ещё в начале 1990-х, на волне распада СССР, от Грузии фактически отделились две территории — Южная Осетия и Абхазия, где при поддержке Москвы установились непризнанные сепаратистские режимы. Формально там стояли российские «миротворцы», на деле — эти анклавы служили рычагом влияния Кремля на Тбилиси.</w:t>
+      </w:r>
+      <w:r>
+        <w:rPr>
+          <w:rStyle w:val="FootnoteReference"/>
+        </w:rPr>
+        <w:footnoteReference w:id="269"/>
+      </w:r>
+    </w:p>
+    <w:p>
+      <w:pPr>
+        <w:pStyle w:val="BodyText"/>
+      </w:pPr>
+      <w:r>
+        <w:t xml:space="preserve">По мере того как Саакашвили сближался с Западом и добивался приёма в НАТО, Москва усиливала давление. Один из ключевых инструментов — «паспортизация»: жителям Южной Осетии и Абхазии массово раздавали российские паспорта, превращая их в «граждан России», которых затем можно было «защищать». К 2008 году, после Бухарестского саммита НАТО и провозглашения независимости Косова (которое Россия расценила как прецедент, развязывающий руки и ей), напряжённость на границах анклавов нарастала: множились обстрелы, провокации, инциденты. Обе стороны готовились к столкновению.</w:t>
+      </w:r>
+      <w:r>
+        <w:rPr>
+          <w:rStyle w:val="FootnoteReference"/>
+        </w:rPr>
+        <w:footnoteReference w:id="270"/>
+      </w:r>
+    </w:p>
+    <w:bookmarkEnd w:id="271"/>
+    <w:bookmarkStart w:id="274" w:name="ночь-на-8-августа"/>
+    <w:p>
+      <w:pPr>
+        <w:pStyle w:val="Heading2"/>
+      </w:pPr>
+      <w:r>
+        <w:t xml:space="preserve">Ночь на 8 августа</w:t>
+      </w:r>
+    </w:p>
+    <w:p>
+      <w:pPr>
+        <w:pStyle w:val="FirstParagraph"/>
+      </w:pPr>
+      <w:r>
+        <w:t xml:space="preserve">В ночь на 8 августа 2008 года, после очередной эскалации обстрелов, Саакашвили отдал приказ о наступлении на столицу Южной Осетии — Цхинвали. Это решение стало его роковой ошибкой, и на нём Кремль впоследствии построит всю пропагандистскую версию событий: мол, «агрессор Грузия напала первой». Международное расследование, проведённое по заказу Евросоюза под руководством дипломата Хайди Тальявини, действительно установило, что непосредственные широкомасштабные боевые действия начала грузинская сторона. Но тот же доклад подчёркивал: это произошло на фоне многомесячных российских провокаций, а последовавший ответ России был несоразмерным и явно заранее подготовленным.</w:t>
+      </w:r>
+      <w:r>
+        <w:rPr>
+          <w:rStyle w:val="FootnoteReference"/>
+        </w:rPr>
+        <w:footnoteReference w:id="272"/>
+      </w:r>
+    </w:p>
+    <w:p>
+      <w:pPr>
+        <w:pStyle w:val="BodyText"/>
+      </w:pPr>
+      <w:r>
+        <w:t xml:space="preserve">Ибо ответ последовал мгновенно — слишком мгновенно, чтобы быть импровизацией. Через Рокский тоннель, соединяющий Россию с Южной Осетией, в Грузию хлынули заранее сосредоточенные российские войска — регулярные части, а не «миротворцы». Масштаб и скорость развёртывания не оставляли сомнений: операция была спланирована заблаговременно, а грузинское наступление стало для Москвы не неожиданностью, а долгожданным поводом. Многие исследователи прямо говорят о заранее подготовленной ловушке, в которую Саакашвили дал себя завлечь.</w:t>
+      </w:r>
+      <w:r>
+        <w:rPr>
+          <w:rStyle w:val="FootnoteReference"/>
+        </w:rPr>
+        <w:footnoteReference w:id="273"/>
+      </w:r>
+    </w:p>
+    <w:bookmarkEnd w:id="274"/>
+    <w:bookmarkStart w:id="277" w:name="молниеносная-кампания"/>
+    <w:p>
+      <w:pPr>
+        <w:pStyle w:val="Heading2"/>
+      </w:pPr>
+      <w:r>
+        <w:t xml:space="preserve">Молниеносная кампания</w:t>
+      </w:r>
+    </w:p>
+    <w:p>
+      <w:pPr>
+        <w:pStyle w:val="FirstParagraph"/>
+      </w:pPr>
+      <w:r>
+        <w:t xml:space="preserve">Дальнейшее заняло всего пять дней. Российская армия, обладавшая подавляющим превосходством, не ограничилась вытеснением грузинских сил из Южной Осетии. Войска вошли в собственно грузинскую территорию: авиация бомбила города, включая Гори (родину Сталина) и порт Поти; российские подразделения продвигались вглубь страны, угрожая столице. Абхазский фронт был открыт вторым направлением. Грузинская армия, несопоставимо меньшая, была разгромлена. Над Тбилиси нависла реальная угроза.</w:t>
+      </w:r>
+      <w:r>
+        <w:rPr>
+          <w:rStyle w:val="FootnoteReference"/>
+        </w:rPr>
+        <w:footnoteReference w:id="275"/>
+      </w:r>
+    </w:p>
+    <w:p>
+      <w:pPr>
+        <w:pStyle w:val="BodyText"/>
+      </w:pPr>
+      <w:r>
+        <w:t xml:space="preserve">Хотя формально верховным главнокомандующим был президент Медведев, мировое общественное мнение и большинство наблюдателей не сомневались, кто в действительности руководил войной. Путин, находившийся в те дни на открытии Олимпийских игр в Пекине, демонстративно прервал визит и прибыл в регион конфликта, во Владикавказ, взяв на себя роль реального лидера. Война наглядно показала фиктивность «тандема»: в критический момент страну вёл премьер, а не президент.</w:t>
+      </w:r>
+      <w:r>
+        <w:rPr>
+          <w:rStyle w:val="FootnoteReference"/>
+        </w:rPr>
+        <w:footnoteReference w:id="276"/>
+      </w:r>
+    </w:p>
+    <w:bookmarkEnd w:id="277"/>
+    <w:bookmarkStart w:id="280" w:name="итоги-и-признание-анклавов"/>
+    <w:p>
+      <w:pPr>
+        <w:pStyle w:val="Heading2"/>
+      </w:pPr>
+      <w:r>
+        <w:t xml:space="preserve">Итоги и признание анклавов</w:t>
+      </w:r>
+    </w:p>
+    <w:p>
+      <w:pPr>
+        <w:pStyle w:val="FirstParagraph"/>
+      </w:pPr>
+      <w:r>
+        <w:t xml:space="preserve">Активные боевые действия прекратились 12 августа при посредничестве президента Франции Николя Саркози, представлявшего Евросоюз; был согласован план из шести пунктов. Но Россия закрепила и расширила плоды победы. 26 августа 2008 года Медведев подписал указ о признании независимости Южной Осетии и Абхазии — то есть об отторжении части территории соседнего государства. Этот шаг признали лишь несколько стран мира; для международного права это была аннексия де-факто. Российские военные базы разместились в обоих анклавах на постоянной основе.</w:t>
+      </w:r>
+      <w:r>
+        <w:rPr>
+          <w:rStyle w:val="FootnoteReference"/>
+        </w:rPr>
+        <w:footnoteReference w:id="278"/>
+      </w:r>
+    </w:p>
+    <w:p>
+      <w:pPr>
+        <w:pStyle w:val="BodyText"/>
+      </w:pPr>
+      <w:r>
+        <w:t xml:space="preserve">С грузинской территории Россия войска в основном вывела, но контроль над Южной Осетией и Абхазией сохранила полностью. Граница анклавов затем медленно «ползла» вглубь Грузии в ходе так называемой «бордеризации». Мечта Грузии о территориальной целостности и быстром вступлении в НАТО была похоронена — что, вероятно, и было одной из главных целей операции: показать, что путь на Запад для постсоветских стран Москва готова преграждать танками.</w:t>
+      </w:r>
+      <w:r>
+        <w:rPr>
+          <w:rStyle w:val="FootnoteReference"/>
+        </w:rPr>
+        <w:footnoteReference w:id="279"/>
+      </w:r>
+    </w:p>
+    <w:bookmarkEnd w:id="280"/>
+    <w:bookmarkStart w:id="283" w:name="реакция-запада-урок-безнаказанности"/>
+    <w:p>
+      <w:pPr>
+        <w:pStyle w:val="Heading2"/>
+      </w:pPr>
+      <w:r>
+        <w:t xml:space="preserve">Реакция Запада: урок безнаказанности</w:t>
+      </w:r>
+    </w:p>
+    <w:p>
+      <w:pPr>
+        <w:pStyle w:val="FirstParagraph"/>
+      </w:pPr>
+      <w:r>
+        <w:t xml:space="preserve">Самым важным итогом войны стала не военная победа, а урок, который Кремль извлёк из реакции — точнее, из почти полного отсутствия реакции — Запада. Да, война вызвала осуждение; да, отношения на время охладели. Но никаких серьёзных, долгосрочных последствий для России не наступило. Не было введено значимых санкций. Не последовало изоляции. Напротив, уже в 2009 году новая американская администрация Барака Обамы объявила политику «перезагрузки» отношений с Россией, стремясь перевернуть страницу. Бизнес продолжался как обычно, европейские страны наращивали закупки российского газа, западные лидеры вскоре вновь пожимали Путину руку.</w:t>
+      </w:r>
+      <w:r>
+        <w:rPr>
+          <w:rStyle w:val="FootnoteReference"/>
+        </w:rPr>
+        <w:footnoteReference w:id="281"/>
+      </w:r>
+    </w:p>
+    <w:p>
+      <w:pPr>
+        <w:pStyle w:val="BodyText"/>
+      </w:pPr>
+      <w:r>
+        <w:t xml:space="preserve">Вывод, который сделал Кремль, был прост и опасен: за применение военной силы против соседей и за отторжение чужих территорий не последует настоящей расплаты. Запад покричит, повозмущается — и вернётся к делам. Эта уверенность в безнаказанности, подкреплённая опытом 2008 года, станет одной из психологических предпосылок гораздо более масштабной агрессии против Украины — сначала в 2014-м, а затем в 2022-м. Слабость реакции на грузинскую войну многие впоследствии назовут одной из трагических ошибок западной политики: не наказав агрессора в 2008-м, мир фактически поощрил его на новые, ещё более разрушительные авантюры.</w:t>
+      </w:r>
+      <w:r>
+        <w:rPr>
+          <w:rStyle w:val="FootnoteReference"/>
+        </w:rPr>
+        <w:footnoteReference w:id="282"/>
+      </w:r>
+    </w:p>
+    <w:bookmarkEnd w:id="283"/>
+    <w:bookmarkStart w:id="285" w:name="репетиция-большой-войны"/>
+    <w:p>
+      <w:pPr>
+        <w:pStyle w:val="Heading2"/>
+      </w:pPr>
+      <w:r>
+        <w:t xml:space="preserve">Репетиция большой войны</w:t>
+      </w:r>
+    </w:p>
+    <w:p>
+      <w:pPr>
+        <w:pStyle w:val="FirstParagraph"/>
+      </w:pPr>
+      <w:r>
+        <w:t xml:space="preserve">Грузинская война была во многом несовершенной с военной точки зрения: она выявила серьёзные проблемы российской армии — устаревшую технику, плохую связь, слабую координацию. Эти уроки Кремль учёл, запустив после войны масштабную и дорогостоящую военную реформу и перевооружение, финансировавшиеся за счёт нефтяных сверхдоходов. К 2014 году российская армия будет выглядеть уже совсем иначе.</w:t>
+      </w:r>
+      <w:r>
+        <w:rPr>
+          <w:rStyle w:val="FootnoteReference"/>
+        </w:rPr>
+        <w:footnoteReference w:id="284"/>
+      </w:r>
+    </w:p>
+    <w:p>
+      <w:pPr>
+        <w:pStyle w:val="BodyText"/>
+      </w:pPr>
+      <w:r>
+        <w:t xml:space="preserve">Но политически и психологически война 2008 года стала именно тем, чем впоследствии окажутся все путинские войны, — проекцией силы вовне ради решения задач внутри и утверждения имперского статуса. Она сплотила общество вокруг власти, дала образ побеждающей державы, наказала «отступника» и предупредила других. Модель была опробована и признана работающей.</w:t>
+      </w:r>
+    </w:p>
+    <w:p>
+      <w:pPr>
+        <w:pStyle w:val="BodyText"/>
+      </w:pPr>
+      <w:r>
+        <w:t xml:space="preserve">Пока российские танки утюжили грузинские дороги, мировая экономика катилась к обвалу: осенью 2008 года грянул глобальный финансовый кризис, ударивший и по России, обрушивший цены на нефть и биржи. Впервые за годы правления Путина «нефтяной договор» дал трещину: доходы населения перестали безоблачно расти, и в воздухе повеяло тревогой. Именно на этом фоне — растущего экономического беспокойства и накопившегося раздражения — Путин в 2011 году объявит о своём возвращении в Кремль, вызвав неожиданный для власти взрыв общественного негодования. К этому переломному моменту мы и переходим.</w:t>
+      </w:r>
+    </w:p>
+    <w:p>
+      <w:r>
+        <w:br w:type="page"/>
+      </w:r>
+    </w:p>
+    <w:bookmarkEnd w:id="285"/>
+    <w:bookmarkEnd w:id="286"/>
+    <w:bookmarkStart w:id="301" w:name="X4a69f0dcc94905a34a4143f604d52286d62bb92"/>
+    <w:p>
+      <w:pPr>
+        <w:pStyle w:val="Heading1"/>
+      </w:pPr>
+      <w:r>
+        <w:t xml:space="preserve">Глава 13. Рокировка: как страну обманули у неё на глазах</w:t>
+      </w:r>
+    </w:p>
+    <w:bookmarkStart w:id="289" w:name="съезд-изменивший-настроение"/>
+    <w:p>
+      <w:pPr>
+        <w:pStyle w:val="Heading2"/>
+      </w:pPr>
+      <w:r>
+        <w:t xml:space="preserve">Съезд, изменивший настроение</w:t>
+      </w:r>
+    </w:p>
+    <w:p>
+      <w:pPr>
+        <w:pStyle w:val="FirstParagraph"/>
+      </w:pPr>
+      <w:r>
+        <w:t xml:space="preserve">24 сентября 2011 года на съезде партии «Единая Россия» произошло событие, которое на первый взгляд лишь подтверждало давно ожидаемое, но по своим последствиям стало поворотным. На сцену вышли двое — президент Дмитрий Медведев и премьер Владимир Путин, — и объявили о своём решении. Медведев предложил выдвинуть кандидатом в президенты на выборах 2012 года Владимира Путина, а Путин, в свою очередь, пообещал сделать Медведева премьер-министром. Рокировка состоялась: местоблюститель освобождал трон, законный владелец возвращался.</w:t>
+      </w:r>
+      <w:r>
+        <w:rPr>
+          <w:rStyle w:val="FootnoteReference"/>
+        </w:rPr>
+        <w:footnoteReference w:id="287"/>
+      </w:r>
+    </w:p>
+    <w:p>
+      <w:pPr>
+        <w:pStyle w:val="BodyText"/>
+      </w:pPr>
+      <w:r>
+        <w:t xml:space="preserve">Само по себе возвращение Путина мало кого удивило — его ждали. Возмутило другое. Медведев прямо сообщил, что это решение было принято ими двоими «давно», несколько лет назад, — то есть ещё тогда, когда страна голосовала за Медведева, когда либеральная часть общества возлагала на него надежды, когда всерьёз обсуждался его второй срок и «оттепель», — всё это время два человека уже держали в кармане договорённость о том, кто и когда займёт высший пост. Выяснилось, что четыре года политической жизни страны, надежды, дискуссии, сам выбор избирателей — всё это был спектакль, разыгранный по заранее написанному сценарию.</w:t>
+      </w:r>
+      <w:r>
+        <w:rPr>
+          <w:rStyle w:val="FootnoteReference"/>
+        </w:rPr>
+        <w:footnoteReference w:id="288"/>
+      </w:r>
+    </w:p>
+    <w:bookmarkEnd w:id="289"/>
+    <w:bookmarkStart w:id="292" w:name="оскорбление-которое-не-забыли"/>
+    <w:p>
+      <w:pPr>
+        <w:pStyle w:val="Heading2"/>
+      </w:pPr>
+      <w:r>
+        <w:t xml:space="preserve">Оскорбление, которое не забыли</w:t>
+      </w:r>
+    </w:p>
+    <w:p>
+      <w:pPr>
+        <w:pStyle w:val="FirstParagraph"/>
+      </w:pPr>
+      <w:r>
+        <w:t xml:space="preserve">Именно эта откровенность оскорбила больше всего. Дело было не в персоне Путина, а в демонстративном пренебрежении: власть даже не считала нужным скрывать, что держит граждан за статистов, за декорацию, за массовку в чужой пьесе. «Они всё решили за нас» — вот чувство, которое охватило образованную, активную часть общества, прежде всего в больших городах. Люди, которые в нулевые годы приняли негласный договор — не лезть в политику в обмен на растущее благополучие, — вдруг ощутили себя обманутыми и униженными. Договор, на котором держалась лояльность, дал трещину: оказалось, что цена благополучия — это не просто аполитичность, а согласие быть открыто одураченными.</w:t>
+      </w:r>
+      <w:r>
+        <w:rPr>
+          <w:rStyle w:val="FootnoteReference"/>
+        </w:rPr>
+        <w:footnoteReference w:id="290"/>
+      </w:r>
+    </w:p>
+    <w:p>
+      <w:pPr>
+        <w:pStyle w:val="BodyText"/>
+      </w:pPr>
+      <w:r>
+        <w:t xml:space="preserve">К этому добавлялась усталость. Люди понимали, что означает рокировка арифметически: Путин возвращается на шестилетний срок (напомним, срок был удлинён поправкой 2008 года), а значит, впереди — как минимум ещё двенадцать лет его правления, до 2024 года. Человек, правивший страной с 2000 года, собирался править ею почти четверть века. Ощущение безнадёжности, застоя, отсутствия будущего и перемен — вот что рокировка добавила к чувству унижения. Гремучая смесь была готова. Не хватало лишь искры. Ею стали думские выборы.</w:t>
+      </w:r>
+      <w:r>
+        <w:rPr>
+          <w:rStyle w:val="FootnoteReference"/>
+        </w:rPr>
+        <w:footnoteReference w:id="291"/>
+      </w:r>
+    </w:p>
+    <w:bookmarkEnd w:id="292"/>
+    <w:bookmarkStart w:id="296" w:name="Xfdee596681b848620a1eb219443eb411ddf8458"/>
+    <w:p>
+      <w:pPr>
+        <w:pStyle w:val="Heading2"/>
+      </w:pPr>
+      <w:r>
+        <w:t xml:space="preserve">Выборы 4 декабря: фальсификация в прямом эфире</w:t>
+      </w:r>
+    </w:p>
+    <w:p>
+      <w:pPr>
+        <w:pStyle w:val="FirstParagraph"/>
+      </w:pPr>
+      <w:r>
+        <w:t xml:space="preserve">4 декабря 2011 года прошли выборы в Государственную думу. И здесь власть допустила просчёт, обернувшийся кризисом. Рейтинг «Единой России» к тому времени заметно просел — сказывались и последствия кризиса 2008 года, и накопившееся раздражение. Чтобы обеспечить партии власти привычное большинство, был, по многочисленным свидетельствам, задействован весь арсенал фальсификаций: вбросы бюллетеней, «карусели» (когда группы людей голосуют многократно на разных участках), переписывание протоколов, административное принуждение бюджетников.</w:t>
+      </w:r>
+      <w:r>
+        <w:rPr>
+          <w:rStyle w:val="FootnoteReference"/>
+        </w:rPr>
+        <w:footnoteReference w:id="293"/>
+      </w:r>
+    </w:p>
+    <w:p>
+      <w:pPr>
+        <w:pStyle w:val="BodyText"/>
+      </w:pPr>
+      <w:r>
+        <w:t xml:space="preserve">Но в 2011 году произошло то, чего не было прежде: фальсификации оказались задокументированы и мгновенно преданы огласке. Тысячи независимых наблюдателей, вооружённых мобильными телефонами, снимали нарушения на видео; ассоциация «Голос» вела карту нарушений; ролики с вбросами бюллетеней — когда наблюдатели снимали, как члены комиссий засовывают в урны пачки бюллетеней, — расходились по интернету, набирая миллионы просмотров. Впервые монополия телевидения на картину реальности была прорвана: интернет и социальные сети создали параллельное информационное пространство, неподконтрольное Кремлю. Люди видели воровство собственных голосов своими глазами — не в пересказе оппозиции, а в прямой съёмке.</w:t>
+      </w:r>
+      <w:r>
+        <w:rPr>
+          <w:rStyle w:val="FootnoteReference"/>
+        </w:rPr>
+        <w:footnoteReference w:id="294"/>
+      </w:r>
+    </w:p>
+    <w:p>
+      <w:pPr>
+        <w:pStyle w:val="BodyText"/>
+      </w:pPr>
+      <w:r>
+        <w:t xml:space="preserve">Официально «Единая Россия» получила около 49 процентов голосов, потеряв конституционное большинство, — но и эти цифры широкая публика восприняла как завышенные. Независимые исследования и статистический анализ распределения результатов указывали на масштабные приписки. Ощущение, что выборы украдены нагло и в открытую, стало последней каплей.</w:t>
+      </w:r>
+      <w:r>
+        <w:rPr>
+          <w:rStyle w:val="FootnoteReference"/>
+        </w:rPr>
+        <w:footnoteReference w:id="295"/>
+      </w:r>
+    </w:p>
+    <w:bookmarkEnd w:id="296"/>
+    <w:bookmarkStart w:id="298" w:name="партия-жуликов-и-воров"/>
+    <w:p>
+      <w:pPr>
+        <w:pStyle w:val="Heading2"/>
+      </w:pPr>
+      <w:r>
+        <w:t xml:space="preserve">«Партия жуликов и воров»</w:t>
+      </w:r>
+    </w:p>
+    <w:p>
+      <w:pPr>
+        <w:pStyle w:val="FirstParagraph"/>
+      </w:pPr>
+      <w:r>
+        <w:t xml:space="preserve">К этому моменту у народного возмущения уже была готовая формула, и подарил её человек, которому предстояло стать главным героем следующего десятилетия российской оппозиции, — Алексей Навальный. Юрист, блогер и борец с коррупцией, Навальный ещё до выборов пустил в оборот меткое определение «Единой России»: «партия жуликов и воров». Формула оказалась гениально точной — она соединяла два главных народных раздражения, коррупцию и обман на выборах, в короткий и запоминающийся ярлык, который мгновенно приклеился к партии власти и стал восприниматься как самоочевидная истина.</w:t>
+      </w:r>
+      <w:r>
+        <w:rPr>
+          <w:rStyle w:val="FootnoteReference"/>
+        </w:rPr>
+        <w:footnoteReference w:id="297"/>
+      </w:r>
+    </w:p>
+    <w:p>
+      <w:pPr>
+        <w:pStyle w:val="BodyText"/>
+      </w:pPr>
+      <w:r>
+        <w:t xml:space="preserve">Навальный олицетворял новый тип оппозиционного политика — не из числа деятелей 1990-х, дискредитированных в глазах многих, а из поколения интернета. Его оружием были не митинговые речи, а расследования коррупции, публикуемые в блоге, — конкретные, документированные, наглядные. Он обращался не к ностальгии и не к абстрактным идеалам, а к простому и понятному чувству: власть ворует, и это можно доказать. Именно Навальный призвал выйти на улицы после украденных выборов — и люди вышли.</w:t>
+      </w:r>
+    </w:p>
+    <w:bookmarkEnd w:id="298"/>
+    <w:bookmarkStart w:id="300" w:name="пробуждение-улицы"/>
+    <w:p>
+      <w:pPr>
+        <w:pStyle w:val="Heading2"/>
+      </w:pPr>
+      <w:r>
+        <w:t xml:space="preserve">Пробуждение улицы</w:t>
+      </w:r>
+    </w:p>
+    <w:p>
+      <w:pPr>
+        <w:pStyle w:val="FirstParagraph"/>
+      </w:pPr>
+      <w:r>
+        <w:t xml:space="preserve">Реакция на думские выборы превзошла все ожидания — и власти, и самой оппозиции. Уже вечером 5 декабря в Москве прошёл митинг, завершившийся задержаниями, в том числе арестом Навального (он получил 15 суток). Но это не остановило, а лишь подстегнуло протест. 10 декабря на Болотной площади в Москве собрались, по разным оценкам, от нескольких десятков тысяч до более чем ста тысяч человек — крупнейшая протестная акция в России со времён начала 1990-х. Через две недели, 24 декабря, на проспекте Сахарова собралось ещё больше.</w:t>
+      </w:r>
+      <w:r>
+        <w:rPr>
+          <w:rStyle w:val="FootnoteReference"/>
+        </w:rPr>
+        <w:footnoteReference w:id="299"/>
+      </w:r>
+    </w:p>
+    <w:p>
+      <w:pPr>
+        <w:pStyle w:val="BodyText"/>
+      </w:pPr>
+      <w:r>
+        <w:t xml:space="preserve">Это было пробуждение, которого страна не видела двадцать лет. На улицы вышли не маргиналы и не профессиональные активисты, а обычные горожане — тот самый средний класс, выросший в сытые нулевые, образованный, благополучный, прежде аполитичный. Символом протеста стала белая лента; лозунгами — «За честные выборы!» и «Мы здесь власть!». Впервые за годы правления Путина возникло ощущение, что монолит режима не так уж и монолитен, что общество способно на самоорганизацию и что перемены возможны.</w:t>
+      </w:r>
+    </w:p>
+    <w:p>
+      <w:pPr>
+        <w:pStyle w:val="BodyText"/>
+      </w:pPr>
+      <w:r>
+        <w:t xml:space="preserve">Эта зима — зима 2011–2012 годов — стала высшей точкой надежд на мирную демократическую трансформацию и одновременно последним рубежом относительно мягкого авторитаризма. То, как власть ответила на вызов улицы, определит следующее десятилетие. И ответ этот будет однозначным: вместо диалога и уступок — сначала имитация уступок, а затем поворот к неприкрытым репрессиям, ожесточению и поиску врагов. О том, как разворачивалась и была подавлена «болотная» весна и как Кремль перешёл в наступление, — следующая глава.</w:t>
+      </w:r>
+    </w:p>
+    <w:p>
+      <w:r>
+        <w:br w:type="page"/>
+      </w:r>
+    </w:p>
+    <w:bookmarkEnd w:id="300"/>
+    <w:bookmarkEnd w:id="301"/>
+    <w:bookmarkStart w:id="320" w:name="Xc4c7f92ed482bef1b7ce383a047888760e2fa2d"/>
+    <w:p>
+      <w:pPr>
+        <w:pStyle w:val="Heading1"/>
+      </w:pPr>
+      <w:r>
+        <w:t xml:space="preserve">Глава 14. Болотная и Pussy Riot: конец мягкого авторитаризма</w:t>
+      </w:r>
+    </w:p>
+    <w:bookmarkStart w:id="304" w:name="зима-надежды"/>
+    <w:p>
+      <w:pPr>
+        <w:pStyle w:val="Heading2"/>
+      </w:pPr>
+      <w:r>
+        <w:t xml:space="preserve">Зима надежды</w:t>
+      </w:r>
+    </w:p>
+    <w:p>
+      <w:pPr>
+        <w:pStyle w:val="FirstParagraph"/>
+      </w:pPr>
+      <w:r>
+        <w:t xml:space="preserve">Зима 2011–2012 годов вошла в историю как «русская зима» или «болотная весна» — время, когда казалось, что страна вот-вот свернёт с авторитарного пути. Протест был массовым, мирным, изобретательным и по-хорошему буржуазным: на площади выходили с остроумными плакатами, с детьми, с термосами; митинги напоминали скорее праздник гражданского пробуждения, чем бунт. В протестном движении объединились самые разные силы: либералы во главе с Борисом Немцовым и Владимиром Рыжковым, левые Сергея Удальцова, националисты, а также новое, внепартийное поколение, для которого символом стал Алексей Навальный. На трибуны выходили писатели, музыканты, актёры — Борис Акунин, Дмитрий Быков, Юрий Шевчук. Светская журналистка и телеведущая Ксения Собчак, дочь того самого Анатолия Собчака, перешла на сторону протеста.</w:t>
+      </w:r>
+      <w:r>
+        <w:rPr>
+          <w:rStyle w:val="FootnoteReference"/>
+        </w:rPr>
+        <w:footnoteReference w:id="302"/>
+      </w:r>
+    </w:p>
+    <w:p>
+      <w:pPr>
+        <w:pStyle w:val="BodyText"/>
+      </w:pPr>
+      <w:r>
+        <w:t xml:space="preserve">Требования были умеренными и конституционными: честные выборы, регистрация оппозиционных партий, освобождение политзаключённых, отмена сфальсифицированных результатов. Никто не призывал к революции или насилию. Это была попытка образованного городского общества добиться от власти соблюдения её же собственных законов и её же собственной Конституции. В этой умеренности была и сила движения, и, как выяснится, его слабость.</w:t>
+      </w:r>
+      <w:r>
+        <w:rPr>
+          <w:rStyle w:val="FootnoteReference"/>
+        </w:rPr>
+        <w:footnoteReference w:id="303"/>
+      </w:r>
+    </w:p>
+    <w:bookmarkEnd w:id="304"/>
+    <w:bookmarkStart w:id="307" w:name="X26d020821aa3558f0297c3f4e20e9eec2edfa11"/>
+    <w:p>
+      <w:pPr>
+        <w:pStyle w:val="Heading2"/>
+      </w:pPr>
+      <w:r>
+        <w:t xml:space="preserve">Ответ власти: презрение и мобилизация страха</w:t>
+      </w:r>
+    </w:p>
+    <w:p>
+      <w:pPr>
+        <w:pStyle w:val="FirstParagraph"/>
+      </w:pPr>
+      <w:r>
+        <w:t xml:space="preserve">Путин, вернувшийся к активной публичной роли, ответил на протест не диалогом, а презрением и контрмобилизацией. Белые ленты протестующих он публично сравнил с презервативами, а самих митингующих изобразил как проплаченную Западом «оранжевую» массу, действующую по указке из-за рубежа. Это была намеренная стратегия: свести протест к заговору внешних врагов и «пятой колонны», лишить его легитимности в глазах большинства.</w:t>
+      </w:r>
+      <w:r>
+        <w:rPr>
+          <w:rStyle w:val="FootnoteReference"/>
+        </w:rPr>
+        <w:footnoteReference w:id="305"/>
+      </w:r>
+    </w:p>
+    <w:p>
+      <w:pPr>
+        <w:pStyle w:val="BodyText"/>
+      </w:pPr>
+      <w:r>
+        <w:t xml:space="preserve">Одновременно власть мобилизовала собственную опору. В противовес «рассерженным горожанам» Москвы и Петербурга Кремль сделал ставку на «глубинный народ» — жителей провинции, работников заводов, бюджетников, — противопоставляя «простого труженика» столичной «креативной» публике. Организовывались массовые провластные митинги (крупнейший — на Поклонной горе), куда людей нередко свозили административно. Так закладывался раскол, который власть будет эксплуатировать и впредь: «настоящая Россия» против «прозападных предателей», большинство против меньшинства, стабильность против смуты.</w:t>
+      </w:r>
+      <w:r>
+        <w:rPr>
+          <w:rStyle w:val="FootnoteReference"/>
+        </w:rPr>
+        <w:footnoteReference w:id="306"/>
+      </w:r>
+    </w:p>
+    <w:bookmarkEnd w:id="307"/>
+    <w:bookmarkStart w:id="309" w:name="выборы-2012-и-слёзы-победителя"/>
+    <w:p>
+      <w:pPr>
+        <w:pStyle w:val="Heading2"/>
+      </w:pPr>
+      <w:r>
+        <w:t xml:space="preserve">Выборы-2012 и слёзы победителя</w:t>
+      </w:r>
+    </w:p>
+    <w:p>
+      <w:pPr>
+        <w:pStyle w:val="FirstParagraph"/>
+      </w:pPr>
+      <w:r>
+        <w:t xml:space="preserve">4 марта 2012 года состоялись президентские выборы. Их исход был предрешён: несмотря на протесты, реальной альтернативы Путину в бюллетене не было — несистемную оппозицию к выборам не допустили, а системные кандидаты (Зюганов, Жириновский, миллиардер Прохоров, изображавший «либерала») не представляли угрозы. Путин победил в первом туре, набрав, по официальным данным, около 63 процентов. Выступая перед сторонниками в ночь победы на Манежной площади, он прослезился — то ли от эмоций, то ли от порыва ветра, как язвили критики. Так или иначе, он вернулся.</w:t>
+      </w:r>
+      <w:r>
+        <w:rPr>
+          <w:rStyle w:val="FootnoteReference"/>
+        </w:rPr>
+        <w:footnoteReference w:id="308"/>
+      </w:r>
+    </w:p>
+    <w:p>
+      <w:pPr>
+        <w:pStyle w:val="BodyText"/>
+      </w:pPr>
+      <w:r>
+        <w:t xml:space="preserve">Протест после выборов пошёл на спад — отчасти от усталости, отчасти от осознания, что мирными митингами власть не сдвинуть. Но у движения оставалась одна последняя крупная точка — акция 6 мая 2012 года, накануне инаугурации Путина. И именно её власть использовала, чтобы перейти в решительное наступление.</w:t>
+      </w:r>
+    </w:p>
+    <w:bookmarkEnd w:id="309"/>
+    <w:bookmarkStart w:id="313" w:name="болотное-дело-репрессии-как-сигнал"/>
+    <w:p>
+      <w:pPr>
+        <w:pStyle w:val="Heading2"/>
+      </w:pPr>
+      <w:r>
+        <w:t xml:space="preserve">«Болотное дело»: репрессии как сигнал</w:t>
+      </w:r>
+    </w:p>
+    <w:p>
+      <w:pPr>
+        <w:pStyle w:val="FirstParagraph"/>
+      </w:pPr>
+      <w:r>
+        <w:t xml:space="preserve">6 мая 2012 года согласованный «Марш миллионов» на Болотной площади обернулся столкновениями с полицией. Обстоятельства их начала спорны: оппозиция утверждала, что власти намеренно сузили проход и спровоцировали давку и стычки; власть возложила вину на протестующих, объявив о «массовых беспорядках». Как бы то ни было, события 6 мая стали предлогом для показательной расправы.</w:t>
+      </w:r>
+      <w:r>
+        <w:rPr>
+          <w:rStyle w:val="FootnoteReference"/>
+        </w:rPr>
+        <w:footnoteReference w:id="310"/>
+      </w:r>
+    </w:p>
+    <w:p>
+      <w:pPr>
+        <w:pStyle w:val="BodyText"/>
+      </w:pPr>
+      <w:r>
+        <w:t xml:space="preserve">Началось «Болотное дело» — серия уголовных преследований рядовых участников акции. Десятки людей, многие из которых не совершили ничего, кроме участия в митинге, получили реальные тюремные сроки по обвинению в «участии в массовых беспорядках» и «применении насилия к представителям власти» (иногда за брошенный пластиковый стаканчик или сдёрнутый шлем). Это был точно рассчитанный сигнал всему обществу: выход на несогласованный протест отныне грозит тюрьмой; цена гражданской активности резко повышается. Репрессия по принципу устрашения — наказать немногих, чтобы запугать многих, — станет фирменным приёмом режима.</w:t>
+      </w:r>
+      <w:r>
+        <w:rPr>
+          <w:rStyle w:val="FootnoteReference"/>
+        </w:rPr>
+        <w:footnoteReference w:id="311"/>
+      </w:r>
+    </w:p>
+    <w:p>
+      <w:pPr>
+        <w:pStyle w:val="BodyText"/>
+      </w:pPr>
+      <w:r>
+        <w:t xml:space="preserve">«Болотное дело» дало России новую категорию людей, почти исчезнувшую было с советских времён, — политических заключённых. Правозащитный центр «Мемориал» вновь начал вести списки политзеков, и списки эти с годами будут только расти. Мягкий авторитаризм нулевых, при котором за политику сажали лишь избранных «крупных» врагов вроде Ходорковского, сменялся системой, готовой отправлять за решётку рядовых граждан за участие в мирной демонстрации.</w:t>
+      </w:r>
+      <w:r>
+        <w:rPr>
+          <w:rStyle w:val="FootnoteReference"/>
+        </w:rPr>
+        <w:footnoteReference w:id="312"/>
+      </w:r>
+    </w:p>
+    <w:bookmarkEnd w:id="313"/>
+    <w:bookmarkStart w:id="317" w:name="X6c42d5f24d8132cc539eb4f8aaa3ac912ee40a2"/>
+    <w:p>
+      <w:pPr>
+        <w:pStyle w:val="Heading2"/>
+      </w:pPr>
+      <w:r>
+        <w:t xml:space="preserve">Pussy Riot: панк-молебен и союз трона с амвоном</w:t>
+      </w:r>
+    </w:p>
+    <w:p>
+      <w:pPr>
+        <w:pStyle w:val="FirstParagraph"/>
+      </w:pPr>
+      <w:r>
+        <w:t xml:space="preserve">Параллельно разворачивался сюжет, ставший всемирно известным символом эпохи, — дело панк-группы Pussy Riot. 21 февраля 2012 года несколько участниц этой феминистской панк-группы в ярких балаклавах вошли в храм Христа Спасителя в Москве и исполнили у алтаря короткий «панк-молебен» с рефреном «Богородица, Путина прогони». Акция была направлена против сращивания Русской православной церкви с государством и против поддержки, которую патриарх Кирилл открыто оказывал Путину, называя его правление «чудом Божьим».</w:t>
+      </w:r>
+      <w:r>
+        <w:rPr>
+          <w:rStyle w:val="FootnoteReference"/>
+        </w:rPr>
+        <w:footnoteReference w:id="314"/>
+      </w:r>
+    </w:p>
+    <w:p>
+      <w:pPr>
+        <w:pStyle w:val="BodyText"/>
+      </w:pPr>
+      <w:r>
+        <w:t xml:space="preserve">Ответ власти был демонстративно жестоким и несоразмерным. Трёх участниц — Надежду Толоконникову, Марию Алёхину и Екатерину Самуцевич — арестовали и судили по обвинению в «хулиганстве по мотивам религиозной ненависти». Двое получили по два года колонии за сорокасекундное выступление в храме. Процесс, транслировавшийся на весь мир, превратил Pussy Riot в глобальный символ борьбы с путинским авторитаризмом; в их защиту выступали мировые знаменитости.</w:t>
+      </w:r>
+      <w:r>
+        <w:rPr>
+          <w:rStyle w:val="FootnoteReference"/>
+        </w:rPr>
+        <w:footnoteReference w:id="315"/>
+      </w:r>
+    </w:p>
+    <w:p>
+      <w:pPr>
+        <w:pStyle w:val="BodyText"/>
+      </w:pPr>
+      <w:r>
+        <w:t xml:space="preserve">Дело Pussy Riot обнажило важнейшую черту нового курса — ставку на союз с Церковью и на «традиционные ценности» как идеологическую опору. Режим, ещё недавно сравнительно светский и прагматичный, начал позиционировать себя как защитника православия, консерватизма, «духовных скреп» — в противовес «растленному» Западу с его либерализмом, феминизмом и правами меньшинств. Церковь получала государственную поддержку и влияние, а взамен освящала власть и её курс. Оскорбление религиозных чувств из морального понятия превращалось в юридическую дубину против инакомыслящих.</w:t>
+      </w:r>
+      <w:r>
+        <w:rPr>
+          <w:rStyle w:val="FootnoteReference"/>
+        </w:rPr>
+        <w:footnoteReference w:id="316"/>
+      </w:r>
+    </w:p>
+    <w:bookmarkEnd w:id="317"/>
+    <w:bookmarkStart w:id="319" w:name="точка-поворота"/>
+    <w:p>
+      <w:pPr>
+        <w:pStyle w:val="Heading2"/>
+      </w:pPr>
+      <w:r>
+        <w:t xml:space="preserve">Точка поворота</w:t>
+      </w:r>
+    </w:p>
+    <w:p>
+      <w:pPr>
+        <w:pStyle w:val="FirstParagraph"/>
+      </w:pPr>
+      <w:r>
+        <w:t xml:space="preserve">Двенадцатый год стал водоразделом в истории путинской России. До него режим, при всей своей авторитарности, ещё оставлял пространство для публичной политики, терпел оппозицию как маргинальное, но допустимое явление, предпочитал управлять через манипуляцию, а не через прямое насилие. После него — после испуга, пережитого властью зимой 2011–2012 годов, — начался последовательный поворот к репрессиям, к подавлению, к превращению инакомыслия в преступление.</w:t>
+      </w:r>
+    </w:p>
+    <w:p>
+      <w:pPr>
+        <w:pStyle w:val="BodyText"/>
+      </w:pPr>
+      <w:r>
+        <w:t xml:space="preserve">Логику этого поворота важно понять. Массовый протест смертельно напугал Путина и его окружение — не столько своей силой (он был сравнительно мал и мирен), сколько самим фактом: оказалось, что лояльность общества не безусловна, что «болото» может забурлить, что призрак «цветной революции» способен явиться и в Москве. Вывод, сделанный властью, был не в пользу либерализации, а против неё: раз общество проявляет непокорность, его нужно не умиротворять уступками, а подавлять и запугивать, выжигая любую самоорганизацию на корню. Именно этим Кремль и займётся с 2012 года — методично, законодательно, беспощадно. Наступала новая эпоха, и первым её инструментом стало репрессивное законотворчество, к которому мы теперь обратимся.</w:t>
+      </w:r>
+      <w:r>
+        <w:rPr>
+          <w:rStyle w:val="FootnoteReference"/>
+        </w:rPr>
+        <w:footnoteReference w:id="318"/>
+      </w:r>
+    </w:p>
+    <w:bookmarkEnd w:id="319"/>
+    <w:bookmarkEnd w:id="320"/>
     <w:sectPr/>
   </w:body>
 </w:document>
@@ -5910,6 +7215,1127 @@
       </w:r>
       <w:r>
         <w:t xml:space="preserve">О хрупкости «нефтяного» благополучия и невыполненной модернизации: Gaddy, Ickes. Bear Traps on Russia’s Road to Modernization.</w:t>
+      </w:r>
+    </w:p>
+  </w:footnote>
+  <w:footnote w:id="227">
+    <w:p>
+      <w:pPr>
+        <w:pStyle w:val="FootnoteText"/>
+      </w:pPr>
+      <w:r>
+        <w:rPr>
+          <w:rStyle w:val="FootnoteReference"/>
+        </w:rPr>
+        <w:footnoteRef/>
+      </w:r>
+      <w:r>
+        <w:t xml:space="preserve"> </w:t>
+      </w:r>
+      <w:r>
+        <w:t xml:space="preserve">О развороте от партнёрства к конфронтации: Fiona Hill, Clifford G. Gaddy. Mr. Putin: Operative in the Kremlin. Brookings Institution Press, 2013; Angela Stent. The Limits of Partnership: U.S.-Russian Relations in the Twenty-First Century. Princeton University Press, 2014.</w:t>
+      </w:r>
+    </w:p>
+  </w:footnote>
+  <w:footnote w:id="228">
+    <w:p>
+      <w:pPr>
+        <w:pStyle w:val="FootnoteText"/>
+      </w:pPr>
+      <w:r>
+        <w:rPr>
+          <w:rStyle w:val="FootnoteReference"/>
+        </w:rPr>
+        <w:footnoteRef/>
+      </w:r>
+      <w:r>
+        <w:t xml:space="preserve"> </w:t>
+      </w:r>
+      <w:r>
+        <w:t xml:space="preserve">О роли чувства унижения и «цветных революций» в мировоззрении Кремля: Hill, Gaddy, Mr. Putin; Arkady Ostrovsky. The Invention of Russia. Atlantic Books, 2015.</w:t>
+      </w:r>
+    </w:p>
+  </w:footnote>
+  <w:footnote w:id="230">
+    <w:p>
+      <w:pPr>
+        <w:pStyle w:val="FootnoteText"/>
+      </w:pPr>
+      <w:r>
+        <w:rPr>
+          <w:rStyle w:val="FootnoteReference"/>
+        </w:rPr>
+        <w:footnoteRef/>
+      </w:r>
+      <w:r>
+        <w:t xml:space="preserve"> </w:t>
+      </w:r>
+      <w:r>
+        <w:t xml:space="preserve">О газовых конфликтах с Украиной (январь 2006 и январь 2009): Thane Gustafson. Wheel of Fortune. Harvard University Press, 2012.</w:t>
+      </w:r>
+    </w:p>
+  </w:footnote>
+  <w:footnote w:id="231">
+    <w:p>
+      <w:pPr>
+        <w:pStyle w:val="FootnoteText"/>
+      </w:pPr>
+      <w:r>
+        <w:rPr>
+          <w:rStyle w:val="FootnoteReference"/>
+        </w:rPr>
+        <w:footnoteRef/>
+      </w:r>
+      <w:r>
+        <w:t xml:space="preserve"> </w:t>
+      </w:r>
+      <w:r>
+        <w:t xml:space="preserve">Об энергетической зависимости Европы и использовании газа как рычага: Gustafson, Wheel of Fortune; Stent, The Limits of Partnership.</w:t>
+      </w:r>
+    </w:p>
+  </w:footnote>
+  <w:footnote w:id="233">
+    <w:p>
+      <w:pPr>
+        <w:pStyle w:val="FootnoteText"/>
+      </w:pPr>
+      <w:r>
+        <w:rPr>
+          <w:rStyle w:val="FootnoteReference"/>
+        </w:rPr>
+        <w:footnoteRef/>
+      </w:r>
+      <w:r>
+        <w:t xml:space="preserve"> </w:t>
+      </w:r>
+      <w:r>
+        <w:t xml:space="preserve">Об отравлении Александра Литвиненко полонием-210 (ноябрь 2006): Luke Harding. A Very Expensive Poison: The Definitive Story of the Murder of Litvinenko and Russia’s War with the West. Guardian Faber, 2016.</w:t>
+      </w:r>
+    </w:p>
+  </w:footnote>
+  <w:footnote w:id="234">
+    <w:p>
+      <w:pPr>
+        <w:pStyle w:val="FootnoteText"/>
+      </w:pPr>
+      <w:r>
+        <w:rPr>
+          <w:rStyle w:val="FootnoteReference"/>
+        </w:rPr>
+        <w:footnoteRef/>
+      </w:r>
+      <w:r>
+        <w:t xml:space="preserve"> </w:t>
+      </w:r>
+      <w:r>
+        <w:t xml:space="preserve">Доклад публичного расследования под руководством сэра Роберта Оуэна (The Litvinenko Inquiry, январь 2016) заключил, что убийство совершили Луговой и Ковтун и что операция «вероятно, была одобрена» Патрушевым и Путиным.</w:t>
+      </w:r>
+    </w:p>
+  </w:footnote>
+  <w:footnote w:id="235">
+    <w:p>
+      <w:pPr>
+        <w:pStyle w:val="FootnoteText"/>
+      </w:pPr>
+      <w:r>
+        <w:rPr>
+          <w:rStyle w:val="FootnoteReference"/>
+        </w:rPr>
+        <w:footnoteRef/>
+      </w:r>
+      <w:r>
+        <w:t xml:space="preserve"> </w:t>
+      </w:r>
+      <w:r>
+        <w:t xml:space="preserve">О депутатской карьере Лугового и сигнале безнаказанности: Harding, A Very Expensive Poison.</w:t>
+      </w:r>
+    </w:p>
+  </w:footnote>
+  <w:footnote w:id="237">
+    <w:p>
+      <w:pPr>
+        <w:pStyle w:val="FootnoteText"/>
+      </w:pPr>
+      <w:r>
+        <w:rPr>
+          <w:rStyle w:val="FootnoteReference"/>
+        </w:rPr>
+        <w:footnoteRef/>
+      </w:r>
+      <w:r>
+        <w:t xml:space="preserve"> </w:t>
+      </w:r>
+      <w:r>
+        <w:t xml:space="preserve">Текст выступления В. Путина на Мюнхенской конференции по безопасности 10 февраля 2007 г.</w:t>
+      </w:r>
+    </w:p>
+  </w:footnote>
+  <w:footnote w:id="238">
+    <w:p>
+      <w:pPr>
+        <w:pStyle w:val="FootnoteText"/>
+      </w:pPr>
+      <w:r>
+        <w:rPr>
+          <w:rStyle w:val="FootnoteReference"/>
+        </w:rPr>
+        <w:footnoteRef/>
+      </w:r>
+      <w:r>
+        <w:t xml:space="preserve"> </w:t>
+      </w:r>
+      <w:r>
+        <w:t xml:space="preserve">Содержание Мюнхенской речи (критика однополярности, США, расширения НАТО): Stent, The Limits of Partnership; Hill, Gaddy, Mr. Putin.</w:t>
+      </w:r>
+    </w:p>
+  </w:footnote>
+  <w:footnote w:id="239">
+    <w:p>
+      <w:pPr>
+        <w:pStyle w:val="FootnoteText"/>
+      </w:pPr>
+      <w:r>
+        <w:rPr>
+          <w:rStyle w:val="FootnoteReference"/>
+        </w:rPr>
+        <w:footnoteRef/>
+      </w:r>
+      <w:r>
+        <w:t xml:space="preserve"> </w:t>
+      </w:r>
+      <w:r>
+        <w:t xml:space="preserve">Об оценке Мюнхенской речи как поворотного пункта: Ostrovsky, The Invention of Russia; Stent, The Limits of Partnership.</w:t>
+      </w:r>
+    </w:p>
+  </w:footnote>
+  <w:footnote w:id="241">
+    <w:p>
+      <w:pPr>
+        <w:pStyle w:val="FootnoteText"/>
+      </w:pPr>
+      <w:r>
+        <w:rPr>
+          <w:rStyle w:val="FootnoteReference"/>
+        </w:rPr>
+        <w:footnoteRef/>
+      </w:r>
+      <w:r>
+        <w:t xml:space="preserve"> </w:t>
+      </w:r>
+      <w:r>
+        <w:t xml:space="preserve">О Бухарестском саммите НАТО (апрель 2008) и формулировке о будущем членстве Украины и Грузии: Stent, The Limits of Partnership.</w:t>
+      </w:r>
+    </w:p>
+  </w:footnote>
+  <w:footnote w:id="242">
+    <w:p>
+      <w:pPr>
+        <w:pStyle w:val="FootnoteText"/>
+      </w:pPr>
+      <w:r>
+        <w:rPr>
+          <w:rStyle w:val="FootnoteReference"/>
+        </w:rPr>
+        <w:footnoteRef/>
+      </w:r>
+      <w:r>
+        <w:t xml:space="preserve"> </w:t>
+      </w:r>
+      <w:r>
+        <w:t xml:space="preserve">О реакции Путина в Бухаресте и фразе об Украине: Hill, Gaddy, Mr. Putin; Stent, The Limits of Partnership.</w:t>
+      </w:r>
+    </w:p>
+  </w:footnote>
+  <w:footnote w:id="243">
+    <w:p>
+      <w:pPr>
+        <w:pStyle w:val="FootnoteText"/>
+      </w:pPr>
+      <w:r>
+        <w:rPr>
+          <w:rStyle w:val="FootnoteReference"/>
+        </w:rPr>
+        <w:footnoteRef/>
+      </w:r>
+      <w:r>
+        <w:t xml:space="preserve"> </w:t>
+      </w:r>
+      <w:r>
+        <w:t xml:space="preserve">О несостоятельности тезиса о «вине НАТО» как оправдания агрессии см. также: Timothy Snyder. The Road to Unfreedom: Russia, Europe, America. Tim Duggan Books, 2018; Serhii Plokhy. The Russo-Ukrainian War: The Return of History. W. W. Norton, 2023. Аргументы Кремля подробнее разбираются в главах 20 и 26.</w:t>
+      </w:r>
+    </w:p>
+  </w:footnote>
+  <w:footnote w:id="247">
+    <w:p>
+      <w:pPr>
+        <w:pStyle w:val="FootnoteText"/>
+      </w:pPr>
+      <w:r>
+        <w:rPr>
+          <w:rStyle w:val="FootnoteReference"/>
+        </w:rPr>
+        <w:footnoteRef/>
+      </w:r>
+      <w:r>
+        <w:t xml:space="preserve"> </w:t>
+      </w:r>
+      <w:r>
+        <w:t xml:space="preserve">О конституционном ограничении двух сроков подряд и дилемме 2008 года: Steven Lee Myers. The New Tsar. Alfred A. Knopf, 2015.</w:t>
+      </w:r>
+    </w:p>
+  </w:footnote>
+  <w:footnote w:id="248">
+    <w:p>
+      <w:pPr>
+        <w:pStyle w:val="FootnoteText"/>
+      </w:pPr>
+      <w:r>
+        <w:rPr>
+          <w:rStyle w:val="FootnoteReference"/>
+        </w:rPr>
+        <w:footnoteRef/>
+      </w:r>
+      <w:r>
+        <w:t xml:space="preserve"> </w:t>
+      </w:r>
+      <w:r>
+        <w:t xml:space="preserve">О выборе «тандемной» схемы: Mikhail Zygar. All the Kremlin’s Men. PublicAffairs, 2016; Daniel Treisman. The Return. Free Press, 2011.</w:t>
+      </w:r>
+    </w:p>
+  </w:footnote>
+  <w:footnote w:id="250">
+    <w:p>
+      <w:pPr>
+        <w:pStyle w:val="FootnoteText"/>
+      </w:pPr>
+      <w:r>
+        <w:rPr>
+          <w:rStyle w:val="FootnoteReference"/>
+        </w:rPr>
+        <w:footnoteRef/>
+      </w:r>
+      <w:r>
+        <w:t xml:space="preserve"> </w:t>
+      </w:r>
+      <w:r>
+        <w:t xml:space="preserve">О логике выбора слабого местоблюстителя: Zygar, All the Kremlin’s Men.</w:t>
+      </w:r>
+    </w:p>
+  </w:footnote>
+  <w:footnote w:id="251">
+    <w:p>
+      <w:pPr>
+        <w:pStyle w:val="FootnoteText"/>
+      </w:pPr>
+      <w:r>
+        <w:rPr>
+          <w:rStyle w:val="FootnoteReference"/>
+        </w:rPr>
+        <w:footnoteRef/>
+      </w:r>
+      <w:r>
+        <w:t xml:space="preserve"> </w:t>
+      </w:r>
+      <w:r>
+        <w:t xml:space="preserve">О конкуренции Медведева и Иванова и причинах выбора Медведева: Zygar, All the Kremlin’s Men; Myers, The New Tsar.</w:t>
+      </w:r>
+    </w:p>
+  </w:footnote>
+  <w:footnote w:id="252">
+    <w:p>
+      <w:pPr>
+        <w:pStyle w:val="FootnoteText"/>
+      </w:pPr>
+      <w:r>
+        <w:rPr>
+          <w:rStyle w:val="FootnoteReference"/>
+        </w:rPr>
+        <w:footnoteRef/>
+      </w:r>
+      <w:r>
+        <w:t xml:space="preserve"> </w:t>
+      </w:r>
+      <w:r>
+        <w:t xml:space="preserve">Об избрании Медведева (март 2008) и назначении Путина премьером: Myers, The New Tsar.</w:t>
+      </w:r>
+    </w:p>
+  </w:footnote>
+  <w:footnote w:id="254">
+    <w:p>
+      <w:pPr>
+        <w:pStyle w:val="FootnoteText"/>
+      </w:pPr>
+      <w:r>
+        <w:rPr>
+          <w:rStyle w:val="FootnoteReference"/>
+        </w:rPr>
+        <w:footnoteRef/>
+      </w:r>
+      <w:r>
+        <w:t xml:space="preserve"> </w:t>
+      </w:r>
+      <w:r>
+        <w:t xml:space="preserve">О статусе Путина как «национального лидера» и реальном центре власти: Zygar, All the Kremlin’s Men; Treisman, The Return.</w:t>
+      </w:r>
+    </w:p>
+  </w:footnote>
+  <w:footnote w:id="255">
+    <w:p>
+      <w:pPr>
+        <w:pStyle w:val="FootnoteText"/>
+      </w:pPr>
+      <w:r>
+        <w:rPr>
+          <w:rStyle w:val="FootnoteReference"/>
+        </w:rPr>
+        <w:footnoteRef/>
+      </w:r>
+      <w:r>
+        <w:t xml:space="preserve"> </w:t>
+      </w:r>
+      <w:r>
+        <w:t xml:space="preserve">О спорах вокруг того, кто руководил в дни войны с Грузией: Zygar, All the Kremlin’s Men. Подробнее см. главу 12.</w:t>
+      </w:r>
+    </w:p>
+  </w:footnote>
+  <w:footnote w:id="257">
+    <w:p>
+      <w:pPr>
+        <w:pStyle w:val="FootnoteText"/>
+      </w:pPr>
+      <w:r>
+        <w:rPr>
+          <w:rStyle w:val="FootnoteReference"/>
+        </w:rPr>
+        <w:footnoteRef/>
+      </w:r>
+      <w:r>
+        <w:t xml:space="preserve"> </w:t>
+      </w:r>
+      <w:r>
+        <w:t xml:space="preserve">О поправке 2008 г., продлившей президентский срок до шести лет: Myers, The New Tsar.</w:t>
+      </w:r>
+    </w:p>
+  </w:footnote>
+  <w:footnote w:id="258">
+    <w:p>
+      <w:pPr>
+        <w:pStyle w:val="FootnoteText"/>
+      </w:pPr>
+      <w:r>
+        <w:rPr>
+          <w:rStyle w:val="FootnoteReference"/>
+        </w:rPr>
+        <w:footnoteRef/>
+      </w:r>
+      <w:r>
+        <w:t xml:space="preserve"> </w:t>
+      </w:r>
+      <w:r>
+        <w:t xml:space="preserve">О значении удлинения срока для будущей несменяемости: Zygar, All the Kremlin’s Men; см. также главу 16 (обнуление).</w:t>
+      </w:r>
+    </w:p>
+  </w:footnote>
+  <w:footnote w:id="260">
+    <w:p>
+      <w:pPr>
+        <w:pStyle w:val="FootnoteText"/>
+      </w:pPr>
+      <w:r>
+        <w:rPr>
+          <w:rStyle w:val="FootnoteReference"/>
+        </w:rPr>
+        <w:footnoteRef/>
+      </w:r>
+      <w:r>
+        <w:t xml:space="preserve"> </w:t>
+      </w:r>
+      <w:r>
+        <w:t xml:space="preserve">Об имидже Медведева и риторике модернизации: Treisman, The Return; Zygar, All the Kremlin’s Men.</w:t>
+      </w:r>
+    </w:p>
+  </w:footnote>
+  <w:footnote w:id="261">
+    <w:p>
+      <w:pPr>
+        <w:pStyle w:val="FootnoteText"/>
+      </w:pPr>
+      <w:r>
+        <w:rPr>
+          <w:rStyle w:val="FootnoteReference"/>
+        </w:rPr>
+        <w:footnoteRef/>
+      </w:r>
+      <w:r>
+        <w:t xml:space="preserve"> </w:t>
+      </w:r>
+      <w:r>
+        <w:t xml:space="preserve">Об иллюзорности «оттепели» и отсутствии структурных перемен: Zygar, All the Kremlin’s Men; о «перезагрузке» см.: Angela Stent. The Limits of Partnership. Princeton University Press, 2014.</w:t>
+      </w:r>
+    </w:p>
+  </w:footnote>
+  <w:footnote w:id="263">
+    <w:p>
+      <w:pPr>
+        <w:pStyle w:val="FootnoteText"/>
+      </w:pPr>
+      <w:r>
+        <w:rPr>
+          <w:rStyle w:val="FootnoteReference"/>
+        </w:rPr>
+        <w:footnoteRef/>
+      </w:r>
+      <w:r>
+        <w:t xml:space="preserve"> </w:t>
+      </w:r>
+      <w:r>
+        <w:t xml:space="preserve">О деле и гибели Сергея Магнитского (ноябрь 2009): Bill Browder. Red Notice: A True Story of High Finance, Murder, and One Man’s Fight for Justice. Simon &amp; Schuster, 2015.</w:t>
+      </w:r>
+    </w:p>
+  </w:footnote>
+  <w:footnote w:id="264">
+    <w:p>
+      <w:pPr>
+        <w:pStyle w:val="FootnoteText"/>
+      </w:pPr>
+      <w:r>
+        <w:rPr>
+          <w:rStyle w:val="FootnoteReference"/>
+        </w:rPr>
+        <w:footnoteRef/>
+      </w:r>
+      <w:r>
+        <w:t xml:space="preserve"> </w:t>
+      </w:r>
+      <w:r>
+        <w:t xml:space="preserve">О «законе Магнитского» (США, 2012) и посмертном процессе: Browder, Red Notice. О реакции Кремля («закон Димы Яковлева») см. главу 13.</w:t>
+      </w:r>
+    </w:p>
+  </w:footnote>
+  <w:footnote w:id="267">
+    <w:p>
+      <w:pPr>
+        <w:pStyle w:val="FootnoteText"/>
+      </w:pPr>
+      <w:r>
+        <w:rPr>
+          <w:rStyle w:val="FootnoteReference"/>
+        </w:rPr>
+        <w:footnoteRef/>
+      </w:r>
+      <w:r>
+        <w:t xml:space="preserve"> </w:t>
+      </w:r>
+      <w:r>
+        <w:t xml:space="preserve">О значении войны с Грузией как репетиции будущей агрессии: Ronald D. Asmus. A Little War That Shook the World: Georgia, Russia, and the Future of the West. Palgrave Macmillan, 2010.</w:t>
+      </w:r>
+    </w:p>
+  </w:footnote>
+  <w:footnote w:id="269">
+    <w:p>
+      <w:pPr>
+        <w:pStyle w:val="FootnoteText"/>
+      </w:pPr>
+      <w:r>
+        <w:rPr>
+          <w:rStyle w:val="FootnoteReference"/>
+        </w:rPr>
+        <w:footnoteRef/>
+      </w:r>
+      <w:r>
+        <w:t xml:space="preserve"> </w:t>
+      </w:r>
+      <w:r>
+        <w:t xml:space="preserve">О Грузии Саакашвили, «революции роз» и проблеме анклавов: Asmus, A Little War That Shook the World.</w:t>
+      </w:r>
+    </w:p>
+  </w:footnote>
+  <w:footnote w:id="270">
+    <w:p>
+      <w:pPr>
+        <w:pStyle w:val="FootnoteText"/>
+      </w:pPr>
+      <w:r>
+        <w:rPr>
+          <w:rStyle w:val="FootnoteReference"/>
+        </w:rPr>
+        <w:footnoteRef/>
+      </w:r>
+      <w:r>
+        <w:t xml:space="preserve"> </w:t>
+      </w:r>
+      <w:r>
+        <w:t xml:space="preserve">О «паспортизации» и нарастании напряжённости в 2008 г.: Asmus, A Little War That Shook the World; Angela Stent. The Limits of Partnership. Princeton University Press, 2014.</w:t>
+      </w:r>
+    </w:p>
+  </w:footnote>
+  <w:footnote w:id="272">
+    <w:p>
+      <w:pPr>
+        <w:pStyle w:val="FootnoteText"/>
+      </w:pPr>
+      <w:r>
+        <w:rPr>
+          <w:rStyle w:val="FootnoteReference"/>
+        </w:rPr>
+        <w:footnoteRef/>
+      </w:r>
+      <w:r>
+        <w:t xml:space="preserve"> </w:t>
+      </w:r>
+      <w:r>
+        <w:t xml:space="preserve">Доклад Независимой международной миссии по установлению фактов конфликта в Грузии под руководством Х. Тальявини (Tagliavini Report, сентябрь 2009) установил, что широкомасштабные боевые действия начала грузинская сторона, но в контексте российских провокаций, а ответ России был несоразмерным.</w:t>
+      </w:r>
+    </w:p>
+  </w:footnote>
+  <w:footnote w:id="273">
+    <w:p>
+      <w:pPr>
+        <w:pStyle w:val="FootnoteText"/>
+      </w:pPr>
+      <w:r>
+        <w:rPr>
+          <w:rStyle w:val="FootnoteReference"/>
+        </w:rPr>
+        <w:footnoteRef/>
+      </w:r>
+      <w:r>
+        <w:t xml:space="preserve"> </w:t>
+      </w:r>
+      <w:r>
+        <w:t xml:space="preserve">О заранее подготовленном характере российской операции: Asmus, A Little War That Shook the World.</w:t>
+      </w:r>
+    </w:p>
+  </w:footnote>
+  <w:footnote w:id="275">
+    <w:p>
+      <w:pPr>
+        <w:pStyle w:val="FootnoteText"/>
+      </w:pPr>
+      <w:r>
+        <w:rPr>
+          <w:rStyle w:val="FootnoteReference"/>
+        </w:rPr>
+        <w:footnoteRef/>
+      </w:r>
+      <w:r>
+        <w:t xml:space="preserve"> </w:t>
+      </w:r>
+      <w:r>
+        <w:t xml:space="preserve">О ходе военной кампании (бомбардировки Гори, Поти, продвижение вглубь Грузии): Asmus, A Little War That Shook the World.</w:t>
+      </w:r>
+    </w:p>
+  </w:footnote>
+  <w:footnote w:id="276">
+    <w:p>
+      <w:pPr>
+        <w:pStyle w:val="FootnoteText"/>
+      </w:pPr>
+      <w:r>
+        <w:rPr>
+          <w:rStyle w:val="FootnoteReference"/>
+        </w:rPr>
+        <w:footnoteRef/>
+      </w:r>
+      <w:r>
+        <w:t xml:space="preserve"> </w:t>
+      </w:r>
+      <w:r>
+        <w:t xml:space="preserve">О роли Путина, прервавшего визит в Пекин, и фиктивности «тандема»: Mikhail Zygar. All the Kremlin’s Men. PublicAffairs, 2016.</w:t>
+      </w:r>
+    </w:p>
+  </w:footnote>
+  <w:footnote w:id="278">
+    <w:p>
+      <w:pPr>
+        <w:pStyle w:val="FootnoteText"/>
+      </w:pPr>
+      <w:r>
+        <w:rPr>
+          <w:rStyle w:val="FootnoteReference"/>
+        </w:rPr>
+        <w:footnoteRef/>
+      </w:r>
+      <w:r>
+        <w:t xml:space="preserve"> </w:t>
+      </w:r>
+      <w:r>
+        <w:t xml:space="preserve">О прекращении огня при посредничестве Саркози и признании независимости Южной Осетии и Абхазии 26 августа 2008 г.: Stent, The Limits of Partnership.</w:t>
+      </w:r>
+    </w:p>
+  </w:footnote>
+  <w:footnote w:id="279">
+    <w:p>
+      <w:pPr>
+        <w:pStyle w:val="FootnoteText"/>
+      </w:pPr>
+      <w:r>
+        <w:rPr>
+          <w:rStyle w:val="FootnoteReference"/>
+        </w:rPr>
+        <w:footnoteRef/>
+      </w:r>
+      <w:r>
+        <w:t xml:space="preserve"> </w:t>
+      </w:r>
+      <w:r>
+        <w:t xml:space="preserve">О «бордеризации» и срыве евроатлантических перспектив Грузии: Asmus, A Little War That Shook the World.</w:t>
+      </w:r>
+    </w:p>
+  </w:footnote>
+  <w:footnote w:id="281">
+    <w:p>
+      <w:pPr>
+        <w:pStyle w:val="FootnoteText"/>
+      </w:pPr>
+      <w:r>
+        <w:rPr>
+          <w:rStyle w:val="FootnoteReference"/>
+        </w:rPr>
+        <w:footnoteRef/>
+      </w:r>
+      <w:r>
+        <w:t xml:space="preserve"> </w:t>
+      </w:r>
+      <w:r>
+        <w:t xml:space="preserve">О слабости реакции Запада и политике «перезагрузки»: Stent, The Limits of Partnership.</w:t>
+      </w:r>
+    </w:p>
+  </w:footnote>
+  <w:footnote w:id="282">
+    <w:p>
+      <w:pPr>
+        <w:pStyle w:val="FootnoteText"/>
+      </w:pPr>
+      <w:r>
+        <w:rPr>
+          <w:rStyle w:val="FootnoteReference"/>
+        </w:rPr>
+        <w:footnoteRef/>
+      </w:r>
+      <w:r>
+        <w:t xml:space="preserve"> </w:t>
+      </w:r>
+      <w:r>
+        <w:t xml:space="preserve">Об «уроке безнаказанности» и его связи с последующей агрессией против Украины: Asmus, A Little War That Shook the World; Serhii Plokhy. The Russo-Ukrainian War. W. W. Norton, 2023.</w:t>
+      </w:r>
+    </w:p>
+  </w:footnote>
+  <w:footnote w:id="284">
+    <w:p>
+      <w:pPr>
+        <w:pStyle w:val="FootnoteText"/>
+      </w:pPr>
+      <w:r>
+        <w:rPr>
+          <w:rStyle w:val="FootnoteReference"/>
+        </w:rPr>
+        <w:footnoteRef/>
+      </w:r>
+      <w:r>
+        <w:t xml:space="preserve"> </w:t>
+      </w:r>
+      <w:r>
+        <w:t xml:space="preserve">О военной реформе и перевооружении после 2008 г.: аналитические обзоры реформы «нового облика» Вооружённых сил РФ.</w:t>
+      </w:r>
+    </w:p>
+  </w:footnote>
+  <w:footnote w:id="287">
+    <w:p>
+      <w:pPr>
+        <w:pStyle w:val="FootnoteText"/>
+      </w:pPr>
+      <w:r>
+        <w:rPr>
+          <w:rStyle w:val="FootnoteReference"/>
+        </w:rPr>
+        <w:footnoteRef/>
+      </w:r>
+      <w:r>
+        <w:t xml:space="preserve"> </w:t>
+      </w:r>
+      <w:r>
+        <w:t xml:space="preserve">О съезде «Единой России» 24 сентября 2011 г. и объявлении рокировки: Mikhail Zygar. All the Kremlin’s Men. PublicAffairs, 2016.</w:t>
+      </w:r>
+    </w:p>
+  </w:footnote>
+  <w:footnote w:id="288">
+    <w:p>
+      <w:pPr>
+        <w:pStyle w:val="FootnoteText"/>
+      </w:pPr>
+      <w:r>
+        <w:rPr>
+          <w:rStyle w:val="FootnoteReference"/>
+        </w:rPr>
+        <w:footnoteRef/>
+      </w:r>
+      <w:r>
+        <w:t xml:space="preserve"> </w:t>
+      </w:r>
+      <w:r>
+        <w:t xml:space="preserve">О признании, что решение принято «давно», и его деморализующем эффекте: Zygar, All the Kremlin’s Men; Arkady Ostrovsky. The Invention of Russia. Atlantic Books, 2015.</w:t>
+      </w:r>
+    </w:p>
+  </w:footnote>
+  <w:footnote w:id="290">
+    <w:p>
+      <w:pPr>
+        <w:pStyle w:val="FootnoteText"/>
+      </w:pPr>
+      <w:r>
+        <w:rPr>
+          <w:rStyle w:val="FootnoteReference"/>
+        </w:rPr>
+        <w:footnoteRef/>
+      </w:r>
+      <w:r>
+        <w:t xml:space="preserve"> </w:t>
+      </w:r>
+      <w:r>
+        <w:t xml:space="preserve">О чувстве обмана и подрыве «общественного договора»: Ostrovsky, The Invention of Russia.</w:t>
+      </w:r>
+    </w:p>
+  </w:footnote>
+  <w:footnote w:id="291">
+    <w:p>
+      <w:pPr>
+        <w:pStyle w:val="FootnoteText"/>
+      </w:pPr>
+      <w:r>
+        <w:rPr>
+          <w:rStyle w:val="FootnoteReference"/>
+        </w:rPr>
+        <w:footnoteRef/>
+      </w:r>
+      <w:r>
+        <w:t xml:space="preserve"> </w:t>
+      </w:r>
+      <w:r>
+        <w:t xml:space="preserve">Об арифметике возвращения (шестилетний срок, перспектива правления до 2024 г.): Zygar, All the Kremlin’s Men.</w:t>
+      </w:r>
+    </w:p>
+  </w:footnote>
+  <w:footnote w:id="293">
+    <w:p>
+      <w:pPr>
+        <w:pStyle w:val="FootnoteText"/>
+      </w:pPr>
+      <w:r>
+        <w:rPr>
+          <w:rStyle w:val="FootnoteReference"/>
+        </w:rPr>
+        <w:footnoteRef/>
+      </w:r>
+      <w:r>
+        <w:t xml:space="preserve"> </w:t>
+      </w:r>
+      <w:r>
+        <w:t xml:space="preserve">О фальсификациях на думских выборах 4 декабря 2011 г.: доклады ассоциации «Голос»; отчёты миссии наблюдателей ОБСЕ/БДИПЧ.</w:t>
+      </w:r>
+    </w:p>
+  </w:footnote>
+  <w:footnote w:id="294">
+    <w:p>
+      <w:pPr>
+        <w:pStyle w:val="FootnoteText"/>
+      </w:pPr>
+      <w:r>
+        <w:rPr>
+          <w:rStyle w:val="FootnoteReference"/>
+        </w:rPr>
+        <w:footnoteRef/>
+      </w:r>
+      <w:r>
+        <w:t xml:space="preserve"> </w:t>
+      </w:r>
+      <w:r>
+        <w:t xml:space="preserve">О роли интернета, видеосъёмки нарушений и прорыве монополии ТВ: Ostrovsky, The Invention of Russia.</w:t>
+      </w:r>
+    </w:p>
+  </w:footnote>
+  <w:footnote w:id="295">
+    <w:p>
+      <w:pPr>
+        <w:pStyle w:val="FootnoteText"/>
+      </w:pPr>
+      <w:r>
+        <w:rPr>
+          <w:rStyle w:val="FootnoteReference"/>
+        </w:rPr>
+        <w:footnoteRef/>
+      </w:r>
+      <w:r>
+        <w:t xml:space="preserve"> </w:t>
+      </w:r>
+      <w:r>
+        <w:t xml:space="preserve">О расхождении официальных результатов с оценками наблюдателей и статистическом анализе: работы С. Шпилькина по электоральной статистике; доклады «Голоса».</w:t>
+      </w:r>
+    </w:p>
+  </w:footnote>
+  <w:footnote w:id="297">
+    <w:p>
+      <w:pPr>
+        <w:pStyle w:val="FootnoteText"/>
+      </w:pPr>
+      <w:r>
+        <w:rPr>
+          <w:rStyle w:val="FootnoteReference"/>
+        </w:rPr>
+        <w:footnoteRef/>
+      </w:r>
+      <w:r>
+        <w:t xml:space="preserve"> </w:t>
+      </w:r>
+      <w:r>
+        <w:t xml:space="preserve">Формулу «партия жуликов и воров» ввёл Алексей Навальный (весна 2011); о его роли и методе: Ostrovsky, The Invention of Russia; Julia Ioffe и др. репортажи о раннем Навальном.</w:t>
+      </w:r>
+    </w:p>
+  </w:footnote>
+  <w:footnote w:id="299">
+    <w:p>
+      <w:pPr>
+        <w:pStyle w:val="FootnoteText"/>
+      </w:pPr>
+      <w:r>
+        <w:rPr>
+          <w:rStyle w:val="FootnoteReference"/>
+        </w:rPr>
+        <w:footnoteRef/>
+      </w:r>
+      <w:r>
+        <w:t xml:space="preserve"> </w:t>
+      </w:r>
+      <w:r>
+        <w:t xml:space="preserve">О митингах на Болотной площади (10 декабря 2011) и проспекте Сахарова (24 декабря 2011): Ostrovsky, The Invention of Russia; Zygar, All the Kremlin’s Men.</w:t>
+      </w:r>
+    </w:p>
+  </w:footnote>
+  <w:footnote w:id="302">
+    <w:p>
+      <w:pPr>
+        <w:pStyle w:val="FootnoteText"/>
+      </w:pPr>
+      <w:r>
+        <w:rPr>
+          <w:rStyle w:val="FootnoteReference"/>
+        </w:rPr>
+        <w:footnoteRef/>
+      </w:r>
+      <w:r>
+        <w:t xml:space="preserve"> </w:t>
+      </w:r>
+      <w:r>
+        <w:t xml:space="preserve">О составе и характере протестного движения зимы 2011–2012 гг.: Arkady Ostrovsky. The Invention of Russia. Atlantic Books, 2015; Mikhail Zygar. All the Kremlin’s Men. PublicAffairs, 2016.</w:t>
+      </w:r>
+    </w:p>
+  </w:footnote>
+  <w:footnote w:id="303">
+    <w:p>
+      <w:pPr>
+        <w:pStyle w:val="FootnoteText"/>
+      </w:pPr>
+      <w:r>
+        <w:rPr>
+          <w:rStyle w:val="FootnoteReference"/>
+        </w:rPr>
+        <w:footnoteRef/>
+      </w:r>
+      <w:r>
+        <w:t xml:space="preserve"> </w:t>
+      </w:r>
+      <w:r>
+        <w:t xml:space="preserve">Об умеренном, конституционном характере требований протеста: Ostrovsky, The Invention of Russia.</w:t>
+      </w:r>
+    </w:p>
+  </w:footnote>
+  <w:footnote w:id="305">
+    <w:p>
+      <w:pPr>
+        <w:pStyle w:val="FootnoteText"/>
+      </w:pPr>
+      <w:r>
+        <w:rPr>
+          <w:rStyle w:val="FootnoteReference"/>
+        </w:rPr>
+        <w:footnoteRef/>
+      </w:r>
+      <w:r>
+        <w:t xml:space="preserve"> </w:t>
+      </w:r>
+      <w:r>
+        <w:t xml:space="preserve">О реакции Путина (сравнение белых лент с презервативами, риторика «оранжевой угрозы»): Zygar, All the Kremlin’s Men.</w:t>
+      </w:r>
+    </w:p>
+  </w:footnote>
+  <w:footnote w:id="306">
+    <w:p>
+      <w:pPr>
+        <w:pStyle w:val="FootnoteText"/>
+      </w:pPr>
+      <w:r>
+        <w:rPr>
+          <w:rStyle w:val="FootnoteReference"/>
+        </w:rPr>
+        <w:footnoteRef/>
+      </w:r>
+      <w:r>
+        <w:t xml:space="preserve"> </w:t>
+      </w:r>
+      <w:r>
+        <w:t xml:space="preserve">О контрмобилизации, «Поклонной горе» и расколе «народ против креативного класса»: Ostrovsky, The Invention of Russia.</w:t>
+      </w:r>
+    </w:p>
+  </w:footnote>
+  <w:footnote w:id="308">
+    <w:p>
+      <w:pPr>
+        <w:pStyle w:val="FootnoteText"/>
+      </w:pPr>
+      <w:r>
+        <w:rPr>
+          <w:rStyle w:val="FootnoteReference"/>
+        </w:rPr>
+        <w:footnoteRef/>
+      </w:r>
+      <w:r>
+        <w:t xml:space="preserve"> </w:t>
+      </w:r>
+      <w:r>
+        <w:t xml:space="preserve">О президентских выборах 4 марта 2012 г. и победе Путина в первом туре: Zygar, All the Kremlin’s Men.</w:t>
+      </w:r>
+    </w:p>
+  </w:footnote>
+  <w:footnote w:id="310">
+    <w:p>
+      <w:pPr>
+        <w:pStyle w:val="FootnoteText"/>
+      </w:pPr>
+      <w:r>
+        <w:rPr>
+          <w:rStyle w:val="FootnoteReference"/>
+        </w:rPr>
+        <w:footnoteRef/>
+      </w:r>
+      <w:r>
+        <w:t xml:space="preserve"> </w:t>
+      </w:r>
+      <w:r>
+        <w:t xml:space="preserve">О событиях 6 мая 2012 г. на Болотной площади: доклады правозащитников; материалы «Мемориала» о «Болотном деле».</w:t>
+      </w:r>
+    </w:p>
+  </w:footnote>
+  <w:footnote w:id="311">
+    <w:p>
+      <w:pPr>
+        <w:pStyle w:val="FootnoteText"/>
+      </w:pPr>
+      <w:r>
+        <w:rPr>
+          <w:rStyle w:val="FootnoteReference"/>
+        </w:rPr>
+        <w:footnoteRef/>
+      </w:r>
+      <w:r>
+        <w:t xml:space="preserve"> </w:t>
+      </w:r>
+      <w:r>
+        <w:t xml:space="preserve">О «Болотном деле» и его устрашающей функции: доклады правозащитного центра «Мемориал» и «ОВД-Инфо».</w:t>
+      </w:r>
+    </w:p>
+  </w:footnote>
+  <w:footnote w:id="312">
+    <w:p>
+      <w:pPr>
+        <w:pStyle w:val="FootnoteText"/>
+      </w:pPr>
+      <w:r>
+        <w:rPr>
+          <w:rStyle w:val="FootnoteReference"/>
+        </w:rPr>
+        <w:footnoteRef/>
+      </w:r>
+      <w:r>
+        <w:t xml:space="preserve"> </w:t>
+      </w:r>
+      <w:r>
+        <w:t xml:space="preserve">О возвращении феномена политзаключённых и списках «Мемориала»: материалы правозащитного центра «Мемориал».</w:t>
+      </w:r>
+    </w:p>
+  </w:footnote>
+  <w:footnote w:id="314">
+    <w:p>
+      <w:pPr>
+        <w:pStyle w:val="FootnoteText"/>
+      </w:pPr>
+      <w:r>
+        <w:rPr>
+          <w:rStyle w:val="FootnoteReference"/>
+        </w:rPr>
+        <w:footnoteRef/>
+      </w:r>
+      <w:r>
+        <w:t xml:space="preserve"> </w:t>
+      </w:r>
+      <w:r>
+        <w:t xml:space="preserve">Об акции Pussy Riot в храме Христа Спасителя 21 февраля 2012 г. и её направленности: Masha Gessen. Words Will Break Cement: The Passion of Pussy Riot. Riverhead Books, 2014.</w:t>
+      </w:r>
+    </w:p>
+  </w:footnote>
+  <w:footnote w:id="315">
+    <w:p>
+      <w:pPr>
+        <w:pStyle w:val="FootnoteText"/>
+      </w:pPr>
+      <w:r>
+        <w:rPr>
+          <w:rStyle w:val="FootnoteReference"/>
+        </w:rPr>
+        <w:footnoteRef/>
+      </w:r>
+      <w:r>
+        <w:t xml:space="preserve"> </w:t>
+      </w:r>
+      <w:r>
+        <w:t xml:space="preserve">О процессе и приговоре участницам Pussy Riot: Gessen, Words Will Break Cement.</w:t>
+      </w:r>
+    </w:p>
+  </w:footnote>
+  <w:footnote w:id="316">
+    <w:p>
+      <w:pPr>
+        <w:pStyle w:val="FootnoteText"/>
+      </w:pPr>
+      <w:r>
+        <w:rPr>
+          <w:rStyle w:val="FootnoteReference"/>
+        </w:rPr>
+        <w:footnoteRef/>
+      </w:r>
+      <w:r>
+        <w:t xml:space="preserve"> </w:t>
+      </w:r>
+      <w:r>
+        <w:t xml:space="preserve">О союзе государства и Церкви и повороте к «традиционным ценностям»: Ostrovsky, The Invention of Russia. Патриарх Кирилл назвал правление Путина «чудом Божьим» в феврале 2012 г.</w:t>
+      </w:r>
+    </w:p>
+  </w:footnote>
+  <w:footnote w:id="318">
+    <w:p>
+      <w:pPr>
+        <w:pStyle w:val="FootnoteText"/>
+      </w:pPr>
+      <w:r>
+        <w:rPr>
+          <w:rStyle w:val="FootnoteReference"/>
+        </w:rPr>
+        <w:footnoteRef/>
+      </w:r>
+      <w:r>
+        <w:t xml:space="preserve"> </w:t>
+      </w:r>
+      <w:r>
+        <w:t xml:space="preserve">О 2012 годе как точке поворота к систематическим репрессиям: Zygar, All the Kremlin’s Men; см. следующую главу.</w:t>
       </w:r>
     </w:p>
   </w:footnote>

--- a/book/Россия-после-империи.docx
+++ b/book/Россия-после-империи.docx
@@ -4740,8 +4740,1223 @@
         <w:footnoteReference w:id="318"/>
       </w:r>
     </w:p>
+    <w:p>
+      <w:r>
+        <w:br w:type="page"/>
+      </w:r>
+    </w:p>
     <w:bookmarkEnd w:id="319"/>
     <w:bookmarkEnd w:id="320"/>
+    <w:bookmarkStart w:id="342" w:name="X2f8e9e631fc949255b78573d769e690a1452ab7"/>
+    <w:p>
+      <w:pPr>
+        <w:pStyle w:val="Heading1"/>
+      </w:pPr>
+      <w:r>
+        <w:t xml:space="preserve">Глава 15. Законодательное наступление: как несвободу узаконили</w:t>
+      </w:r>
+    </w:p>
+    <w:bookmarkStart w:id="322" w:name="репрессия-в-мантии-закона"/>
+    <w:p>
+      <w:pPr>
+        <w:pStyle w:val="Heading2"/>
+      </w:pPr>
+      <w:r>
+        <w:t xml:space="preserve">Репрессия в мантии закона</w:t>
+      </w:r>
+    </w:p>
+    <w:p>
+      <w:pPr>
+        <w:pStyle w:val="FirstParagraph"/>
+      </w:pPr>
+      <w:r>
+        <w:t xml:space="preserve">Одна из особенностей путинского авторитаризма, отличающая его от классических диктатур XX века, — его пристрастие к юридической форме. Режим редко действует откровенно беззаконно; он предпочитает сначала принять закон, а затем «на законных основаниях» преследовать, запрещать, штрафовать и сажать. Инакомыслие не просто подавляется — оно объявляется противозаконным, а его подавление обставляется как торжество правопорядка. Эта имитация законности выполняет двойную функцию: внутри страны она приучает общество к мысли, что репрессируемые «сами виноваты», что они «нарушили закон»; вовне — позволяет отвергать обвинения в произволе, ссылаясь на формальные процедуры. После испуга, пережитого зимой 2011–2012 годов, Кремль развернул настоящее законодательное наступление на общество, и Государственная дума, метко прозванная «взбесившимся принтером», штамповала репрессивные законы с невиданной скоростью.</w:t>
+      </w:r>
+      <w:r>
+        <w:rPr>
+          <w:rStyle w:val="FootnoteReference"/>
+        </w:rPr>
+        <w:footnoteReference w:id="321"/>
+      </w:r>
+    </w:p>
+    <w:p>
+      <w:pPr>
+        <w:pStyle w:val="BodyText"/>
+      </w:pPr>
+      <w:r>
+        <w:t xml:space="preserve">Рассмотрим главные из этих законов — не как сухой перечень, а как последовательную стратегию удушения свободы, разворачивавшуюся на глазах у общества.</w:t>
+      </w:r>
+    </w:p>
+    <w:bookmarkEnd w:id="322"/>
+    <w:bookmarkStart w:id="326" w:name="X6d0e0f40bafbf039db167734b959efc1be9a48e"/>
+    <w:p>
+      <w:pPr>
+        <w:pStyle w:val="Heading2"/>
+      </w:pPr>
+      <w:r>
+        <w:t xml:space="preserve">«Иностранные агенты»: клеймо для гражданского общества</w:t>
+      </w:r>
+    </w:p>
+    <w:p>
+      <w:pPr>
+        <w:pStyle w:val="FirstParagraph"/>
+      </w:pPr>
+      <w:r>
+        <w:t xml:space="preserve">Первым и, возможно, самым разрушительным по долгосрочным последствиям стал принятый летом 2012 года закон об «иностранных агентах». Он предписывал некоммерческим организациям, которые получают любое зарубежное финансирование и занимаются неопределённо широко трактуемой «политической деятельностью», регистрироваться в качестве «иностранных агентов».</w:t>
+      </w:r>
+      <w:r>
+        <w:rPr>
+          <w:rStyle w:val="FootnoteReference"/>
+        </w:rPr>
+        <w:footnoteReference w:id="323"/>
+      </w:r>
+    </w:p>
+    <w:p>
+      <w:pPr>
+        <w:pStyle w:val="BodyText"/>
+      </w:pPr>
+      <w:r>
+        <w:t xml:space="preserve">Дьявол крылся не только в бюрократическом бремени — обязательной унизительной маркировке всех материалов, изнурительной отчётности, бесконечных проверках, — но прежде всего в самом ярлыке. В русском языке, отягощённом памятью о сталинских процессах, «иностранный агент» означает попросту «шпион», «предатель», «враг, работающий на заграницу». Наклеить это клеймо на правозащитников, экологов, социологов, просветителей означало не просто затруднить их работу, но опорочить их в глазах общества, поставить вне его. Многие организации предпочли закрыться, не желая называть себя «агентами»; другие были ликвидированы через суд; третьи задушены штрафами.</w:t>
+      </w:r>
+      <w:r>
+        <w:rPr>
+          <w:rStyle w:val="FootnoteReference"/>
+        </w:rPr>
+        <w:footnoteReference w:id="324"/>
+      </w:r>
+    </w:p>
+    <w:p>
+      <w:pPr>
+        <w:pStyle w:val="BodyText"/>
+      </w:pPr>
+      <w:r>
+        <w:t xml:space="preserve">Закон постоянно ужесточался и расширялся. Со временем «иностранными агентами» стали объявлять не только организации, но и средства массовой информации, а затем и отдельных людей — журналистов, активистов, артистов, — причём для этого уже не требовалось прямого иностранного финансирования: достаточно было получить «иностранное влияние» в сколь угодно расплывчатом смысле. В 2015 году добавился закон о «нежелательных организациях», позволявший вовсе запрещать деятельность зарубежных структур и преследовать сотрудничающих с ними. К началу 2020-х годов реестр «иностранных агентов» превратился в постоянно пополняемый список неугодных, а само это клеймо — в универсальный инструмент вытеснения из публичной жизни любого, кто мешал власти. Гражданское общество, с таким трудом выраставшее в постсоветской России, было методично разгромлено.</w:t>
+      </w:r>
+      <w:r>
+        <w:rPr>
+          <w:rStyle w:val="FootnoteReference"/>
+        </w:rPr>
+        <w:footnoteReference w:id="325"/>
+      </w:r>
+    </w:p>
+    <w:bookmarkEnd w:id="326"/>
+    <w:bookmarkStart w:id="329" w:name="удар-по-улице-закон-о-митингах"/>
+    <w:p>
+      <w:pPr>
+        <w:pStyle w:val="Heading2"/>
+      </w:pPr>
+      <w:r>
+        <w:t xml:space="preserve">Удар по улице: закон о митингах</w:t>
+      </w:r>
+    </w:p>
+    <w:p>
+      <w:pPr>
+        <w:pStyle w:val="FirstParagraph"/>
+      </w:pPr>
+      <w:r>
+        <w:t xml:space="preserve">Одновременно власть перекрывала возможность протеста. Летом 2012 года были ужесточены правила проведения публичных мероприятий: многократно, до сотен тысяч рублей, выросли штрафы за нарушения на митингах и за участие в несогласованных акциях. Процедура согласования была устроена так, чтобы власти всегда могли отказать под благовидным предлогом, а всякий несанкционированный выход на улицу автоматически становился правонарушением.</w:t>
+      </w:r>
+      <w:r>
+        <w:rPr>
+          <w:rStyle w:val="FootnoteReference"/>
+        </w:rPr>
+        <w:footnoteReference w:id="327"/>
+      </w:r>
+    </w:p>
+    <w:p>
+      <w:pPr>
+        <w:pStyle w:val="BodyText"/>
+      </w:pPr>
+      <w:r>
+        <w:t xml:space="preserve">Позже была введена уголовная ответственность за неоднократное нарушение правил проведения митингов (так называемая «дадинская статья», по имени активиста Ильдара Дадина, первым осуждённого по ней к реальному сроку за одиночные пикеты). Право на мирные собрания, гарантированное Конституцией, было выхолощено до состояния фикции: выйти на улицу с плакатом стало делом, грозящим штрафом, арестом, а при упорстве — и тюрьмой. Так власть лишила общество главного инструмента давления — способности заявлять о себе на площадях.</w:t>
+      </w:r>
+      <w:r>
+        <w:rPr>
+          <w:rStyle w:val="FootnoteReference"/>
+        </w:rPr>
+        <w:footnoteReference w:id="328"/>
+      </w:r>
+    </w:p>
+    <w:bookmarkEnd w:id="329"/>
+    <w:bookmarkStart w:id="332" w:name="закон-подлецов-дети-как-оружие"/>
+    <w:p>
+      <w:pPr>
+        <w:pStyle w:val="Heading2"/>
+      </w:pPr>
+      <w:r>
+        <w:t xml:space="preserve">«Закон подлецов»: дети как оружие</w:t>
+      </w:r>
+    </w:p>
+    <w:p>
+      <w:pPr>
+        <w:pStyle w:val="FirstParagraph"/>
+      </w:pPr>
+      <w:r>
+        <w:t xml:space="preserve">Особое место в этом ряду занимает закон, вошедший в народную память под названием «закон подлецов». Формально он назывался «законом Димы Яковлева» — по имени российского мальчика, усыновлённого американской семьёй и погибшего в США. Принятый в декабре 2012 года, он был прямым ответом на американский «закон Магнитского»: раз Запад вводит санкции против российских чиновников-коррупционеров и нарушителей прав человека, Кремль ответит… запретом американцам усыновлять российских сирот.</w:t>
+      </w:r>
+      <w:r>
+        <w:rPr>
+          <w:rStyle w:val="FootnoteReference"/>
+        </w:rPr>
+        <w:footnoteReference w:id="330"/>
+      </w:r>
+    </w:p>
+    <w:p>
+      <w:pPr>
+        <w:pStyle w:val="BodyText"/>
+      </w:pPr>
+      <w:r>
+        <w:t xml:space="preserve">Цинизм этого шага возмутил даже часть лояльного общества. В отместку за персональные санкции против конкретных чиновников власть лишила больных и обездоленных детей-сирот, в том числе тяжелобольных, которым в России не могли обеспечить лечение и семью, шанса обрести родителей и медицинскую помощь за рубежом. Дети были превращены в разменную монету, в инструмент политической мести взрослым. Против закона выступили даже некоторые провластные фигуры, прошёл «Марш против подлецов». Но закон был принят — и стал символом того, как далеко готова зайти власть, готовая жертвовать самыми беззащитными ради геополитической позы.</w:t>
+      </w:r>
+      <w:r>
+        <w:rPr>
+          <w:rStyle w:val="FootnoteReference"/>
+        </w:rPr>
+        <w:footnoteReference w:id="331"/>
+      </w:r>
+    </w:p>
+    <w:bookmarkEnd w:id="332"/>
+    <w:bookmarkStart w:id="335" w:name="Xdd037f7566a6fdad813f2402fc894082845a338"/>
+    <w:p>
+      <w:pPr>
+        <w:pStyle w:val="Heading2"/>
+      </w:pPr>
+      <w:r>
+        <w:t xml:space="preserve">«Традиционные ценности» против свободы: закон о «гей-пропаганде»</w:t>
+      </w:r>
+    </w:p>
+    <w:p>
+      <w:pPr>
+        <w:pStyle w:val="FirstParagraph"/>
+      </w:pPr>
+      <w:r>
+        <w:t xml:space="preserve">Параллельно репрессиям политическим разворачивались репрессии, которые можно назвать моральными. Взяв после Pussy Riot курс на союз с Церковью и на консерватизм как идеологию, режим принялся законодательно навязывать «традиционные ценности» и преследовать всё, что объявлялось им чуждым.</w:t>
+      </w:r>
+    </w:p>
+    <w:p>
+      <w:pPr>
+        <w:pStyle w:val="BodyText"/>
+      </w:pPr>
+      <w:r>
+        <w:t xml:space="preserve">В 2013 году был принят закон о запрете «пропаганды нетрадиционных сексуальных отношений среди несовершеннолетних» — так называемый закон о «гей-пропаганде». Под расплывчатую формулировку можно было подвести практически любое публичное упоминание однополых отношений в нейтральном или положительном ключе. Закон институционализировал государственную гомофобию, легитимировал травлю и насилие в отношении ЛГБТ-людей, вытеснял их в подполье. Он подавался как защита детей и нравственности, но по сути был инструментом разжигания ненависти к меньшинству и одновременно — маркером противостояния «растленному» Западу. Спустя годы, уже в военное время, эта линия дойдёт до полного запрета «международного ЛГБТ-движения» как «экстремистского».</w:t>
+      </w:r>
+      <w:r>
+        <w:rPr>
+          <w:rStyle w:val="FootnoteReference"/>
+        </w:rPr>
+        <w:footnoteReference w:id="333"/>
+      </w:r>
+    </w:p>
+    <w:p>
+      <w:pPr>
+        <w:pStyle w:val="BodyText"/>
+      </w:pPr>
+      <w:r>
+        <w:t xml:space="preserve">В том же ряду — закон об оскорблении чувств верующих, принятый после дела Pussy Riot и превративший «богохульство» в уголовное преступление. Так религия, точнее её казённая, огосударствленная версия, становилась ещё одним основанием для преследования инакомыслящих и ограничения свободы слова и творчества.</w:t>
+      </w:r>
+      <w:r>
+        <w:rPr>
+          <w:rStyle w:val="FootnoteReference"/>
+        </w:rPr>
+        <w:footnoteReference w:id="334"/>
+      </w:r>
+    </w:p>
+    <w:bookmarkEnd w:id="335"/>
+    <w:bookmarkStart w:id="338" w:name="наступление-на-интернет"/>
+    <w:p>
+      <w:pPr>
+        <w:pStyle w:val="Heading2"/>
+      </w:pPr>
+      <w:r>
+        <w:t xml:space="preserve">Наступление на интернет</w:t>
+      </w:r>
+    </w:p>
+    <w:p>
+      <w:pPr>
+        <w:pStyle w:val="FirstParagraph"/>
+      </w:pPr>
+      <w:r>
+        <w:t xml:space="preserve">Понимая, что монополия телевидения прорвана, а протест 2011 года был во многом организован через социальные сети, власть начала методичное наступление на последнее пространство относительной свободы — интернет. В 2012 году был создан «единый реестр запрещённых сайтов», позволявший блокировать интернет-ресурсы во внесудебном порядке — формально под предлогом борьбы с детской порнографией, наркотиками и суицидами, но с очевидным потенциалом политической цензуры.</w:t>
+      </w:r>
+      <w:r>
+        <w:rPr>
+          <w:rStyle w:val="FootnoteReference"/>
+        </w:rPr>
+        <w:footnoteReference w:id="336"/>
+      </w:r>
+    </w:p>
+    <w:p>
+      <w:pPr>
+        <w:pStyle w:val="BodyText"/>
+      </w:pPr>
+      <w:r>
+        <w:t xml:space="preserve">Это было лишь начало. В последующие годы законодательные тиски вокруг интернета сжимались: вводились требования хранения данных пользователей, законы о «нежелательной информации», о блокировках, о «суверенном интернете», позволяющем в перспективе изолировать российский сегмент сети. Свобода, которую дал интернет, начала методично сворачиваться — процесс, который достигнет апогея уже во время войны, когда будут заблокированы крупнейшие западные соцсети и десятки независимых изданий.</w:t>
+      </w:r>
+      <w:r>
+        <w:rPr>
+          <w:rStyle w:val="FootnoteReference"/>
+        </w:rPr>
+        <w:footnoteReference w:id="337"/>
+      </w:r>
+    </w:p>
+    <w:bookmarkEnd w:id="338"/>
+    <w:bookmarkStart w:id="340" w:name="Xb0dfcf9e788ba76684caab6f9e08087c0b6038c"/>
+    <w:p>
+      <w:pPr>
+        <w:pStyle w:val="Heading2"/>
+      </w:pPr>
+      <w:r>
+        <w:t xml:space="preserve">Расширение понятия «государственной измены»</w:t>
+      </w:r>
+    </w:p>
+    <w:p>
+      <w:pPr>
+        <w:pStyle w:val="FirstParagraph"/>
+      </w:pPr>
+      <w:r>
+        <w:t xml:space="preserve">Наконец, в 2012 году было радикально расширено и размыто понятие государственной измены в Уголовном кодексе. Если прежде измена подразумевала передачу секретов вражескому государству, то теперь под неё можно было подвести оказание неопределённой «помощи» иностранной или международной организации в деятельности, «направленной против безопасности России». Под столь резиновую формулировку при желании подпадало что угодно — от участия в международной конференции до обращения в органы ООН. Это создавало правовую базу для преследования по обвинению в шпионаже практически любого, кто взаимодействовал с внешним миром, — оружие, которое будет всё активнее применяться в последующие годы и особенно во время войны.</w:t>
+      </w:r>
+      <w:r>
+        <w:rPr>
+          <w:rStyle w:val="FootnoteReference"/>
+        </w:rPr>
+        <w:footnoteReference w:id="339"/>
+      </w:r>
+    </w:p>
+    <w:bookmarkEnd w:id="340"/>
+    <w:bookmarkStart w:id="341" w:name="клетка-выстроенная-по-закону"/>
+    <w:p>
+      <w:pPr>
+        <w:pStyle w:val="Heading2"/>
+      </w:pPr>
+      <w:r>
+        <w:t xml:space="preserve">Клетка, выстроенная по закону</w:t>
+      </w:r>
+    </w:p>
+    <w:p>
+      <w:pPr>
+        <w:pStyle w:val="FirstParagraph"/>
+      </w:pPr>
+      <w:r>
+        <w:t xml:space="preserve">Если охватить всё это законодательство единым взглядом, становится очевидна его стратегическая цель. За два-три года после протестов 2011–2012 годов власть выстроила вокруг общества плотную правовую клетку. Гражданское общество было заклеймлено «иностранными агентами» и «нежелательными организациями». Улица перекрыта драконовскими штрафами и уголовными статьями за протест. Интернет взят под контроль системой блокировок. Инакомыслие в сфере морали криминализировано под флагом «традиционных ценностей». Взаимодействие с внешним миром поставлено под подозрение в «измене».</w:t>
+      </w:r>
+    </w:p>
+    <w:p>
+      <w:pPr>
+        <w:pStyle w:val="BodyText"/>
+      </w:pPr>
+      <w:r>
+        <w:t xml:space="preserve">Каждый закон в отдельности можно было представить как защиту чего-то благого — детей, нравственности, суверенитета, безопасности. Но их совокупность означала одно: методичное, «законное» удушение всех форм независимой общественной жизни. Это был качественный переход от манипулятивного авторитаризма нулевых к репрессивному авторитаризму, а в перспективе — к диктатуре. Инструменты подавления были выкованы и опробованы. Оставалось лишь ждать момента, когда они будут применены в полную силу.</w:t>
+      </w:r>
+    </w:p>
+    <w:p>
+      <w:pPr>
+        <w:pStyle w:val="BodyText"/>
+      </w:pPr>
+      <w:r>
+        <w:t xml:space="preserve">Такой момент приближался — но пришёл он не изнутри, а извне. В конце 2013 года взорвалась соседняя Украина, и события на киевском Майдане запустили цепь, которая изменит и Россию, и мир: аннексию Крыма, войну на Донбассе, а в конечном счёте — большую войну. К украинской революции, ставшей поворотным пунктом всей этой истории, мы и обратимся.</w:t>
+      </w:r>
+    </w:p>
+    <w:p>
+      <w:r>
+        <w:br w:type="page"/>
+      </w:r>
+    </w:p>
+    <w:bookmarkEnd w:id="341"/>
+    <w:bookmarkEnd w:id="342"/>
+    <w:bookmarkStart w:id="362" w:name="X25b5535668a7832b9b3c152ccbda615124555d6"/>
+    <w:p>
+      <w:pPr>
+        <w:pStyle w:val="Heading1"/>
+      </w:pPr>
+      <w:r>
+        <w:t xml:space="preserve">Глава 16. Майдан: революция, которая напугала Кремль</w:t>
+      </w:r>
+    </w:p>
+    <w:bookmarkStart w:id="345" w:name="развилка-украины"/>
+    <w:p>
+      <w:pPr>
+        <w:pStyle w:val="Heading2"/>
+      </w:pPr>
+      <w:r>
+        <w:t xml:space="preserve">Развилка Украины</w:t>
+      </w:r>
+    </w:p>
+    <w:p>
+      <w:pPr>
+        <w:pStyle w:val="FirstParagraph"/>
+      </w:pPr>
+      <w:r>
+        <w:t xml:space="preserve">Чтобы понять, почему Россия в 2014 году впервые со времён Второй мировой войны отторгла территорию у соседнего европейского государства, нужно понять, что произошло в Украине зимой 2013–2014 годов. Украинская революция — Кремль называет её «переворотом» и «фашистской хунтой» — стала тем событием, которое привело в движение всю последующую цепь: аннексию Крыма, войну на Донбассе и в конечном счёте полномасштабное вторжение 2022 года. Без Майдана не понять ничего из того, что последовало.</w:t>
+      </w:r>
+      <w:r>
+        <w:rPr>
+          <w:rStyle w:val="FootnoteReference"/>
+        </w:rPr>
+        <w:footnoteReference w:id="343"/>
+      </w:r>
+    </w:p>
+    <w:p>
+      <w:pPr>
+        <w:pStyle w:val="BodyText"/>
+      </w:pPr>
+      <w:r>
+        <w:t xml:space="preserve">К 2013 году Украина подошла к историческому выбору. Президент Виктор Янукович — коррумпированный политик, опиравшийся на промышленный русскоязычный восток и пришедший к власти в 2010 году, — вёл страну к подписанию Соглашения об ассоциации с Европейским союзом. Это соглашение символизировало европейский путь: сближение с ЕС, реформы, движение прочь от российской орбиты. Для миллионов украинцев, особенно молодых, оно было надеждой на нормальную, некоррумпированную, европейскую жизнь. Москва же видела в этом недопустимую потерю ключевой страны из своей сферы влияния и оказывала на Киев мощнейшее давление — экономическое (угрозы торговой войны, посулы дешёвого газа и кредитов) и политическое, — принуждая Януковича отказаться от Европы в пользу возглавляемого Россией Таможенного союза.</w:t>
+      </w:r>
+      <w:r>
+        <w:rPr>
+          <w:rStyle w:val="FootnoteReference"/>
+        </w:rPr>
+        <w:footnoteReference w:id="344"/>
+      </w:r>
+    </w:p>
+    <w:bookmarkEnd w:id="345"/>
+    <w:bookmarkStart w:id="348" w:name="искра-преданная-надежда"/>
+    <w:p>
+      <w:pPr>
+        <w:pStyle w:val="Heading2"/>
+      </w:pPr>
+      <w:r>
+        <w:t xml:space="preserve">Искра: преданная надежда</w:t>
+      </w:r>
+    </w:p>
+    <w:p>
+      <w:pPr>
+        <w:pStyle w:val="FirstParagraph"/>
+      </w:pPr>
+      <w:r>
+        <w:t xml:space="preserve">Давление подействовало. В ноябре 2013 года, буквально накануне саммита, где соглашение должно было быть подписано, Янукович внезапно объявил о приостановке евроинтеграции, развернув страну к России. Для тех, кто связывал с Европой свои надежды, это стало предательством. В ночь на 21 ноября 2013 года на главную площадь Киева — Майдан Незалежности — вышли первые протестующие, в основном студенты и молодёжь. Так начался «Евромайдан».</w:t>
+      </w:r>
+      <w:r>
+        <w:rPr>
+          <w:rStyle w:val="FootnoteReference"/>
+        </w:rPr>
+        <w:footnoteReference w:id="346"/>
+      </w:r>
+    </w:p>
+    <w:p>
+      <w:pPr>
+        <w:pStyle w:val="BodyText"/>
+      </w:pPr>
+      <w:r>
+        <w:t xml:space="preserve">Поначалу протест был немногочисленным и мирным. Переломным стало не решение властей уступить, а, наоборот, насилие. В ночь на 30 ноября спецподразделение «Беркут» жестоко избило мирных студентов, разгонявших палаточный лагерь. Кадры избиения безоружной молодёжи потрясли страну. На следующий день на улицы Киева вышли уже сотни тысяч человек — и теперь протест был не столько о Европе, сколько о достоинстве: против насилия, произвола, коррупции, против режима, поднявшего руку на собственных детей. Евромайдан перерос в то, что украинцы назовут Революцией достоинства.</w:t>
+      </w:r>
+      <w:r>
+        <w:rPr>
+          <w:rStyle w:val="FootnoteReference"/>
+        </w:rPr>
+        <w:footnoteReference w:id="347"/>
+      </w:r>
+    </w:p>
+    <w:bookmarkEnd w:id="348"/>
+    <w:bookmarkStart w:id="351" w:name="эскалация"/>
+    <w:p>
+      <w:pPr>
+        <w:pStyle w:val="Heading2"/>
+      </w:pPr>
+      <w:r>
+        <w:t xml:space="preserve">Эскалация</w:t>
+      </w:r>
+    </w:p>
+    <w:p>
+      <w:pPr>
+        <w:pStyle w:val="FirstParagraph"/>
+      </w:pPr>
+      <w:r>
+        <w:t xml:space="preserve">Противостояние нарастало всю зиму. Протестующие заняли центр Киева, выстроили баррикады, захватили ряд административных зданий; на Майдане возник самоуправляющийся палаточный город. Власть отвечала попытками разгона и запугивания. В январе 2014 года Янукович попытался сломить протест по российскому образцу — парламент спешно принял пакет драконовских «законов о диктатуре», почти буквально скопированных с российских: против «иностранных агентов», против протестов, против свободы слова. Эффект оказался обратным: законы лишь разъярили общество и радикализировали противостояние.</w:t>
+      </w:r>
+      <w:r>
+        <w:rPr>
+          <w:rStyle w:val="FootnoteReference"/>
+        </w:rPr>
+        <w:footnoteReference w:id="349"/>
+      </w:r>
+    </w:p>
+    <w:p>
+      <w:pPr>
+        <w:pStyle w:val="BodyText"/>
+      </w:pPr>
+      <w:r>
+        <w:t xml:space="preserve">Февраль 2014 года стал кровавой развязкой. 18–20 февраля центр Киева превратился в поле боя. Снайперы — вопрос о том, кто именно и по чьему приказу, остаётся предметом расследований и судебных процессов, но большинство свидетельств указывает на силовые структуры режима — расстреливали протестующих на поражение. За несколько дней погибли около сотни человек, которых в Украине почитают как «Небесную сотню». Расстрел безоружных людей в центре европейской столицы окончательно лишил режим Януковича легитимности.</w:t>
+      </w:r>
+      <w:r>
+        <w:rPr>
+          <w:rStyle w:val="FootnoteReference"/>
+        </w:rPr>
+        <w:footnoteReference w:id="350"/>
+      </w:r>
+    </w:p>
+    <w:bookmarkEnd w:id="351"/>
+    <w:bookmarkStart w:id="354" w:name="бегство-януковича"/>
+    <w:p>
+      <w:pPr>
+        <w:pStyle w:val="Heading2"/>
+      </w:pPr>
+      <w:r>
+        <w:t xml:space="preserve">Бегство Януковича</w:t>
+      </w:r>
+    </w:p>
+    <w:p>
+      <w:pPr>
+        <w:pStyle w:val="FirstParagraph"/>
+      </w:pPr>
+      <w:r>
+        <w:t xml:space="preserve">21 февраля 2014 года при посредничестве министров иностранных дел Германии, Польши и Франции было подписано соглашение об урегулировании между Януковичем и оппозицией: досрочные выборы, конституционная реформа, отвод сил. Но соглашение не продержалось и суток. В ту же ночь Янукович, ощущая, что теряет контроль и опору даже среди собственных силовиков, тайно бежал из Киева, а затем и из страны — в Россию. Его резиденция «Межигорье» с золотыми унитазами и частным зоопарком, брошенная хозяином, стала для украинцев наглядным памятником коррупции свергнутого режима.</w:t>
+      </w:r>
+      <w:r>
+        <w:rPr>
+          <w:rStyle w:val="FootnoteReference"/>
+        </w:rPr>
+        <w:footnoteReference w:id="352"/>
+      </w:r>
+    </w:p>
+    <w:p>
+      <w:pPr>
+        <w:pStyle w:val="BodyText"/>
+      </w:pPr>
+      <w:r>
+        <w:t xml:space="preserve">Столкнувшись с бегством президента, украинский парламент — Верховная Рада, включая многих депутатов из бывшей партии Януковича, — проголосовал за его отстранение и назначил внеочередные президентские выборы. Формально процедура была небезупречной (импичмент по всем правилам провести не успели), и именно за эту зацепку ухватится российская пропаганда, объявив происшедшее «государственным переворотом». Но по существу это была не узурпация, а бегство утратившего власть автократа и попытка страны заполнить образовавшийся вакуум законным путём.</w:t>
+      </w:r>
+      <w:r>
+        <w:rPr>
+          <w:rStyle w:val="FootnoteReference"/>
+        </w:rPr>
+        <w:footnoteReference w:id="353"/>
+      </w:r>
+    </w:p>
+    <w:bookmarkEnd w:id="354"/>
+    <w:bookmarkStart w:id="358" w:name="правда-и-ложь-о-майдане"/>
+    <w:p>
+      <w:pPr>
+        <w:pStyle w:val="Heading2"/>
+      </w:pPr>
+      <w:r>
+        <w:t xml:space="preserve">Правда и ложь о Майдане</w:t>
+      </w:r>
+    </w:p>
+    <w:p>
+      <w:pPr>
+        <w:pStyle w:val="FirstParagraph"/>
+      </w:pPr>
+      <w:r>
+        <w:t xml:space="preserve">Вокруг Майдана Кремль выстроил целую мифологию, которую важно разобрать, потому что она стала идеологическим обоснованием агрессии. Согласно этой версии, в Киеве произошёл организованный Западом «фашистский переворот», к власти пришла «нацистская хунта», а русскоязычное население восточной Украины подверглось смертельной угрозе, от которой Россия была обязана его «защитить».</w:t>
+      </w:r>
+      <w:r>
+        <w:rPr>
+          <w:rStyle w:val="FootnoteReference"/>
+        </w:rPr>
+        <w:footnoteReference w:id="355"/>
+      </w:r>
+    </w:p>
+    <w:p>
+      <w:pPr>
+        <w:pStyle w:val="BodyText"/>
+      </w:pPr>
+      <w:r>
+        <w:t xml:space="preserve">Что в этой картине правда, а что ложь? Правда состоит в том, что в Революции достоинства действительно участвовали, в том числе, ультраправые и националистические группы, игравшие заметную роль в силовом противостоянии, — это факт, который честный историк не должен замалчивать. Но ложью является представление, будто Майдан в целом был националистическим или фашистским движением. В подавляющем большинстве это было широчайшее народное восстание самых разных людей — студентов и пенсионеров, либералов и консерваторов, украино- и русскоязычных, верующих и светских, — объединённых неприятием коррумпированного авторитаризма и стремлением к достоинству и Европе. На последовавших свободных выборах ультраправые кандидаты и партии набрали ничтожные проценты — куда меньше, чем аналогичные силы во многих западных демократиях, — что убедительно опровергает миф о «нацистском захвате власти».</w:t>
+      </w:r>
+      <w:r>
+        <w:rPr>
+          <w:rStyle w:val="FootnoteReference"/>
+        </w:rPr>
+        <w:footnoteReference w:id="356"/>
+      </w:r>
+    </w:p>
+    <w:p>
+      <w:pPr>
+        <w:pStyle w:val="BodyText"/>
+      </w:pPr>
+      <w:r>
+        <w:t xml:space="preserve">Ложью является и утверждение о смертельной угрозе русскоязычным. Никаких массовых репрессий или этнических чисток против русскоговорящих после Майдана не было и в помине; сама эта угроза была сконструирована пропагандой как предлог. Русский язык был родным для миллионов участников самого Майдана, включая его героев и жертв.</w:t>
+      </w:r>
+      <w:r>
+        <w:rPr>
+          <w:rStyle w:val="FootnoteReference"/>
+        </w:rPr>
+        <w:footnoteReference w:id="357"/>
+      </w:r>
+    </w:p>
+    <w:bookmarkEnd w:id="358"/>
+    <w:bookmarkStart w:id="361" w:name="кошмар-кремля"/>
+    <w:p>
+      <w:pPr>
+        <w:pStyle w:val="Heading2"/>
+      </w:pPr>
+      <w:r>
+        <w:t xml:space="preserve">Кошмар Кремля</w:t>
+      </w:r>
+    </w:p>
+    <w:p>
+      <w:pPr>
+        <w:pStyle w:val="FirstParagraph"/>
+      </w:pPr>
+      <w:r>
+        <w:t xml:space="preserve">Для Путина Революция достоинства стала личной и политической катастрофой сразу по нескольким причинам, и понять их — значит понять мотивы его дальнейших действий.</w:t>
+      </w:r>
+    </w:p>
+    <w:p>
+      <w:pPr>
+        <w:pStyle w:val="BodyText"/>
+      </w:pPr>
+      <w:r>
+        <w:t xml:space="preserve">Во-первых, был потерян контроль над Украиной — важнейшей для имперского сознания страной, которую в Кремле вообще отказывались считать полноценным самостоятельным государством. Братская, славянская, ключевая для проекта «русского мира» страна вырывалась из орбиты Москвы и разворачивалась к Западу. Это било по самому сердцу имперского проекта.</w:t>
+      </w:r>
+      <w:r>
+        <w:rPr>
+          <w:rStyle w:val="FootnoteReference"/>
+        </w:rPr>
+        <w:footnoteReference w:id="359"/>
+      </w:r>
+    </w:p>
+    <w:p>
+      <w:pPr>
+        <w:pStyle w:val="BodyText"/>
+      </w:pPr>
+      <w:r>
+        <w:t xml:space="preserve">Во-вторых — и это, возможно, главное, — Майдан был для Путина живым, заразительным примером. Народ соседней, близкой, понятной страны поднялся и сверг коррумпированного авторитарного правителя, тесно связанного с Москвой. Для режима, панически боявшегося «цветных революций» и повторения болотных протестов, зрелище успешного народного восстания у самых границ было экзистенциальным ужасом. Если это возможно в Киеве — почему невозможно в Москве? Майдан следовало не просто остановить — его следовало дискредитировать, объявить хаосом, переворотом, катастрофой, чтобы российское общество ни в коем случае не увидело в нём образец для подражания.</w:t>
+      </w:r>
+      <w:r>
+        <w:rPr>
+          <w:rStyle w:val="FootnoteReference"/>
+        </w:rPr>
+        <w:footnoteReference w:id="360"/>
+      </w:r>
+    </w:p>
+    <w:p>
+      <w:pPr>
+        <w:pStyle w:val="BodyText"/>
+      </w:pPr>
+      <w:r>
+        <w:t xml:space="preserve">Ответом Кремля на этот двойной вызов стала агрессия. Пока Украина, обезглавленная бегством президента, находилась в состоянии турбулентности и слабости, Россия нанесла удар — быстрый, тщательно подготовленный и поначалу почти бескровный. За считаные недели после бегства Януковича «вежливые люди» без опознавательных знаков возьмут под контроль Крым. Начиналась новая эпоха — эпоха открытой российской агрессии против соседей, которая через восемь лет обернётся крупнейшей войной в Европе со времён 1945 года. К захвату Крыма мы и переходим.</w:t>
+      </w:r>
+    </w:p>
+    <w:p>
+      <w:r>
+        <w:br w:type="page"/>
+      </w:r>
+    </w:p>
+    <w:bookmarkEnd w:id="361"/>
+    <w:bookmarkEnd w:id="362"/>
+    <w:bookmarkStart w:id="377" w:name="глава-17.-аннексия-крыма"/>
+    <w:p>
+      <w:pPr>
+        <w:pStyle w:val="Heading1"/>
+      </w:pPr>
+      <w:r>
+        <w:t xml:space="preserve">Глава 17. Аннексия Крыма</w:t>
+      </w:r>
+    </w:p>
+    <w:bookmarkStart w:id="365" w:name="вежливые-люди"/>
+    <w:p>
+      <w:pPr>
+        <w:pStyle w:val="Heading2"/>
+      </w:pPr>
+      <w:r>
+        <w:t xml:space="preserve">«Вежливые люди»</w:t>
+      </w:r>
+    </w:p>
+    <w:p>
+      <w:pPr>
+        <w:pStyle w:val="FirstParagraph"/>
+      </w:pPr>
+      <w:r>
+        <w:t xml:space="preserve">В конце февраля 2014 года, когда Украина, обезглавленная бегством Януковича, переживала дни хаоса и слабости, на Крымском полуострове появились вооружённые люди в военной форме без опознавательных знаков. Они спокойно, без единого выстрела, занимали ключевые объекты: аэропорты, здания органов власти, узлы связи, блокировали украинские воинские части. Российская пропаганда окрестила их «вежливыми людьми», а поначалу и вовсе отрицала их принадлежность к российской армии, называя «местными силами самообороны», а оружие и технику — «купленными в военторге». Путин публично утверждал, что никаких российских военных в Крыму нет.</w:t>
+      </w:r>
+      <w:r>
+        <w:rPr>
+          <w:rStyle w:val="FootnoteReference"/>
+        </w:rPr>
+        <w:footnoteReference w:id="363"/>
+      </w:r>
+    </w:p>
+    <w:p>
+      <w:pPr>
+        <w:pStyle w:val="BodyText"/>
+      </w:pPr>
+      <w:r>
+        <w:t xml:space="preserve">Это была ложь, и через год Путин сам это признает, рассказав в документальном фильме, как лично руководил операцией по «возвращению» Крыма и как отдавал приказы, в том числе приводил в повышенную готовность ядерные силы. «Вежливые люди» были российским спецназом и военными, а вся операция — тщательно спланированной военной акцией по захвату части территории соседнего государства.</w:t>
+      </w:r>
+      <w:r>
+        <w:rPr>
+          <w:rStyle w:val="FootnoteReference"/>
+        </w:rPr>
+        <w:footnoteReference w:id="364"/>
+      </w:r>
+    </w:p>
+    <w:bookmarkEnd w:id="365"/>
+    <w:bookmarkStart w:id="368" w:name="референдум-под-дулами-автоматов"/>
+    <w:p>
+      <w:pPr>
+        <w:pStyle w:val="Heading2"/>
+      </w:pPr>
+      <w:r>
+        <w:t xml:space="preserve">Референдум под дулами автоматов</w:t>
+      </w:r>
+    </w:p>
+    <w:p>
+      <w:pPr>
+        <w:pStyle w:val="FirstParagraph"/>
+      </w:pPr>
+      <w:r>
+        <w:t xml:space="preserve">Захватив полуостров физически, Москва принялась оформлять аннексию «юридически» — через инсценировку народного волеизъявления. Под контролем российских войск был поставлен новый, пророссийский «премьер» Крыма Сергей Аксёнов, а на 16 марта 2014 года наспех назначен «референдум» о присоединении к России. Проводился он в условиях военной оккупации, без международных наблюдателей, без свободной агитации, без какой-либо возможности для сторонников сохранения Украины высказаться или организоваться, в атмосфере страха и эйфории, накачанной пропагандой. В бюллетене не было даже варианта сохранения статус-кво.</w:t>
+      </w:r>
+      <w:r>
+        <w:rPr>
+          <w:rStyle w:val="FootnoteReference"/>
+        </w:rPr>
+        <w:footnoteReference w:id="366"/>
+      </w:r>
+    </w:p>
+    <w:p>
+      <w:pPr>
+        <w:pStyle w:val="BodyText"/>
+      </w:pPr>
+      <w:r>
+        <w:t xml:space="preserve">Объявленные результаты — около 97 процентов за присоединение при явке более 80 процентов — не выдерживают критики и не признаны почти никем в мире. Даже по позднейшим косвенным данным, приводившимся из российских источников, реальная явка и поддержка были заметно ниже официальных цифр. Но для Кремля результат был предрешён: 18 марта 2014 года был подписан «договор» о принятии Крыма в состав России. Впервые после Второй мировой войны европейское государство силой отторгло и присвоило территорию другого суверенного государства.</w:t>
+      </w:r>
+      <w:r>
+        <w:rPr>
+          <w:rStyle w:val="FootnoteReference"/>
+        </w:rPr>
+        <w:footnoteReference w:id="367"/>
+      </w:r>
+    </w:p>
+    <w:bookmarkEnd w:id="368"/>
+    <w:bookmarkStart w:id="371" w:name="нарушенные-обязательства"/>
+    <w:p>
+      <w:pPr>
+        <w:pStyle w:val="Heading2"/>
+      </w:pPr>
+      <w:r>
+        <w:t xml:space="preserve">Нарушенные обязательства</w:t>
+      </w:r>
+    </w:p>
+    <w:p>
+      <w:pPr>
+        <w:pStyle w:val="FirstParagraph"/>
+      </w:pPr>
+      <w:r>
+        <w:t xml:space="preserve">Аннексия Крыма была не просто актом агрессии — она была грубейшим нарушением целого ряда международных обязательств, которые Россия сама на себя приняла. В 1994 году, подписав Будапештский меморандум, Россия (вместе с США и Великобританией) гарантировала Украине территориальную целостность и нерушимость границ — в обмен на отказ Украины от ядерного оружия, доставшегося ей от СССР (третьего по величине арсенала в мире). Украина честно выполнила свою часть, отдав ядерное оружие. Россия свою часть растоптала.</w:t>
+      </w:r>
+      <w:r>
+        <w:rPr>
+          <w:rStyle w:val="FootnoteReference"/>
+        </w:rPr>
+        <w:footnoteReference w:id="369"/>
+      </w:r>
+    </w:p>
+    <w:p>
+      <w:pPr>
+        <w:pStyle w:val="BodyText"/>
+      </w:pPr>
+      <w:r>
+        <w:t xml:space="preserve">Помимо Будапештского меморандума, аннексия нарушала Устав ООН, Хельсинкский заключительный акт 1975 года о нерушимости послевоенных границ в Европе и двусторонний Договор о дружбе между Россией и Украиной 1997 года, в котором Москва признавала украинские границы, включая Крым. Все эти обязательства были принесены в жертву. Урок, который извлёк остальной мир, был зловещим: отказ от ядерного оружия не гарантирует безопасности, а подпись России под международным договором ничего не стоит.</w:t>
+      </w:r>
+      <w:r>
+        <w:rPr>
+          <w:rStyle w:val="FootnoteReference"/>
+        </w:rPr>
+        <w:footnoteReference w:id="370"/>
+      </w:r>
+    </w:p>
+    <w:bookmarkEnd w:id="371"/>
+    <w:bookmarkStart w:id="374" w:name="X905db727e434ae13021cfdde76a683de9e3f226"/>
+    <w:p>
+      <w:pPr>
+        <w:pStyle w:val="Heading2"/>
+      </w:pPr>
+      <w:r>
+        <w:t xml:space="preserve">Почему это сработало — и почему было опасно</w:t>
+      </w:r>
+    </w:p>
+    <w:p>
+      <w:pPr>
+        <w:pStyle w:val="FirstParagraph"/>
+      </w:pPr>
+      <w:r>
+        <w:t xml:space="preserve">Аннексия Крыма стала для Путина оглушительным внутриполитическим успехом — и в этом её главная опасность как прецедента. Полуостров, действительно имеющий особую эмоциональную ценность в русском историческом сознании (Севастополь, база Черноморского флота, память о войнах), был захвачен быстро, почти бескровно и подан обществу как акт исторической справедливости, «возвращение своего». Рейтинг Путина, просевший было после протестов и на фоне экономических трудностей, взлетел до заоблачных высот — за 80 процентов. Возникло явление, которое назовут «крымским консенсусом»: сплочение общества вокруг власти на волне имперской гордости.</w:t>
+      </w:r>
+      <w:r>
+        <w:rPr>
+          <w:rStyle w:val="FootnoteReference"/>
+        </w:rPr>
+        <w:footnoteReference w:id="372"/>
+      </w:r>
+    </w:p>
+    <w:p>
+      <w:pPr>
+        <w:pStyle w:val="BodyText"/>
+      </w:pPr>
+      <w:r>
+        <w:t xml:space="preserve">Именно этот успех оказался ловушкой — и для страны, и, в конечном счёте, для самого режима. Он создал у Кремля иллюзию, что агрессия работает: что можно захватывать чужие территории быстро, дёшево и с восторгом собственного населения, а Запад лишь пошумит и смирится. Эта иллюзия, подкреплённая слабостью международной реакции (санкции 2014 года были ограниченными), подтолкнула Кремль сначала к войне на Донбассе, а восемь лет спустя — к катастрофическому решению о полномасштабном вторжении, в котором «крымский сценарий» попытаются повторить в масштабах всей Украины. Но там, где Крым удалось взять за недели, вся Украина обернётся многолетней кровопролитной войной. Лёгкость 2014 года дорого обойдётся в 2022-м.</w:t>
+      </w:r>
+      <w:r>
+        <w:rPr>
+          <w:rStyle w:val="FootnoteReference"/>
+        </w:rPr>
+        <w:footnoteReference w:id="373"/>
+      </w:r>
+    </w:p>
+    <w:bookmarkEnd w:id="374"/>
+    <w:bookmarkStart w:id="376" w:name="крым-после-аннексии"/>
+    <w:p>
+      <w:pPr>
+        <w:pStyle w:val="Heading2"/>
+      </w:pPr>
+      <w:r>
+        <w:t xml:space="preserve">Крым после аннексии</w:t>
+      </w:r>
+    </w:p>
+    <w:p>
+      <w:pPr>
+        <w:pStyle w:val="FirstParagraph"/>
+      </w:pPr>
+      <w:r>
+        <w:t xml:space="preserve">О том, что «референдум» не отражал свободной воли, красноречиво говорит то, как устроена жизнь на полуострове после аннексии. Крым был превращён в милитаризованную, жёстко контролируемую территорию. Особенно тяжёлым положение оказалось для крымских татар — коренного народа полуострова, уже пережившего сталинскую депортацию 1944 года и в большинстве своём не принявшего аннексию. Их представительный орган, Меджлис, был запрещён как «экстремистский», лидеры высланы или отправлены за решётку, активисты подверглись обыскам, арестам, исчезновениям и преследованиям по сфабрикованным «террористическим» делам. Свободная пресса на полуострове была ликвидирована, инакомыслие подавлено.</w:t>
+      </w:r>
+      <w:r>
+        <w:rPr>
+          <w:rStyle w:val="FootnoteReference"/>
+        </w:rPr>
+        <w:footnoteReference w:id="375"/>
+      </w:r>
+    </w:p>
+    <w:p>
+      <w:pPr>
+        <w:pStyle w:val="BodyText"/>
+      </w:pPr>
+      <w:r>
+        <w:t xml:space="preserve">Всё это плохо вяжется с образом ликующего населения, «вернувшегося домой». Территорию, где народ действительно свободно выбрал свою судьбу, не нужно превращать в полицейское государство и подавлять целые народы. Репрессии в Крыму — лучшее свидетельство того, что «референдум» 2014 года был фикцией, прикрывшей военный захват.</w:t>
+      </w:r>
+    </w:p>
+    <w:p>
+      <w:pPr>
+        <w:pStyle w:val="BodyText"/>
+      </w:pPr>
+      <w:r>
+        <w:t xml:space="preserve">Но захватом Крыма Кремль не ограничился. Воодушевлённый успехом и стремясь дестабилизировать всю Украину, он перенёс огонь на восток страны — в Донбасс. Там, однако, «крымский сценарий» дал сбой и обернулся настоящей войной, которая унесёт тысячи жизней задолго до 2022 года и станет прологом большой катастрофы. К войне на Донбассе мы и переходим.</w:t>
+      </w:r>
+    </w:p>
+    <w:p>
+      <w:r>
+        <w:br w:type="page"/>
+      </w:r>
+    </w:p>
+    <w:bookmarkEnd w:id="376"/>
+    <w:bookmarkEnd w:id="377"/>
+    <w:bookmarkStart w:id="393" w:name="Xc1e0033ad1c8ddc31e0c26f279d38a51c134036"/>
+    <w:p>
+      <w:pPr>
+        <w:pStyle w:val="Heading1"/>
+      </w:pPr>
+      <w:r>
+        <w:t xml:space="preserve">Глава 18. Война на Донбассе и мираж «Новороссии»</w:t>
+      </w:r>
+    </w:p>
+    <w:bookmarkStart w:id="380" w:name="экспорт-крымского-сценария"/>
+    <w:p>
+      <w:pPr>
+        <w:pStyle w:val="Heading2"/>
+      </w:pPr>
+      <w:r>
+        <w:t xml:space="preserve">Экспорт «крымского сценария»</w:t>
+      </w:r>
+    </w:p>
+    <w:p>
+      <w:pPr>
+        <w:pStyle w:val="FirstParagraph"/>
+      </w:pPr>
+      <w:r>
+        <w:t xml:space="preserve">Окрылённый бескровным успехом в Крыму, Кремль весной 2014 года попытался повторить тот же приём на юго-востоке Украины — в промышленных, преимущественно русскоязычных областях Донбасса (Донецкой и Луганской), а в идеале — на всём пространстве от Харькова до Одессы, которое кремлёвские идеологи принялись называть старинным имперским словом «Новороссия». Замысел состоял в том, чтобы, опираясь на пророссийские настроения части населения, российских агентов и присланных боевиков, поднять антикиевские выступления, захватить административные здания и, инсценировав «народное восстание» и «референдумы», либо отторгнуть эти регионы, либо принудить всю Украину к федерализации и отказу от прозападного курса.</w:t>
+      </w:r>
+      <w:r>
+        <w:rPr>
+          <w:rStyle w:val="FootnoteReference"/>
+        </w:rPr>
+        <w:footnoteReference w:id="378"/>
+      </w:r>
+    </w:p>
+    <w:p>
+      <w:pPr>
+        <w:pStyle w:val="BodyText"/>
+      </w:pPr>
+      <w:r>
+        <w:t xml:space="preserve">Но здесь сценарий забуксовал. В отличие от Крыма с его особым статусом, российскими базами и сконцентрированным пророссийским большинством, юго-восток Украины повёл себя иначе. В большинстве городов — Харькове, Одессе, Днепре, Мариуполе — попытки поднять «русскую весну» провалились: местное население в массе своей не поддержало сепаратизм, а украинское государство, оправившись от шока, начало восстанавливать контроль. «Новороссия» как проект оказалась миражом: единой пророссийской «второй Украины» не существовало, это была пропагандистская фантазия.</w:t>
+      </w:r>
+      <w:r>
+        <w:rPr>
+          <w:rStyle w:val="FootnoteReference"/>
+        </w:rPr>
+        <w:footnoteReference w:id="379"/>
+      </w:r>
+    </w:p>
+    <w:bookmarkEnd w:id="380"/>
+    <w:bookmarkStart w:id="383" w:name="игорь-гиркин-и-роль-россии"/>
+    <w:p>
+      <w:pPr>
+        <w:pStyle w:val="Heading2"/>
+      </w:pPr>
+      <w:r>
+        <w:t xml:space="preserve">Игорь Гиркин и роль России</w:t>
+      </w:r>
+    </w:p>
+    <w:p>
+      <w:pPr>
+        <w:pStyle w:val="FirstParagraph"/>
+      </w:pPr>
+      <w:r>
+        <w:t xml:space="preserve">Закрепиться удалось лишь в части Донбасса — и то далеко не только силами местных. Ключевую, признанную впоследствии роль сыграли граждане России. Символической фигурой стал Игорь Гиркин (Стрелков) — российский отставной офицер, связанный с спецслужбами, который во главе вооружённого отряда пришёл из Крыма и в апреле 2014 года захватил город Славянск, дав старт вооружённому конфликту. Позднее сам Гиркин признавал, что именно его группа «спустила курок» войны и что без притока российских добровольцев, оружия и, в конечном счёте, регулярных войск сепаратистский мятеж заглох бы сам собой. Так называемые «Донецкая» и «Луганская народные республики» (ДНР и ЛНР) с самого начала были не самостоятельными образованиями, а проектами, управляемыми, вооружаемыми и финансируемыми из России.</w:t>
+      </w:r>
+      <w:r>
+        <w:rPr>
+          <w:rStyle w:val="FootnoteReference"/>
+        </w:rPr>
+        <w:footnoteReference w:id="381"/>
+      </w:r>
+    </w:p>
+    <w:p>
+      <w:pPr>
+        <w:pStyle w:val="BodyText"/>
+      </w:pPr>
+      <w:r>
+        <w:t xml:space="preserve">Киев ответил «антитеррористической операцией» — попыткой военными средствами восстановить контроль над захваченными районами. Летом 2014 года украинские силы начали теснить сепаратистов, и к августу мятеж был близок к разгрому. И тогда, чтобы не допустить поражения своих ставленников, Россия ввела в дело регулярные войска напрямую.</w:t>
+      </w:r>
+      <w:r>
+        <w:rPr>
+          <w:rStyle w:val="FootnoteReference"/>
+        </w:rPr>
+        <w:footnoteReference w:id="382"/>
+      </w:r>
+    </w:p>
+    <w:bookmarkEnd w:id="383"/>
+    <w:bookmarkStart w:id="386" w:name="прямое-вторжение-иловайск-и-дебальцево"/>
+    <w:p>
+      <w:pPr>
+        <w:pStyle w:val="Heading2"/>
+      </w:pPr>
+      <w:r>
+        <w:t xml:space="preserve">Прямое вторжение: Иловайск и Дебальцево</w:t>
+      </w:r>
+    </w:p>
+    <w:p>
+      <w:pPr>
+        <w:pStyle w:val="FirstParagraph"/>
+      </w:pPr>
+      <w:r>
+        <w:t xml:space="preserve">Хотя Кремль до последнего отрицал присутствие своей армии на Донбассе, факты неопровержимы. В августе 2014 года под Иловайском российские регулярные части нанесли удар по украинским подразделениям, окружив и уничтожив их; сотни украинских военных погибли, в том числе, по свидетельствам, при расстреле выходивших по согласованному «зелёному коридору». Иловайск стал первым крупным прямым столкновением с регулярной российской армией и переломил ход кампании в пользу сепаратистов. Зимой 2015 года история повторилась под Дебальцево.</w:t>
+      </w:r>
+      <w:r>
+        <w:rPr>
+          <w:rStyle w:val="FootnoteReference"/>
+        </w:rPr>
+        <w:footnoteReference w:id="384"/>
+      </w:r>
+    </w:p>
+    <w:p>
+      <w:pPr>
+        <w:pStyle w:val="BodyText"/>
+      </w:pPr>
+      <w:r>
+        <w:t xml:space="preserve">О российском участии свидетельствовали и «груз 200» — тела погибших российских солдат, тайно возвращаемые в Россию, — и пленные российские десантники, и техника, которой не было у «ополченцев». Гибель военнослужащих на «несуществующей» войне власть скрывала, засекречивая потери и хороня погибших тайно; журналистов и активистов, пытавшихся расследовать эти смерти, преследовали. Общество приучали к войне, которую официально отрицали, — к «гибридной» войне, где ложь была таким же оружием, как танки.</w:t>
+      </w:r>
+      <w:r>
+        <w:rPr>
+          <w:rStyle w:val="FootnoteReference"/>
+        </w:rPr>
+        <w:footnoteReference w:id="385"/>
+      </w:r>
+    </w:p>
+    <w:bookmarkEnd w:id="386"/>
+    <w:bookmarkStart w:id="389" w:name="Xcb373d5865813e1ee994525df9877fa5fa5419a"/>
+    <w:p>
+      <w:pPr>
+        <w:pStyle w:val="Heading2"/>
+      </w:pPr>
+      <w:r>
+        <w:t xml:space="preserve">Минские соглашения и замороженный конфликт</w:t>
+      </w:r>
+    </w:p>
+    <w:p>
+      <w:pPr>
+        <w:pStyle w:val="FirstParagraph"/>
+      </w:pPr>
+      <w:r>
+        <w:t xml:space="preserve">Военные поражения вынудили Украину пойти на переговоры. В сентябре 2014 года и феврале 2015 года при посредничестве Германии и Франции были подписаны Минские соглашения — о прекращении огня и политическом урегулировании. Полностью они так и не заработали. Линия фронта на Донбассе застыла, превратившись в зону вялотекущей позиционной войны, которая тлела восемь лет, ежегодно унося жизни, ставшая привычным фоном.</w:t>
+      </w:r>
+      <w:r>
+        <w:rPr>
+          <w:rStyle w:val="FootnoteReference"/>
+        </w:rPr>
+        <w:footnoteReference w:id="387"/>
+      </w:r>
+    </w:p>
+    <w:p>
+      <w:pPr>
+        <w:pStyle w:val="BodyText"/>
+      </w:pPr>
+      <w:r>
+        <w:t xml:space="preserve">Минские соглашения были устроены так, что каждая сторона трактовала их в свою пользу, а Россия использовала их как инструмент давления, добиваясь фактической легализации своего контроля над частью Донбасса и права вето на украинскую внешнюю политику через навязанную «федерализацию». Для Киева выполнение российской трактовки означало бы встроить в собственное государство неподконтрольный пророссийский анклав — троянского коня. Тупик был запрограммирован. К 2022 году Минский процесс окончательно зашёл в тупик, что Кремль использует как один из предлогов для полномасштабного вторжения.</w:t>
+      </w:r>
+      <w:r>
+        <w:rPr>
+          <w:rStyle w:val="FootnoteReference"/>
+        </w:rPr>
+        <w:footnoteReference w:id="388"/>
+      </w:r>
+    </w:p>
+    <w:bookmarkEnd w:id="389"/>
+    <w:bookmarkStart w:id="392" w:name="цена-гибридной-войны"/>
+    <w:p>
+      <w:pPr>
+        <w:pStyle w:val="Heading2"/>
+      </w:pPr>
+      <w:r>
+        <w:t xml:space="preserve">Цена «гибридной» войны</w:t>
+      </w:r>
+    </w:p>
+    <w:p>
+      <w:pPr>
+        <w:pStyle w:val="FirstParagraph"/>
+      </w:pPr>
+      <w:r>
+        <w:t xml:space="preserve">Война на Донбассе 2014–2021 годов, которую нередко ошибочно считают лишь прологом, сама по себе была тяжёлой трагедией. К началу полномасштабного вторжения 2022 года она унесла, по оценкам ООН, около 14 тысяч жизней, включая мирных жителей и с той и с другой стороны. Миллионы людей стали переселенцами, покинув дома. Целые города оказались разрушены, экономика Донбасса подорвана, а по обе стороны линии фронта выросло поколение, для которого война стала нормой.</w:t>
+      </w:r>
+      <w:r>
+        <w:rPr>
+          <w:rStyle w:val="FootnoteReference"/>
+        </w:rPr>
+        <w:footnoteReference w:id="390"/>
+      </w:r>
+    </w:p>
+    <w:p>
+      <w:pPr>
+        <w:pStyle w:val="BodyText"/>
+      </w:pPr>
+      <w:r>
+        <w:t xml:space="preserve">Важно назвать вещи своими именами, вопреки кремлёвской версии о «гражданской войне» и «внутриукраинском конфликте», в котором Россия будто бы лишь «сочувствующий сосед». Война на Донбассе была развязана и поддерживалась Россией: без российского вмешательства — боевиков, оружия, денег, а в критические моменты и регулярной армии — никакого вооружённого конфликта не возникло бы. Это признавали и международные структуры, и, в откровенные минуты, сами организаторы вроде Гиркина. Донбасс был не спонтанным восстанием, а инструментом гибридной войны против Украины — способом держать соседнюю страну в состоянии кровоточащей раны, не давая ей ни воевать в полную силу, ни жить в мире, ни двигаться на Запад.</w:t>
+      </w:r>
+      <w:r>
+        <w:rPr>
+          <w:rStyle w:val="FootnoteReference"/>
+        </w:rPr>
+        <w:footnoteReference w:id="391"/>
+      </w:r>
+    </w:p>
+    <w:p>
+      <w:pPr>
+        <w:pStyle w:val="BodyText"/>
+      </w:pPr>
+      <w:r>
+        <w:t xml:space="preserve">Одним из самых страшных эпизодов этой войны — и самым громким её международным преступлением — стало уничтожение в небе над Донбассом пассажирского авиалайнера с почти тремя сотнями людей на борту. Этой катастрофе, ставшей символом безответственности и лжи, посвящена следующая глава.</w:t>
+      </w:r>
+    </w:p>
+    <w:p>
+      <w:r>
+        <w:br w:type="page"/>
+      </w:r>
+    </w:p>
+    <w:bookmarkEnd w:id="392"/>
+    <w:bookmarkEnd w:id="393"/>
+    <w:bookmarkStart w:id="407" w:name="X7a2349d82590cc05860ea5ff51b4b4422ffc5dd"/>
+    <w:p>
+      <w:pPr>
+        <w:pStyle w:val="Heading1"/>
+      </w:pPr>
+      <w:r>
+        <w:t xml:space="preserve">Глава 19. Небо над Донбассом: катастрофа рейса MH17</w:t>
+      </w:r>
+    </w:p>
+    <w:bookmarkStart w:id="395" w:name="жизней"/>
+    <w:p>
+      <w:pPr>
+        <w:pStyle w:val="Heading2"/>
+      </w:pPr>
+      <w:r>
+        <w:t xml:space="preserve">298 жизней</w:t>
+      </w:r>
+    </w:p>
+    <w:p>
+      <w:pPr>
+        <w:pStyle w:val="FirstParagraph"/>
+      </w:pPr>
+      <w:r>
+        <w:t xml:space="preserve">17 июля 2014 года, в разгар войны на Донбассе, над территорией, контролируемой пророссийскими сепаратистами, был сбит пассажирский самолёт «Боинг-777» Малайзийских авиалиний, выполнявший рейс MH17 из Амстердама в Куала-Лумпур. Погибли все находившиеся на борту — 298 человек, граждане десяти стран, среди них — почти двести граждан Нидерландов и 80 детей. Люди, летевшие в отпуск, домой, на научную конференцию, рухнули с высоты десяти километров на землю чужой войны, к которой не имели никакого отношения. Обломки и тела упали на поля Донбасса.</w:t>
+      </w:r>
+      <w:r>
+        <w:rPr>
+          <w:rStyle w:val="FootnoteReference"/>
+        </w:rPr>
+        <w:footnoteReference w:id="394"/>
+      </w:r>
+    </w:p>
+    <w:p>
+      <w:pPr>
+        <w:pStyle w:val="BodyText"/>
+      </w:pPr>
+      <w:r>
+        <w:t xml:space="preserve">Эта катастрофа стала не только страшной человеческой трагедией, но и моментом, когда война, которую Россия вела чужими руками и упорно отрицала, вырвалась за пределы Донбасса и коснулась всего мира. И одновременно — образцовым примером того, как работает российская государственная ложь.</w:t>
+      </w:r>
+    </w:p>
+    <w:bookmarkEnd w:id="395"/>
+    <w:bookmarkStart w:id="399" w:name="что-установило-расследование"/>
+    <w:p>
+      <w:pPr>
+        <w:pStyle w:val="Heading2"/>
+      </w:pPr>
+      <w:r>
+        <w:t xml:space="preserve">Что установило расследование</w:t>
+      </w:r>
+    </w:p>
+    <w:p>
+      <w:pPr>
+        <w:pStyle w:val="FirstParagraph"/>
+      </w:pPr>
+      <w:r>
+        <w:t xml:space="preserve">Обстоятельства гибели MH17 стали предметом одного из самых тщательных международных расследований в истории. Их вели нидерландский Совет безопасности (техническая причина) и Совместная следственная группа (ССГ) с участием Нидерландов, Австралии, Бельгии, Малайзии и Украины (уголовное расследование). Независимо от них работали журналисты-расследователи, прежде всего группа Bellingcat, применившая новаторские методы анализа открытых данных — фотографий, видео, спутниковых снимков, публикаций в соцсетях.</w:t>
+      </w:r>
+      <w:r>
+        <w:rPr>
+          <w:rStyle w:val="FootnoteReference"/>
+        </w:rPr>
+        <w:footnoteReference w:id="396"/>
+      </w:r>
+    </w:p>
+    <w:p>
+      <w:pPr>
+        <w:pStyle w:val="BodyText"/>
+      </w:pPr>
+      <w:r>
+        <w:t xml:space="preserve">Выводы этих расследований однозначны и подкреплены огромным массивом доказательств. Самолёт был сбит зенитной ракетой комплекса «Бук». Пусковая установка «Бук», из которой был произведён роковой выстрел, принадлежала 53-й зенитной ракетной бригаде Вооружённых сил России, дислоцированной в Курске. Она была переброшена на территорию Украины, контролируемую сепаратистами, за день до катастрофы, а после — спешно вывезена обратно в Россию (уже с одной недостающей ракетой). Маршрут её передвижения был по минутам восстановлен по десяткам фотографий и видео очевидцев.</w:t>
+      </w:r>
+      <w:r>
+        <w:rPr>
+          <w:rStyle w:val="FootnoteReference"/>
+        </w:rPr>
+        <w:footnoteReference w:id="397"/>
+      </w:r>
+    </w:p>
+    <w:p>
+      <w:pPr>
+        <w:pStyle w:val="BodyText"/>
+      </w:pPr>
+      <w:r>
+        <w:t xml:space="preserve">В 2022 году нидерландский суд, рассмотрев дело, заочно приговорил к пожизненному заключению троих организаторов — двух граждан России (включая бывшего офицера ФСБ Игоря Гиркина) и одного гражданина Украины — за причастность к доставке комплекса, из которого был сбит самолёт. Суд признал доказанным, что MH17 сбит российским «Буком», и что к моменту катастрофы Россия осуществляла общий контроль над «ДНР».</w:t>
+      </w:r>
+      <w:r>
+        <w:rPr>
+          <w:rStyle w:val="FootnoteReference"/>
+        </w:rPr>
+        <w:footnoteReference w:id="398"/>
+      </w:r>
+    </w:p>
+    <w:bookmarkEnd w:id="399"/>
+    <w:bookmarkStart w:id="402" w:name="машина-отрицания"/>
+    <w:p>
+      <w:pPr>
+        <w:pStyle w:val="Heading2"/>
+      </w:pPr>
+      <w:r>
+        <w:t xml:space="preserve">Машина отрицания</w:t>
+      </w:r>
+    </w:p>
+    <w:p>
+      <w:pPr>
+        <w:pStyle w:val="FirstParagraph"/>
+      </w:pPr>
+      <w:r>
+        <w:t xml:space="preserve">Реакция России на катастрофу стала хрестоматийным примером стратегии, которую исследователи пропаганды называют «пожарным шлангом лжи» (firehose of falsehood): в ответ на обвинение власть выбрасывает не одну контрверсию, а множество взаимоисключающих версий сразу, не заботясь об их согласованности. Цель — не убедить в конкретной альтернативе, а посеять сомнение, размыть само понятие истины, внушить обывателю, что «правды не узнать» и «все врут».</w:t>
+      </w:r>
+      <w:r>
+        <w:rPr>
+          <w:rStyle w:val="FootnoteReference"/>
+        </w:rPr>
+        <w:footnoteReference w:id="400"/>
+      </w:r>
+    </w:p>
+    <w:p>
+      <w:pPr>
+        <w:pStyle w:val="BodyText"/>
+      </w:pPr>
+      <w:r>
+        <w:t xml:space="preserve">И действительно, российские официальные лица и государственные СМИ выдвинули за годы целую обойму несовместимых объяснений. Самолёт сбил украинский военный самолёт. Нет, украинская ракета «Бук», целившаяся в самолёт Путина. Нет, это была провокация, а на борту летели уже мёртвые тела. Нет, «Бук» был, но украинский. Каждая версия при проверке рассыпалась, но их и не требовалось доказывать — их задачей было создать информационный шум, в котором тонет установленная истина. Российские представители блокировали создание международного трибунала в Совете Безопасности ООН, отвергали выводы следствия как «предвзятые», отказывались сотрудничать и выдавать обвиняемых.</w:t>
+      </w:r>
+      <w:r>
+        <w:rPr>
+          <w:rStyle w:val="FootnoteReference"/>
+        </w:rPr>
+        <w:footnoteReference w:id="401"/>
+      </w:r>
+    </w:p>
+    <w:bookmarkEnd w:id="402"/>
+    <w:bookmarkStart w:id="406" w:name="урок-mh17"/>
+    <w:p>
+      <w:pPr>
+        <w:pStyle w:val="Heading2"/>
+      </w:pPr>
+      <w:r>
+        <w:t xml:space="preserve">Урок MH17</w:t>
+      </w:r>
+    </w:p>
+    <w:p>
+      <w:pPr>
+        <w:pStyle w:val="FirstParagraph"/>
+      </w:pPr>
+      <w:r>
+        <w:t xml:space="preserve">Гибель рейса MH17 важна для нашей истории по нескольким причинам, выходящим за рамки самой трагедии.</w:t>
+      </w:r>
+    </w:p>
+    <w:p>
+      <w:pPr>
+        <w:pStyle w:val="BodyText"/>
+      </w:pPr>
+      <w:r>
+        <w:t xml:space="preserve">Во-первых, она с абсолютной наглядностью доказала прямое военное присутствие России на Донбассе. «Бук» — не автомат, который можно «купить в военторге»; это сложнейший армейский комплекс, обслуживаемый обученным расчётом. Его наличие на территории сепаратистов означало прямое участие российской армии в конфликте, который Москва отрицала. Ложь о «народном ополчении» и «гражданской войне» была разоблачена ценой жизни трёхсот случайных людей.</w:t>
+      </w:r>
+      <w:r>
+        <w:rPr>
+          <w:rStyle w:val="FootnoteReference"/>
+        </w:rPr>
+        <w:footnoteReference w:id="403"/>
+      </w:r>
+    </w:p>
+    <w:p>
+      <w:pPr>
+        <w:pStyle w:val="BodyText"/>
+      </w:pPr>
+      <w:r>
+        <w:t xml:space="preserve">Во-вторых, реакция на катастрофу продемонстрировала мировому сообществу подлинную природу российской пропаганды и дипломатии — готовность лгать нагло, изощрённо и бесконечно, отрицать очевидное, глумиться над горем родственников погибших. Для многих на Западе MH17 стал моментом прозрения относительно того, с каким режимом они имеют дело. Иллюзии о «партнёрстве», ещё жившие после Крыма, таяли.</w:t>
+      </w:r>
+      <w:r>
+        <w:rPr>
+          <w:rStyle w:val="FootnoteReference"/>
+        </w:rPr>
+        <w:footnoteReference w:id="404"/>
+      </w:r>
+    </w:p>
+    <w:p>
+      <w:pPr>
+        <w:pStyle w:val="BodyText"/>
+      </w:pPr>
+      <w:r>
+        <w:t xml:space="preserve">В-третьих, безнаказанность и здесь сыграла роковую роль. Несмотря на приговор суда, никто из осуждённых не понёс реального наказания — Россия отказалась их выдавать, а Гиркин ещё несколько лет оставался на свободе (и был арестован уже позже, по другому поводу — за критику самой власти). Мир осудил, но не смог принудить к ответственности. И этот урок — что даже уничтожение авиалайнера с сотнями мирных людей не влечёт настоящей расплаты — вписался в ту же логику безнаказанности, что вела Кремль от Грузии к Крыму, от Крыма к Донбассу и, в конечном счёте, к большой войне 2022 года.</w:t>
+      </w:r>
+      <w:r>
+        <w:rPr>
+          <w:rStyle w:val="FootnoteReference"/>
+        </w:rPr>
+        <w:footnoteReference w:id="405"/>
+      </w:r>
+    </w:p>
+    <w:p>
+      <w:pPr>
+        <w:pStyle w:val="BodyText"/>
+      </w:pPr>
+      <w:r>
+        <w:t xml:space="preserve">Катастрофа MH17 стала символом всей донбасской войны — войны лжи, отрицания и безнаказанной жестокости. Но чтобы миллионы россиян приняли эту ложь, поверили в «украинских фашистов», «распятых мальчиков» и «сбитый украинцами самолёт», нужна была мощнейшая машина оболванивания. К устройству российской пропагандистской машины — важнейшей опоры режима — мы теперь и обратимся.</w:t>
+      </w:r>
+    </w:p>
+    <w:bookmarkEnd w:id="406"/>
+    <w:bookmarkEnd w:id="407"/>
     <w:sectPr/>
   </w:body>
 </w:document>
@@ -8336,6 +9551,1050 @@
       </w:r>
       <w:r>
         <w:t xml:space="preserve">О 2012 годе как точке поворота к систематическим репрессиям: Zygar, All the Kremlin’s Men; см. следующую главу.</w:t>
+      </w:r>
+    </w:p>
+  </w:footnote>
+  <w:footnote w:id="321">
+    <w:p>
+      <w:pPr>
+        <w:pStyle w:val="FootnoteText"/>
+      </w:pPr>
+      <w:r>
+        <w:rPr>
+          <w:rStyle w:val="FootnoteReference"/>
+        </w:rPr>
+        <w:footnoteRef/>
+      </w:r>
+      <w:r>
+        <w:t xml:space="preserve"> </w:t>
+      </w:r>
+      <w:r>
+        <w:t xml:space="preserve">О «взбесившемся принтере» и волне репрессивного законотворчества после 2012 г.: доклады правозащитного центра «Мемориал»; Ben Judah. Fragile Empire: How Russia Fell In and Out of Love with Vladimir Putin. Yale University Press, 2013.</w:t>
+      </w:r>
+    </w:p>
+  </w:footnote>
+  <w:footnote w:id="323">
+    <w:p>
+      <w:pPr>
+        <w:pStyle w:val="FootnoteText"/>
+      </w:pPr>
+      <w:r>
+        <w:rPr>
+          <w:rStyle w:val="FootnoteReference"/>
+        </w:rPr>
+        <w:footnoteRef/>
+      </w:r>
+      <w:r>
+        <w:t xml:space="preserve"> </w:t>
+      </w:r>
+      <w:r>
+        <w:t xml:space="preserve">Федеральный закон об «иностранных агентах» (июль 2012 г.), вносивший поправки в законодательство об НКО.</w:t>
+      </w:r>
+    </w:p>
+  </w:footnote>
+  <w:footnote w:id="324">
+    <w:p>
+      <w:pPr>
+        <w:pStyle w:val="FootnoteText"/>
+      </w:pPr>
+      <w:r>
+        <w:rPr>
+          <w:rStyle w:val="FootnoteReference"/>
+        </w:rPr>
+        <w:footnoteRef/>
+      </w:r>
+      <w:r>
+        <w:t xml:space="preserve"> </w:t>
+      </w:r>
+      <w:r>
+        <w:t xml:space="preserve">О стигматизирующем характере ярлыка «иностранный агент» и разгроме НКО: доклады «Мемориала», Amnesty International, Human Rights Watch о состоянии гражданского общества в России.</w:t>
+      </w:r>
+    </w:p>
+  </w:footnote>
+  <w:footnote w:id="325">
+    <w:p>
+      <w:pPr>
+        <w:pStyle w:val="FootnoteText"/>
+      </w:pPr>
+      <w:r>
+        <w:rPr>
+          <w:rStyle w:val="FootnoteReference"/>
+        </w:rPr>
+        <w:footnoteRef/>
+      </w:r>
+      <w:r>
+        <w:t xml:space="preserve"> </w:t>
+      </w:r>
+      <w:r>
+        <w:t xml:space="preserve">О расширении закона на СМИ и физических лиц и о законе о «нежелательных организациях» (2015): обзоры законодательства; доклады «ОВД-Инфо» и «Мемориала».</w:t>
+      </w:r>
+    </w:p>
+  </w:footnote>
+  <w:footnote w:id="327">
+    <w:p>
+      <w:pPr>
+        <w:pStyle w:val="FootnoteText"/>
+      </w:pPr>
+      <w:r>
+        <w:rPr>
+          <w:rStyle w:val="FootnoteReference"/>
+        </w:rPr>
+        <w:footnoteRef/>
+      </w:r>
+      <w:r>
+        <w:t xml:space="preserve"> </w:t>
+      </w:r>
+      <w:r>
+        <w:t xml:space="preserve">Об ужесточении закона о митингах (2012) и росте штрафов: доклады «ОВД-Инфо».</w:t>
+      </w:r>
+    </w:p>
+  </w:footnote>
+  <w:footnote w:id="328">
+    <w:p>
+      <w:pPr>
+        <w:pStyle w:val="FootnoteText"/>
+      </w:pPr>
+      <w:r>
+        <w:rPr>
+          <w:rStyle w:val="FootnoteReference"/>
+        </w:rPr>
+        <w:footnoteRef/>
+      </w:r>
+      <w:r>
+        <w:t xml:space="preserve"> </w:t>
+      </w:r>
+      <w:r>
+        <w:t xml:space="preserve">О «дадинской статье» (ст. 212.1 УК) и деле Ильдара Дадина: материалы правозащитных организаций; постановления по его делу.</w:t>
+      </w:r>
+    </w:p>
+  </w:footnote>
+  <w:footnote w:id="330">
+    <w:p>
+      <w:pPr>
+        <w:pStyle w:val="FootnoteText"/>
+      </w:pPr>
+      <w:r>
+        <w:rPr>
+          <w:rStyle w:val="FootnoteReference"/>
+        </w:rPr>
+        <w:footnoteRef/>
+      </w:r>
+      <w:r>
+        <w:t xml:space="preserve"> </w:t>
+      </w:r>
+      <w:r>
+        <w:t xml:space="preserve">О «законе Димы Яковлева» (декабрь 2012 г.) как ответе на «закон Магнитского»: Bill Browder. Red Notice. Simon &amp; Schuster, 2015.</w:t>
+      </w:r>
+    </w:p>
+  </w:footnote>
+  <w:footnote w:id="331">
+    <w:p>
+      <w:pPr>
+        <w:pStyle w:val="FootnoteText"/>
+      </w:pPr>
+      <w:r>
+        <w:rPr>
+          <w:rStyle w:val="FootnoteReference"/>
+        </w:rPr>
+        <w:footnoteRef/>
+      </w:r>
+      <w:r>
+        <w:t xml:space="preserve"> </w:t>
+      </w:r>
+      <w:r>
+        <w:t xml:space="preserve">О цинизме «закона подлецов» и «Марше против подлецов» (январь 2013): репортажи независимых СМИ того времени.</w:t>
+      </w:r>
+    </w:p>
+  </w:footnote>
+  <w:footnote w:id="333">
+    <w:p>
+      <w:pPr>
+        <w:pStyle w:val="FootnoteText"/>
+      </w:pPr>
+      <w:r>
+        <w:rPr>
+          <w:rStyle w:val="FootnoteReference"/>
+        </w:rPr>
+        <w:footnoteRef/>
+      </w:r>
+      <w:r>
+        <w:t xml:space="preserve"> </w:t>
+      </w:r>
+      <w:r>
+        <w:t xml:space="preserve">О законе о «гей-пропаганде» (2013) и государственной гомофобии: доклады Human Rights Watch о положении ЛГБТ в России. О признании «международного ЛГБТ-движения» «экстремистским» (решение Верховного суда РФ, ноябрь 2023) см. также главу о военных репрессиях.</w:t>
+      </w:r>
+    </w:p>
+  </w:footnote>
+  <w:footnote w:id="334">
+    <w:p>
+      <w:pPr>
+        <w:pStyle w:val="FootnoteText"/>
+      </w:pPr>
+      <w:r>
+        <w:rPr>
+          <w:rStyle w:val="FootnoteReference"/>
+        </w:rPr>
+        <w:footnoteRef/>
+      </w:r>
+      <w:r>
+        <w:t xml:space="preserve"> </w:t>
+      </w:r>
+      <w:r>
+        <w:t xml:space="preserve">О законе об оскорблении чувств верующих (2013): обзоры законодательства.</w:t>
+      </w:r>
+    </w:p>
+  </w:footnote>
+  <w:footnote w:id="336">
+    <w:p>
+      <w:pPr>
+        <w:pStyle w:val="FootnoteText"/>
+      </w:pPr>
+      <w:r>
+        <w:rPr>
+          <w:rStyle w:val="FootnoteReference"/>
+        </w:rPr>
+        <w:footnoteRef/>
+      </w:r>
+      <w:r>
+        <w:t xml:space="preserve"> </w:t>
+      </w:r>
+      <w:r>
+        <w:t xml:space="preserve">О создании реестра запрещённых сайтов (2012): Andrei Soldatov, Irina Borogan. The Red Web. PublicAffairs, 2015.</w:t>
+      </w:r>
+    </w:p>
+  </w:footnote>
+  <w:footnote w:id="337">
+    <w:p>
+      <w:pPr>
+        <w:pStyle w:val="FootnoteText"/>
+      </w:pPr>
+      <w:r>
+        <w:rPr>
+          <w:rStyle w:val="FootnoteReference"/>
+        </w:rPr>
+        <w:footnoteRef/>
+      </w:r>
+      <w:r>
+        <w:t xml:space="preserve"> </w:t>
+      </w:r>
+      <w:r>
+        <w:t xml:space="preserve">О последующем ужесточении интернет-законодательства и «суверенном интернете»: Soldatov, Borogan, The Red Web; обзоры законодательства о блокировках.</w:t>
+      </w:r>
+    </w:p>
+  </w:footnote>
+  <w:footnote w:id="339">
+    <w:p>
+      <w:pPr>
+        <w:pStyle w:val="FootnoteText"/>
+      </w:pPr>
+      <w:r>
+        <w:rPr>
+          <w:rStyle w:val="FootnoteReference"/>
+        </w:rPr>
+        <w:footnoteRef/>
+      </w:r>
+      <w:r>
+        <w:t xml:space="preserve"> </w:t>
+      </w:r>
+      <w:r>
+        <w:t xml:space="preserve">О расширении понятия государственной измены (поправки в УК 2012 г.): правозащитный анализ статей 275–276 УК РФ.</w:t>
+      </w:r>
+    </w:p>
+  </w:footnote>
+  <w:footnote w:id="343">
+    <w:p>
+      <w:pPr>
+        <w:pStyle w:val="FootnoteText"/>
+      </w:pPr>
+      <w:r>
+        <w:rPr>
+          <w:rStyle w:val="FootnoteReference"/>
+        </w:rPr>
+        <w:footnoteRef/>
+      </w:r>
+      <w:r>
+        <w:t xml:space="preserve"> </w:t>
+      </w:r>
+      <w:r>
+        <w:t xml:space="preserve">О значении украинской революции как отправной точки последующей агрессии: Serhii Plokhy. The Russo-Ukrainian War: The Return of History. W. W. Norton, 2023; Timothy Snyder. The Road to Unfreedom. Tim Duggan Books, 2018.</w:t>
+      </w:r>
+    </w:p>
+  </w:footnote>
+  <w:footnote w:id="344">
+    <w:p>
+      <w:pPr>
+        <w:pStyle w:val="FootnoteText"/>
+      </w:pPr>
+      <w:r>
+        <w:rPr>
+          <w:rStyle w:val="FootnoteReference"/>
+        </w:rPr>
+        <w:footnoteRef/>
+      </w:r>
+      <w:r>
+        <w:t xml:space="preserve"> </w:t>
+      </w:r>
+      <w:r>
+        <w:t xml:space="preserve">О выборе между ассоциацией с ЕС и Таможенным союзом и давлении Москвы: Plokhy, The Russo-Ukrainian War.</w:t>
+      </w:r>
+    </w:p>
+  </w:footnote>
+  <w:footnote w:id="346">
+    <w:p>
+      <w:pPr>
+        <w:pStyle w:val="FootnoteText"/>
+      </w:pPr>
+      <w:r>
+        <w:rPr>
+          <w:rStyle w:val="FootnoteReference"/>
+        </w:rPr>
+        <w:footnoteRef/>
+      </w:r>
+      <w:r>
+        <w:t xml:space="preserve"> </w:t>
+      </w:r>
+      <w:r>
+        <w:t xml:space="preserve">О приостановке евроинтеграции (ноябрь 2013) и начале Евромайдана: Plokhy, The Russo-Ukrainian War.</w:t>
+      </w:r>
+    </w:p>
+  </w:footnote>
+  <w:footnote w:id="347">
+    <w:p>
+      <w:pPr>
+        <w:pStyle w:val="FootnoteText"/>
+      </w:pPr>
+      <w:r>
+        <w:rPr>
+          <w:rStyle w:val="FootnoteReference"/>
+        </w:rPr>
+        <w:footnoteRef/>
+      </w:r>
+      <w:r>
+        <w:t xml:space="preserve"> </w:t>
+      </w:r>
+      <w:r>
+        <w:t xml:space="preserve">Об избиении студентов 30 ноября 2013 г. и превращении протеста в Революцию достоинства: Plokhy, The Russo-Ukrainian War.</w:t>
+      </w:r>
+    </w:p>
+  </w:footnote>
+  <w:footnote w:id="349">
+    <w:p>
+      <w:pPr>
+        <w:pStyle w:val="FootnoteText"/>
+      </w:pPr>
+      <w:r>
+        <w:rPr>
+          <w:rStyle w:val="FootnoteReference"/>
+        </w:rPr>
+        <w:footnoteRef/>
+      </w:r>
+      <w:r>
+        <w:t xml:space="preserve"> </w:t>
+      </w:r>
+      <w:r>
+        <w:t xml:space="preserve">О «законах о диктатуре» (январь 2014) и эскалации: Plokhy, The Russo-Ukrainian War.</w:t>
+      </w:r>
+    </w:p>
+  </w:footnote>
+  <w:footnote w:id="350">
+    <w:p>
+      <w:pPr>
+        <w:pStyle w:val="FootnoteText"/>
+      </w:pPr>
+      <w:r>
+        <w:rPr>
+          <w:rStyle w:val="FootnoteReference"/>
+        </w:rPr>
+        <w:footnoteRef/>
+      </w:r>
+      <w:r>
+        <w:t xml:space="preserve"> </w:t>
+      </w:r>
+      <w:r>
+        <w:t xml:space="preserve">О расстрелах 18–20 февраля 2014 г. и «Небесной сотне»: Plokhy, The Russo-Ukrainian War; материалы украинского следствия по делу о расстрелах на Майдане.</w:t>
+      </w:r>
+    </w:p>
+  </w:footnote>
+  <w:footnote w:id="352">
+    <w:p>
+      <w:pPr>
+        <w:pStyle w:val="FootnoteText"/>
+      </w:pPr>
+      <w:r>
+        <w:rPr>
+          <w:rStyle w:val="FootnoteReference"/>
+        </w:rPr>
+        <w:footnoteRef/>
+      </w:r>
+      <w:r>
+        <w:t xml:space="preserve"> </w:t>
+      </w:r>
+      <w:r>
+        <w:t xml:space="preserve">О соглашении 21 февраля 2014 г. и бегстве Януковича: Plokhy, The Russo-Ukrainian War.</w:t>
+      </w:r>
+    </w:p>
+  </w:footnote>
+  <w:footnote w:id="353">
+    <w:p>
+      <w:pPr>
+        <w:pStyle w:val="FootnoteText"/>
+      </w:pPr>
+      <w:r>
+        <w:rPr>
+          <w:rStyle w:val="FootnoteReference"/>
+        </w:rPr>
+        <w:footnoteRef/>
+      </w:r>
+      <w:r>
+        <w:t xml:space="preserve"> </w:t>
+      </w:r>
+      <w:r>
+        <w:t xml:space="preserve">О голосовании Рады об отстранении Януковича и споре о его правовой квалификации: Plokhy, The Russo-Ukrainian War.</w:t>
+      </w:r>
+    </w:p>
+  </w:footnote>
+  <w:footnote w:id="355">
+    <w:p>
+      <w:pPr>
+        <w:pStyle w:val="FootnoteText"/>
+      </w:pPr>
+      <w:r>
+        <w:rPr>
+          <w:rStyle w:val="FootnoteReference"/>
+        </w:rPr>
+        <w:footnoteRef/>
+      </w:r>
+      <w:r>
+        <w:t xml:space="preserve"> </w:t>
+      </w:r>
+      <w:r>
+        <w:t xml:space="preserve">О кремлёвском мифе о «фашистском перевороте»: Snyder, The Road to Unfreedom.</w:t>
+      </w:r>
+    </w:p>
+  </w:footnote>
+  <w:footnote w:id="356">
+    <w:p>
+      <w:pPr>
+        <w:pStyle w:val="FootnoteText"/>
+      </w:pPr>
+      <w:r>
+        <w:rPr>
+          <w:rStyle w:val="FootnoteReference"/>
+        </w:rPr>
+        <w:footnoteRef/>
+      </w:r>
+      <w:r>
+        <w:t xml:space="preserve"> </w:t>
+      </w:r>
+      <w:r>
+        <w:t xml:space="preserve">Об участии ультраправых и одновременно о ничтожных результатах националистов на выборах 2014 г.: Plokhy, The Russo-Ukrainian War; Snyder, The Road to Unfreedom.</w:t>
+      </w:r>
+    </w:p>
+  </w:footnote>
+  <w:footnote w:id="357">
+    <w:p>
+      <w:pPr>
+        <w:pStyle w:val="FootnoteText"/>
+      </w:pPr>
+      <w:r>
+        <w:rPr>
+          <w:rStyle w:val="FootnoteReference"/>
+        </w:rPr>
+        <w:footnoteRef/>
+      </w:r>
+      <w:r>
+        <w:t xml:space="preserve"> </w:t>
+      </w:r>
+      <w:r>
+        <w:t xml:space="preserve">О сконструированности «угрозы русскоязычным»: Snyder, The Road to Unfreedom.</w:t>
+      </w:r>
+    </w:p>
+  </w:footnote>
+  <w:footnote w:id="359">
+    <w:p>
+      <w:pPr>
+        <w:pStyle w:val="FootnoteText"/>
+      </w:pPr>
+      <w:r>
+        <w:rPr>
+          <w:rStyle w:val="FootnoteReference"/>
+        </w:rPr>
+        <w:footnoteRef/>
+      </w:r>
+      <w:r>
+        <w:t xml:space="preserve"> </w:t>
+      </w:r>
+      <w:r>
+        <w:t xml:space="preserve">Об имперском восприятии Украины и проекте «русского мира»: Plokhy, The Russo-Ukrainian War; см. также главу об идеологии путинизма.</w:t>
+      </w:r>
+    </w:p>
+  </w:footnote>
+  <w:footnote w:id="360">
+    <w:p>
+      <w:pPr>
+        <w:pStyle w:val="FootnoteText"/>
+      </w:pPr>
+      <w:r>
+        <w:rPr>
+          <w:rStyle w:val="FootnoteReference"/>
+        </w:rPr>
+        <w:footnoteRef/>
+      </w:r>
+      <w:r>
+        <w:t xml:space="preserve"> </w:t>
+      </w:r>
+      <w:r>
+        <w:t xml:space="preserve">О страхе Кремля перед «заразительным примером» Майдана: Snyder, The Road to Unfreedom; Mikhail Zygar. All the Kremlin’s Men. PublicAffairs, 2016.</w:t>
+      </w:r>
+    </w:p>
+  </w:footnote>
+  <w:footnote w:id="363">
+    <w:p>
+      <w:pPr>
+        <w:pStyle w:val="FootnoteText"/>
+      </w:pPr>
+      <w:r>
+        <w:rPr>
+          <w:rStyle w:val="FootnoteReference"/>
+        </w:rPr>
+        <w:footnoteRef/>
+      </w:r>
+      <w:r>
+        <w:t xml:space="preserve"> </w:t>
+      </w:r>
+      <w:r>
+        <w:t xml:space="preserve">О появлении «вежливых людей» в Крыму (конец февраля 2014) и первоначальном отрицании Путиным их принадлежности к российской армии: Serhii Plokhy. The Russo-Ukrainian War. W. W. Norton, 2023.</w:t>
+      </w:r>
+    </w:p>
+  </w:footnote>
+  <w:footnote w:id="364">
+    <w:p>
+      <w:pPr>
+        <w:pStyle w:val="FootnoteText"/>
+      </w:pPr>
+      <w:r>
+        <w:rPr>
+          <w:rStyle w:val="FootnoteReference"/>
+        </w:rPr>
+        <w:footnoteRef/>
+      </w:r>
+      <w:r>
+        <w:t xml:space="preserve"> </w:t>
+      </w:r>
+      <w:r>
+        <w:t xml:space="preserve">Путин признал руководство операцией в Крыму и приведение в готовность ядерных сил в документальном фильме «Крым. Путь на Родину» (март 2015).</w:t>
+      </w:r>
+    </w:p>
+  </w:footnote>
+  <w:footnote w:id="366">
+    <w:p>
+      <w:pPr>
+        <w:pStyle w:val="FootnoteText"/>
+      </w:pPr>
+      <w:r>
+        <w:rPr>
+          <w:rStyle w:val="FootnoteReference"/>
+        </w:rPr>
+        <w:footnoteRef/>
+      </w:r>
+      <w:r>
+        <w:t xml:space="preserve"> </w:t>
+      </w:r>
+      <w:r>
+        <w:t xml:space="preserve">Об установлении С. Аксёнова и организации «референдума» 16 марта 2014 г. в условиях оккупации: Plokhy, The Russo-Ukrainian War.</w:t>
+      </w:r>
+    </w:p>
+  </w:footnote>
+  <w:footnote w:id="367">
+    <w:p>
+      <w:pPr>
+        <w:pStyle w:val="FootnoteText"/>
+      </w:pPr>
+      <w:r>
+        <w:rPr>
+          <w:rStyle w:val="FootnoteReference"/>
+        </w:rPr>
+        <w:footnoteRef/>
+      </w:r>
+      <w:r>
+        <w:t xml:space="preserve"> </w:t>
+      </w:r>
+      <w:r>
+        <w:t xml:space="preserve">О непризнании результатов «референдума» и подписании «договора» о принятии Крыма 18 марта 2014 г.: Plokhy, The Russo-Ukrainian War; резолюция Генеральной Ассамблеи ООН 68/262 (март 2014) о территориальной целостности Украины.</w:t>
+      </w:r>
+    </w:p>
+  </w:footnote>
+  <w:footnote w:id="369">
+    <w:p>
+      <w:pPr>
+        <w:pStyle w:val="FootnoteText"/>
+      </w:pPr>
+      <w:r>
+        <w:rPr>
+          <w:rStyle w:val="FootnoteReference"/>
+        </w:rPr>
+        <w:footnoteRef/>
+      </w:r>
+      <w:r>
+        <w:t xml:space="preserve"> </w:t>
+      </w:r>
+      <w:r>
+        <w:t xml:space="preserve">О Будапештском меморандуме 1994 г. и отказе Украины от ядерного оружия: Plokhy, The Russo-Ukrainian War.</w:t>
+      </w:r>
+    </w:p>
+  </w:footnote>
+  <w:footnote w:id="370">
+    <w:p>
+      <w:pPr>
+        <w:pStyle w:val="FootnoteText"/>
+      </w:pPr>
+      <w:r>
+        <w:rPr>
+          <w:rStyle w:val="FootnoteReference"/>
+        </w:rPr>
+        <w:footnoteRef/>
+      </w:r>
+      <w:r>
+        <w:t xml:space="preserve"> </w:t>
+      </w:r>
+      <w:r>
+        <w:t xml:space="preserve">О нарушении Устава ООН, Хельсинкского акта и Договора о дружбе 1997 г.: Plokhy, The Russo-Ukrainian War.</w:t>
+      </w:r>
+    </w:p>
+  </w:footnote>
+  <w:footnote w:id="372">
+    <w:p>
+      <w:pPr>
+        <w:pStyle w:val="FootnoteText"/>
+      </w:pPr>
+      <w:r>
+        <w:rPr>
+          <w:rStyle w:val="FootnoteReference"/>
+        </w:rPr>
+        <w:footnoteRef/>
+      </w:r>
+      <w:r>
+        <w:t xml:space="preserve"> </w:t>
+      </w:r>
+      <w:r>
+        <w:t xml:space="preserve">О «крымском консенсусе» и росте рейтинга Путина: данные «Левада-центра» за 2014 г.; Mikhail Zygar. All the Kremlin’s Men. PublicAffairs, 2016.</w:t>
+      </w:r>
+    </w:p>
+  </w:footnote>
+  <w:footnote w:id="373">
+    <w:p>
+      <w:pPr>
+        <w:pStyle w:val="FootnoteText"/>
+      </w:pPr>
+      <w:r>
+        <w:rPr>
+          <w:rStyle w:val="FootnoteReference"/>
+        </w:rPr>
+        <w:footnoteRef/>
+      </w:r>
+      <w:r>
+        <w:t xml:space="preserve"> </w:t>
+      </w:r>
+      <w:r>
+        <w:t xml:space="preserve">О том, как успех в Крыму породил иллюзию, приведшую к вторжению 2022 г.: Plokhy, The Russo-Ukrainian War.</w:t>
+      </w:r>
+    </w:p>
+  </w:footnote>
+  <w:footnote w:id="375">
+    <w:p>
+      <w:pPr>
+        <w:pStyle w:val="FootnoteText"/>
+      </w:pPr>
+      <w:r>
+        <w:rPr>
+          <w:rStyle w:val="FootnoteReference"/>
+        </w:rPr>
+        <w:footnoteRef/>
+      </w:r>
+      <w:r>
+        <w:t xml:space="preserve"> </w:t>
+      </w:r>
+      <w:r>
+        <w:t xml:space="preserve">О репрессиях против крымских татар, запрете Меджлиса и подавлении инакомыслия в Крыму: доклады Human Rights Watch, Amnesty International и Управления Верховного комиссара ООН по правам человека о ситуации в Крыму.</w:t>
+      </w:r>
+    </w:p>
+  </w:footnote>
+  <w:footnote w:id="378">
+    <w:p>
+      <w:pPr>
+        <w:pStyle w:val="FootnoteText"/>
+      </w:pPr>
+      <w:r>
+        <w:rPr>
+          <w:rStyle w:val="FootnoteReference"/>
+        </w:rPr>
+        <w:footnoteRef/>
+      </w:r>
+      <w:r>
+        <w:t xml:space="preserve"> </w:t>
+      </w:r>
+      <w:r>
+        <w:t xml:space="preserve">О проекте «Новороссия» и попытке распространить «крымский сценарий» на юго-восток Украины: Serhii Plokhy. The Russo-Ukrainian War. W. W. Norton, 2023.</w:t>
+      </w:r>
+    </w:p>
+  </w:footnote>
+  <w:footnote w:id="379">
+    <w:p>
+      <w:pPr>
+        <w:pStyle w:val="FootnoteText"/>
+      </w:pPr>
+      <w:r>
+        <w:rPr>
+          <w:rStyle w:val="FootnoteReference"/>
+        </w:rPr>
+        <w:footnoteRef/>
+      </w:r>
+      <w:r>
+        <w:t xml:space="preserve"> </w:t>
+      </w:r>
+      <w:r>
+        <w:t xml:space="preserve">О провале «русской весны» в большинстве городов юго-востока: Plokhy, The Russo-Ukrainian War.</w:t>
+      </w:r>
+    </w:p>
+  </w:footnote>
+  <w:footnote w:id="381">
+    <w:p>
+      <w:pPr>
+        <w:pStyle w:val="FootnoteText"/>
+      </w:pPr>
+      <w:r>
+        <w:rPr>
+          <w:rStyle w:val="FootnoteReference"/>
+        </w:rPr>
+        <w:footnoteRef/>
+      </w:r>
+      <w:r>
+        <w:t xml:space="preserve"> </w:t>
+      </w:r>
+      <w:r>
+        <w:t xml:space="preserve">О роли Игоря Гиркина, захвате Славянска (апрель 2014) и управляемом из России характере «ДНР» и «ЛНР»: Plokhy, The Russo-Ukrainian War. Гиркин публично признавал, что его отряд «спустил курок» войны.</w:t>
+      </w:r>
+    </w:p>
+  </w:footnote>
+  <w:footnote w:id="382">
+    <w:p>
+      <w:pPr>
+        <w:pStyle w:val="FootnoteText"/>
+      </w:pPr>
+      <w:r>
+        <w:rPr>
+          <w:rStyle w:val="FootnoteReference"/>
+        </w:rPr>
+        <w:footnoteRef/>
+      </w:r>
+      <w:r>
+        <w:t xml:space="preserve"> </w:t>
+      </w:r>
+      <w:r>
+        <w:t xml:space="preserve">Об «антитеррористической операции» и успехах ВСУ летом 2014 г.: Plokhy, The Russo-Ukrainian War.</w:t>
+      </w:r>
+    </w:p>
+  </w:footnote>
+  <w:footnote w:id="384">
+    <w:p>
+      <w:pPr>
+        <w:pStyle w:val="FootnoteText"/>
+      </w:pPr>
+      <w:r>
+        <w:rPr>
+          <w:rStyle w:val="FootnoteReference"/>
+        </w:rPr>
+        <w:footnoteRef/>
+      </w:r>
+      <w:r>
+        <w:t xml:space="preserve"> </w:t>
+      </w:r>
+      <w:r>
+        <w:t xml:space="preserve">О разгроме украинских сил под Иловайском (август 2014) регулярными российскими частями: Plokhy, The Russo-Ukrainian War; расследования боёв под Иловайском и Дебальцево.</w:t>
+      </w:r>
+    </w:p>
+  </w:footnote>
+  <w:footnote w:id="385">
+    <w:p>
+      <w:pPr>
+        <w:pStyle w:val="FootnoteText"/>
+      </w:pPr>
+      <w:r>
+        <w:rPr>
+          <w:rStyle w:val="FootnoteReference"/>
+        </w:rPr>
+        <w:footnoteRef/>
+      </w:r>
+      <w:r>
+        <w:t xml:space="preserve"> </w:t>
+      </w:r>
+      <w:r>
+        <w:t xml:space="preserve">О сокрытии российских потерь, «грузе 200» и преследовании расследователей: репортажи «Новой газеты» и независимых журналистов; расследования гибели псковских десантников.</w:t>
+      </w:r>
+    </w:p>
+  </w:footnote>
+  <w:footnote w:id="387">
+    <w:p>
+      <w:pPr>
+        <w:pStyle w:val="FootnoteText"/>
+      </w:pPr>
+      <w:r>
+        <w:rPr>
+          <w:rStyle w:val="FootnoteReference"/>
+        </w:rPr>
+        <w:footnoteRef/>
+      </w:r>
+      <w:r>
+        <w:t xml:space="preserve"> </w:t>
+      </w:r>
+      <w:r>
+        <w:t xml:space="preserve">О Минских соглашениях (сентябрь 2014, февраль 2015) и заморозке конфликта: Plokhy, The Russo-Ukrainian War.</w:t>
+      </w:r>
+    </w:p>
+  </w:footnote>
+  <w:footnote w:id="388">
+    <w:p>
+      <w:pPr>
+        <w:pStyle w:val="FootnoteText"/>
+      </w:pPr>
+      <w:r>
+        <w:rPr>
+          <w:rStyle w:val="FootnoteReference"/>
+        </w:rPr>
+        <w:footnoteRef/>
+      </w:r>
+      <w:r>
+        <w:t xml:space="preserve"> </w:t>
+      </w:r>
+      <w:r>
+        <w:t xml:space="preserve">О противоречиях и тупике Минского процесса: Plokhy, The Russo-Ukrainian War.</w:t>
+      </w:r>
+    </w:p>
+  </w:footnote>
+  <w:footnote w:id="390">
+    <w:p>
+      <w:pPr>
+        <w:pStyle w:val="FootnoteText"/>
+      </w:pPr>
+      <w:r>
+        <w:rPr>
+          <w:rStyle w:val="FootnoteReference"/>
+        </w:rPr>
+        <w:footnoteRef/>
+      </w:r>
+      <w:r>
+        <w:t xml:space="preserve"> </w:t>
+      </w:r>
+      <w:r>
+        <w:t xml:space="preserve">Оценка около 14 тыс. погибших к началу 2022 г. — по данным Управления Верховного комиссара ООН по правам человека.</w:t>
+      </w:r>
+    </w:p>
+  </w:footnote>
+  <w:footnote w:id="391">
+    <w:p>
+      <w:pPr>
+        <w:pStyle w:val="FootnoteText"/>
+      </w:pPr>
+      <w:r>
+        <w:rPr>
+          <w:rStyle w:val="FootnoteReference"/>
+        </w:rPr>
+        <w:footnoteRef/>
+      </w:r>
+      <w:r>
+        <w:t xml:space="preserve"> </w:t>
+      </w:r>
+      <w:r>
+        <w:t xml:space="preserve">О российском характере войны вопреки версии о «гражданском конфликте»: Plokhy, The Russo-Ukrainian War; см. также главу 20.</w:t>
+      </w:r>
+    </w:p>
+  </w:footnote>
+  <w:footnote w:id="394">
+    <w:p>
+      <w:pPr>
+        <w:pStyle w:val="FootnoteText"/>
+      </w:pPr>
+      <w:r>
+        <w:rPr>
+          <w:rStyle w:val="FootnoteReference"/>
+        </w:rPr>
+        <w:footnoteRef/>
+      </w:r>
+      <w:r>
+        <w:t xml:space="preserve"> </w:t>
+      </w:r>
+      <w:r>
+        <w:t xml:space="preserve">О катастрофе рейса MH17 17 июля 2014 г. и жертвах: доклад Совета безопасности Нидерландов (Dutch Safety Board, октябрь 2015).</w:t>
+      </w:r>
+    </w:p>
+  </w:footnote>
+  <w:footnote w:id="396">
+    <w:p>
+      <w:pPr>
+        <w:pStyle w:val="FootnoteText"/>
+      </w:pPr>
+      <w:r>
+        <w:rPr>
+          <w:rStyle w:val="FootnoteReference"/>
+        </w:rPr>
+        <w:footnoteRef/>
+      </w:r>
+      <w:r>
+        <w:t xml:space="preserve"> </w:t>
+      </w:r>
+      <w:r>
+        <w:t xml:space="preserve">О международных расследованиях (Dutch Safety Board, Совместная следственная группа) и роли Bellingcat: Eliot Higgins. We Are Bellingcat: An Intelligence Agency for the People. Bloomsbury, 2021.</w:t>
+      </w:r>
+    </w:p>
+  </w:footnote>
+  <w:footnote w:id="397">
+    <w:p>
+      <w:pPr>
+        <w:pStyle w:val="FootnoteText"/>
+      </w:pPr>
+      <w:r>
+        <w:rPr>
+          <w:rStyle w:val="FootnoteReference"/>
+        </w:rPr>
+        <w:footnoteRef/>
+      </w:r>
+      <w:r>
+        <w:t xml:space="preserve"> </w:t>
+      </w:r>
+      <w:r>
+        <w:t xml:space="preserve">О выводах ССГ: самолёт сбит ракетой «Бук» 53-й зенитной ракетной бригады ВС РФ (Курск), переброшенной на территорию Украины и вывезенной обратно: материалы Совместной следственной группы (JIT), 2016–2019; Higgins, We Are Bellingcat.</w:t>
+      </w:r>
+    </w:p>
+  </w:footnote>
+  <w:footnote w:id="398">
+    <w:p>
+      <w:pPr>
+        <w:pStyle w:val="FootnoteText"/>
+      </w:pPr>
+      <w:r>
+        <w:rPr>
+          <w:rStyle w:val="FootnoteReference"/>
+        </w:rPr>
+        <w:footnoteRef/>
+      </w:r>
+      <w:r>
+        <w:t xml:space="preserve"> </w:t>
+      </w:r>
+      <w:r>
+        <w:t xml:space="preserve">Приговор окружного суда Гааги (ноябрь 2022): заочное пожизненное заключение для И. Гиркина, С. Дубинского и Л. Харченко; признание российского «Бука» и общего контроля России над «ДНР».</w:t>
+      </w:r>
+    </w:p>
+  </w:footnote>
+  <w:footnote w:id="400">
+    <w:p>
+      <w:pPr>
+        <w:pStyle w:val="FootnoteText"/>
+      </w:pPr>
+      <w:r>
+        <w:rPr>
+          <w:rStyle w:val="FootnoteReference"/>
+        </w:rPr>
+        <w:footnoteRef/>
+      </w:r>
+      <w:r>
+        <w:t xml:space="preserve"> </w:t>
+      </w:r>
+      <w:r>
+        <w:t xml:space="preserve">О стратегии «firehose of falsehood»: Christopher Paul, Miriam Matthews. The Russian</w:t>
+      </w:r>
+      <w:r>
+        <w:t xml:space="preserve"> </w:t>
+      </w:r>
+      <w:r>
+        <w:t xml:space="preserve">“</w:t>
+      </w:r>
+      <w:r>
+        <w:t xml:space="preserve">Firehose of Falsehood</w:t>
+      </w:r>
+      <w:r>
+        <w:t xml:space="preserve">”</w:t>
+      </w:r>
+      <w:r>
+        <w:t xml:space="preserve"> </w:t>
+      </w:r>
+      <w:r>
+        <w:t xml:space="preserve">Propaganda Model. RAND Corporation, 2016.</w:t>
+      </w:r>
+    </w:p>
+  </w:footnote>
+  <w:footnote w:id="401">
+    <w:p>
+      <w:pPr>
+        <w:pStyle w:val="FootnoteText"/>
+      </w:pPr>
+      <w:r>
+        <w:rPr>
+          <w:rStyle w:val="FootnoteReference"/>
+        </w:rPr>
+        <w:footnoteRef/>
+      </w:r>
+      <w:r>
+        <w:t xml:space="preserve"> </w:t>
+      </w:r>
+      <w:r>
+        <w:t xml:space="preserve">О множественных взаимоисключающих версиях российской стороны и блокировании трибунала ООН: Higgins, We Are Bellingcat; материалы JIT.</w:t>
+      </w:r>
+    </w:p>
+  </w:footnote>
+  <w:footnote w:id="403">
+    <w:p>
+      <w:pPr>
+        <w:pStyle w:val="FootnoteText"/>
+      </w:pPr>
+      <w:r>
+        <w:rPr>
+          <w:rStyle w:val="FootnoteReference"/>
+        </w:rPr>
+        <w:footnoteRef/>
+      </w:r>
+      <w:r>
+        <w:t xml:space="preserve"> </w:t>
+      </w:r>
+      <w:r>
+        <w:t xml:space="preserve">О доказательстве прямого военного присутствия России: материалы JIT; Serhii Plokhy. The Russo-Ukrainian War. W. W. Norton, 2023.</w:t>
+      </w:r>
+    </w:p>
+  </w:footnote>
+  <w:footnote w:id="404">
+    <w:p>
+      <w:pPr>
+        <w:pStyle w:val="FootnoteText"/>
+      </w:pPr>
+      <w:r>
+        <w:rPr>
+          <w:rStyle w:val="FootnoteReference"/>
+        </w:rPr>
+        <w:footnoteRef/>
+      </w:r>
+      <w:r>
+        <w:t xml:space="preserve"> </w:t>
+      </w:r>
+      <w:r>
+        <w:t xml:space="preserve">О влиянии MH17 на восприятие России Западом: Plokhy, The Russo-Ukrainian War.</w:t>
+      </w:r>
+    </w:p>
+  </w:footnote>
+  <w:footnote w:id="405">
+    <w:p>
+      <w:pPr>
+        <w:pStyle w:val="FootnoteText"/>
+      </w:pPr>
+      <w:r>
+        <w:rPr>
+          <w:rStyle w:val="FootnoteReference"/>
+        </w:rPr>
+        <w:footnoteRef/>
+      </w:r>
+      <w:r>
+        <w:t xml:space="preserve"> </w:t>
+      </w:r>
+      <w:r>
+        <w:t xml:space="preserve">О безнаказанности и её роли в логике эскалации: Plokhy, The Russo-Ukrainian War.</w:t>
       </w:r>
     </w:p>
   </w:footnote>

--- a/book/Россия-после-империи.docx
+++ b/book/Россия-после-империи.docx
@@ -5955,8 +5955,2976 @@
         <w:t xml:space="preserve">Катастрофа MH17 стала символом всей донбасской войны — войны лжи, отрицания и безнаказанной жестокости. Но чтобы миллионы россиян приняли эту ложь, поверили в «украинских фашистов», «распятых мальчиков» и «сбитый украинцами самолёт», нужна была мощнейшая машина оболванивания. К устройству российской пропагандистской машины — важнейшей опоры режима — мы теперь и обратимся.</w:t>
       </w:r>
     </w:p>
+    <w:p>
+      <w:r>
+        <w:br w:type="page"/>
+      </w:r>
+    </w:p>
     <w:bookmarkEnd w:id="406"/>
     <w:bookmarkEnd w:id="407"/>
+    <w:bookmarkStart w:id="423" w:name="X481a02ca1480c992d7b70f4a080206193fb242b"/>
+    <w:p>
+      <w:pPr>
+        <w:pStyle w:val="Heading1"/>
+      </w:pPr>
+      <w:r>
+        <w:t xml:space="preserve">Глава 20. Пропагандистская машина: телевизор против холодильника</w:t>
+      </w:r>
+    </w:p>
+    <w:bookmarkStart w:id="410" w:name="главное-оружие-режима"/>
+    <w:p>
+      <w:pPr>
+        <w:pStyle w:val="Heading2"/>
+      </w:pPr>
+      <w:r>
+        <w:t xml:space="preserve">Главное оружие режима</w:t>
+      </w:r>
+    </w:p>
+    <w:p>
+      <w:pPr>
+        <w:pStyle w:val="FirstParagraph"/>
+      </w:pPr>
+      <w:r>
+        <w:t xml:space="preserve">Если у путинского режима есть оружие важнее армии и спецслужб, то это телевидение. Именно пропаганда — а не только страх и репрессии — объясняет, почему миллионы людей годами поддерживали власть, оправдывали войны, верили в «распятых мальчиков» и «украинских фашистов». Захватив в начале 2000-х все федеральные телеканалы (об этом шла речь в шестой главе), Кремль превратил их в единую машину по производству реальности. Российское государственное телевидение — это не совокупность СМИ в западном понимании, а централизованный инструмент управления сознанием, сопоставимый по функции с советским агитпропом, но неизмеримо более изощрённый.</w:t>
+      </w:r>
+      <w:r>
+        <w:rPr>
+          <w:rStyle w:val="FootnoteReference"/>
+        </w:rPr>
+        <w:footnoteReference w:id="408"/>
+      </w:r>
+    </w:p>
+    <w:p>
+      <w:pPr>
+        <w:pStyle w:val="BodyText"/>
+      </w:pPr>
+      <w:r>
+        <w:t xml:space="preserve">Управление осуществлялось из единого центра. По многочисленным свидетельствам инсайдеров, руководители главных телеканалов еженедельно получали в администрации президента указания — что и как освещать, кого показывать, кого замалчивать, какие темы поднимать, а какие обходить. Эти негласные методички определяли повестку страны. Новости, ток-шоу, «документальные» фильмы, даже развлекательные программы работали на единую задачу — формирование картины мира, выгодной власти.</w:t>
+      </w:r>
+      <w:r>
+        <w:rPr>
+          <w:rStyle w:val="FootnoteReference"/>
+        </w:rPr>
+        <w:footnoteReference w:id="409"/>
+      </w:r>
+    </w:p>
+    <w:bookmarkEnd w:id="410"/>
+    <w:bookmarkStart w:id="415" w:name="технология-оболванивания"/>
+    <w:p>
+      <w:pPr>
+        <w:pStyle w:val="Heading2"/>
+      </w:pPr>
+      <w:r>
+        <w:t xml:space="preserve">Технология оболванивания</w:t>
+      </w:r>
+    </w:p>
+    <w:p>
+      <w:pPr>
+        <w:pStyle w:val="FirstParagraph"/>
+      </w:pPr>
+      <w:r>
+        <w:t xml:space="preserve">Арсенал приёмов российской пропаганды хорошо изучен, и его стоит перечислить, потому что понимание механики — лучшая защита от неё.</w:t>
+      </w:r>
+    </w:p>
+    <w:p>
+      <w:pPr>
+        <w:pStyle w:val="BodyText"/>
+      </w:pPr>
+      <w:r>
+        <w:t xml:space="preserve">Первый и главный приём — образ врага. Всё держится на противопоставлении «нас» и «их». Враг вездесущ: это коллективный Запад во главе с США, стремящийся уничтожить, расчленить, поработить Россию; это «загнивающая», «бездуховная» Европа («Гейропа») с её однополыми браками и «растлением детей»; это «фашистская», «нацистская» Украина, управляемая «хунтой»; это «пятая колонна» внутри страны — либералы, оппозиционеры, «иностранные агенты», предатели. Образ осаждённой крепости, окружённой врагами, снимает все вопросы: любые трудности объясняются кознями недругов, а сплочение вокруг вождя подаётся как условие выживания.</w:t>
+      </w:r>
+      <w:r>
+        <w:rPr>
+          <w:rStyle w:val="FootnoteReference"/>
+        </w:rPr>
+        <w:footnoteReference w:id="411"/>
+      </w:r>
+    </w:p>
+    <w:p>
+      <w:pPr>
+        <w:pStyle w:val="BodyText"/>
+      </w:pPr>
+      <w:r>
+        <w:t xml:space="preserve">Второй приём — «а у вас негров линчуют» (по-английски whataboutism, «а как насчёт…»). В ответ на любое обвинение — в коррупции, репрессиях, агрессии — пропаганда не оправдывается, а немедленно указывает на реальные или мнимые грехи обвинителя: а что, на Западе нет коррупции? а США не вторгались в Ирак? а в Европе не разгоняют протесты? Цель — не опровергнуть, а уравнять, внушить, что «все одинаковы», «везде так», а значит, и спрашивать не с кого.</w:t>
+      </w:r>
+      <w:r>
+        <w:rPr>
+          <w:rStyle w:val="FootnoteReference"/>
+        </w:rPr>
+        <w:footnoteReference w:id="412"/>
+      </w:r>
+    </w:p>
+    <w:p>
+      <w:pPr>
+        <w:pStyle w:val="BodyText"/>
+      </w:pPr>
+      <w:r>
+        <w:t xml:space="preserve">Третий приём — прямая фабрикация. Российская пропаганда не гнушается откровенной ложью, рассчитанной на эмоциональный шок. Хрестоматийным стал сюжет Первого канала в 2014 году о якобы «распятом мальчике» в Славянске — душераздирающая история о ребёнке, будто бы прибитом украинскими военными к доске объявлений на глазах у матери. История была полностью выдуманной, «свидетельница» — подставной, само событие никогда не происходило. Но сюжет сделал своё дело: он вызвал волну ненависти к «украинским карателям» ещё до того, как ложь была разоблачена. Разоблачение же почти никого из телезрителей не достигло — опровержения не показывают в прайм-тайм.</w:t>
+      </w:r>
+      <w:r>
+        <w:rPr>
+          <w:rStyle w:val="FootnoteReference"/>
+        </w:rPr>
+        <w:footnoteReference w:id="413"/>
+      </w:r>
+    </w:p>
+    <w:p>
+      <w:pPr>
+        <w:pStyle w:val="BodyText"/>
+      </w:pPr>
+      <w:r>
+        <w:t xml:space="preserve">Четвёртый приём — превращение новостей в непрерывное эмоциональное шоу. Российский телеэфир заполнен агрессивными политическими ток-шоу, идущими часами каждый день, — «Вечер с Владимиром Соловьёвым», «60 минут» и подобными. В них под крик и скандал разыгрывается ритуальное действо: приглашённые «эксперты» и подставные «оппоненты» (нередко профессиональные спорщики, играющие роль «украинца» или «либерала», которого все дружно клеймят) нагнетают истерию, ненависть, страх. Задача — не информировать, а держать зрителя в состоянии постоянного эмоционального возбуждения и мобилизации против врага.</w:t>
+      </w:r>
+      <w:r>
+        <w:rPr>
+          <w:rStyle w:val="FootnoteReference"/>
+        </w:rPr>
+        <w:footnoteReference w:id="414"/>
+      </w:r>
+    </w:p>
+    <w:bookmarkEnd w:id="415"/>
+    <w:bookmarkStart w:id="418" w:name="жрецы-эфира"/>
+    <w:p>
+      <w:pPr>
+        <w:pStyle w:val="Heading2"/>
+      </w:pPr>
+      <w:r>
+        <w:t xml:space="preserve">Жрецы эфира</w:t>
+      </w:r>
+    </w:p>
+    <w:p>
+      <w:pPr>
+        <w:pStyle w:val="FirstParagraph"/>
+      </w:pPr>
+      <w:r>
+        <w:t xml:space="preserve">У этой машины есть свои звёзды — пропагандисты, ставшие лицами режима. Дмитрий Киселёв, руководитель государственного медиахолдинга и ведущий воскресных «Вестей недели», прославился фразами о том, что Россия способна превратить США «в радиоактивный пепел», и фирменным «совпадение? не думаю». Владимир Соловьёв, самый плодовитый телепропагандист, годами ведёт ежедневные шоу, где клеймит врагов России (при этом, как выяснили расследователи, владея недвижимостью в той самой «ненавистной» Европе, в Италии). Ольга Скабеева и Евгений Попов, Маргарита Симоньян — эти люди превратили ненависть и ложь в профессию и в источник немалого личного благосостояния.</w:t>
+      </w:r>
+      <w:r>
+        <w:rPr>
+          <w:rStyle w:val="FootnoteReference"/>
+        </w:rPr>
+        <w:footnoteReference w:id="416"/>
+      </w:r>
+    </w:p>
+    <w:p>
+      <w:pPr>
+        <w:pStyle w:val="BodyText"/>
+      </w:pPr>
+      <w:r>
+        <w:t xml:space="preserve">Особая роль отведена международному вещанию. Телеканал RT (Russia Today) и агентство Sputnik, щедро финансируемые из бюджета, ведут вещание на десятках языков по всему миру. Их задача — не столько прямо восхвалять Россию, сколько сеять сомнение и раскол в западных обществах под лозунгом «Question more» («Задавай больше вопросов»): подрывать доверие к традиционным СМИ, продвигать конспирологию, усиливать любые внутренние конфликты Запада, создавать впечатление, что «правды не существует, все врут, а значит, и российская версия не хуже прочих».</w:t>
+      </w:r>
+      <w:r>
+        <w:rPr>
+          <w:rStyle w:val="FootnoteReference"/>
+        </w:rPr>
+        <w:footnoteReference w:id="417"/>
+      </w:r>
+    </w:p>
+    <w:bookmarkEnd w:id="418"/>
+    <w:bookmarkStart w:id="420" w:name="постмодернистская-диктатура"/>
+    <w:p>
+      <w:pPr>
+        <w:pStyle w:val="Heading2"/>
+      </w:pPr>
+      <w:r>
+        <w:t xml:space="preserve">Постмодернистская диктатура</w:t>
+      </w:r>
+    </w:p>
+    <w:p>
+      <w:pPr>
+        <w:pStyle w:val="FirstParagraph"/>
+      </w:pPr>
+      <w:r>
+        <w:t xml:space="preserve">Исследователь российской пропаганды Питер Померанцев назвал путинский режим «постмодернистской диктатурой»: в отличие от тоталитарных режимов прошлого, навязывавших одну жёсткую идеологию и одну «правду», путинская пропаганда работает тоньше — она разрушает само понятие истины. Её цель не столько заставить поверить в конкретную ложь, сколько внушить, что достоверного знания вообще не бывает, что всё — манипуляция, всё относительно, а раз так — то незачем и сопротивляться, лучше довериться сильной власти. Цинизм и апатия, посеянные такой пропагандой, выгодны режиму не меньше, чем прямая вера.</w:t>
+      </w:r>
+      <w:r>
+        <w:rPr>
+          <w:rStyle w:val="FootnoteReference"/>
+        </w:rPr>
+        <w:footnoteReference w:id="419"/>
+      </w:r>
+    </w:p>
+    <w:bookmarkEnd w:id="420"/>
+    <w:bookmarkStart w:id="422" w:name="телевизор-и-холодильник"/>
+    <w:p>
+      <w:pPr>
+        <w:pStyle w:val="Heading2"/>
+      </w:pPr>
+      <w:r>
+        <w:t xml:space="preserve">Телевизор и холодильник</w:t>
+      </w:r>
+    </w:p>
+    <w:p>
+      <w:pPr>
+        <w:pStyle w:val="FirstParagraph"/>
+      </w:pPr>
+      <w:r>
+        <w:t xml:space="preserve">И всё же у пропаганды есть предел, и он обозначается ироничной формулой «телевизор против холодильника». Пока «холодильник полон» — пока уровень жизни приемлем, — «телевизор» без труда убеждает зрителя в чём угодно. Но когда холодильник пустеет, когда война входит в дома похоронками, когда экономические трудности становятся невыносимыми, магия телевизора слабеет: реальность собственной жизни начинает противоречить картинке на экране. Именно поэтому режим так боится экономических потрясений и так тщательно скрывает истинную цену своих войн — включая потери. Пропаганда всесильна лишь до тех пор, пока не сталкивается лоб в лоб с личным опытом миллионов людей.</w:t>
+      </w:r>
+      <w:r>
+        <w:rPr>
+          <w:rStyle w:val="FootnoteReference"/>
+        </w:rPr>
+        <w:footnoteReference w:id="421"/>
+      </w:r>
+    </w:p>
+    <w:p>
+      <w:pPr>
+        <w:pStyle w:val="BodyText"/>
+      </w:pPr>
+      <w:r>
+        <w:t xml:space="preserve">Однако телевидение — оружие вчерашнего дня, теряющее аудиторию, особенно молодую, уходящую в интернет. Осознав это, Кремль создал и вторую, сетевую армию — «фабрику троллей», перенёсшую методы пропаганды в социальные сети и обратившую их не только против собственного населения, но и против всего западного мира. О тайной информационной войне России — следующая глава.</w:t>
+      </w:r>
+    </w:p>
+    <w:p>
+      <w:r>
+        <w:br w:type="page"/>
+      </w:r>
+    </w:p>
+    <w:bookmarkEnd w:id="422"/>
+    <w:bookmarkEnd w:id="423"/>
+    <w:bookmarkStart w:id="438" w:name="X286ccdbc68032d395fc9465931b0f055a0ce91a"/>
+    <w:p>
+      <w:pPr>
+        <w:pStyle w:val="Heading1"/>
+      </w:pPr>
+      <w:r>
+        <w:t xml:space="preserve">Глава 21. Фабрика троллей и тайная война против Запада</w:t>
+      </w:r>
+    </w:p>
+    <w:bookmarkStart w:id="426" w:name="пропаганда-уходит-в-сеть"/>
+    <w:p>
+      <w:pPr>
+        <w:pStyle w:val="Heading2"/>
+      </w:pPr>
+      <w:r>
+        <w:t xml:space="preserve">Пропаганда уходит в сеть</w:t>
+      </w:r>
+    </w:p>
+    <w:p>
+      <w:pPr>
+        <w:pStyle w:val="FirstParagraph"/>
+      </w:pPr>
+      <w:r>
+        <w:t xml:space="preserve">К началу 2010-х годов Кремль осознал стратегическую проблему: телевидение стремительно теряло молодую аудиторию, уходившую в интернет, где государственная монополия на информацию не действовала. Ответом стало перенесение методов пропаганды в социальные сети — но методов не открытых, а скрытых, основанных на обмане и имитации. Так родилась «фабрика троллей».</w:t>
+      </w:r>
+      <w:r>
+        <w:rPr>
+          <w:rStyle w:val="FootnoteReference"/>
+        </w:rPr>
+        <w:footnoteReference w:id="424"/>
+      </w:r>
+    </w:p>
+    <w:p>
+      <w:pPr>
+        <w:pStyle w:val="BodyText"/>
+      </w:pPr>
+      <w:r>
+        <w:t xml:space="preserve">Наиболее известное её воплощение — «Агентство интернет-исследований», располагавшееся в Санкт-Петербурге (на улице Савушкина; отсюда и прозвище «ольгинские тролли»). Финансировал агентство приближённый к Путину предприниматель Евгений Пригожин — тот самый, что позже создаст частную армию «Вагнер» и поднимет мятеж. Сотни нанятых сотрудников, работавших посменно за зарплату, вели тысячи фальшивых аккаунтов, выдавая себя за «обычных людей». Они заполняли комментарии, форумы и соцсети проправительственными постами, атаковали критиков власти, создавали видимость «народной поддержки» и «народного гнева», травили неугодных, вбрасывали дезинформацию.</w:t>
+      </w:r>
+      <w:r>
+        <w:rPr>
+          <w:rStyle w:val="FootnoteReference"/>
+        </w:rPr>
+        <w:footnoteReference w:id="425"/>
+      </w:r>
+    </w:p>
+    <w:p>
+      <w:pPr>
+        <w:pStyle w:val="BodyText"/>
+      </w:pPr>
+      <w:r>
+        <w:t xml:space="preserve">Смысл этой технологии — в имитации. Один платный тролль, ведущий десятки аккаунтов, создаёт иллюзию множества независимых голосов. Пространство свободной дискуссии загрязняется и обесценивается: там, где раньше был разговор граждан, теперь — организованный шум, в котором тонут подлинные мнения. Это тоньше прямой цензуры: не запретить высказывание, а утопить его в потоке фальшивых.</w:t>
+      </w:r>
+    </w:p>
+    <w:bookmarkEnd w:id="426"/>
+    <w:bookmarkStart w:id="429" w:name="вмешательство-в-американские-выборы"/>
+    <w:p>
+      <w:pPr>
+        <w:pStyle w:val="Heading2"/>
+      </w:pPr>
+      <w:r>
+        <w:t xml:space="preserve">Вмешательство в американские выборы</w:t>
+      </w:r>
+    </w:p>
+    <w:p>
+      <w:pPr>
+        <w:pStyle w:val="FirstParagraph"/>
+      </w:pPr>
+      <w:r>
+        <w:t xml:space="preserve">Из инструмента внутренней политики «фабрика троллей» быстро превратилась в оружие внешней агрессии. Самой громкой операцией стало вмешательство в президентские выборы в США в 2016 году.</w:t>
+      </w:r>
+    </w:p>
+    <w:p>
+      <w:pPr>
+        <w:pStyle w:val="BodyText"/>
+      </w:pPr>
+      <w:r>
+        <w:t xml:space="preserve">Российская кампания велась по двум направлениям. Во-первых, «Агентство интернет-исследований» развернуло масштабную операцию влияния в американских соцсетях: создавались фальшивые аккаунты и группы, выдававшие себя за американских активистов самых разных взглядов, публиковалась провокационная реклама, разжигались расовые, религиозные и политические противоречия. Цель — усилить раскол в американском обществе, подорвать доверие к демократии и, по выводам американских спецслужб, помочь одному из кандидатов. Во-вторых, военная разведка ГРУ осуществила взлом серверов Демократической партии и почты её штаба, после чего похищенные письма были опубликованы через WikiLeaks в наиболее болезненный для кампании момент.</w:t>
+      </w:r>
+      <w:r>
+        <w:rPr>
+          <w:rStyle w:val="FootnoteReference"/>
+        </w:rPr>
+        <w:footnoteReference w:id="427"/>
+      </w:r>
+    </w:p>
+    <w:p>
+      <w:pPr>
+        <w:pStyle w:val="BodyText"/>
+      </w:pPr>
+      <w:r>
+        <w:t xml:space="preserve">Расследование спецпрокурора Роберта Мюллера и доклады американских разведслужб установили факт масштабного и системного российского вмешательства. По итогам «фабрика троллей» и офицеры ГРУ были заочно обвинены американским правосудием. Аналогичные операции влияния — распространение дезинформации, поддержка радикальных и раскольнических сил — Россия вела и в Европе: вокруг Брексита, выборов во Франции, каталонского кризиса, миграционного кризиса. Везде почерк был схожим: не столько продвигать что-то своё, сколько расшатывать, раскалывать, подрывать доверие граждан западных стран к их собственным институтам.</w:t>
+      </w:r>
+      <w:r>
+        <w:rPr>
+          <w:rStyle w:val="FootnoteReference"/>
+        </w:rPr>
+        <w:footnoteReference w:id="428"/>
+      </w:r>
+    </w:p>
+    <w:bookmarkEnd w:id="429"/>
+    <w:bookmarkStart w:id="431" w:name="наследие-активных-мероприятий"/>
+    <w:p>
+      <w:pPr>
+        <w:pStyle w:val="Heading2"/>
+      </w:pPr>
+      <w:r>
+        <w:t xml:space="preserve">Наследие «активных мероприятий»</w:t>
+      </w:r>
+    </w:p>
+    <w:p>
+      <w:pPr>
+        <w:pStyle w:val="FirstParagraph"/>
+      </w:pPr>
+      <w:r>
+        <w:t xml:space="preserve">Всё это не было изобретением с нуля. Тайная информационная война уходит корнями в советскую традицию «активных мероприятий» (дезинформации, подделок, операций влияния), которую вёл КГБ и в которой был воспитан сам Путин. Новыми были лишь технологии — социальные сети, боты, кибератаки, — многократно усилившие охват и эффективность старых приёмов. Спецслужбы, вышедшие на первые роли в путинской России, перенесли методы холодной войны в цифровую эпоху.</w:t>
+      </w:r>
+      <w:r>
+        <w:rPr>
+          <w:rStyle w:val="FootnoteReference"/>
+        </w:rPr>
+        <w:footnoteReference w:id="430"/>
+      </w:r>
+    </w:p>
+    <w:bookmarkEnd w:id="431"/>
+    <w:bookmarkStart w:id="435" w:name="убийства-за-рубежом-как-инструмент"/>
+    <w:p>
+      <w:pPr>
+        <w:pStyle w:val="Heading2"/>
+      </w:pPr>
+      <w:r>
+        <w:t xml:space="preserve">Убийства за рубежом как инструмент</w:t>
+      </w:r>
+    </w:p>
+    <w:p>
+      <w:pPr>
+        <w:pStyle w:val="FirstParagraph"/>
+      </w:pPr>
+      <w:r>
+        <w:t xml:space="preserve">Гибридная война включала и самый крайний инструмент — физическое устранение врагов режима на территории других государств. Об убийстве Литвиненко полонием в 2006 году уже говорилось. Но по-настоящему демонстративным стало отравление в 2018 году в британском Солсбери бывшего офицера ГРУ Сергея Скрипаля, работавшего на британскую разведку, и его дочери Юлии.</w:t>
+      </w:r>
+      <w:r>
+        <w:rPr>
+          <w:rStyle w:val="FootnoteReference"/>
+        </w:rPr>
+        <w:footnoteReference w:id="432"/>
+      </w:r>
+    </w:p>
+    <w:p>
+      <w:pPr>
+        <w:pStyle w:val="BodyText"/>
+      </w:pPr>
+      <w:r>
+        <w:t xml:space="preserve">Скрипалей отравили боевым нервно-паралитическим веществом «Новичок» — химическим оружием, разработанным ещё в СССР. Они выжили чудом, но случайно пострадали и посторонние люди: одна британка, Дон Стёрджесс, погибла, отравившись выброшенным флаконом с ядом, принятым за флакон духов. Британское расследование и журналисты Bellingcat установили и обнародовали личности исполнителей — офицеров ГРУ из засекреченного подразделения, специализирующегося на диверсиях и убийствах за рубежом (в/ч 29155). Расследователи вскрыли и другие операции этого подразделения по всей Европе. В 2019 году в берлинском парке Тиргартен средь бела дня был застрелен противник Кремля чеченского происхождения; немецкий суд признал это убийством, совершённым по заказу российского государства.</w:t>
+      </w:r>
+      <w:r>
+        <w:rPr>
+          <w:rStyle w:val="FootnoteReference"/>
+        </w:rPr>
+        <w:footnoteReference w:id="433"/>
+      </w:r>
+    </w:p>
+    <w:p>
+      <w:pPr>
+        <w:pStyle w:val="BodyText"/>
+      </w:pPr>
+      <w:r>
+        <w:t xml:space="preserve">Применение боевого химического оружия и заказных убийц на территории западных стран было вопиющим нарушением всех норм и знаком крайней степени безнаказанности, которую ощущал Кремль. Врагов режима отныне не спасали ни эмиграция, ни чужое гражданство, ни расстояние. Сигнал был адресован всем противникам власти: достанем везде.</w:t>
+      </w:r>
+      <w:r>
+        <w:rPr>
+          <w:rStyle w:val="FootnoteReference"/>
+        </w:rPr>
+        <w:footnoteReference w:id="434"/>
+      </w:r>
+    </w:p>
+    <w:bookmarkEnd w:id="435"/>
+    <w:bookmarkStart w:id="437" w:name="дешёвое-оружие-с-дорогими-последствиями"/>
+    <w:p>
+      <w:pPr>
+        <w:pStyle w:val="Heading2"/>
+      </w:pPr>
+      <w:r>
+        <w:t xml:space="preserve">Дешёвое оружие с дорогими последствиями</w:t>
+      </w:r>
+    </w:p>
+    <w:p>
+      <w:pPr>
+        <w:pStyle w:val="FirstParagraph"/>
+      </w:pPr>
+      <w:r>
+        <w:t xml:space="preserve">Гибридная война оказалась для Кремля удобным инструментом: относительно дешёвым, отрицаемым («это не мы», «нет доказательств»), позволяющим наносить урон противникам, значительно превосходящим Россию по силе, не вступая в прямое военное столкновение. На какое-то время она приносила тактические успехи и создавала у Кремля ощущение, что он способен на равных играть с Западом и даже переигрывать его.</w:t>
+      </w:r>
+    </w:p>
+    <w:p>
+      <w:pPr>
+        <w:pStyle w:val="BodyText"/>
+      </w:pPr>
+      <w:r>
+        <w:t xml:space="preserve">Но у этой стратегии была и обратная сторона, проявившаяся не сразу. Раз за разом нарушая нормы — вмешиваясь в выборы, применяя химическое оружие, убивая людей за границей, — Россия методично разрушала собственную репутацию и толкала западные страны к сплочению против себя. Череда скандалов и разоблачений постепенно рассеивала на Западе последние иллюзии о возможности «партнёрства» и готовила почву для той беспрецедентной консолидации, которую Запад продемонстрирует после 2022 года. Кремль, упоённый тактическими победами гибридной войны и собственной безнаказанностью, недооценил, что копит против себя стратегическую враждебность. Эта переоценка собственных сил и недооценка противника сыграют роковую роль при принятии решения о большой войне.</w:t>
+      </w:r>
+      <w:r>
+        <w:rPr>
+          <w:rStyle w:val="FootnoteReference"/>
+        </w:rPr>
+        <w:footnoteReference w:id="436"/>
+      </w:r>
+    </w:p>
+    <w:p>
+      <w:pPr>
+        <w:pStyle w:val="BodyText"/>
+      </w:pPr>
+      <w:r>
+        <w:t xml:space="preserve">Но прежде чем перейти к дороге, приведшей к 24 февраля 2022 года, нужно рассмотреть ещё две фундаментальные опоры режима, без понимания которых картина будет неполной, — тотальную коррупцию, ставшую самим принципом устройства власти, и систему политических убийств внутри страны. К коррупции — «кооперативу друзей», превратившему государство в кормушку, — мы обратимся в следующей главе.</w:t>
+      </w:r>
+    </w:p>
+    <w:p>
+      <w:r>
+        <w:br w:type="page"/>
+      </w:r>
+    </w:p>
+    <w:bookmarkEnd w:id="437"/>
+    <w:bookmarkEnd w:id="438"/>
+    <w:bookmarkStart w:id="455" w:name="X3bdbbca94ba4f2c02caf64ffe2a2c9618fcdbbb"/>
+    <w:p>
+      <w:pPr>
+        <w:pStyle w:val="Heading1"/>
+      </w:pPr>
+      <w:r>
+        <w:t xml:space="preserve">Глава 22. Коррупция как система: кооператив друзей</w:t>
+      </w:r>
+    </w:p>
+    <w:bookmarkStart w:id="440" w:name="не-порок-а-принцип"/>
+    <w:p>
+      <w:pPr>
+        <w:pStyle w:val="Heading2"/>
+      </w:pPr>
+      <w:r>
+        <w:t xml:space="preserve">Не порок, а принцип</w:t>
+      </w:r>
+    </w:p>
+    <w:p>
+      <w:pPr>
+        <w:pStyle w:val="FirstParagraph"/>
+      </w:pPr>
+      <w:r>
+        <w:t xml:space="preserve">О коррупции в России говорят часто, но обычно понимают её неверно — как порок, изъян, болезнь, которая «мешает» правильному в остальном государству. В путинской России коррупция — не изъян системы, а сама система; не отклонение от правил, а главное правило. Это не отдельные взяточники, наживающиеся вопреки государству, а способ устройства самой власти, при котором государство и его ресурсы приватизированы узкой группой людей, связанных с первым лицом личной преданностью. Исследователи называют такое устройство клептократией — властью воров, — и это не публицистическое ругательство, а точный термин.</w:t>
+      </w:r>
+      <w:r>
+        <w:rPr>
+          <w:rStyle w:val="FootnoteReference"/>
+        </w:rPr>
+        <w:footnoteReference w:id="439"/>
+      </w:r>
+    </w:p>
+    <w:p>
+      <w:pPr>
+        <w:pStyle w:val="BodyText"/>
+      </w:pPr>
+      <w:r>
+        <w:t xml:space="preserve">Чтобы понять эту систему, нужно проследить, как ближайший круг Путина за два десятилетия превратился из скромных чиновников и предпринимателей средней руки в долларовых миллиардеров, а также понять логику, по которой распределяются богатства в его России.</w:t>
+      </w:r>
+    </w:p>
+    <w:bookmarkEnd w:id="440"/>
+    <w:bookmarkStart w:id="443" w:name="кооператив-озеро"/>
+    <w:p>
+      <w:pPr>
+        <w:pStyle w:val="Heading2"/>
+      </w:pPr>
+      <w:r>
+        <w:t xml:space="preserve">Кооператив «Озеро»</w:t>
+      </w:r>
+    </w:p>
+    <w:p>
+      <w:pPr>
+        <w:pStyle w:val="FirstParagraph"/>
+      </w:pPr>
+      <w:r>
+        <w:t xml:space="preserve">Символическую точку отсчёта многие исследователи ведут от дачного потребительского кооператива «Озеро», учреждённого в 1996 году под Санкт-Петербургом группой знакомых Путина, построивших по соседству дачи на берегу Комсомольского озера. Список учредителей «Озера» впоследствии будут изучать как поимённый перечень будущих хозяев России. Среди них — Юрий Ковальчук, впоследствии главный акционер банка «Россия» и владелец медиаимперии, которого называют «личным банкиром Путина»; Владимир Якунин, будущий глава «Российских железных дорог»; братья Фурсенко, ставшие министром и главой пенсионного фонда; Николай Шамалов, чей сын, по данным расследователей, породнится с самим Путиным.</w:t>
+      </w:r>
+      <w:r>
+        <w:rPr>
+          <w:rStyle w:val="FootnoteReference"/>
+        </w:rPr>
+        <w:footnoteReference w:id="441"/>
+      </w:r>
+    </w:p>
+    <w:p>
+      <w:pPr>
+        <w:pStyle w:val="BodyText"/>
+      </w:pPr>
+      <w:r>
+        <w:t xml:space="preserve">Закономерность проста и наглядна: люди, оказавшиеся рядом с Путиным на заре его карьеры, по мере его восхождения к вершине власти становились обладателями колоссальных состояний и контроля над стратегическими активами. Их богатство росло не из предпринимательского таланта или конкуренции, а из близости к телу — из доступа к государственным подрядам, банкам, монополиям, распределяемым по признаку личной верности.</w:t>
+      </w:r>
+      <w:r>
+        <w:rPr>
+          <w:rStyle w:val="FootnoteReference"/>
+        </w:rPr>
+        <w:footnoteReference w:id="442"/>
+      </w:r>
+    </w:p>
+    <w:bookmarkEnd w:id="443"/>
+    <w:bookmarkStart w:id="446" w:name="друзья-миллиардеры"/>
+    <w:p>
+      <w:pPr>
+        <w:pStyle w:val="Heading2"/>
+      </w:pPr>
+      <w:r>
+        <w:t xml:space="preserve">Друзья-миллиардеры</w:t>
+      </w:r>
+    </w:p>
+    <w:p>
+      <w:pPr>
+        <w:pStyle w:val="FirstParagraph"/>
+      </w:pPr>
+      <w:r>
+        <w:t xml:space="preserve">Помимо соседей по «Озеру», в ближний круг бенефициаров входит несколько ключевых фигур, чьи биографии иллюстрируют механику системы.</w:t>
+      </w:r>
+    </w:p>
+    <w:p>
+      <w:pPr>
+        <w:pStyle w:val="BodyText"/>
+      </w:pPr>
+      <w:r>
+        <w:t xml:space="preserve">Геннадий Тимченко, знакомый Путина ещё по Петербургу, стал одним из богатейших людей России, сколотив состояние на торговле российской нефтью через трейдинговую компанию Gunvor. Аркадий и Борис Ротенберги — друзья детства Путина по секции дзюдо, спарринг-партнёры будущего президента — превратились в миллиардеров-подрядчиков: их структуры получали гигантские государственные контракты на строительство трубопроводов, спортивных объектов, дорог. Именно компания Ротенбергов построила Крымский мост — символ аннексии — по контракту без конкурса. Юрий Ковальчук через банк «Россия» и связанные структуры установил контроль над значительной частью медиарынка.</w:t>
+      </w:r>
+      <w:r>
+        <w:rPr>
+          <w:rStyle w:val="FootnoteReference"/>
+        </w:rPr>
+        <w:footnoteReference w:id="444"/>
+      </w:r>
+    </w:p>
+    <w:p>
+      <w:pPr>
+        <w:pStyle w:val="BodyText"/>
+      </w:pPr>
+      <w:r>
+        <w:t xml:space="preserve">Общий принцип: государственные деньги и активы перетекают к «друзьям», а «друзья», в свою очередь, обслуживают интересы власти — финансируют нужные проекты, владеют лояльными СМИ, хранят и приумножают, как считают многие исследователи, в том числе и скрытое богатство самого первого лица. Граница между личным состоянием Путина и состоянием его окружения размыта: по сути, это единый «общак», распорядителем которого выступает вождь.</w:t>
+      </w:r>
+      <w:r>
+        <w:rPr>
+          <w:rStyle w:val="FootnoteReference"/>
+        </w:rPr>
+        <w:footnoteReference w:id="445"/>
+      </w:r>
+    </w:p>
+    <w:bookmarkEnd w:id="446"/>
+    <w:bookmarkStart w:id="448" w:name="олимпийская-стройка-века"/>
+    <w:p>
+      <w:pPr>
+        <w:pStyle w:val="Heading2"/>
+      </w:pPr>
+      <w:r>
+        <w:t xml:space="preserve">Олимпийская стройка века</w:t>
+      </w:r>
+    </w:p>
+    <w:p>
+      <w:pPr>
+        <w:pStyle w:val="FirstParagraph"/>
+      </w:pPr>
+      <w:r>
+        <w:t xml:space="preserve">Наглядной витриной коррупционной системы стала зимняя Олимпиада в Сочи 2014 года. Она стала самой дорогой Олимпиадой в истории — её стоимость оценивают примерно в 50 миллиардов долларов, что многократно превысило первоначальные сметы и затраты любых предыдущих Игр, зимних или летних. Значительная часть этих денег, по оценкам независимых экспертов и расследователей, осела в карманах подрядчиков из ближнего круга через завышение смет и откаты. Олимпиада, задуманная как триумф возрождённой державы, стала памятником тому, как национальный праздник превращается в грандиозную схему обогащения приближённых.</w:t>
+      </w:r>
+      <w:r>
+        <w:rPr>
+          <w:rStyle w:val="FootnoteReference"/>
+        </w:rPr>
+        <w:footnoteReference w:id="447"/>
+      </w:r>
+    </w:p>
+    <w:bookmarkEnd w:id="448"/>
+    <w:bookmarkStart w:id="451" w:name="панамские-документы-и-кошелёк-путина"/>
+    <w:p>
+      <w:pPr>
+        <w:pStyle w:val="Heading2"/>
+      </w:pPr>
+      <w:r>
+        <w:t xml:space="preserve">Панамские документы и «кошелёк» Путина</w:t>
+      </w:r>
+    </w:p>
+    <w:p>
+      <w:pPr>
+        <w:pStyle w:val="FirstParagraph"/>
+      </w:pPr>
+      <w:r>
+        <w:t xml:space="preserve">Личное богатство Путина — тщательно охраняемая тайна. Официально он декларирует скромные доходы и почти не имеет собственности. Но исследователи — от Карен Давиши до Кэтрин Белтон — приводят убедительные аргументы в пользу того, что за подставными фигурами и сложными схемами скрываются активы, делающие его, возможно, одним из богатейших людей мира.</w:t>
+      </w:r>
+      <w:r>
+        <w:rPr>
+          <w:rStyle w:val="FootnoteReference"/>
+        </w:rPr>
+        <w:footnoteReference w:id="449"/>
+      </w:r>
+    </w:p>
+    <w:p>
+      <w:pPr>
+        <w:pStyle w:val="BodyText"/>
+      </w:pPr>
+      <w:r>
+        <w:t xml:space="preserve">Одно из окон в этот скрытый мир приоткрыли «Панамские документы» — гигантская утечка данных офшорной юридической фирмы, обнародованная в 2016 году международным консорциумом журналистов-расследователей. Из них следовало, что через цепочку офшоров прошло около двух миллиардов долларов, связанных с ближайшим окружением Путина. В центре одной из схем оказалась неожиданная фигура — виолончелист Сергей Ролдугин, давний друг президента и крёстный отец его дочери. Музыкант, по документам, оказался держателем офшорных активов на сотни миллионов долларов. Мало кто сомневался, что скромный виолончелист был лишь номинальным держателем — «кошельком», за которым стоял истинный бенефициар.</w:t>
+      </w:r>
+      <w:r>
+        <w:rPr>
+          <w:rStyle w:val="FootnoteReference"/>
+        </w:rPr>
+        <w:footnoteReference w:id="450"/>
+      </w:r>
+    </w:p>
+    <w:bookmarkEnd w:id="451"/>
+    <w:bookmarkStart w:id="454" w:name="почему-клептократия-это-надолго"/>
+    <w:p>
+      <w:pPr>
+        <w:pStyle w:val="Heading2"/>
+      </w:pPr>
+      <w:r>
+        <w:t xml:space="preserve">Почему клептократия — это надолго</w:t>
+      </w:r>
+    </w:p>
+    <w:p>
+      <w:pPr>
+        <w:pStyle w:val="FirstParagraph"/>
+      </w:pPr>
+      <w:r>
+        <w:t xml:space="preserve">Коррупционная природа режима — не просто моральный изъян; она имеет далеко идущие политические последствия, которые важно понять.</w:t>
+      </w:r>
+    </w:p>
+    <w:p>
+      <w:pPr>
+        <w:pStyle w:val="BodyText"/>
+      </w:pPr>
+      <w:r>
+        <w:t xml:space="preserve">Во-первых, коррупция объясняет, почему власть нельзя отдать. Для Путина и его окружения потеря власти означала бы не просто отставку, а катастрофу — утрату награбленных богатств и, вполне вероятно, уголовное преследование. Награбленное можно удержать, лишь удерживая власть. Отсюда — экзистенциальная невозможность честной передачи власти, невозможность допустить к ней тех, кто мог бы спросить за содеянное. Клептократия обречена цепляться за власть намертво.</w:t>
+      </w:r>
+      <w:r>
+        <w:rPr>
+          <w:rStyle w:val="FootnoteReference"/>
+        </w:rPr>
+        <w:footnoteReference w:id="452"/>
+      </w:r>
+    </w:p>
+    <w:p>
+      <w:pPr>
+        <w:pStyle w:val="BodyText"/>
+      </w:pPr>
+      <w:r>
+        <w:t xml:space="preserve">Во-вторых, коррупция — это и способ управления элитой. Кремль обладает компроматом практически на всех, кого допускает к кормушке: все повязаны участием в схемах, все уязвимы. Лояльность обеспечивается не только преданностью, но и страхом: любого «друга» можно в одночасье лишить всего и посадить, стоит ему проявить нелояльность, — как это произошло с олигархами 1990-х. Коррупция становится инструментом контроля: она и вознаграждает верных, и держит их на крючке.</w:t>
+      </w:r>
+      <w:r>
+        <w:rPr>
+          <w:rStyle w:val="FootnoteReference"/>
+        </w:rPr>
+        <w:footnoteReference w:id="453"/>
+      </w:r>
+    </w:p>
+    <w:p>
+      <w:pPr>
+        <w:pStyle w:val="BodyText"/>
+      </w:pPr>
+      <w:r>
+        <w:t xml:space="preserve">В-третьих, именно коррупция стала мишенью, вокруг которой оппозиция сумела мобилизовать общество. Разоблачение конкретного, наглядного воровства конкретных чиновников оказалось куда более действенным, чем абстрактные разговоры о свободе и демократии. Человеком, превратившим борьбу с коррупцией в политическую силу, стал Алексей Навальный, а его расследования — от «дворцов» чиновников до «дворца» самого Путина — нанесли режиму удары, которых тот всерьёз испугался. О самом громком из этих расследований и о тайных резиденциях власти — следующая глава.</w:t>
+      </w:r>
+    </w:p>
+    <w:p>
+      <w:r>
+        <w:br w:type="page"/>
+      </w:r>
+    </w:p>
+    <w:bookmarkEnd w:id="454"/>
+    <w:bookmarkEnd w:id="455"/>
+    <w:bookmarkStart w:id="470" w:name="глава-23.-дворцы-тайное-богатство-власти"/>
+    <w:p>
+      <w:pPr>
+        <w:pStyle w:val="Heading1"/>
+      </w:pPr>
+      <w:r>
+        <w:t xml:space="preserve">Глава 23. Дворцы: тайное богатство власти</w:t>
+      </w:r>
+    </w:p>
+    <w:bookmarkStart w:id="457" w:name="расследование-как-политическое-оружие"/>
+    <w:p>
+      <w:pPr>
+        <w:pStyle w:val="Heading2"/>
+      </w:pPr>
+      <w:r>
+        <w:t xml:space="preserve">Расследование как политическое оружие</w:t>
+      </w:r>
+    </w:p>
+    <w:p>
+      <w:pPr>
+        <w:pStyle w:val="FirstParagraph"/>
+      </w:pPr>
+      <w:r>
+        <w:t xml:space="preserve">К середине 2010-х годов российская оппозиция, вытесненная из парламента, с телевидения и с улиц, нашла оружие, против которого у власти долго не было защиты, — журналистское расследование коррупции, распространяемое через интернет. Пионером и мастером этого жанра стал Алексей Навальный и созданный им Фонд борьбы с коррупцией (ФБК). Логика была точным попаданием: абстрактные призывы к свободе и демократии оставляли обывателя равнодушным, но конкретный, наглядный, снятый с дронов рассказ о том, как чиновник, живущий на скромную зарплату, владеет дворцами, яхтами и виноградниками, вызывал ярость и запоминался. Коррупция — то, что понятно каждому и касается каждого, ведь ворованное — это недостроенные больницы, разбитые дороги, нищие пенсии.</w:t>
+      </w:r>
+      <w:r>
+        <w:rPr>
+          <w:rStyle w:val="FootnoteReference"/>
+        </w:rPr>
+        <w:footnoteReference w:id="456"/>
+      </w:r>
+    </w:p>
+    <w:p>
+      <w:pPr>
+        <w:pStyle w:val="BodyText"/>
+      </w:pPr>
+      <w:r>
+        <w:t xml:space="preserve">Фильмы-расследования ФБК, выходившие на YouTube, набирали десятки миллионов просмотров — аудиторию, сопоставимую с телевизионной, которую власть считала своей вотчиной. Монополия на информацию давала трещину именно там, где режиму было больнее всего.</w:t>
+      </w:r>
+    </w:p>
+    <w:bookmarkEnd w:id="457"/>
+    <w:bookmarkStart w:id="460" w:name="он-вам-не-димон"/>
+    <w:p>
+      <w:pPr>
+        <w:pStyle w:val="Heading2"/>
+      </w:pPr>
+      <w:r>
+        <w:t xml:space="preserve">«Он вам не Димон»</w:t>
+      </w:r>
+    </w:p>
+    <w:p>
+      <w:pPr>
+        <w:pStyle w:val="FirstParagraph"/>
+      </w:pPr>
+      <w:r>
+        <w:t xml:space="preserve">Одним из самых громких стало расследование 2017 года о тайной империи тогдашнего премьер-министра Дмитрия Медведева — фильм «Он вам не Димон». Расследователи показали сеть благотворительных фондов, через которые, по их данным, на подконтрольного Медведеву человека были оформлены роскошные резиденции, яхты, виноградники в России и за рубежом, целые агрокомплексы. Особую известность приобрела деталь — «домик для уточки» в одном из поместий, ставший ироничным символом абсурдной роскоши власти; жёлтая резиновая уточка превратилась в эмблему протеста.</w:t>
+      </w:r>
+      <w:r>
+        <w:rPr>
+          <w:rStyle w:val="FootnoteReference"/>
+        </w:rPr>
+        <w:footnoteReference w:id="458"/>
+      </w:r>
+    </w:p>
+    <w:p>
+      <w:pPr>
+        <w:pStyle w:val="BodyText"/>
+      </w:pPr>
+      <w:r>
+        <w:t xml:space="preserve">Фильм посмотрели десятки миллионов человек, и он вывел людей на улицы: весной 2017 года по всей стране прошли массовые антикоррупционные протесты, в которых заметную роль впервые сыграла совсем молодая аудитория — школьники и студенты, выросшие уже при Путине и черпающие информацию не из телевизора, а из сети. Власть ответила задержаниями, но джинн был выпущен: коррупция верхушки стала предметом общенационального разговора.</w:t>
+      </w:r>
+      <w:r>
+        <w:rPr>
+          <w:rStyle w:val="FootnoteReference"/>
+        </w:rPr>
+        <w:footnoteReference w:id="459"/>
+      </w:r>
+    </w:p>
+    <w:bookmarkEnd w:id="460"/>
+    <w:bookmarkStart w:id="463" w:name="дворец-для-путина"/>
+    <w:p>
+      <w:pPr>
+        <w:pStyle w:val="Heading2"/>
+      </w:pPr>
+      <w:r>
+        <w:t xml:space="preserve">«Дворец для Путина»</w:t>
+      </w:r>
+    </w:p>
+    <w:p>
+      <w:pPr>
+        <w:pStyle w:val="FirstParagraph"/>
+      </w:pPr>
+      <w:r>
+        <w:t xml:space="preserve">Кульминацией жанра стало расследование, ударившее в самое сердце системы, — фильм «Дворец для Путина. История самой большой взятки», выпущенный в январе 2021 года, через считаные дни после возвращения Навального в Россию и его ареста (об этих событиях — в следующих главах).</w:t>
+      </w:r>
+    </w:p>
+    <w:p>
+      <w:pPr>
+        <w:pStyle w:val="BodyText"/>
+      </w:pPr>
+      <w:r>
+        <w:t xml:space="preserve">Фильм рассказывал о грандиозном дворцовом комплексе на черноморском побережье под Геленджиком, построенном, по данным расследователей, для личного пользования Путина на деньги, собранные с приближённых олигархов, — своего рода «общак» ближнего круга. Масштаб поражал воображение: территория, многократно превышающая размеры иных княжеств, с собственным портом, виноградниками, вертолётными площадками, храмом, подземным хоккейным кортом; здание стоимостью, по оценке авторов, свыше миллиарда долларов, обставленное итальянской мебелью по баснословным ценам. Расследователи обнародовали даже сметы и планировки с такими деталями, как «аквадискотека» и дорогостоящие ёршики для унитазов, ставшие мемом. Над территорией была установлена бесполётная зона — прямое указание на особый статус объекта.</w:t>
+      </w:r>
+      <w:r>
+        <w:rPr>
+          <w:rStyle w:val="FootnoteReference"/>
+        </w:rPr>
+        <w:footnoteReference w:id="461"/>
+      </w:r>
+    </w:p>
+    <w:p>
+      <w:pPr>
+        <w:pStyle w:val="BodyText"/>
+      </w:pPr>
+      <w:r>
+        <w:t xml:space="preserve">Фильм посмотрели более ста миллионов человек — беспрецедентная цифра. Он нанёс по образу Путина как скромного «слуги народа» удар такой силы, что власть была вынуждена реагировать. Сам Путин публично отрицал, что дворец принадлежит ему, а вскоре один из его давних друзей-миллиардеров, Аркадий Ротенберг, выступил с малоубедительным заявлением, что дворец якобы принадлежит ему, — версия, в которую мало кто поверил и которая лишь подтвердила связь объекта с ближайшим окружением президента.</w:t>
+      </w:r>
+      <w:r>
+        <w:rPr>
+          <w:rStyle w:val="FootnoteReference"/>
+        </w:rPr>
+        <w:footnoteReference w:id="462"/>
+      </w:r>
+    </w:p>
+    <w:bookmarkEnd w:id="463"/>
+    <w:bookmarkStart w:id="466" w:name="скромность-на-публику-роскошь-втайне"/>
+    <w:p>
+      <w:pPr>
+        <w:pStyle w:val="Heading2"/>
+      </w:pPr>
+      <w:r>
+        <w:t xml:space="preserve">Скромность на публику, роскошь втайне</w:t>
+      </w:r>
+    </w:p>
+    <w:p>
+      <w:pPr>
+        <w:pStyle w:val="FirstParagraph"/>
+      </w:pPr>
+      <w:r>
+        <w:t xml:space="preserve">Дворец под Геленджиком — лишь верхушка айсберга. К услугам Путина, по данным расследователей, десятки государственных резиденций по всей стране — от Ново-Огарёва под Москвой до резиденции на Валдае и «Бочарова Ручья» в Сочи, — а также яхты, самолёты, коллекция дорогих часов, стоимость которой превышает его официальный многолетний доход. Контраст между декларируемой скромностью и реальным размахом жизни первого лица разителен.</w:t>
+      </w:r>
+      <w:r>
+        <w:rPr>
+          <w:rStyle w:val="FootnoteReference"/>
+        </w:rPr>
+        <w:footnoteReference w:id="464"/>
+      </w:r>
+    </w:p>
+    <w:p>
+      <w:pPr>
+        <w:pStyle w:val="BodyText"/>
+      </w:pPr>
+      <w:r>
+        <w:t xml:space="preserve">Этот контраст — не просто вопрос личной непорядочности. Он обнажает фундаментальную ложь, лежащую в основе режима, который десятилетиями изображал своего лидера бессребреником, радеющим лишь о благе Отечества, в противовес «жуликам» 1990-х. Расследования показали, что во главе «клептократии» стоит человек, чьё скрытое богатство, по обоснованным оценкам, ставит его в один ряд с богатейшими людьми планеты, — и что вся риторика о служении народу есть прикрытие для беспримерного личного обогащения за счёт этого самого народа.</w:t>
+      </w:r>
+      <w:r>
+        <w:rPr>
+          <w:rStyle w:val="FootnoteReference"/>
+        </w:rPr>
+        <w:footnoteReference w:id="465"/>
+      </w:r>
+    </w:p>
+    <w:bookmarkEnd w:id="466"/>
+    <w:bookmarkStart w:id="469" w:name="почему-власть-так-испугалась"/>
+    <w:p>
+      <w:pPr>
+        <w:pStyle w:val="Heading2"/>
+      </w:pPr>
+      <w:r>
+        <w:t xml:space="preserve">Почему власть так испугалась</w:t>
+      </w:r>
+    </w:p>
+    <w:p>
+      <w:pPr>
+        <w:pStyle w:val="FirstParagraph"/>
+      </w:pPr>
+      <w:r>
+        <w:t xml:space="preserve">Реакция режима на расследования лучше всего свидетельствует об их эффективности. Против ФБК и лично Навального была развёрнута кампания уголовного преследования; фонд в итоге объявили «экстремистской организацией» и разгромили; сотрудники были вынуждены эмигрировать или оказались за решёткой. Само упоминание имени Навального на государственном телевидении оказалось под негласным запретом — его старались не называть вовсе, что само по себе было признанием его опасности.</w:t>
+      </w:r>
+      <w:r>
+        <w:rPr>
+          <w:rStyle w:val="FootnoteReference"/>
+        </w:rPr>
+        <w:footnoteReference w:id="467"/>
+      </w:r>
+    </w:p>
+    <w:p>
+      <w:pPr>
+        <w:pStyle w:val="BodyText"/>
+      </w:pPr>
+      <w:r>
+        <w:t xml:space="preserve">Причина страха понятна. Разоблачение коррупции било по единственному, что оставалось у режима вместо идеологии и достижений, — по мифу о честном и эффективном вожде. Оно переводило недовольство из абстрактной плоскости («нет свободы») в конкретную и мобилизующую («они воруют наши деньги и живут во дворцах, пока мы нищаем»). И оно объединяло: против воровства были готовы протестовать и либералы, и националисты, и аполитичные граждане. Именно поэтому человек, вооружённый камерой, сметами и YouTube-каналом, оказался для Кремля опаснее целых политических партий, — и именно поэтому с ним расправятся с особой жестокостью.</w:t>
+      </w:r>
+      <w:r>
+        <w:rPr>
+          <w:rStyle w:val="FootnoteReference"/>
+        </w:rPr>
+        <w:footnoteReference w:id="468"/>
+      </w:r>
+    </w:p>
+    <w:p>
+      <w:pPr>
+        <w:pStyle w:val="BodyText"/>
+      </w:pPr>
+      <w:r>
+        <w:t xml:space="preserve">Но коррупция и ложь — не самые тяжкие из обвинений, которые можно предъявить режиму. Куда страшнее — кровь. Параллельно с обогащением верхушки в России выстроилась система физического устранения тех, кто становился слишком опасен или неудобен. Самым громким из этих преступлений стало убийство в двухстах метрах от Кремля Бориса Немцова. К политическим убийствам путинской эпохи мы и обращаемся.</w:t>
+      </w:r>
+    </w:p>
+    <w:p>
+      <w:r>
+        <w:br w:type="page"/>
+      </w:r>
+    </w:p>
+    <w:bookmarkEnd w:id="469"/>
+    <w:bookmarkEnd w:id="470"/>
+    <w:bookmarkStart w:id="487" w:name="X04f07d6a2f8ead9438980374bc37fb961755457"/>
+    <w:p>
+      <w:pPr>
+        <w:pStyle w:val="Heading1"/>
+      </w:pPr>
+      <w:r>
+        <w:t xml:space="preserve">Глава 24. Выстрелы у Кремля: убийство Бориса Немцова</w:t>
+      </w:r>
+    </w:p>
+    <w:bookmarkStart w:id="473" w:name="Xecae80370037fbbe2b8d04cfde41435fe560e36"/>
+    <w:p>
+      <w:pPr>
+        <w:pStyle w:val="Heading2"/>
+      </w:pPr>
+      <w:r>
+        <w:t xml:space="preserve">Человек, который мог стать другим президентом</w:t>
+      </w:r>
+    </w:p>
+    <w:p>
+      <w:pPr>
+        <w:pStyle w:val="FirstParagraph"/>
+      </w:pPr>
+      <w:r>
+        <w:t xml:space="preserve">Борис Немцов был, пожалуй, самой яркой фигурой российской оппозиции 2000–2010-х годов — и человеком, чья судьба сложилась как трагический контрапункт судьбе Путина. В 1990-е Немцов, молодой физик, стал успешным губернатором Нижегородской области, слыл реформатором и любимцем Ельцина, дослужился до вице-премьера и одно время рассматривался как возможный преемник первого президента. История могла свернуть иначе, и тогда преемником стал бы он, а не выходец из спецслужб. Но вышло так, как вышло, и Немцов, не вписавшийся в новую систему, из потенциального наследника престола превратился в одного из главных её критиков.</w:t>
+      </w:r>
+      <w:r>
+        <w:rPr>
+          <w:rStyle w:val="FootnoteReference"/>
+        </w:rPr>
+        <w:footnoteReference w:id="471"/>
+      </w:r>
+    </w:p>
+    <w:p>
+      <w:pPr>
+        <w:pStyle w:val="BodyText"/>
+      </w:pPr>
+      <w:r>
+        <w:t xml:space="preserve">В 2000-е и 2010-е Немцов был неутомим: он соучреждал оппозиционные партии и движения, выходил на все протесты, был одним из лидеров «болотной» волны. Но особую опасность для власти представляли его доклады-расследования — «Путин. Итоги», доклад о коррупции на сочинской Олимпиаде, доклад «Путин. Война» о российском вмешательстве на Донбассе. Немцов методично, с цифрами и фактами, разоблачал и коррупцию режима, и его ложь о войне. Он был не диванным критиком, а деятельным политиком с именем, харизмой и биографией государственного человека, — и потому раздражал власть особенно сильно.</w:t>
+      </w:r>
+      <w:r>
+        <w:rPr>
+          <w:rStyle w:val="FootnoteReference"/>
+        </w:rPr>
+        <w:footnoteReference w:id="472"/>
+      </w:r>
+    </w:p>
+    <w:bookmarkEnd w:id="473"/>
+    <w:bookmarkStart w:id="475" w:name="атмосфера-ненависти"/>
+    <w:p>
+      <w:pPr>
+        <w:pStyle w:val="Heading2"/>
+      </w:pPr>
+      <w:r>
+        <w:t xml:space="preserve">Атмосфера ненависти</w:t>
+      </w:r>
+    </w:p>
+    <w:p>
+      <w:pPr>
+        <w:pStyle w:val="FirstParagraph"/>
+      </w:pPr>
+      <w:r>
+        <w:t xml:space="preserve">К началу 2015 года атмосфера в стране была накалена до предела. После аннексии Крыма и начала войны на Донбассе государственная пропаганда достигла невиданного градуса ненависти. Тех, кто не поддерживал войну и власть, официально клеймили «национал-предателями» и «пятой колонной» — Путин лично употребил эти выражения в своей крымской речи в марте 2014 года, фактически санкционировав травлю несогласных как внутренних врагов. Телевидение изо дня в день внушало, что оппозиционеры — агенты Запада, предатели Родины, пособники «киевской хунты». В такой атмосфере насилие против инакомыслящих становилось почти неизбежным: если человек объявлен врагом народа и предателем, то расправа над ним подаётся уже не как преступление, а как возмездие.</w:t>
+      </w:r>
+      <w:r>
+        <w:rPr>
+          <w:rStyle w:val="FootnoteReference"/>
+        </w:rPr>
+        <w:footnoteReference w:id="474"/>
+      </w:r>
+    </w:p>
+    <w:p>
+      <w:pPr>
+        <w:pStyle w:val="BodyText"/>
+      </w:pPr>
+      <w:r>
+        <w:t xml:space="preserve">Сам Немцов незадолго до гибели говорил близким, что опасается за свою жизнь, — и не напрасно.</w:t>
+      </w:r>
+    </w:p>
+    <w:bookmarkEnd w:id="475"/>
+    <w:bookmarkStart w:id="478" w:name="двести-метров-от-кремля"/>
+    <w:p>
+      <w:pPr>
+        <w:pStyle w:val="Heading2"/>
+      </w:pPr>
+      <w:r>
+        <w:t xml:space="preserve">Двести метров от Кремля</w:t>
+      </w:r>
+    </w:p>
+    <w:p>
+      <w:pPr>
+        <w:pStyle w:val="FirstParagraph"/>
+      </w:pPr>
+      <w:r>
+        <w:t xml:space="preserve">Вечером 27 февраля 2015 года Борис Немцов шёл со своей спутницей по Большому Москворецкому мосту — в самом центре Москвы, прямо под стенами Кремля, в двухстах метрах от его башен. Это место — одно из самых охраняемых и просматриваемых во всей России: рядом резиденция главы государства, всё пространство находится под плотным контролем спецслужб и напичкано камерами наблюдения. И именно здесь, в этой «зоне абсолютной безопасности», к Немцову подошёл убийца и несколькими выстрелами в спину оборвал его жизнь. Ведущий оппозиционный политик страны был застрелен у стен Кремля.</w:t>
+      </w:r>
+      <w:r>
+        <w:rPr>
+          <w:rStyle w:val="FootnoteReference"/>
+        </w:rPr>
+        <w:footnoteReference w:id="476"/>
+      </w:r>
+    </w:p>
+    <w:p>
+      <w:pPr>
+        <w:pStyle w:val="BodyText"/>
+      </w:pPr>
+      <w:r>
+        <w:t xml:space="preserve">Символизм места был чудовищным и очевидным для всех: оппозицию убивают буквально в тени власти, и власть либо не может, либо не хочет это предотвратить. Незадолго до гибели Немцов работал над очередным докладом — о присутствии российских войск на Донбассе; доклад после его смерти был дописан соратниками и опубликован.</w:t>
+      </w:r>
+      <w:r>
+        <w:rPr>
+          <w:rStyle w:val="FootnoteReference"/>
+        </w:rPr>
+        <w:footnoteReference w:id="477"/>
+      </w:r>
+    </w:p>
+    <w:bookmarkEnd w:id="478"/>
+    <w:bookmarkStart w:id="481" w:name="исполнители-без-заказчиков"/>
+    <w:p>
+      <w:pPr>
+        <w:pStyle w:val="Heading2"/>
+      </w:pPr>
+      <w:r>
+        <w:t xml:space="preserve">Исполнители без заказчиков</w:t>
+      </w:r>
+    </w:p>
+    <w:p>
+      <w:pPr>
+        <w:pStyle w:val="FirstParagraph"/>
+      </w:pPr>
+      <w:r>
+        <w:t xml:space="preserve">Расследование убийства пошло по знакомому сценарию, обнажившему природу российского «правосудия» в подобных делах. Непосредственных исполнителей нашли и осудили — это были выходцы из Чечни, связанные с окружением главы республики Рамзана Кадырова; организатором был признан офицер чеченского силового подразделения. Стрелявший, Заур Дадаев, служил в структурах, подчинённых Кадырову.</w:t>
+      </w:r>
+      <w:r>
+        <w:rPr>
+          <w:rStyle w:val="FootnoteReference"/>
+        </w:rPr>
+        <w:footnoteReference w:id="479"/>
+      </w:r>
+    </w:p>
+    <w:p>
+      <w:pPr>
+        <w:pStyle w:val="BodyText"/>
+      </w:pPr>
+      <w:r>
+        <w:t xml:space="preserve">Но следствие, осудив рядовых исполнителей, наотрез отказалось двигаться дальше — к заказчикам. Кто отдал приказ, кто оплатил убийство, кому оно было выгодно — эти вопросы остались без ответа. Все нити вели в сторону чеченского руководства и, возможно, выше, но там расследование было наглухо заблокировано. Ключевые фигуры, на которых указывали улики, не были даже допрошены как следует. Заказчик убийства самого известного оппозиционера страны, совершённого под стенами Кремля, официально «не установлен» по сей день. Семья Немцова и его соратники справедливо называют расследование сознательно неполным, призванным увести от подлинных организаторов.</w:t>
+      </w:r>
+      <w:r>
+        <w:rPr>
+          <w:rStyle w:val="FootnoteReference"/>
+        </w:rPr>
+        <w:footnoteReference w:id="480"/>
+      </w:r>
+    </w:p>
+    <w:bookmarkEnd w:id="481"/>
+    <w:bookmarkStart w:id="483" w:name="мост-немцова"/>
+    <w:p>
+      <w:pPr>
+        <w:pStyle w:val="Heading2"/>
+      </w:pPr>
+      <w:r>
+        <w:t xml:space="preserve">Мост Немцова</w:t>
+      </w:r>
+    </w:p>
+    <w:p>
+      <w:pPr>
+        <w:pStyle w:val="FirstParagraph"/>
+      </w:pPr>
+      <w:r>
+        <w:t xml:space="preserve">После убийства на месте гибели Немцова возник стихийный народный мемориал — цветы, фотографии, свечи. И началось противостояние, которое длится по сей день: власти и провластные активисты раз за разом уничтожают мемориал, вывозят цветы и портреты, а волонтёры-дежурные раз за разом восстанавливают его. Место так и не получило официального статуса; попытки установить памятную табличку или назвать мост именем Немцова в России отвергаются (хотя площади перед российскими посольствами в ряде западных столиц имя Немцова присвоено). Этот многолетний тихий конфликт у Кремля — цветы против их уничтожения — стал ёмким образом всей борьбы памяти и правды против режима.</w:t>
+      </w:r>
+      <w:r>
+        <w:rPr>
+          <w:rStyle w:val="FootnoteReference"/>
+        </w:rPr>
+        <w:footnoteReference w:id="482"/>
+      </w:r>
+    </w:p>
+    <w:bookmarkEnd w:id="483"/>
+    <w:bookmarkStart w:id="486" w:name="что-означало-это-убийство"/>
+    <w:p>
+      <w:pPr>
+        <w:pStyle w:val="Heading2"/>
+      </w:pPr>
+      <w:r>
+        <w:t xml:space="preserve">Что означало это убийство</w:t>
+      </w:r>
+    </w:p>
+    <w:p>
+      <w:pPr>
+        <w:pStyle w:val="FirstParagraph"/>
+      </w:pPr>
+      <w:r>
+        <w:t xml:space="preserve">Убийство Немцова стало рубежным событием, и его значение выходит далеко за рамки гибели одного человека.</w:t>
+      </w:r>
+    </w:p>
+    <w:p>
+      <w:pPr>
+        <w:pStyle w:val="BodyText"/>
+      </w:pPr>
+      <w:r>
+        <w:t xml:space="preserve">Оно показало, что физическая безопасность больше не гарантирована никому из противников власти, сколь бы известен и статусен он ни был. Если убивают Немцова — бывшего вице-премьера, фигуру всероссийского и мирового масштаба — в самом центре Москвы, то что говорить об остальных. Это был сигнал устрашения всей оппозиции.</w:t>
+      </w:r>
+      <w:r>
+        <w:rPr>
+          <w:rStyle w:val="FootnoteReference"/>
+        </w:rPr>
+        <w:footnoteReference w:id="484"/>
+      </w:r>
+    </w:p>
+    <w:p>
+      <w:pPr>
+        <w:pStyle w:val="BodyText"/>
+      </w:pPr>
+      <w:r>
+        <w:t xml:space="preserve">Оно продемонстрировало и то, как работает система безнаказанности: исполнителей из числа «расходного материала» могут и наказать, но заказчики из числа приближённых к власти неприкосновенны. «Правосудие» доходит ровно до той черты, за которой начинается защита системы, и там останавливается.</w:t>
+      </w:r>
+      <w:r>
+        <w:rPr>
+          <w:rStyle w:val="FootnoteReference"/>
+        </w:rPr>
+        <w:footnoteReference w:id="485"/>
+      </w:r>
+    </w:p>
+    <w:p>
+      <w:pPr>
+        <w:pStyle w:val="BodyText"/>
+      </w:pPr>
+      <w:r>
+        <w:t xml:space="preserve">И оно обозначило прямую связь между словом и делом, между пропагандой ненависти и кровью. Годами внушая обществу, что несогласные — это предатели и враги, режим создавал ту атмосферу, в которой убийство оппозиционера становилось если не прямым приказом, то логичным следствием, «исполнением заказа», витавшего в воздухе. Разжигание ненависти имеет цену, и цена эта — человеческие жизни.</w:t>
+      </w:r>
+    </w:p>
+    <w:p>
+      <w:pPr>
+        <w:pStyle w:val="BodyText"/>
+      </w:pPr>
+      <w:r>
+        <w:t xml:space="preserve">Немцов был не первой и не последней жертвой. Ему предшествовала целая череда убитых журналистов и правозащитников, а за ним последуют новые преступления. О системе физического устранения неугодных — тех, кто говорил правду, — следующая глава.</w:t>
+      </w:r>
+    </w:p>
+    <w:p>
+      <w:r>
+        <w:br w:type="page"/>
+      </w:r>
+    </w:p>
+    <w:bookmarkEnd w:id="486"/>
+    <w:bookmarkEnd w:id="487"/>
+    <w:bookmarkStart w:id="504" w:name="Xcfe0a33ff28e12572d43e8261ab71f2270bc73c"/>
+    <w:p>
+      <w:pPr>
+        <w:pStyle w:val="Heading1"/>
+      </w:pPr>
+      <w:r>
+        <w:t xml:space="preserve">Глава 25. Убитые за правду: журналисты и правозащитники</w:t>
+      </w:r>
+    </w:p>
+    <w:bookmarkStart w:id="489" w:name="смертельная-профессия"/>
+    <w:p>
+      <w:pPr>
+        <w:pStyle w:val="Heading2"/>
+      </w:pPr>
+      <w:r>
+        <w:t xml:space="preserve">Смертельная профессия</w:t>
+      </w:r>
+    </w:p>
+    <w:p>
+      <w:pPr>
+        <w:pStyle w:val="FirstParagraph"/>
+      </w:pPr>
+      <w:r>
+        <w:t xml:space="preserve">Убийство Немцова не было аномалией — оно стало лишь самым громким звеном в длинной цепи. На протяжении всего правления Путина Россия остаётся одной из самых опасных стран мира для журналистов и правозащитников. Международные организации, ведущие скорбный счёт, называют десятки имён репортёров, убитых с 2000 года, — и подавляющее большинство этих убийств остались нераскрытыми, а заказчики — ненаказанными. Эта безнаказанность и есть главная улика: там, где государство раз за разом не желает или не может найти убийц тех, кто разоблачал власть, оно фактически становится соучастником.</w:t>
+      </w:r>
+      <w:r>
+        <w:rPr>
+          <w:rStyle w:val="FootnoteReference"/>
+        </w:rPr>
+        <w:footnoteReference w:id="488"/>
+      </w:r>
+    </w:p>
+    <w:p>
+      <w:pPr>
+        <w:pStyle w:val="BodyText"/>
+      </w:pPr>
+      <w:r>
+        <w:t xml:space="preserve">Рассмотрим несколько судеб, за которыми стоят сотни других, менее известных.</w:t>
+      </w:r>
+    </w:p>
+    <w:bookmarkEnd w:id="489"/>
+    <w:bookmarkStart w:id="492" w:name="анна-политковская"/>
+    <w:p>
+      <w:pPr>
+        <w:pStyle w:val="Heading2"/>
+      </w:pPr>
+      <w:r>
+        <w:t xml:space="preserve">Анна Политковская</w:t>
+      </w:r>
+    </w:p>
+    <w:p>
+      <w:pPr>
+        <w:pStyle w:val="FirstParagraph"/>
+      </w:pPr>
+      <w:r>
+        <w:t xml:space="preserve">Анна Политковская, обозреватель «Новой газеты», была совестью российской журналистики и главным голосом правды о второй чеченской войне. Она ездила в Чечню, когда это было смертельно опасно, документировала пытки, похищения, внесудебные казни, творимые как федеральными силами, так и режимом Кадырова. Она писала о том, о чём молчали все, — о цене «наведения порядка» на Кавказе, о страданиях мирных людей. Её книги, включая «Вторую чеченскую» и «Путинскую Россию», выходили по всему миру и были беспощадны к власти.</w:t>
+      </w:r>
+      <w:r>
+        <w:rPr>
+          <w:rStyle w:val="FootnoteReference"/>
+        </w:rPr>
+        <w:footnoteReference w:id="490"/>
+      </w:r>
+    </w:p>
+    <w:p>
+      <w:pPr>
+        <w:pStyle w:val="BodyText"/>
+      </w:pPr>
+      <w:r>
+        <w:t xml:space="preserve">7 октября 2006 года — в день рождения Владимира Путина, что многие сочли зловещим «подарком», — Политковскую застрелили в подъезде её дома в Москве. Как и в деле Немцова, исполнителей (выходцев из Чечни) со временем осудили, но заказчик убийства так и не был назван. Реакция самого Путина была показательно циничной: он заявил, что влияние Политковской на политическую жизнь было «крайне незначительным», а её гибель нанесла власти больший ущерб, чем её публикации, — то есть посмертно принизил ту, кого убили за её работу.</w:t>
+      </w:r>
+      <w:r>
+        <w:rPr>
+          <w:rStyle w:val="FootnoteReference"/>
+        </w:rPr>
+        <w:footnoteReference w:id="491"/>
+      </w:r>
+    </w:p>
+    <w:bookmarkEnd w:id="492"/>
+    <w:bookmarkStart w:id="495" w:name="наталья-эстемирова"/>
+    <w:p>
+      <w:pPr>
+        <w:pStyle w:val="Heading2"/>
+      </w:pPr>
+      <w:r>
+        <w:t xml:space="preserve">Наталья Эстемирова</w:t>
+      </w:r>
+    </w:p>
+    <w:p>
+      <w:pPr>
+        <w:pStyle w:val="FirstParagraph"/>
+      </w:pPr>
+      <w:r>
+        <w:t xml:space="preserve">Дело Политковской продолжила её коллега и соратница по правозащитной работе в Чечне Наталья Эстемирова, сотрудница правозащитного центра «Мемориал». Она расследовала похищения, пытки и внесудебные казни в Чечне при Кадырове, вступая в прямой конфликт с всесильным главой республики. В июле 2009 года Эстемирову похитили у её дома в Грозном и в тот же день убили — её тело нашли в соседней Ингушетии. Убийство осталось нераскрытым; правозащитники прямо связывали его с её разоблачениями чеченского режима.</w:t>
+      </w:r>
+      <w:r>
+        <w:rPr>
+          <w:rStyle w:val="FootnoteReference"/>
+        </w:rPr>
+        <w:footnoteReference w:id="493"/>
+      </w:r>
+    </w:p>
+    <w:p>
+      <w:pPr>
+        <w:pStyle w:val="BodyText"/>
+      </w:pPr>
+      <w:r>
+        <w:t xml:space="preserve">Гибель Эстемировой была частью целой волны расправ над теми, кто говорил правду о Чечне. В том же ряду — убийство в январе 2009 года в центре Москвы адвоката Станислава Маркелова, защищавшего жертв военных преступлений в Чечне, и молодой журналистки «Новой газеты» Анастасии Бабуровой, попытавшейся его защитить. Их застрелил боевик из ультраправой группировки — этот случай показал, что помимо «чеченского следа» власть терпела, а порой и использовала и русских националистов как инструмент насилия против неугодных.</w:t>
+      </w:r>
+      <w:r>
+        <w:rPr>
+          <w:rStyle w:val="FootnoteReference"/>
+        </w:rPr>
+        <w:footnoteReference w:id="494"/>
+      </w:r>
+    </w:p>
+    <w:bookmarkEnd w:id="495"/>
+    <w:bookmarkStart w:id="498" w:name="новая-газета-платит-кровью"/>
+    <w:p>
+      <w:pPr>
+        <w:pStyle w:val="Heading2"/>
+      </w:pPr>
+      <w:r>
+        <w:t xml:space="preserve">«Новая газета» платит кровью</w:t>
+      </w:r>
+    </w:p>
+    <w:p>
+      <w:pPr>
+        <w:pStyle w:val="FirstParagraph"/>
+      </w:pPr>
+      <w:r>
+        <w:t xml:space="preserve">Отдельно стоит сказать о «Новой газете» — издании, которое на протяжении двух десятилетий оставалось одним из последних оплотов независимой журналистики в России и заплатило за это самую страшную цену. Помимо Политковской и Бабуровой, были убиты и другие сотрудники газеты — журналист и депутат Юрий Щекочихин, расследовавший коррупцию в спецслужбах и обстоятельства взрывов 1999 года, скончавшийся в 2003 году от загадочной скоротечной болезни со всеми признаками отравления; корреспондент Игорь Домников, забитый до смерти в 2000 году. Несколько сотрудников одной редакции, погибших за свою работу, — это уже не совпадение, а свидетельство о стране, где честная журналистика стала смертельно опасным ремеслом.</w:t>
+      </w:r>
+      <w:r>
+        <w:rPr>
+          <w:rStyle w:val="FootnoteReference"/>
+        </w:rPr>
+        <w:footnoteReference w:id="496"/>
+      </w:r>
+    </w:p>
+    <w:p>
+      <w:pPr>
+        <w:pStyle w:val="BodyText"/>
+      </w:pPr>
+      <w:r>
+        <w:t xml:space="preserve">Главный редактор «Новой газеты» Дмитрий Муратов в 2021 году был удостоен Нобелевской премии мира — «за усилия по защите свободы слова». Принимая награду, он посвятил её погибшим коллегам. Символично, что высшая мировая награда за свободу слова досталась редактору издания, потерявшего убитыми шестерых сотрудников, — в стране, называющей себя нормальным государством.</w:t>
+      </w:r>
+      <w:r>
+        <w:rPr>
+          <w:rStyle w:val="FootnoteReference"/>
+        </w:rPr>
+        <w:footnoteReference w:id="497"/>
+      </w:r>
+    </w:p>
+    <w:bookmarkEnd w:id="498"/>
+    <w:bookmarkStart w:id="500" w:name="пол-хлебников-и-другие"/>
+    <w:p>
+      <w:pPr>
+        <w:pStyle w:val="Heading2"/>
+      </w:pPr>
+      <w:r>
+        <w:t xml:space="preserve">Пол Хлебников и другие</w:t>
+      </w:r>
+    </w:p>
+    <w:p>
+      <w:pPr>
+        <w:pStyle w:val="FirstParagraph"/>
+      </w:pPr>
+      <w:r>
+        <w:t xml:space="preserve">Список можно продолжать. В 2004 году в Москве был застрелен Пол Хлебников, главный редактор русского издания журнала Forbes, американец русского происхождения, занимавшийся расследованиями о коррупции, олигархах и чеченских деньгах, составлявший рейтинги российских богачей. Его убийство также осталось фактически нераскрытым. За два с лишним десятилетия жертвами стали десятки журналистов в разных регионах страны — тех, кто расследовал коррупцию местных властей, связи чиновников с криминалом, злоупотребления силовиков.</w:t>
+      </w:r>
+      <w:r>
+        <w:rPr>
+          <w:rStyle w:val="FootnoteReference"/>
+        </w:rPr>
+        <w:footnoteReference w:id="499"/>
+      </w:r>
+    </w:p>
+    <w:bookmarkEnd w:id="500"/>
+    <w:bookmarkStart w:id="503" w:name="анатомия-безнаказанности"/>
+    <w:p>
+      <w:pPr>
+        <w:pStyle w:val="Heading2"/>
+      </w:pPr>
+      <w:r>
+        <w:t xml:space="preserve">Анатомия безнаказанности</w:t>
+      </w:r>
+    </w:p>
+    <w:p>
+      <w:pPr>
+        <w:pStyle w:val="FirstParagraph"/>
+      </w:pPr>
+      <w:r>
+        <w:t xml:space="preserve">Если охватить эту скорбную статистику единым взглядом, проступает система. Её механика такова: журналиста или правозащитника, ставшего слишком опасным, устраняют — иногда, вероятно, по прямому заказу, иногда руками «инициативных» исполнителей, уловивших сигнал сверху, из атмосферы ненависти к «врагам». Затем следствие — если оно вообще ведётся всерьёз — доходит до непосредственных киллеров, но неизменно останавливается перед заказчиками, особенно если те связаны с властью или с Кадыровым. Дело «закрывается» на удобном уровне, подлинные организаторы остаются в тени и на свободе.</w:t>
+      </w:r>
+      <w:r>
+        <w:rPr>
+          <w:rStyle w:val="FootnoteReference"/>
+        </w:rPr>
+        <w:footnoteReference w:id="501"/>
+      </w:r>
+    </w:p>
+    <w:p>
+      <w:pPr>
+        <w:pStyle w:val="BodyText"/>
+      </w:pPr>
+      <w:r>
+        <w:t xml:space="preserve">Эта систематическая безнаказанность выполняет двойную функцию. Она защищает конкретных заказчиков — но, что важнее, она посылает сигнал всем остальным. Каждое нераскрытое убийство журналиста — это предупреждение сотням других: копнёшь слишком глубоко, скажешь слишком громко — и с тобой может случиться то же, а виновных не найдут. Так насаждается самоцензура, так выжигается профессия. Не нужно убивать всех — достаточно убить нескольких безнаказанно, чтобы запугать многих. В этом холодном расчёте — суть системы политического насилия, выстроенной в путинской России.</w:t>
+      </w:r>
+      <w:r>
+        <w:rPr>
+          <w:rStyle w:val="FootnoteReference"/>
+        </w:rPr>
+        <w:footnoteReference w:id="502"/>
+      </w:r>
+    </w:p>
+    <w:p>
+      <w:pPr>
+        <w:pStyle w:val="BodyText"/>
+      </w:pPr>
+      <w:r>
+        <w:t xml:space="preserve">Особую роль в этой системе играет Чечня и её правитель — Рамзан Кадыров, чьё имя всплывало в связи с целым рядом убийств. Феномен Кадырова — государства в государстве, где насилие возведено в открытый принцип, — заслуживает отдельного разговора, к которому мы и переходим.</w:t>
+      </w:r>
+    </w:p>
+    <w:p>
+      <w:r>
+        <w:br w:type="page"/>
+      </w:r>
+    </w:p>
+    <w:bookmarkEnd w:id="503"/>
+    <w:bookmarkEnd w:id="504"/>
+    <w:bookmarkStart w:id="518" w:name="Xd312127bbadec8c360068232a41eb0fdb0f1121"/>
+    <w:p>
+      <w:pPr>
+        <w:pStyle w:val="Heading1"/>
+      </w:pPr>
+      <w:r>
+        <w:t xml:space="preserve">Глава 26. Кадыров: государство в государстве</w:t>
+      </w:r>
+    </w:p>
+    <w:bookmarkStart w:id="507" w:name="цена-умиротворения-чечни"/>
+    <w:p>
+      <w:pPr>
+        <w:pStyle w:val="Heading2"/>
+      </w:pPr>
+      <w:r>
+        <w:t xml:space="preserve">Цена «умиротворения» Чечни</w:t>
+      </w:r>
+    </w:p>
+    <w:p>
+      <w:pPr>
+        <w:pStyle w:val="FirstParagraph"/>
+      </w:pPr>
+      <w:r>
+        <w:t xml:space="preserve">Чтобы завершить рассказ о системе насилия, нужно понять феномен, стоящий особняком даже в путинской России, — режим Рамзана Кадырова в Чечне. Победа во второй чеченской войне, вознёсшая Путина к власти, была одержана не только оружием, но и политической сделкой: Москва передала фактическую власть над республикой лояльному местному клану, готовому воевать против вчерашних соратников-сепаратистов на стороне Кремля. Первым выбором стал муфтий Ахмат Кадыров, перешедший на сторону федералов; после его гибели в результате теракта в мае 2004 года ставку сделали на его сына — молодого, жёсткого и абсолютно преданного Путину Рамзана.</w:t>
+      </w:r>
+      <w:r>
+        <w:rPr>
+          <w:rStyle w:val="FootnoteReference"/>
+        </w:rPr>
+        <w:footnoteReference w:id="505"/>
+      </w:r>
+    </w:p>
+    <w:p>
+      <w:pPr>
+        <w:pStyle w:val="BodyText"/>
+      </w:pPr>
+      <w:r>
+        <w:t xml:space="preserve">Суть сделки, определившей устройство Чечни на десятилетия, проста и цинична. Кадыров обеспечивает Кремлю видимость мира и стабильности на Кавказе, гарантирует лояльность и подавляет любое сопротивление — а взамен получает почти неограниченную власть над республикой, щедрое финансирование из федерального бюджета и, что важнее всего, право на безнаказанность. Чечня превратилась в территорию, где российские законы действуют лишь номинально, а реально правит воля одного человека и его вооружённых формирований — «кадыровцев».</w:t>
+      </w:r>
+      <w:r>
+        <w:rPr>
+          <w:rStyle w:val="FootnoteReference"/>
+        </w:rPr>
+        <w:footnoteReference w:id="506"/>
+      </w:r>
+    </w:p>
+    <w:bookmarkEnd w:id="507"/>
+    <w:bookmarkStart w:id="509" w:name="личная-диктатура-и-культ"/>
+    <w:p>
+      <w:pPr>
+        <w:pStyle w:val="Heading2"/>
+      </w:pPr>
+      <w:r>
+        <w:t xml:space="preserve">Личная диктатура и культ</w:t>
+      </w:r>
+    </w:p>
+    <w:p>
+      <w:pPr>
+        <w:pStyle w:val="FirstParagraph"/>
+      </w:pPr>
+      <w:r>
+        <w:t xml:space="preserve">Режим, выстроенный Кадыровым, — это диктатура внутри диктатуры, доведённая до почти карикатурной степени. В республике насаждён откровенный культ личности самого Кадырова и его покойного отца: их портреты повсюду, их именами названы улицы и учреждения, любое проявление нелояльности карается беспощадно. Кадыров содержит частную армию, присягающую лично ему, демонстрирует роскошь — дворцы, скаковых лошадей, спортивные бои, коллекции автомобилей и хищных зверей, — и ведёт себя как феодальный властитель, а не как губернатор в составе федерации. При этом он публично и демонстративно называет себя «пехотинцем Путина», готовым выполнить любой приказ, и клянётся в личной верности вождю, а не абстрактному государству или закону.</w:t>
+      </w:r>
+      <w:r>
+        <w:rPr>
+          <w:rStyle w:val="FootnoteReference"/>
+        </w:rPr>
+        <w:footnoteReference w:id="508"/>
+      </w:r>
+    </w:p>
+    <w:p>
+      <w:pPr>
+        <w:pStyle w:val="BodyText"/>
+      </w:pPr>
+      <w:r>
+        <w:t xml:space="preserve">Эта личная уния — «я служу лично тебе, ты позволяешь мне всё» — обнажает архаичную, домодерную природу власти, скрытую и в путинской системе в целом, но в Чечне вышедшую наружу без прикрас.</w:t>
+      </w:r>
+    </w:p>
+    <w:bookmarkEnd w:id="509"/>
+    <w:bookmarkStart w:id="513" w:name="террор-как-метод-управления"/>
+    <w:p>
+      <w:pPr>
+        <w:pStyle w:val="Heading2"/>
+      </w:pPr>
+      <w:r>
+        <w:t xml:space="preserve">Террор как метод управления</w:t>
+      </w:r>
+    </w:p>
+    <w:p>
+      <w:pPr>
+        <w:pStyle w:val="FirstParagraph"/>
+      </w:pPr>
+      <w:r>
+        <w:t xml:space="preserve">Способ, которым Кадыров поддерживает «порядок», — это неприкрытый государственный террор. Правозащитники годами документируют в Чечне систематические похищения людей, пытки, внесудебные казни, коллективные наказания родственников подозреваемых (сжигание домов семей тех, кого объявили боевиками или их пособниками), публичные унижения. Инакомыслие, критика власти, даже неосторожное слово в социальных сетях могут стоить свободы, здоровья или жизни.</w:t>
+      </w:r>
+      <w:r>
+        <w:rPr>
+          <w:rStyle w:val="FootnoteReference"/>
+        </w:rPr>
+        <w:footnoteReference w:id="510"/>
+      </w:r>
+    </w:p>
+    <w:p>
+      <w:pPr>
+        <w:pStyle w:val="BodyText"/>
+      </w:pPr>
+      <w:r>
+        <w:t xml:space="preserve">Особенно чудовищной стала кампания преследования гомосексуалов, о которой в 2017 году рассказала «Новая газета»: в Чечне развернулись настоящие «чистки» — мужчин, заподозренных в гомосексуальности, похищали, пытали, содержали в тайных тюрьмах, некоторых убивали; семьям порой предлагали совершить «убийства чести». Это преследование по признаку сексуальной ориентации, беспрецедентное для Европы XXI века, власти республики цинично отрицали — вплоть до заявлений, что в Чечне «таких людей нет».</w:t>
+      </w:r>
+      <w:r>
+        <w:rPr>
+          <w:rStyle w:val="FootnoteReference"/>
+        </w:rPr>
+        <w:footnoteReference w:id="511"/>
+      </w:r>
+    </w:p>
+    <w:p>
+      <w:pPr>
+        <w:pStyle w:val="BodyText"/>
+      </w:pPr>
+      <w:r>
+        <w:t xml:space="preserve">Те, кто пытался расследовать преступления кадыровского режима, платили страшную цену. Об убийстве Натальи Эстемировой уже говорилось. Журналистов и правозащитников, работавших по Чечне, запугивали, избивали, убивали. Республика стала «чёрной дырой» для прав человека — территорией, куда почти невозможно проникнуть с независимым расследованием и откуда трудно выбраться правде.</w:t>
+      </w:r>
+      <w:r>
+        <w:rPr>
+          <w:rStyle w:val="FootnoteReference"/>
+        </w:rPr>
+        <w:footnoteReference w:id="512"/>
+      </w:r>
+    </w:p>
+    <w:bookmarkEnd w:id="513"/>
+    <w:bookmarkStart w:id="517" w:name="почему-кремль-это-терпит"/>
+    <w:p>
+      <w:pPr>
+        <w:pStyle w:val="Heading2"/>
+      </w:pPr>
+      <w:r>
+        <w:t xml:space="preserve">Почему Кремль это терпит</w:t>
+      </w:r>
+    </w:p>
+    <w:p>
+      <w:pPr>
+        <w:pStyle w:val="FirstParagraph"/>
+      </w:pPr>
+      <w:r>
+        <w:t xml:space="preserve">Возникает вопрос: почему федеральная власть терпит на своей территории такого правителя — по сути, самостоятельного диктатора, чьи люди подозреваются в убийствах в самой Москве (включая убийство Немцова), чьи методы позорят страну, чьи амбиции и аппетиты растут? Ответ раскрывает логику всей системы.</w:t>
+      </w:r>
+    </w:p>
+    <w:p>
+      <w:pPr>
+        <w:pStyle w:val="BodyText"/>
+      </w:pPr>
+      <w:r>
+        <w:t xml:space="preserve">Во-первых, Кадыров выполняет главную функцию — обеспечивает стабильность на Кавказе, избавляя Кремль от кошмара новой чеченской войны. Ценой этой стабильности стала выплата дани (огромные дотации) и делегирование суверенитета — но для Путина это приемлемая цена за то, чтобы кавказская проблема не взорвалась вновь.</w:t>
+      </w:r>
+      <w:r>
+        <w:rPr>
+          <w:rStyle w:val="FootnoteReference"/>
+        </w:rPr>
+        <w:footnoteReference w:id="514"/>
+      </w:r>
+    </w:p>
+    <w:p>
+      <w:pPr>
+        <w:pStyle w:val="BodyText"/>
+      </w:pPr>
+      <w:r>
+        <w:t xml:space="preserve">Во-вторых, Кадыров и его боевики — полезный инструмент. Это ударная сила, которую можно использовать там, где не хотят «пачкать руки» официальные структуры, — для устрашения, а возможно, и устранения врагов режима, для войны (кадыровские подразделения активно задействованы в войне против Украины). Ручной, но свирепый вассал бывает нужнее послушного чиновника.</w:t>
+      </w:r>
+      <w:r>
+        <w:rPr>
+          <w:rStyle w:val="FootnoteReference"/>
+        </w:rPr>
+        <w:footnoteReference w:id="515"/>
+      </w:r>
+    </w:p>
+    <w:p>
+      <w:pPr>
+        <w:pStyle w:val="BodyText"/>
+      </w:pPr>
+      <w:r>
+        <w:t xml:space="preserve">В-третьих — и это, возможно, самое важное для понимания природы путинизма — Кадыров есть доведённое до логического предела воплощение самого принципа персоналистской власти. Кремль не может осудить Кадырова за то, что тот выстроил личную диктатуру на основе преданности вождю и презрения к закону, — ибо это ровно тот же принцип, на котором стоит и сама путинская власть, лишь в Чечне он обнажён и не прикрыт даже видимостью институтов. Кадыров — это зеркало, в котором режим видит собственное неприкрашенное отражение. И потому он его терпит.</w:t>
+      </w:r>
+      <w:r>
+        <w:rPr>
+          <w:rStyle w:val="FootnoteReference"/>
+        </w:rPr>
+        <w:footnoteReference w:id="516"/>
+      </w:r>
+    </w:p>
+    <w:p>
+      <w:pPr>
+        <w:pStyle w:val="BodyText"/>
+      </w:pPr>
+      <w:r>
+        <w:t xml:space="preserve">Феномен Кадырова завершает наш разговор о том, как за первые полтора десятилетия путинского правления в России сложилась система несменяемой персоналистской власти, опирающаяся на подчинённые суды, ручной парламент, захваченные СМИ, тотальную коррупцию и готовность к насилию. Но подлинное испытание этой системы было впереди. Начиная с середины 2010-х годов режим вступает в новую фазу — фазу открытой конфронтации с миром, внутреннего ожесточения и, наконец, большой войны, которая обнажит его природу до конца. Открывает эту фазу выход России на ближневосточную арену — военная операция в Сирии, к которой мы переходим.</w:t>
+      </w:r>
+    </w:p>
+    <w:p>
+      <w:r>
+        <w:br w:type="page"/>
+      </w:r>
+    </w:p>
+    <w:bookmarkEnd w:id="517"/>
+    <w:bookmarkEnd w:id="518"/>
+    <w:bookmarkStart w:id="531" w:name="Xbc79b17894333d0f6311d427c34133f68994f77"/>
+    <w:p>
+      <w:pPr>
+        <w:pStyle w:val="Heading1"/>
+      </w:pPr>
+      <w:r>
+        <w:t xml:space="preserve">Глава 27. Сирия: возвращение на мировую арену</w:t>
+      </w:r>
+    </w:p>
+    <w:bookmarkStart w:id="521" w:name="X705e0860c21d11874b0d0313fc783826d9effb3"/>
+    <w:p>
+      <w:pPr>
+        <w:pStyle w:val="Heading2"/>
+      </w:pPr>
+      <w:r>
+        <w:t xml:space="preserve">Зачем России понадобилась война на Ближнем Востоке</w:t>
+      </w:r>
+    </w:p>
+    <w:p>
+      <w:pPr>
+        <w:pStyle w:val="FirstParagraph"/>
+      </w:pPr>
+      <w:r>
+        <w:t xml:space="preserve">В сентябре 2015 года Россия неожиданно для многих вступила в гражданскую войну в Сирии, начав военную операцию в поддержку режима Башара Асада. Это было первое с советских времён крупное применение российской военной силы за пределами постсоветского пространства — далеко от собственных границ, на другом континенте. Зачем Кремлю понадобилась эта война? Причины, как всегда у Путина, были одновременно внешне- и внутриполитическими.</w:t>
+      </w:r>
+      <w:r>
+        <w:rPr>
+          <w:rStyle w:val="FootnoteReference"/>
+        </w:rPr>
+        <w:footnoteReference w:id="519"/>
+      </w:r>
+    </w:p>
+    <w:p>
+      <w:pPr>
+        <w:pStyle w:val="BodyText"/>
+      </w:pPr>
+      <w:r>
+        <w:t xml:space="preserve">Во-первых, Сирия давала России возможность вернуться в статус великой державы, без которой не решается ни один крупный мировой вопрос. После изоляции, последовавшей за Крымом и Донбассом, вмешательство в Сирию позволяло Кремлю прорвать эту изоляцию, заставить Запад считаться с собой и вести переговоры уже как с незаменимым игроком. Во-вторых, это была демонстрация: Россия показывала, что, в отличие от «ненадёжного» Запада, она не бросает своих союзников (Асада) и способна проецировать силу глобально. В-третьих, война служила испытательным полигоном для новой армии и нового оружия, а также отвлекала внимание общества от буксующего Донбасса и экономических трудностей.</w:t>
+      </w:r>
+      <w:r>
+        <w:rPr>
+          <w:rStyle w:val="FootnoteReference"/>
+        </w:rPr>
+        <w:footnoteReference w:id="520"/>
+      </w:r>
+    </w:p>
+    <w:bookmarkEnd w:id="521"/>
+    <w:bookmarkStart w:id="524" w:name="спасение-асада-ценой-городов"/>
+    <w:p>
+      <w:pPr>
+        <w:pStyle w:val="Heading2"/>
+      </w:pPr>
+      <w:r>
+        <w:t xml:space="preserve">Спасение Асада ценой городов</w:t>
+      </w:r>
+    </w:p>
+    <w:p>
+      <w:pPr>
+        <w:pStyle w:val="FirstParagraph"/>
+      </w:pPr>
+      <w:r>
+        <w:t xml:space="preserve">К моменту российского вмешательства режим Асада, утопивший в крови мирное восстание 2011 года и развязавший чудовищную гражданскую войну (включавшую, по данным международных расследований, применение химического оружия против собственного населения), стоял на грани поражения. Российские военно-космические силы переломили ход войны в его пользу. Но способ, которым это было сделано, лёг несмываемым пятном.</w:t>
+      </w:r>
+      <w:r>
+        <w:rPr>
+          <w:rStyle w:val="FootnoteReference"/>
+        </w:rPr>
+        <w:footnoteReference w:id="522"/>
+      </w:r>
+    </w:p>
+    <w:p>
+      <w:pPr>
+        <w:pStyle w:val="BodyText"/>
+      </w:pPr>
+      <w:r>
+        <w:t xml:space="preserve">Российская авиация вела массированные бомбардировки, в том числе районов, удерживаемых противниками Асада, где оставались десятки и сотни тысяч мирных жителей. Особенно разрушительными были удары по восточному Алеппо в 2016 году: город подвергся беспощадным бомбардировкам, гибли мирные люди, разрушались больницы. Международные организации и правозащитники обвиняли российские и сирийские силы в ударах по гражданской инфраструктуре — больницам, школам, рынкам, спасательным службам, — что является военным преступлением. Тактика «выжженной земли», примененная в Сирии, станет позже узнаваемой и на Украине: разрушение городов как метод войны.</w:t>
+      </w:r>
+      <w:r>
+        <w:rPr>
+          <w:rStyle w:val="FootnoteReference"/>
+        </w:rPr>
+        <w:footnoteReference w:id="523"/>
+      </w:r>
+    </w:p>
+    <w:bookmarkEnd w:id="524"/>
+    <w:bookmarkStart w:id="527" w:name="уроки-извлечённые-и-не-извлечённые"/>
+    <w:p>
+      <w:pPr>
+        <w:pStyle w:val="Heading2"/>
+      </w:pPr>
+      <w:r>
+        <w:t xml:space="preserve">Уроки, извлечённые и не извлечённые</w:t>
+      </w:r>
+    </w:p>
+    <w:p>
+      <w:pPr>
+        <w:pStyle w:val="FirstParagraph"/>
+      </w:pPr>
+      <w:r>
+        <w:t xml:space="preserve">Сирийская операция была подана внутри страны как триумф. Она действительно достигла ряда целей Кремля: спасла союзника, вернула Россию в большую ближневосточную игру, обеспечила военные базы в Средиземноморье, продемонстрировала военную силу. Путин неоднократно объявлял о «выводе войск» и «победе», хотя присутствие сохранялось.</w:t>
+      </w:r>
+      <w:r>
+        <w:rPr>
+          <w:rStyle w:val="FootnoteReference"/>
+        </w:rPr>
+        <w:footnoteReference w:id="525"/>
+      </w:r>
+    </w:p>
+    <w:p>
+      <w:pPr>
+        <w:pStyle w:val="BodyText"/>
+      </w:pPr>
+      <w:r>
+        <w:t xml:space="preserve">Но, как покажет будущее, из сирийского успеха Кремль извлёк опасные уроки. Относительная лёгкость операции (которая велась в основном с воздуха, без большой наземной войны и больших российских потерь) и вялая реакция Запада укрепили в Путине и его окружении опасную самоуверенность: убеждение, что военная сила эффективна, что Запад слаб и не готов всерьёз противодействовать, что можно разрушать города и нарушать нормы, не неся за это настоящей расплаты. Эта самоуверенность, накопленная в Грузии, Крыму, Донбассе и Сирии, станет одной из психологических предпосылок роковой авантюры 2022 года. Кремль поверил в собственную армию и в собственную безнаказанность — и жестоко просчитается.</w:t>
+      </w:r>
+      <w:r>
+        <w:rPr>
+          <w:rStyle w:val="FootnoteReference"/>
+        </w:rPr>
+        <w:footnoteReference w:id="526"/>
+      </w:r>
+    </w:p>
+    <w:bookmarkEnd w:id="527"/>
+    <w:bookmarkStart w:id="530" w:name="частные-армии-и-оркестр"/>
+    <w:p>
+      <w:pPr>
+        <w:pStyle w:val="Heading2"/>
+      </w:pPr>
+      <w:r>
+        <w:t xml:space="preserve">Частные армии и «оркестр»</w:t>
+      </w:r>
+    </w:p>
+    <w:p>
+      <w:pPr>
+        <w:pStyle w:val="FirstParagraph"/>
+      </w:pPr>
+      <w:r>
+        <w:t xml:space="preserve">Именно в Сирии впервые широко проявился ещё один инструмент российской экспансии — частные военные компании, прежде всего печально известная группа «Вагнер». Формально частная, а на деле связанная с государством и финансируемая приближённым к Путину предпринимателем Евгением Пригожиным, «Вагнер» участвовал в боях в Сирии, охранял нефтяные объекты, а затем распространил своё присутствие на Африку (Ливия, ЦАР, Мали, Судан) и, конечно, на Украину.</w:t>
+      </w:r>
+      <w:r>
+        <w:rPr>
+          <w:rStyle w:val="FootnoteReference"/>
+        </w:rPr>
+        <w:footnoteReference w:id="528"/>
+      </w:r>
+    </w:p>
+    <w:p>
+      <w:pPr>
+        <w:pStyle w:val="BodyText"/>
+      </w:pPr>
+      <w:r>
+        <w:t xml:space="preserve">«Вагнер» был удобен той же отрицаемостью, что и «вежливые люди» в Крыму: государство могло проецировать силу и нести потери, официально ни за что не отвечая, — ведь это «частная компания», «добровольцы», «к государству отношения не имеющие». Наёмники, среди которых было немало завербованных в тюрьмах уголовников, вели войну жестоко и без оглядки на нормы. Эта структура, порождённая государством как удобный теневой инструмент, впоследствии выйдет из-под контроля — и в 2023 году её создатель поднимет вооружённый мятеж против военного руководства страны, о чём речь пойдёт в свой черёд.</w:t>
+      </w:r>
+      <w:r>
+        <w:rPr>
+          <w:rStyle w:val="FootnoteReference"/>
+        </w:rPr>
+        <w:footnoteReference w:id="529"/>
+      </w:r>
+    </w:p>
+    <w:p>
+      <w:pPr>
+        <w:pStyle w:val="BodyText"/>
+      </w:pPr>
+      <w:r>
+        <w:t xml:space="preserve">Пока же, к середине 2010-х, Россия предстала перед миром как держава, вернувшая себе военную мощь и глобальные амбиции, но всё более враждебная сложившемуся миропорядку. Внутри же страны за фасадом внешнеполитических триумфов начинали накапливаться проблемы, которых не мог заслонить никакой «Крымнаш». Экономика буксовала, реальные доходы падали, а «крымский консенсус» начинал выдыхаться. Первым громким сигналом того, что негласный общественный договор трещит, стала пенсионная реформа 2018 года, к которой мы и обратимся.</w:t>
+      </w:r>
+    </w:p>
+    <w:p>
+      <w:r>
+        <w:br w:type="page"/>
+      </w:r>
+    </w:p>
+    <w:bookmarkEnd w:id="530"/>
+    <w:bookmarkEnd w:id="531"/>
+    <w:bookmarkStart w:id="544" w:name="Xae0f90e29ee9dc402e6eb32850e3b8af36c1086"/>
+    <w:p>
+      <w:pPr>
+        <w:pStyle w:val="Heading1"/>
+      </w:pPr>
+      <w:r>
+        <w:t xml:space="preserve">Глава 28. Трещина в договоре: пенсионная реформа 2018 года</w:t>
+      </w:r>
+    </w:p>
+    <w:bookmarkStart w:id="533" w:name="когда-закончились-тучные-годы"/>
+    <w:p>
+      <w:pPr>
+        <w:pStyle w:val="Heading2"/>
+      </w:pPr>
+      <w:r>
+        <w:t xml:space="preserve">Когда закончились «тучные годы»</w:t>
+      </w:r>
+    </w:p>
+    <w:p>
+      <w:pPr>
+        <w:pStyle w:val="FirstParagraph"/>
+      </w:pPr>
+      <w:r>
+        <w:t xml:space="preserve">Негласный общественный договор, на котором держалась путинская стабильность, — лояльность в обмен на растущее благосостояние — работал, пока росли доходы. Но «тучные годы» нефтяного изобилия закончились. После пика 2008 года и кризиса, после падения цен на нефть в 2014 году и санкций за Крым и Донбасс, российская экономика вошла в полосу стагнации. Реальные доходы населения, безоблачно росшие в нулевые, начали падать — и падали несколько лет подряд. Впервые за годы правления Путина миллионы людей ощутили не улучшение, а ухудшение своей жизни. Материальная основа лояльности размывалась.</w:t>
+      </w:r>
+      <w:r>
+        <w:rPr>
+          <w:rStyle w:val="FootnoteReference"/>
+        </w:rPr>
+        <w:footnoteReference w:id="532"/>
+      </w:r>
+    </w:p>
+    <w:p>
+      <w:pPr>
+        <w:pStyle w:val="BodyText"/>
+      </w:pPr>
+      <w:r>
+        <w:t xml:space="preserve">На этом фоне «крымский консенсус» 2014 года постепенно выдыхался. Имперская эйфория не может кормить бесконечно; гордость за присоединение полуострова не компенсировала пустеющих кошельков. Общество начинало уставать и от внешнеполитической мобилизации, и от отсутствия перспектив. Именно в этот момент власть совершила шаг, обнаживший, как непрочен договор, стоит затронуть материальные интересы людей напрямую.</w:t>
+      </w:r>
+    </w:p>
+    <w:bookmarkEnd w:id="533"/>
+    <w:bookmarkStart w:id="536" w:name="обещание-которое-нарушили"/>
+    <w:p>
+      <w:pPr>
+        <w:pStyle w:val="Heading2"/>
+      </w:pPr>
+      <w:r>
+        <w:t xml:space="preserve">Обещание, которое нарушили</w:t>
+      </w:r>
+    </w:p>
+    <w:p>
+      <w:pPr>
+        <w:pStyle w:val="FirstParagraph"/>
+      </w:pPr>
+      <w:r>
+        <w:t xml:space="preserve">Речь о пенсионной реформе 2018 года. Летом того года, воспользовавшись отвлечением общественного внимания на чемпионат мира по футболу, проходивший в России, правительство объявило о повышении пенсионного возраста — на пять лет для мужчин (с 60 до 65 лет) и для женщин (первоначально предлагалось на восемь, затем смягчили до пяти — с 55 до 60). Для страны с невысокой продолжительностью жизни, особенно мужской, это означало, что значительная часть мужчин рискует не дожить до пенсии вовсе, а миллионы людей теряли годы выплат, на которые рассчитывали всю жизнь.</w:t>
+      </w:r>
+      <w:r>
+        <w:rPr>
+          <w:rStyle w:val="FootnoteReference"/>
+        </w:rPr>
+        <w:footnoteReference w:id="534"/>
+      </w:r>
+    </w:p>
+    <w:p>
+      <w:pPr>
+        <w:pStyle w:val="BodyText"/>
+      </w:pPr>
+      <w:r>
+        <w:t xml:space="preserve">Удар был тем болезненнее, что бил по нарушенному обещанию. Сам Путин прежде, ещё в 2005 году, публично и категорически обещал, что повышения пенсионного возраста при нём не будет. Теперь это обещание было растоптано. Реформа затрагивала не абстрактные свободы, до которых большинству не было дела, а самое конкретное и святое — заработанную десятилетиями труда пенсию, будущее стариков, планы миллионов семей. Она касалась всех и каждого.</w:t>
+      </w:r>
+      <w:r>
+        <w:rPr>
+          <w:rStyle w:val="FootnoteReference"/>
+        </w:rPr>
+        <w:footnoteReference w:id="535"/>
+      </w:r>
+    </w:p>
+    <w:bookmarkEnd w:id="536"/>
+    <w:bookmarkStart w:id="539" w:name="падение-рейтинга"/>
+    <w:p>
+      <w:pPr>
+        <w:pStyle w:val="Heading2"/>
+      </w:pPr>
+      <w:r>
+        <w:t xml:space="preserve">Падение рейтинга</w:t>
+      </w:r>
+    </w:p>
+    <w:p>
+      <w:pPr>
+        <w:pStyle w:val="FirstParagraph"/>
+      </w:pPr>
+      <w:r>
+        <w:t xml:space="preserve">Реакция общества была резко негативной. Пенсионная реформа вызвала протесты по всей стране и обрушила рейтинги власти сильнее, чем любые политические скандалы. Личный рейтинг Путина, годами державшийся на заоблачной «крымской» высоте, заметно просел; доверие к власти упало. Впервые обнаружилось, что имперская консолидация не безусловна: как только власть залезла в карман простого человека, магия «величия державы» ослабла.</w:t>
+      </w:r>
+      <w:r>
+        <w:rPr>
+          <w:rStyle w:val="FootnoteReference"/>
+        </w:rPr>
+        <w:footnoteReference w:id="537"/>
+      </w:r>
+    </w:p>
+    <w:p>
+      <w:pPr>
+        <w:pStyle w:val="BodyText"/>
+      </w:pPr>
+      <w:r>
+        <w:t xml:space="preserve">Показательным было поведение самого Путина. Поначалу он дистанцировался от непопулярной реформы, свалив её на правительство, — классический приём, позволявший вождю остаться «хорошим царём» при «плохих боярах». Но недовольство было столь велико, что ему пришлось лично выступить и, изобразив защитника народа, «смягчить» реформу (в частности, для женщин). Это был спектакль «доброго царя, обуздавшего жестоких чиновников», — но на сей раз он сработал лишь отчасти. Осадок остался, и рейтинг полностью не восстановился.</w:t>
+      </w:r>
+      <w:r>
+        <w:rPr>
+          <w:rStyle w:val="FootnoteReference"/>
+        </w:rPr>
+        <w:footnoteReference w:id="538"/>
+      </w:r>
+    </w:p>
+    <w:bookmarkEnd w:id="539"/>
+    <w:bookmarkStart w:id="543" w:name="что-показала-пенсионная-реформа"/>
+    <w:p>
+      <w:pPr>
+        <w:pStyle w:val="Heading2"/>
+      </w:pPr>
+      <w:r>
+        <w:t xml:space="preserve">Что показала пенсионная реформа</w:t>
+      </w:r>
+    </w:p>
+    <w:p>
+      <w:pPr>
+        <w:pStyle w:val="FirstParagraph"/>
+      </w:pPr>
+      <w:r>
+        <w:t xml:space="preserve">Значение этого эпизода выходит за рамки собственно пенсионного вопроса, и его стоит осмыслить.</w:t>
+      </w:r>
+    </w:p>
+    <w:p>
+      <w:pPr>
+        <w:pStyle w:val="BodyText"/>
+      </w:pPr>
+      <w:r>
+        <w:t xml:space="preserve">Во-первых, реформа обнажила предел «телевизора» перед «холодильником». Пропаганда всесильна, лишь пока не задеты жизненные материальные интересы людей. Как только власть покусилась на конкретное благо миллионов, никакие рассказы о врагах и величии не смогли компенсировать чувства обмана и потери. Договор «лояльность в обмен на благосостояние» держится, лишь пока власть выполняет свою часть; нарушив её, она получила недовольство, которое пропаганде не удалось погасить полностью.</w:t>
+      </w:r>
+      <w:r>
+        <w:rPr>
+          <w:rStyle w:val="FootnoteReference"/>
+        </w:rPr>
+        <w:footnoteReference w:id="540"/>
+      </w:r>
+    </w:p>
+    <w:p>
+      <w:pPr>
+        <w:pStyle w:val="BodyText"/>
+      </w:pPr>
+      <w:r>
+        <w:t xml:space="preserve">Во-вторых, эпизод показал, что легитимность режима, построенная на «крымском консенсусе» и экономической стабильности, к концу 2010-х годов исчерпывалась. Прежние источники поддержки — экономический рост и имперская гордость — иссякали. Нужно было либо предложить обществу что-то новое, либо всё больше опираться на принуждение и мобилизацию. Режим двинется по второму пути.</w:t>
+      </w:r>
+      <w:r>
+        <w:rPr>
+          <w:rStyle w:val="FootnoteReference"/>
+        </w:rPr>
+        <w:footnoteReference w:id="541"/>
+      </w:r>
+    </w:p>
+    <w:p>
+      <w:pPr>
+        <w:pStyle w:val="BodyText"/>
+      </w:pPr>
+      <w:r>
+        <w:t xml:space="preserve">В-третьих — и это, возможно, главное — пенсионная реформа обозначила рубеж, за которым власть окончательно перестала всерьёз заботиться о добровольном согласии общества и сделала ставку на несменяемость любой ценой. Раз лояльность больше нельзя купить процветанием, её нужно обеспечить контролем, репрессиями и, при необходимости, мобилизацией через внешнюю угрозу и войну. Именно после 2018 года режим заметно ужесточается, а Путин переходит к решению главной задачи — обеспечению своей несменяемости за пределами конституционных сроков.</w:t>
+      </w:r>
+      <w:r>
+        <w:rPr>
+          <w:rStyle w:val="FootnoteReference"/>
+        </w:rPr>
+        <w:footnoteReference w:id="542"/>
+      </w:r>
+    </w:p>
+    <w:p>
+      <w:pPr>
+        <w:pStyle w:val="BodyText"/>
+      </w:pPr>
+      <w:r>
+        <w:t xml:space="preserve">Эта задача была решена в 2020 году — грубо, откровенно, с полным пренебрежением к духу и букве прежних правил. Конституцию, ограничивавшую его правление, Путин переписал под себя, «обнулив» собственные сроки и открыв путь к пожизненной, по сути, власти. К этому конституционному перевороту мы и переходим.</w:t>
+      </w:r>
+    </w:p>
+    <w:p>
+      <w:r>
+        <w:br w:type="page"/>
+      </w:r>
+    </w:p>
+    <w:bookmarkEnd w:id="543"/>
+    <w:bookmarkEnd w:id="544"/>
+    <w:bookmarkStart w:id="558" w:name="X41eeb5d7ff0e0853f5f9b6d543a8cc9bfacbffc"/>
+    <w:p>
+      <w:pPr>
+        <w:pStyle w:val="Heading1"/>
+      </w:pPr>
+      <w:r>
+        <w:t xml:space="preserve">Глава 29. Обнуление: конституционный переворот 2020 года</w:t>
+      </w:r>
+    </w:p>
+    <w:bookmarkStart w:id="546" w:name="проблема-2024-года"/>
+    <w:p>
+      <w:pPr>
+        <w:pStyle w:val="Heading2"/>
+      </w:pPr>
+      <w:r>
+        <w:t xml:space="preserve">Проблема 2024 года</w:t>
+      </w:r>
+    </w:p>
+    <w:p>
+      <w:pPr>
+        <w:pStyle w:val="FirstParagraph"/>
+      </w:pPr>
+      <w:r>
+        <w:t xml:space="preserve">К концу 2010-х перед Путиным вновь, как и в 2008-м, встала «проблема сроков» — но теперь в куда более острой форме. Согласно Конституции, его четвёртый президентский срок (второй подряд после возвращения в 2012-м) истекал в 2024 году, и баллотироваться снова он не имел права. Однако ни о каком реальном уходе речи не шло: за двадцать лет власть срослась с одним человеком, а сам этот человек, окружённый награбленным богатством и запятнанный войнами и репрессиями, не мог позволить себе выпустить бразды — это грозило бы ему и его окружению утратой всего, а возможно, и расплатой. Нужно было вновь найти способ остаться. И если в 2008 году был выбран изящный обходной манёвр («тандем»), то в 2020-м Путин решил действовать грубо и прямо — переписать Конституцию под себя.</w:t>
+      </w:r>
+      <w:r>
+        <w:rPr>
+          <w:rStyle w:val="FootnoteReference"/>
+        </w:rPr>
+        <w:footnoteReference w:id="545"/>
+      </w:r>
+    </w:p>
+    <w:bookmarkEnd w:id="546"/>
+    <w:bookmarkStart w:id="549" w:name="спектакль-всенародного-одобрения"/>
+    <w:p>
+      <w:pPr>
+        <w:pStyle w:val="Heading2"/>
+      </w:pPr>
+      <w:r>
+        <w:t xml:space="preserve">Спектакль «всенародного одобрения»</w:t>
+      </w:r>
+    </w:p>
+    <w:p>
+      <w:pPr>
+        <w:pStyle w:val="FirstParagraph"/>
+      </w:pPr>
+      <w:r>
+        <w:t xml:space="preserve">В январе 2020 года Путин внезапно объявил о масштабной конституционной реформе, представив её как заботу об усовершенствовании государственного устройства, усилении социальных гарантий и «традиционных ценностей». Пакет поправок был обширен и намеренно пёстр: в Конституцию вписывали и индексацию пенсий, и упоминание Бога, и определение брака как союза мужчины и женщины, и запрет на «отчуждение территорий», и приоритет российского права над международным. Вся эта мешанина служила прикрытием и «сладкой оболочкой» для одной-единственной поправки, ради которой всё и затевалось.</w:t>
+      </w:r>
+      <w:r>
+        <w:rPr>
+          <w:rStyle w:val="FootnoteReference"/>
+        </w:rPr>
+        <w:footnoteReference w:id="547"/>
+      </w:r>
+    </w:p>
+    <w:p>
+      <w:pPr>
+        <w:pStyle w:val="BodyText"/>
+      </w:pPr>
+      <w:r>
+        <w:t xml:space="preserve">Эту ключевую поправку внесли в последний момент, будто спонтанно: с трибуны Госдумы престарелая депутат, лётчица-космонавт Валентина Терешкова предложила «обнулить» президентские сроки действующего главы государства — то есть считать, что прежние сроки Путина как бы не считаются, и он может баллотироваться снова, будто впервые. Разыгранная как «народная инициатива», эта поправка открывала Путину путь оставаться у власти теоретически до 2036 года, а фактически — пожизненно. Спектакль был шит белыми нитками: всем было очевидно, что «инициатива» согласована на самом верху и что весь ворох прочих поправок — лишь ширма для узаконивания несменяемости.</w:t>
+      </w:r>
+      <w:r>
+        <w:rPr>
+          <w:rStyle w:val="FootnoteReference"/>
+        </w:rPr>
+        <w:footnoteReference w:id="548"/>
+      </w:r>
+    </w:p>
+    <w:bookmarkEnd w:id="549"/>
+    <w:bookmarkStart w:id="552" w:name="голосование-без-правил"/>
+    <w:p>
+      <w:pPr>
+        <w:pStyle w:val="Heading2"/>
+      </w:pPr>
+      <w:r>
+        <w:t xml:space="preserve">Голосование без правил</w:t>
+      </w:r>
+    </w:p>
+    <w:p>
+      <w:pPr>
+        <w:pStyle w:val="FirstParagraph"/>
+      </w:pPr>
+      <w:r>
+        <w:t xml:space="preserve">Чтобы придать перевороту вид легитимности, было устроено «общероссийское голосование» по поправкам — процедура, изобретённая специально для случая и не предусмотренная законом о конституционных изменениях в таком виде. Проводилось оно летом 2020 года, в разгар пандемии коронавируса, с беспрецедентными нарушениями всех мыслимых норм. Голосование растянули на неделю, разрешив голосовать где угодно — во дворах, на пеньках, в багажниках машин, — что делало любой контроль невозможным. Независимого наблюдения фактически не было, агитация была односторонней, а весь пакет разнородных поправок предлагалось принять или отвергнуть одним ответом «да» или «нет», без возможности выбрать.</w:t>
+      </w:r>
+      <w:r>
+        <w:rPr>
+          <w:rStyle w:val="FootnoteReference"/>
+        </w:rPr>
+        <w:footnoteReference w:id="550"/>
+      </w:r>
+    </w:p>
+    <w:p>
+      <w:pPr>
+        <w:pStyle w:val="BodyText"/>
+      </w:pPr>
+      <w:r>
+        <w:t xml:space="preserve">Объявленный результат — около 78 процентов «за» — не заслуживает доверия и был отвергнут независимыми наблюдателями и оппозицией как сфальсифицированный. Но для Кремля важен был не реальный итог, а ритуал: создать видимость, будто народ сам одобрил пожизненное правление вождя. Это была имитация легитимности поверх откровенной узурпации.</w:t>
+      </w:r>
+      <w:r>
+        <w:rPr>
+          <w:rStyle w:val="FootnoteReference"/>
+        </w:rPr>
+        <w:footnoteReference w:id="551"/>
+      </w:r>
+    </w:p>
+    <w:bookmarkEnd w:id="552"/>
+    <w:bookmarkStart w:id="555" w:name="что-на-самом-деле-произошло"/>
+    <w:p>
+      <w:pPr>
+        <w:pStyle w:val="Heading2"/>
+      </w:pPr>
+      <w:r>
+        <w:t xml:space="preserve">Что на самом деле произошло</w:t>
+      </w:r>
+    </w:p>
+    <w:p>
+      <w:pPr>
+        <w:pStyle w:val="FirstParagraph"/>
+      </w:pPr>
+      <w:r>
+        <w:t xml:space="preserve">Назовём вещи своими именами. Летом 2020 года в России произошёл конституционный переворот. Основной закон, ограничивавший срок пребывания одного человека у власти, был переписан этим самым человеком и под этого самого человека — с единственной целью устранить всякие препятствия к его несменяемости. Ограничение сроков — одно из фундаментальных изобретений человечества для защиты от тирании, механизм, гарантирующий сменяемость власти и мирную передачу полномочий, — было демонтировано. Республика с формально ограниченным правлением окончательно превращалась в пожизненное самодержавие, лишь прикрытое конституционной бутафорией.</w:t>
+      </w:r>
+      <w:r>
+        <w:rPr>
+          <w:rStyle w:val="FootnoteReference"/>
+        </w:rPr>
+        <w:footnoteReference w:id="553"/>
+      </w:r>
+    </w:p>
+    <w:p>
+      <w:pPr>
+        <w:pStyle w:val="BodyText"/>
+      </w:pPr>
+      <w:r>
+        <w:t xml:space="preserve">Символично, что «обнуление» совпало с пандемией. Пока страна и мир были поглощены борьбой с невидимой угрозой, Путин решал главный для себя вопрос — вопрос вечной власти. Пандемия же дополнительно обнажила природу режима: вместо честной борьбы за жизни людей власть занижала статистику смертности, экономила на реальной помощи, использовала эпидемию как повод для дальнейшего ограничения свобод и обкатки инструментов цифрового контроля за передвижением граждан. Приоритеты были расставлены недвусмысленно: не спасение жизней, а сохранение власти.</w:t>
+      </w:r>
+      <w:r>
+        <w:rPr>
+          <w:rStyle w:val="FootnoteReference"/>
+        </w:rPr>
+        <w:footnoteReference w:id="554"/>
+      </w:r>
+    </w:p>
+    <w:bookmarkEnd w:id="555"/>
+    <w:bookmarkStart w:id="557" w:name="точка-невозврата"/>
+    <w:p>
+      <w:pPr>
+        <w:pStyle w:val="Heading2"/>
+      </w:pPr>
+      <w:r>
+        <w:t xml:space="preserve">Точка невозврата</w:t>
+      </w:r>
+    </w:p>
+    <w:p>
+      <w:pPr>
+        <w:pStyle w:val="FirstParagraph"/>
+      </w:pPr>
+      <w:r>
+        <w:t xml:space="preserve">Обнуление 2020 года стало важнейшим рубежом в истории режима — точкой, после которой отпали последние иллюзии о возможности мирной, законной смены власти в России в обозримом будущем. Если прежде теоретически можно было надеяться, что в 2024 году Путин уйдёт и откроется хоть какое-то окно перемен, то теперь этот путь был замурован. Власть объявила себя вечной. Тем самым она не оставила своим противникам, да и всему обществу, никакого легального, мирного горизонта надежды — а режим, отрезающий мирные пути перемен, обрекает и себя, и страну на то, что перемены, если они придут, придут не мирно.</w:t>
+      </w:r>
+      <w:r>
+        <w:rPr>
+          <w:rStyle w:val="FootnoteReference"/>
+        </w:rPr>
+        <w:footnoteReference w:id="556"/>
+      </w:r>
+    </w:p>
+    <w:p>
+      <w:pPr>
+        <w:pStyle w:val="BodyText"/>
+      </w:pPr>
+      <w:r>
+        <w:t xml:space="preserve">Именно на фоне обнуления, окончательно закрывшего легальные перспективы, развернулась драма человека, который бросил режиму самый дерзкий за все годы личный вызов и заплатил за это жизнью, — Алексея Навального. Осенью 2020 года, через считаные недели после «голосования» об обнулении, его попытались убить. О покушении на Навального, его возвращении и гибели — следующие главы, в которых история противостояния режима и его самого опасного противника достигает трагической кульминации.</w:t>
+      </w:r>
+    </w:p>
+    <w:p>
+      <w:r>
+        <w:br w:type="page"/>
+      </w:r>
+    </w:p>
+    <w:bookmarkEnd w:id="557"/>
+    <w:bookmarkEnd w:id="558"/>
+    <w:bookmarkStart w:id="573" w:name="X6321b9e7e5e0a9d5238d855c122330051682165"/>
+    <w:p>
+      <w:pPr>
+        <w:pStyle w:val="Heading1"/>
+      </w:pPr>
+      <w:r>
+        <w:t xml:space="preserve">Глава 30. «Новичок» в белье: покушение на Навального</w:t>
+      </w:r>
+    </w:p>
+    <w:bookmarkStart w:id="560" w:name="самый-опасный-человек-для-кремля"/>
+    <w:p>
+      <w:pPr>
+        <w:pStyle w:val="Heading2"/>
+      </w:pPr>
+      <w:r>
+        <w:t xml:space="preserve">Самый опасный человек для Кремля</w:t>
+      </w:r>
+    </w:p>
+    <w:p>
+      <w:pPr>
+        <w:pStyle w:val="FirstParagraph"/>
+      </w:pPr>
+      <w:r>
+        <w:t xml:space="preserve">К 2020 году Алексей Навальный стал бесспорным лидером российской несистемной оппозиции и, по всей видимости, единственным политиком, которого Кремль воспринимал как реальную угрозу. Причин тому было несколько. Его расследования коррупции собирали десятки миллионов просмотров, пробивая монополию телевидения. Его технология «умного голосования» научилась причинять власти реальный ущерб на выборах. Он выстроил сеть региональных штабов по всей стране — фактически структуру общенациональной политической партии, которой у оппозиции прежде не было. И, в отличие от многих, он обладал редким сочетанием мужества, харизмы, чувства юмора и способности говорить с обычными людьми на понятном языке. Он был не диссидентом-одиночкой, а политиком, претендующим на власть. Именно поэтому он был опаснее всех.</w:t>
+      </w:r>
+      <w:r>
+        <w:rPr>
+          <w:rStyle w:val="FootnoteReference"/>
+        </w:rPr>
+        <w:footnoteReference w:id="559"/>
+      </w:r>
+    </w:p>
+    <w:bookmarkEnd w:id="560"/>
+    <w:bookmarkStart w:id="564" w:name="отравление-в-небе"/>
+    <w:p>
+      <w:pPr>
+        <w:pStyle w:val="Heading2"/>
+      </w:pPr>
+      <w:r>
+        <w:t xml:space="preserve">Отравление в небе</w:t>
+      </w:r>
+    </w:p>
+    <w:p>
+      <w:pPr>
+        <w:pStyle w:val="FirstParagraph"/>
+      </w:pPr>
+      <w:r>
+        <w:t xml:space="preserve">20 августа 2020 года Навальный, возвращавшийся из поездки по Сибири, где он занимался подготовкой к региональным выборам, на борту самолёта, летевшего из Томска в Москву, внезапно почувствовал резкое ухудшение и стал кричать от боли. Самолёт совершил экстренную посадку в Омске, Навального в тяжелейшем состоянии, в коме, доставили в местную больницу. Его жизнь висела на волоске.</w:t>
+      </w:r>
+      <w:r>
+        <w:rPr>
+          <w:rStyle w:val="FootnoteReference"/>
+        </w:rPr>
+        <w:footnoteReference w:id="561"/>
+      </w:r>
+    </w:p>
+    <w:p>
+      <w:pPr>
+        <w:pStyle w:val="BodyText"/>
+      </w:pPr>
+      <w:r>
+        <w:t xml:space="preserve">Дальнейшее развивалось по знакомому зловещему сценарию. Омские врачи под явным давлением тянули время, отказывались признавать отравление, выдвигали абсурдные версии («нарушение обмена веществ», «низкий сахар») и не спешили отдавать пациента. Лишь благодаря колоссальному давлению — жены Навального Юлии, соратников, международной общественности — его удалось эвакуировать в Германию, в берлинскую клинику «Шарите». И вот там, вне досягаемости российских властей, была установлена истина: анализы, подтверждённые независимыми лабораториями нескольких стран и Организацией по запрещению химического оружия, показали, что Навальный был отравлен боевым нервно-паралитическим веществом из группы «Новичок».</w:t>
+      </w:r>
+      <w:r>
+        <w:rPr>
+          <w:rStyle w:val="FootnoteReference"/>
+        </w:rPr>
+        <w:footnoteReference w:id="562"/>
+      </w:r>
+    </w:p>
+    <w:p>
+      <w:pPr>
+        <w:pStyle w:val="BodyText"/>
+      </w:pPr>
+      <w:r>
+        <w:t xml:space="preserve">«Новичок» — то же семейство химического оружия, которым двумя годами ранее травили Скрипалей в Британии. Это вещество, разработанное в советских секретных программах, не производится и не применяется никем, кроме государства. Само его использование указывало на заказчика с абсолютной определённостью: покушение на Навального было операцией российских спецслужб, то есть попыткой государства убить своего главного политического оппонента.</w:t>
+      </w:r>
+      <w:r>
+        <w:rPr>
+          <w:rStyle w:val="FootnoteReference"/>
+        </w:rPr>
+        <w:footnoteReference w:id="563"/>
+      </w:r>
+    </w:p>
+    <w:bookmarkEnd w:id="564"/>
+    <w:bookmarkStart w:id="567" w:name="расследование-потрясшее-мир"/>
+    <w:p>
+      <w:pPr>
+        <w:pStyle w:val="Heading2"/>
+      </w:pPr>
+      <w:r>
+        <w:t xml:space="preserve">Расследование, потрясшее мир</w:t>
+      </w:r>
+    </w:p>
+    <w:p>
+      <w:pPr>
+        <w:pStyle w:val="FirstParagraph"/>
+      </w:pPr>
+      <w:r>
+        <w:t xml:space="preserve">Но подлинную сенсацию произвело расследование, обнародованное в декабре 2020 года совместно международной группой Bellingcat, изданием The Insider, журналом Der Spiegel и телеканалом CNN. Используя данные утечек и биллинги телефонов, расследователи установили и назвали поимённо группу сотрудников ФСБ — специалистов по отравляющим веществам, — которые на протяжении нескольких лет тайно сопровождали Навального в его поездках по стране, буквально следуя за ним по пятам. Именно эта группа, по выводам расследования, и осуществила отравление, нанеся «Новичок» на его одежду — предположительно на нижнее бельё.</w:t>
+      </w:r>
+      <w:r>
+        <w:rPr>
+          <w:rStyle w:val="FootnoteReference"/>
+        </w:rPr>
+        <w:footnoteReference w:id="565"/>
+      </w:r>
+    </w:p>
+    <w:p>
+      <w:pPr>
+        <w:pStyle w:val="BodyText"/>
+      </w:pPr>
+      <w:r>
+        <w:t xml:space="preserve">А затем произошло нечто беспримерное. Навальный, уже поправлявшийся в Германии, лично позвонил одному из установленных исполнителей — сотруднику ФСБ Константину Кудрявцеву, — представившись помощником высокопоставленного чиновника, якобы собирающего отчёт о неудавшейся операции. И тот, не распознав собеседника, в подробностях рассказал, как проводилась операция, где именно был нанесён яд (в области паха, на бельё) и почему покушение сорвалось (быстрая посадка самолёта и оперативная помощь). Запись этого разговора, обнародованная Навальным, стала уникальным документом — фактическим признанием исполнителя, полученным из уст самого отравителя. Мир услышал, как агент госбезопасности буднично описывает попытку убийства оппозиционера.</w:t>
+      </w:r>
+      <w:r>
+        <w:rPr>
+          <w:rStyle w:val="FootnoteReference"/>
+        </w:rPr>
+        <w:footnoteReference w:id="566"/>
+      </w:r>
+    </w:p>
+    <w:bookmarkEnd w:id="567"/>
+    <w:bookmarkStart w:id="569" w:name="реакция-власти"/>
+    <w:p>
+      <w:pPr>
+        <w:pStyle w:val="Heading2"/>
+      </w:pPr>
+      <w:r>
+        <w:t xml:space="preserve">Реакция власти</w:t>
+      </w:r>
+    </w:p>
+    <w:p>
+      <w:pPr>
+        <w:pStyle w:val="FirstParagraph"/>
+      </w:pPr>
+      <w:r>
+        <w:t xml:space="preserve">Кремль, как всегда в таких случаях, всё отрицал: никакого отравления не было, «Новичок» не при чём, а расследование — фальшивка западных спецслужб. Путин лично прокомментировал дело в характерной глумливой манере, заявив, что если бы спецслужбы захотели, то «довели бы дело до конца», — фраза, которая, отрицая покушение, звучала как признание способности и готовности его совершить. Возбуждать уголовное дело об отравлении российские власти отказались наотрез — единственное в своём роде положение, когда государство отказывается расследовать попытку убийства собственного гражданина, известного всей стране.</w:t>
+      </w:r>
+      <w:r>
+        <w:rPr>
+          <w:rStyle w:val="FootnoteReference"/>
+        </w:rPr>
+        <w:footnoteReference w:id="568"/>
+      </w:r>
+    </w:p>
+    <w:bookmarkEnd w:id="569"/>
+    <w:bookmarkStart w:id="572" w:name="смысл-покушения"/>
+    <w:p>
+      <w:pPr>
+        <w:pStyle w:val="Heading2"/>
+      </w:pPr>
+      <w:r>
+        <w:t xml:space="preserve">Смысл покушения</w:t>
+      </w:r>
+    </w:p>
+    <w:p>
+      <w:pPr>
+        <w:pStyle w:val="FirstParagraph"/>
+      </w:pPr>
+      <w:r>
+        <w:t xml:space="preserve">Отравление Навального стало событием огромного символического значения, и его уроки важно осознать.</w:t>
+      </w:r>
+    </w:p>
+    <w:p>
+      <w:pPr>
+        <w:pStyle w:val="BodyText"/>
+      </w:pPr>
+      <w:r>
+        <w:t xml:space="preserve">Оно показало, до какой степени деградировал режим. Одно дело — сажать оппонентов, душить их штрафами, не пускать на выборы. Другое — пытаться физически убить главного оппозиционного политика страны боевым химическим оружием. Это перевод политической борьбы в разряд прямого государственного террора против конкретного, всем известного человека. Грань, которую в сравнительно «вегетарианские» нулевые власть ещё соблюдала в отношении крупных публичных фигур внутри страны, была окончательно стёрта.</w:t>
+      </w:r>
+      <w:r>
+        <w:rPr>
+          <w:rStyle w:val="FootnoteReference"/>
+        </w:rPr>
+        <w:footnoteReference w:id="570"/>
+      </w:r>
+    </w:p>
+    <w:p>
+      <w:pPr>
+        <w:pStyle w:val="BodyText"/>
+      </w:pPr>
+      <w:r>
+        <w:t xml:space="preserve">Оно вновь продемонстрировало и роль независимых расследователей нового типа. Там, где государство лгало и заметало следы, международная команда с помощью открытых данных, утечек и дерзости сумела установить истину с такой доказательностью, что отрицать её могли лишь те, кто отрицал очевидное из принципа. Правда оказалась сильнее лжи — по крайней мере, для всех, кто хотел её видеть.</w:t>
+      </w:r>
+      <w:r>
+        <w:rPr>
+          <w:rStyle w:val="FootnoteReference"/>
+        </w:rPr>
+        <w:footnoteReference w:id="571"/>
+      </w:r>
+    </w:p>
+    <w:p>
+      <w:pPr>
+        <w:pStyle w:val="BodyText"/>
+      </w:pPr>
+      <w:r>
+        <w:t xml:space="preserve">Но главным героем этой истории стал сам Навальный — и не только тем, что выжил. Оправившись в Германии, он принял решение, которое потрясло даже его сторонников и которое войдёт в историю как акт исключительного мужества и моральной ясности: он решил вернуться в Россию, зная, что там его ждут арест, тюрьма, а возможно, и новая попытка убийства. О его возвращении, ставшем и подвигом, и началом конца, — следующая глава.</w:t>
+      </w:r>
+    </w:p>
+    <w:p>
+      <w:r>
+        <w:br w:type="page"/>
+      </w:r>
+    </w:p>
+    <w:bookmarkEnd w:id="572"/>
+    <w:bookmarkEnd w:id="573"/>
+    <w:bookmarkStart w:id="589" w:name="X7cb415628d9b90fd34003a1754f5d20958c8fa3"/>
+    <w:p>
+      <w:pPr>
+        <w:pStyle w:val="Heading1"/>
+      </w:pPr>
+      <w:r>
+        <w:t xml:space="preserve">Глава 31. Возвращение: подвиг и заточение Навального</w:t>
+      </w:r>
+    </w:p>
+    <w:bookmarkStart w:id="576" w:name="решение-вернуться"/>
+    <w:p>
+      <w:pPr>
+        <w:pStyle w:val="Heading2"/>
+      </w:pPr>
+      <w:r>
+        <w:t xml:space="preserve">Решение вернуться</w:t>
+      </w:r>
+    </w:p>
+    <w:p>
+      <w:pPr>
+        <w:pStyle w:val="FirstParagraph"/>
+      </w:pPr>
+      <w:r>
+        <w:t xml:space="preserve">Оправившись после отравления в Германии, Алексей Навальный оказался перед выбором, определяющим судьбу. Он мог остаться в эмиграции — в безопасности, продолжая борьбу из-за границы, как многие до него. Никто не осудил бы человека, которого только что пытались убить, за нежелание возвращаться в руки несостоявшихся убийц. Но Навальный выбрал иное. Он решил вернуться в Россию, ясно понимая, что его арестуют сразу по прилёте, а возможно, попытаются убить снова.</w:t>
+      </w:r>
+      <w:r>
+        <w:rPr>
+          <w:rStyle w:val="FootnoteReference"/>
+        </w:rPr>
+        <w:footnoteReference w:id="574"/>
+      </w:r>
+    </w:p>
+    <w:p>
+      <w:pPr>
+        <w:pStyle w:val="BodyText"/>
+      </w:pPr>
+      <w:r>
+        <w:t xml:space="preserve">Логика его решения была одновременно политической и нравственной. Политик, претендующий на лидерство в стране, не может руководить своими сторонниками из-за рубежа, призывая их к мужеству и жертвам, оставаясь при этом в безопасности сам. Эмиграция означала бы моральное поражение, превращение из лидера в изгнанника. Навальный не хотел уступать Кремлю страну, не желал признавать, что она принадлежит режиму, а не гражданам. «Я не боюсь, и вы не бойтесь» — этот принцип он сделал своим кредо и своим главным политическим посланием. Его возвращение было актом, обращённым к соотечественникам: смотрите, можно не бояться, страна стоит того, чтобы за неё бороться, находясь внутри неё.</w:t>
+      </w:r>
+      <w:r>
+        <w:rPr>
+          <w:rStyle w:val="FootnoteReference"/>
+        </w:rPr>
+        <w:footnoteReference w:id="575"/>
+      </w:r>
+    </w:p>
+    <w:bookmarkEnd w:id="576"/>
+    <w:bookmarkStart w:id="578" w:name="арест-на-границе"/>
+    <w:p>
+      <w:pPr>
+        <w:pStyle w:val="Heading2"/>
+      </w:pPr>
+      <w:r>
+        <w:t xml:space="preserve">Арест на границе</w:t>
+      </w:r>
+    </w:p>
+    <w:p>
+      <w:pPr>
+        <w:pStyle w:val="FirstParagraph"/>
+      </w:pPr>
+      <w:r>
+        <w:t xml:space="preserve">17 января 2021 года Навальный с женой вылетел из Берлина в Москву. Власти, опасаясь встречи, в последний момент перенаправили его рейс в другой аэропорт (Шереметьево вместо Внуково, где его ждали тысячи сторонников и журналистов). Прямо на паспортном контроле, едва ступив на родную землю, Навальный был задержан. Кадры его ареста — и последнего поцелуя с женой перед тем, как его увели, — облетели весь мир. Человек, которого государство пыталось отравить, добровольно вернулся в это государство и был немедленно брошен за решётку.</w:t>
+      </w:r>
+      <w:r>
+        <w:rPr>
+          <w:rStyle w:val="FootnoteReference"/>
+        </w:rPr>
+        <w:footnoteReference w:id="577"/>
+      </w:r>
+    </w:p>
+    <w:bookmarkEnd w:id="578"/>
+    <w:bookmarkStart w:id="580" w:name="дворец-как-ответный-удар"/>
+    <w:p>
+      <w:pPr>
+        <w:pStyle w:val="Heading2"/>
+      </w:pPr>
+      <w:r>
+        <w:t xml:space="preserve">«Дворец» как ответный удар</w:t>
+      </w:r>
+    </w:p>
+    <w:p>
+      <w:pPr>
+        <w:pStyle w:val="FirstParagraph"/>
+      </w:pPr>
+      <w:r>
+        <w:t xml:space="preserve">Через два дня после ареста, 19 января 2021 года, команда Навального нанесла заранее подготовленный ответный удар — обнародовала расследование «Дворец для Путина», о котором уже говорилось в главе о коррупции. Расчёт был точен: власть посадила Навального, рассчитывая заставить его замолчать, — а в ответ получила самое громкое антикоррупционное расследование в истории страны, ударившее по личному образу самого Путина и собравшее более ста миллионов просмотров. Это был мастерский ход: даже из тюрьмы Навальный сумел нанести режиму чувствительный удар.</w:t>
+      </w:r>
+      <w:r>
+        <w:rPr>
+          <w:rStyle w:val="FootnoteReference"/>
+        </w:rPr>
+        <w:footnoteReference w:id="579"/>
+      </w:r>
+    </w:p>
+    <w:bookmarkEnd w:id="580"/>
+    <w:bookmarkStart w:id="583" w:name="улицы-поднимаются-и-подавляются"/>
+    <w:p>
+      <w:pPr>
+        <w:pStyle w:val="Heading2"/>
+      </w:pPr>
+      <w:r>
+        <w:t xml:space="preserve">Улицы поднимаются — и подавляются</w:t>
+      </w:r>
+    </w:p>
+    <w:p>
+      <w:pPr>
+        <w:pStyle w:val="FirstParagraph"/>
+      </w:pPr>
+      <w:r>
+        <w:t xml:space="preserve">Арест Навального и выход «Дворца» вызвали волну протестов, охватившую всю страну. 23 и 31 января 2021 года люди вышли на улицы в десятках городов — от Владивостока до Калининграда, — причём протесты впервые за долгое время были по-настоящему всероссийскими, а не только столичными. Требование было простым: свободу Навальному.</w:t>
+      </w:r>
+      <w:r>
+        <w:rPr>
+          <w:rStyle w:val="FootnoteReference"/>
+        </w:rPr>
+        <w:footnoteReference w:id="581"/>
+      </w:r>
+    </w:p>
+    <w:p>
+      <w:pPr>
+        <w:pStyle w:val="BodyText"/>
+      </w:pPr>
+      <w:r>
+        <w:t xml:space="preserve">Ответ власти был беспощадным. Протесты подавляли с невиданной жёсткостью: за эти недели по стране были задержаны более десяти тысяч человек — рекордная цифра, свидетельствующая как о массовости протеста, так и о готовности власти к тотальным репрессиям. ОМОН избивал демонстрантов, суды штамповали аресты и штрафы, участников увольняли, отчисляли, преследовали. Государство ясно показало: никаких уступок не будет, любое уличное несогласие будет раздавлено силой. И — на этот раз — оно эту силу применило в полной мере, сломив волну протеста.</w:t>
+      </w:r>
+      <w:r>
+        <w:rPr>
+          <w:rStyle w:val="FootnoteReference"/>
+        </w:rPr>
+        <w:footnoteReference w:id="582"/>
+      </w:r>
+    </w:p>
+    <w:bookmarkEnd w:id="583"/>
+    <w:bookmarkStart w:id="586" w:name="конвейер-приговоров"/>
+    <w:p>
+      <w:pPr>
+        <w:pStyle w:val="Heading2"/>
+      </w:pPr>
+      <w:r>
+        <w:t xml:space="preserve">Конвейер приговоров</w:t>
+      </w:r>
+    </w:p>
+    <w:p>
+      <w:pPr>
+        <w:pStyle w:val="FirstParagraph"/>
+      </w:pPr>
+      <w:r>
+        <w:t xml:space="preserve">Расправа над самим Навальным разворачивалась по нарастающей и обнажила всю природу российского «правосудия». Сначала ему заменили условный срок по давнему, признанному ещё Европейским судом политически мотивированным делу («Ив Роше») на реальный — и отправили в колонию. Формальным поводом послужило то, что он, лежа в коме в немецкой больнице после отравления, «нарушил» условия испытательного срока, не являясь на отметку к инспектору, — цинизм, доведённый до абсурда: человека наказали за то, что он не отметился, пока его лечили от совершённого государством отравления.</w:t>
+      </w:r>
+      <w:r>
+        <w:rPr>
+          <w:rStyle w:val="FootnoteReference"/>
+        </w:rPr>
+        <w:footnoteReference w:id="584"/>
+      </w:r>
+    </w:p>
+    <w:p>
+      <w:pPr>
+        <w:pStyle w:val="BodyText"/>
+      </w:pPr>
+      <w:r>
+        <w:t xml:space="preserve">Затем последовали новые дела и новые приговоры, наращиваемые один на другой, будто власть задалась целью не выпустить его уже никогда. Обвинения в «мошенничестве», в «создании экстремистского сообщества», в «реабилитации нацизма» — сроки росли: сначала около двух с половиной лет, затем девять, затем девятнадцать лет по совокупности. Навального переводили во всё более жёсткие колонии, помещали в штрафные изоляторы (ШИЗО) по надуманным поводам десятки раз, лишали свиданий, писем, элементарной медицинской помощи, методично разрушая его здоровье. Это было не наказание за конкретное преступление, а планомерное уничтожение человека, растянутое во времени, — медленная казнь под видом отбывания наказания.</w:t>
+      </w:r>
+      <w:r>
+        <w:rPr>
+          <w:rStyle w:val="FootnoteReference"/>
+        </w:rPr>
+        <w:footnoteReference w:id="585"/>
+      </w:r>
+    </w:p>
+    <w:bookmarkEnd w:id="586"/>
+    <w:bookmarkStart w:id="588" w:name="мужество-как-политика"/>
+    <w:p>
+      <w:pPr>
+        <w:pStyle w:val="Heading2"/>
+      </w:pPr>
+      <w:r>
+        <w:t xml:space="preserve">Мужество как политика</w:t>
+      </w:r>
+    </w:p>
+    <w:p>
+      <w:pPr>
+        <w:pStyle w:val="FirstParagraph"/>
+      </w:pPr>
+      <w:r>
+        <w:t xml:space="preserve">Находясь в заключении, в нечеловеческих условиях, Навальный не сломался и не замолчал. Через адвокатов он передавал на волю тексты — остроумные, ироничные, полные несгибаемого достоинства, — которые публиковались в его соцсетях. Он шутил над своими тюремщиками, анализировал политику, поддерживал сторонников, не позволял стране забыть о себе. Его стойкость превратилась в самостоятельное политическое высказывание: пример того, что дух можно сохранить даже за колючей проволокой, что человека можно посадить, но нельзя заставить лгать и пресмыкаться. В 2022 году о нём был снят документальный фильм «Навальный», получивший премию «Оскар», — и мир следил за его судьбой.</w:t>
+      </w:r>
+      <w:r>
+        <w:rPr>
+          <w:rStyle w:val="FootnoteReference"/>
+        </w:rPr>
+        <w:footnoteReference w:id="587"/>
+      </w:r>
+    </w:p>
+    <w:p>
+      <w:pPr>
+        <w:pStyle w:val="BodyText"/>
+      </w:pPr>
+      <w:r>
+        <w:t xml:space="preserve">Судьба эта, как мы знаем, окажется трагической: в феврале 2024 года Навальный погибнет в заполярной колонии (об этом — в отдельной главе). Но прежде чем перейти к финалу, нужно понять, что параллельно с расправой над Навальным режим методично добивал и всё остальное — оппозицию, гражданское общество, независимую прессу. К 2021 году в России зачищалось последнее пространство свободы — власть готовила почву перед решающим шагом, о котором ещё не знало общество, но который уже был задуман, — перед большой войной. О разгроме оппозиции и СМИ — следующая глава.</w:t>
+      </w:r>
+    </w:p>
+    <w:p>
+      <w:r>
+        <w:br w:type="page"/>
+      </w:r>
+    </w:p>
+    <w:bookmarkEnd w:id="588"/>
+    <w:bookmarkEnd w:id="589"/>
+    <w:bookmarkStart w:id="604" w:name="X3b6a7611e6679f8a23dd9881ad0b7d3d4a947c1"/>
+    <w:p>
+      <w:pPr>
+        <w:pStyle w:val="Heading1"/>
+      </w:pPr>
+      <w:r>
+        <w:t xml:space="preserve">Глава 32. Зачистка: разгром оппозиции и свободной прессы</w:t>
+      </w:r>
+    </w:p>
+    <w:bookmarkStart w:id="592" w:name="Xc4a45ea4ac28b47b7c057bdcd8fd32e7cc9e5a7"/>
+    <w:p>
+      <w:pPr>
+        <w:pStyle w:val="Heading2"/>
+      </w:pPr>
+      <w:r>
+        <w:t xml:space="preserve">«Умное голосование» и чем оно грозило власти</w:t>
+      </w:r>
+    </w:p>
+    <w:p>
+      <w:pPr>
+        <w:pStyle w:val="FirstParagraph"/>
+      </w:pPr>
+      <w:r>
+        <w:t xml:space="preserve">Прежде чем рассказать о разгроме, нужно понять, что именно разгромили и почему власть так торопилась. Главным политическим изобретением Навального стало «умное голосование» — простая, но действенная стратегия. Её суть: на выборах избирателям, недовольным властью, предлагалось голосовать консолидированно за того единственного кандидата в каждом округе, который имел наилучшие шансы победить представителя «Единой России», — независимо от его партийной принадлежности. Тем самым разрозненный протестный электорат превращался в согласованную силу, способную отбирать у партии власти реальные мандаты.</w:t>
+      </w:r>
+      <w:r>
+        <w:rPr>
+          <w:rStyle w:val="FootnoteReference"/>
+        </w:rPr>
+        <w:footnoteReference w:id="590"/>
+      </w:r>
+    </w:p>
+    <w:p>
+      <w:pPr>
+        <w:pStyle w:val="BodyText"/>
+      </w:pPr>
+      <w:r>
+        <w:t xml:space="preserve">«Умное голосование» показало эффективность: на выборах в Московскую городскую думу в 2019 году и на ряде региональных выборов провластные кандидаты неожиданно проигрывали. Для Кремля это был тревожный сигнал — оказалось, что даже в условиях зачищенного политического поля и контроля над телевидением существует технология, способная причинять электоральный ущерб. Устранить эту угрозу перед думскими выборами 2021 года стало для власти приоритетом.</w:t>
+      </w:r>
+      <w:r>
+        <w:rPr>
+          <w:rStyle w:val="FootnoteReference"/>
+        </w:rPr>
+        <w:footnoteReference w:id="591"/>
+      </w:r>
+    </w:p>
+    <w:bookmarkEnd w:id="592"/>
+    <w:bookmarkStart w:id="595" w:name="экстремисты-вместо-оппозиционеров"/>
+    <w:p>
+      <w:pPr>
+        <w:pStyle w:val="Heading2"/>
+      </w:pPr>
+      <w:r>
+        <w:t xml:space="preserve">Экстремисты вместо оппозиционеров</w:t>
+      </w:r>
+    </w:p>
+    <w:p>
+      <w:pPr>
+        <w:pStyle w:val="FirstParagraph"/>
+      </w:pPr>
+      <w:r>
+        <w:t xml:space="preserve">Способ был выбран радикальный. Летом 2021 года суд по иску прокуратуры признал Фонд борьбы с коррупцией и сеть штабов Навального «экстремистскими организациями» — приравняв политическую оппозицию к террористам и неонацистам. Юридические последствия этого решения чудовищны: любая причастность к «экстремистской организации» — работа в ней, пожертвование, репост, публичная поддержка — становилась уголовным преступлением с реальными сроками. Тысячи людей, когда-либо жертвовавших Навальному или сотрудничавших с ФБК, оказались под угрозой преследования задним числом.</w:t>
+      </w:r>
+      <w:r>
+        <w:rPr>
+          <w:rStyle w:val="FootnoteReference"/>
+        </w:rPr>
+        <w:footnoteReference w:id="593"/>
+      </w:r>
+    </w:p>
+    <w:p>
+      <w:pPr>
+        <w:pStyle w:val="BodyText"/>
+      </w:pPr>
+      <w:r>
+        <w:t xml:space="preserve">Результат был предсказуем и, вероятно, желаем: инфраструктура крупнейшей оппозиционной силы страны была разгромлена. Соратники Навального встали перед выбором — тюрьма или эмиграция; большинство ключевых фигур вынуждены были покинуть страну, чтобы продолжать работу из-за рубежа. Региональные штабы закрылись. Легальная оппозиционная политическая деятельность внутри России стала фактически невозможна и приравнена к уголовщине. Само «умное голосование» на думских выборах 2021 года было подавлено: приложение блокировали, а корпорации Apple и Google под прямым давлением Кремля удалили его из своих магазинов в самый ответственный момент — печальный пример того, как глобальные компании уступили авторитарному нажиму.</w:t>
+      </w:r>
+      <w:r>
+        <w:rPr>
+          <w:rStyle w:val="FootnoteReference"/>
+        </w:rPr>
+        <w:footnoteReference w:id="594"/>
+      </w:r>
+    </w:p>
+    <w:bookmarkEnd w:id="595"/>
+    <w:bookmarkStart w:id="597" w:name="украденные-выборы-2021-года"/>
+    <w:p>
+      <w:pPr>
+        <w:pStyle w:val="Heading2"/>
+      </w:pPr>
+      <w:r>
+        <w:t xml:space="preserve">Украденные выборы 2021 года</w:t>
+      </w:r>
+    </w:p>
+    <w:p>
+      <w:pPr>
+        <w:pStyle w:val="FirstParagraph"/>
+      </w:pPr>
+      <w:r>
+        <w:t xml:space="preserve">Думские выборы в сентябре 2021 года прошли под знаком тотального контроля и, по многочисленным свидетельствам, беспрецедентных фальсификаций. Особую роль сыграло электронное голосование, внедрённое прежде всего в Москве: его непрозрачные результаты, объявленные с задержкой, «перевернули» итоги в ряде округов, где оппозиционные кандидаты лидировали при подсчёте бумажных бюллетеней. Независимые аналитики, изучив статистику, оценили масштаб приписок в пользу «Единой России» как рекордный. Партия власти сохранила конституционное большинство — но цена, заплаченная за это откровенным подлогом, свидетельствовала о том, что реальной поддержки у неё всё меньше, а держится она уже почти исключительно на манипуляциях и принуждении.</w:t>
+      </w:r>
+      <w:r>
+        <w:rPr>
+          <w:rStyle w:val="FootnoteReference"/>
+        </w:rPr>
+        <w:footnoteReference w:id="596"/>
+      </w:r>
+    </w:p>
+    <w:bookmarkEnd w:id="597"/>
+    <w:bookmarkStart w:id="600" w:name="удушение-свободной-прессы"/>
+    <w:p>
+      <w:pPr>
+        <w:pStyle w:val="Heading2"/>
+      </w:pPr>
+      <w:r>
+        <w:t xml:space="preserve">Удушение свободной прессы</w:t>
+      </w:r>
+    </w:p>
+    <w:p>
+      <w:pPr>
+        <w:pStyle w:val="FirstParagraph"/>
+      </w:pPr>
+      <w:r>
+        <w:t xml:space="preserve">Параллельно с разгромом политической оппозиции власть добивала остатки независимой журналистики. Главным орудием стал уже знакомый закон об «иностранных агентах», применявшийся теперь массово и произвольно. В течение 2021 года «иностранными агентами» были объявлены десятки изданий и отдельных журналистов: издание «Медуза», телеканал «Дождь», расследовательские проекты «Важные истории» и «Проект» (последний и вовсе признали «нежелательной организацией»), а также множество конкретных репортёров. Клеймо «иностранного агента» обязывало сопровождать каждую публикацию громоздкой унизительной плашкой, отпугивало рекламодателей и читателей, создавало юридические риски и делало нормальную работу почти невозможной. Многие редакции были вынуждены закрыться или перенести работу за границу.</w:t>
+      </w:r>
+      <w:r>
+        <w:rPr>
+          <w:rStyle w:val="FootnoteReference"/>
+        </w:rPr>
+        <w:footnoteReference w:id="598"/>
+      </w:r>
+    </w:p>
+    <w:p>
+      <w:pPr>
+        <w:pStyle w:val="BodyText"/>
+      </w:pPr>
+      <w:r>
+        <w:t xml:space="preserve">Символической точкой стал конец 2021 года, когда Верховный суд России ликвидировал общество «Мемориал» — старейшую и авторитетнейшую правозащитную организацию страны, возникшую ещё на волне перестройки и десятилетиями хранившую память о жертвах советского террора и защищавшую политзаключённых современной России. Уничтожение «Мемориала» было глубоко символичным: власть, всё больше тяготевшая к сталинским методам, расправлялась с организацией, которая не давала забыть о преступлениях сталинизма. Память о прошлом терроре и защита от террора нынешнего оказались одинаково неугодны.</w:t>
+      </w:r>
+      <w:r>
+        <w:rPr>
+          <w:rStyle w:val="FootnoteReference"/>
+        </w:rPr>
+        <w:footnoteReference w:id="599"/>
+      </w:r>
+    </w:p>
+    <w:bookmarkEnd w:id="600"/>
+    <w:bookmarkStart w:id="603" w:name="зачистка-перед-войной"/>
+    <w:p>
+      <w:pPr>
+        <w:pStyle w:val="Heading2"/>
+      </w:pPr>
+      <w:r>
+        <w:t xml:space="preserve">Зачистка перед войной</w:t>
+      </w:r>
+    </w:p>
+    <w:p>
+      <w:pPr>
+        <w:pStyle w:val="FirstParagraph"/>
+      </w:pPr>
+      <w:r>
+        <w:t xml:space="preserve">Если посмотреть на события 2021 года в целом, проступает зловещая логика, подлинный смысл которой прояснится лишь в феврале 2022-го. За один год власть методично зачистила всё, что могло стать источником организованного сопротивления: разгромила оппозицию, вытеснила её лидеров в эмиграцию или тюрьму, задушила независимую прессу, ликвидировала правозащитные структуры, подавила уличный протест. К концу 2021 года пространство свободы в России было выжжено почти дотла.</w:t>
+      </w:r>
+      <w:r>
+        <w:rPr>
+          <w:rStyle w:val="FootnoteReference"/>
+        </w:rPr>
+        <w:footnoteReference w:id="601"/>
+      </w:r>
+    </w:p>
+    <w:p>
+      <w:pPr>
+        <w:pStyle w:val="BodyText"/>
+      </w:pPr>
+      <w:r>
+        <w:t xml:space="preserve">Задним числом становится ясно: это была расчистка плацдарма перед решающим шагом. Готовясь к большой войне — о планировании которой общество ещё не подозревало, — Кремль заранее уничтожал те силы, которые могли бы возглавить протест против неё. Когда через несколько месяцев начнётся вторжение в Украину, в России уже не останется ни независимых политиков, способных вывести людей на улицы, ни свободных СМИ, способных рассказать правду, ни правозащитных организаций, способных защитить преследуемых. Тишина была подготовлена заранее. Диктатура зачистила тыл перед тем, как ввергнуть страну в катастрофу.</w:t>
+      </w:r>
+      <w:r>
+        <w:rPr>
+          <w:rStyle w:val="FootnoteReference"/>
+        </w:rPr>
+        <w:footnoteReference w:id="602"/>
+      </w:r>
+    </w:p>
+    <w:p>
+      <w:pPr>
+        <w:pStyle w:val="BodyText"/>
+      </w:pPr>
+      <w:r>
+        <w:t xml:space="preserve">К этой катастрофе — к дороге, приведшей к 24 февраля 2022 года, — мы теперь и переходим.</w:t>
+      </w:r>
+    </w:p>
+    <w:p>
+      <w:r>
+        <w:br w:type="page"/>
+      </w:r>
+    </w:p>
+    <w:bookmarkEnd w:id="603"/>
+    <w:bookmarkEnd w:id="604"/>
+    <w:bookmarkStart w:id="620" w:name="глава-33.-дорога-к-большой-войне"/>
+    <w:p>
+      <w:pPr>
+        <w:pStyle w:val="Heading1"/>
+      </w:pPr>
+      <w:r>
+        <w:t xml:space="preserve">Глава 33. Дорога к большой войне</w:t>
+      </w:r>
+    </w:p>
+    <w:bookmarkStart w:id="607" w:name="навязчивая-идея"/>
+    <w:p>
+      <w:pPr>
+        <w:pStyle w:val="Heading2"/>
+      </w:pPr>
+      <w:r>
+        <w:t xml:space="preserve">Навязчивая идея</w:t>
+      </w:r>
+    </w:p>
+    <w:p>
+      <w:pPr>
+        <w:pStyle w:val="FirstParagraph"/>
+      </w:pPr>
+      <w:r>
+        <w:t xml:space="preserve">Полномасштабное вторжение в Украину 24 февраля 2022 года потрясло мир своей внезапностью — но внезапным оно было лишь для тех, кто не вслушивался. Дорога к нему выстраивалась годами, а последний, решающий разбег занял почти год. Чтобы понять, как здравомыслящий, казалось бы, правитель ядерной державы решился на авантюру, обернувшуюся катастрофой и для Украины, и для России, нужно проследить сплетение трёх нитей: имперской идеологии, накопленной самоуверенности и растущей изоляции стареющего диктатора от реальности.</w:t>
+      </w:r>
+      <w:r>
+        <w:rPr>
+          <w:rStyle w:val="FootnoteReference"/>
+        </w:rPr>
+        <w:footnoteReference w:id="605"/>
+      </w:r>
+    </w:p>
+    <w:p>
+      <w:pPr>
+        <w:pStyle w:val="BodyText"/>
+      </w:pPr>
+      <w:r>
+        <w:t xml:space="preserve">Украина была для Путина не рядовым внешнеполитическим вопросом, а навязчивой идеей. В его картине мира Украина — не самостоятельная нация и не настоящее государство, а историческое недоразумение, «исконно русская» земля, временно и незаконно отторгнутая, населённая, по сути, теми же русскими, лишь сбитыми с толку враждебной пропагандой. Потеря Украины, её разворот к Западу после Майдана, её всё более уверенное национальное самоопределение воспринимались им как личное оскорбление и как экзистенциальная угроза — угроза не военная, а идеологическая: успешная, свободная, европейская Украина была живым опровержением всей путинской модели и постоянным соблазном для самих россиян.</w:t>
+      </w:r>
+      <w:r>
+        <w:rPr>
+          <w:rStyle w:val="FootnoteReference"/>
+        </w:rPr>
+        <w:footnoteReference w:id="606"/>
+      </w:r>
+    </w:p>
+    <w:bookmarkEnd w:id="607"/>
+    <w:bookmarkStart w:id="610" w:name="статья-вместо-истории"/>
+    <w:p>
+      <w:pPr>
+        <w:pStyle w:val="Heading2"/>
+      </w:pPr>
+      <w:r>
+        <w:t xml:space="preserve">Статья вместо истории</w:t>
+      </w:r>
+    </w:p>
+    <w:p>
+      <w:pPr>
+        <w:pStyle w:val="FirstParagraph"/>
+      </w:pPr>
+      <w:r>
+        <w:t xml:space="preserve">Идеологический манифест будущей войны Путин обнародовал сам. В июле 2021 года под его именем вышла пространная статья «Об историческом единстве русских и украинцев». В ней он развивал тезис, что русские и украинцы — «один народ», единое целое, искусственно разделённое врагами; что украинская государственность — фикция, созданная большевиками (Лениным), «нарезавшими» исконно русские земли; что современная Украина — это «анти-Россия», марионеточный проект Запада, направленный против России.</w:t>
+      </w:r>
+      <w:r>
+        <w:rPr>
+          <w:rStyle w:val="FootnoteReference"/>
+        </w:rPr>
+        <w:footnoteReference w:id="608"/>
+      </w:r>
+    </w:p>
+    <w:p>
+      <w:pPr>
+        <w:pStyle w:val="BodyText"/>
+      </w:pPr>
+      <w:r>
+        <w:t xml:space="preserve">Эта статья, обязательная к изучению даже в российской армии, была не историческим исследованием, а идеологическим обоснованием агрессии. Отрицание самого права украинцев на отдельное существование — «их не существует как нации» — есть, по сути, идеологическая подготовка к тому, чтобы это существование ликвидировать. Историки указывали на множество передёргиваний и прямых искажений в путинском тексте; но важна была не его научная несостоятельность, а то, что он обнажал: в голове у человека, единолично решавшего судьбу страны, созрела имперская утопия, ради которой он готов был начать войну.</w:t>
+      </w:r>
+      <w:r>
+        <w:rPr>
+          <w:rStyle w:val="FootnoteReference"/>
+        </w:rPr>
+        <w:footnoteReference w:id="609"/>
+      </w:r>
+    </w:p>
+    <w:bookmarkEnd w:id="610"/>
+    <w:bookmarkStart w:id="612" w:name="накопленная-самоуверенность"/>
+    <w:p>
+      <w:pPr>
+        <w:pStyle w:val="Heading2"/>
+      </w:pPr>
+      <w:r>
+        <w:t xml:space="preserve">Накопленная самоуверенность</w:t>
+      </w:r>
+    </w:p>
+    <w:p>
+      <w:pPr>
+        <w:pStyle w:val="FirstParagraph"/>
+      </w:pPr>
+      <w:r>
+        <w:t xml:space="preserve">Второй нитью была самоуверенность, накопленная за годы безнаказанных силовых акций. Грузия-2008 — Запад «проглотил». Крым-2014 — взяли за недели, почти без крови, Запад ограничился умеренными санкциями. Донбасс, Сирия — сила работала, противник был слаб. Из этой цепи «успехов» Кремль вывел роковые заключения: что российская армия сильна и способна на быструю победу; что украинское государство хрупко и рухнет при первом ударе, а власть в Киеве разбежится, как разбежался Янукович; что украинцы если не встретят «освободителей» цветами, то по крайней мере не окажут серьёзного сопротивления; и что Запад, разобщённый, зависимый от российского газа и не готовый к жертвам, вновь ограничится словами и символическими мерами. Каждое из этих предположений окажется катастрофически ошибочным.</w:t>
+      </w:r>
+      <w:r>
+        <w:rPr>
+          <w:rStyle w:val="FootnoteReference"/>
+        </w:rPr>
+        <w:footnoteReference w:id="611"/>
+      </w:r>
+    </w:p>
+    <w:bookmarkEnd w:id="612"/>
+    <w:bookmarkStart w:id="615" w:name="изоляция-вождя"/>
+    <w:p>
+      <w:pPr>
+        <w:pStyle w:val="Heading2"/>
+      </w:pPr>
+      <w:r>
+        <w:t xml:space="preserve">Изоляция вождя</w:t>
+      </w:r>
+    </w:p>
+    <w:p>
+      <w:pPr>
+        <w:pStyle w:val="FirstParagraph"/>
+      </w:pPr>
+      <w:r>
+        <w:t xml:space="preserve">Третьей нитью стала растущая изоляция самого Путина. Пандемия усилила его и без того возраставшую отгороженность от мира: он месяцами сидел в бункере, ограничил круг общения несколькими доверенными лицами, преимущественно силовиками и идеологами имперского реванша. Знаменитые кадры, где он принимает посетителей и даже собственных министров на противоположном конце нелепо длинного стола, стали символом этой изоляции. Оторванный от обратной связи, окружённый людьми, говорящими лишь то, что он хочет слышать, погружённый в исторические тексты и обиды, стареющий правитель всё больше терял связь с реальностью и всё больше верил в собственные мифы.</w:t>
+      </w:r>
+      <w:r>
+        <w:rPr>
+          <w:rStyle w:val="FootnoteReference"/>
+        </w:rPr>
+        <w:footnoteReference w:id="613"/>
+      </w:r>
+    </w:p>
+    <w:p>
+      <w:pPr>
+        <w:pStyle w:val="BodyText"/>
+      </w:pPr>
+      <w:r>
+        <w:t xml:space="preserve">Многие наблюдатели и бывшие инсайдеры сходятся в том, что решение о вторжении принималось крайне узким кругом — возможно, буквально несколькими людьми, — без серьёзного анализа, без реалистичной оценки рисков, без учёта мнения экономистов или даже большей части военных. Это было не рациональное государственное решение, а авантюра узкой группы, уверовавшей в собственную непогрешимость и в скорую лёгкую победу. В этом — прямое следствие персоналистской диктатуры: когда вся власть сосредоточена в руках одного человека, оторванного от реальности, его личные заблуждения становятся судьбой миллионов.</w:t>
+      </w:r>
+      <w:r>
+        <w:rPr>
+          <w:rStyle w:val="FootnoteReference"/>
+        </w:rPr>
+        <w:footnoteReference w:id="614"/>
+      </w:r>
+    </w:p>
+    <w:bookmarkEnd w:id="615"/>
+    <w:bookmarkStart w:id="619" w:name="последние-недели"/>
+    <w:p>
+      <w:pPr>
+        <w:pStyle w:val="Heading2"/>
+      </w:pPr>
+      <w:r>
+        <w:t xml:space="preserve">Последние недели</w:t>
+      </w:r>
+    </w:p>
+    <w:p>
+      <w:pPr>
+        <w:pStyle w:val="FirstParagraph"/>
+      </w:pPr>
+      <w:r>
+        <w:t xml:space="preserve">Военные приготовления шли на виду. Ещё весной 2021 года Россия впервые стянула к границам Украины крупную группировку. Осенью и зимой 2021–2022 годов наращивание войск приобрело беспрецедентный масштаб: к границам Украины и на территорию Белоруссии стягивались сотни тысяч солдат, техника, полевые госпитали, запасы крови — все признаки подготовки к вторжению, а не к «учениям», как утверждала Москва.</w:t>
+      </w:r>
+      <w:r>
+        <w:rPr>
+          <w:rStyle w:val="FootnoteReference"/>
+        </w:rPr>
+        <w:footnoteReference w:id="616"/>
+      </w:r>
+    </w:p>
+    <w:p>
+      <w:pPr>
+        <w:pStyle w:val="BodyText"/>
+      </w:pPr>
+      <w:r>
+        <w:t xml:space="preserve">В декабре 2021 года Россия выдвинула Западу ультиматум, оформленный как проекты «договоров» с США и НАТО. Требования были заведомо невыполнимыми: не просто отказ от приёма Украины в НАТО, но и откат военной инфраструктуры альянса к рубежам 1997 года, то есть фактический вывод войск из всей Восточной Европы, и предоставление России права вето на европейскую безопасность. Эти требования, которые ни одна страна не могла принять, не унизившись до положения вассала, были, по сути, не предложением к переговорам, а предлогом: их отклонение затем можно было представить как «исчерпание дипломатии» и оправдание войны.</w:t>
+      </w:r>
+      <w:r>
+        <w:rPr>
+          <w:rStyle w:val="FootnoteReference"/>
+        </w:rPr>
+        <w:footnoteReference w:id="617"/>
+      </w:r>
+    </w:p>
+    <w:p>
+      <w:pPr>
+        <w:pStyle w:val="BodyText"/>
+      </w:pPr>
+      <w:r>
+        <w:t xml:space="preserve">Всё это время Кремль лгал, отрицая какие-либо планы вторжения и высмеивая «истерию» Запада. Между тем американская разведка, вопреки обыкновению, публично и настойчиво предупреждала: вторжение готовится и произойдёт в ближайшие недели, — обнародуя детали, чтобы лишить Кремль эффекта внезапности. 21 февраля 2022 года Путин выступил с мрачной, полной исторических обид речью, признал независимость «ДНР» и «ЛНР» в границах целых областей (значительная часть которых не контролировалась сепаратистами) и фактически объявил, что современная Украина — создание Ленина, не имеющее права на существование. Три дня спустя он отдал приказ.</w:t>
+      </w:r>
+      <w:r>
+        <w:rPr>
+          <w:rStyle w:val="FootnoteReference"/>
+        </w:rPr>
+        <w:footnoteReference w:id="618"/>
+      </w:r>
+    </w:p>
+    <w:p>
+      <w:pPr>
+        <w:pStyle w:val="BodyText"/>
+      </w:pPr>
+      <w:r>
+        <w:t xml:space="preserve">О самом вторжении — о дне, разделившем историю на «до» и «после», — следующая глава.</w:t>
+      </w:r>
+    </w:p>
+    <w:bookmarkEnd w:id="619"/>
+    <w:bookmarkEnd w:id="620"/>
     <w:sectPr/>
   </w:body>
 </w:document>
@@ -10595,6 +13563,2453 @@
       </w:r>
       <w:r>
         <w:t xml:space="preserve">О безнаказанности и её роли в логике эскалации: Plokhy, The Russo-Ukrainian War.</w:t>
+      </w:r>
+    </w:p>
+  </w:footnote>
+  <w:footnote w:id="408">
+    <w:p>
+      <w:pPr>
+        <w:pStyle w:val="FootnoteText"/>
+      </w:pPr>
+      <w:r>
+        <w:rPr>
+          <w:rStyle w:val="FootnoteReference"/>
+        </w:rPr>
+        <w:footnoteRef/>
+      </w:r>
+      <w:r>
+        <w:t xml:space="preserve"> </w:t>
+      </w:r>
+      <w:r>
+        <w:t xml:space="preserve">О роли государственного телевидения как централизованного инструмента управления сознанием: Peter Pomerantsev. Nothing Is True and Everything Is Possible. PublicAffairs, 2014; Arkady Ostrovsky. The Invention of Russia. Atlantic Books, 2015.</w:t>
+      </w:r>
+    </w:p>
+  </w:footnote>
+  <w:footnote w:id="409">
+    <w:p>
+      <w:pPr>
+        <w:pStyle w:val="FootnoteText"/>
+      </w:pPr>
+      <w:r>
+        <w:rPr>
+          <w:rStyle w:val="FootnoteReference"/>
+        </w:rPr>
+        <w:footnoteRef/>
+      </w:r>
+      <w:r>
+        <w:t xml:space="preserve"> </w:t>
+      </w:r>
+      <w:r>
+        <w:t xml:space="preserve">О еженедельных указаниях телеканалам из администрации президента: свидетельства бывших сотрудников российского ТВ, приводимые у Pomerantsev, Nothing Is True; Ostrovsky, The Invention of Russia.</w:t>
+      </w:r>
+    </w:p>
+  </w:footnote>
+  <w:footnote w:id="411">
+    <w:p>
+      <w:pPr>
+        <w:pStyle w:val="FootnoteText"/>
+      </w:pPr>
+      <w:r>
+        <w:rPr>
+          <w:rStyle w:val="FootnoteReference"/>
+        </w:rPr>
+        <w:footnoteRef/>
+      </w:r>
+      <w:r>
+        <w:t xml:space="preserve"> </w:t>
+      </w:r>
+      <w:r>
+        <w:t xml:space="preserve">Об образе врага и «осаждённой крепости» как основе пропаганды: Ostrovsky, The Invention of Russia.</w:t>
+      </w:r>
+    </w:p>
+  </w:footnote>
+  <w:footnote w:id="412">
+    <w:p>
+      <w:pPr>
+        <w:pStyle w:val="FootnoteText"/>
+      </w:pPr>
+      <w:r>
+        <w:rPr>
+          <w:rStyle w:val="FootnoteReference"/>
+        </w:rPr>
+        <w:footnoteRef/>
+      </w:r>
+      <w:r>
+        <w:t xml:space="preserve"> </w:t>
+      </w:r>
+      <w:r>
+        <w:t xml:space="preserve">О приёме whataboutism: аналитические работы о советской и российской пропаганде.</w:t>
+      </w:r>
+    </w:p>
+  </w:footnote>
+  <w:footnote w:id="413">
+    <w:p>
+      <w:pPr>
+        <w:pStyle w:val="FootnoteText"/>
+      </w:pPr>
+      <w:r>
+        <w:rPr>
+          <w:rStyle w:val="FootnoteReference"/>
+        </w:rPr>
+        <w:footnoteRef/>
+      </w:r>
+      <w:r>
+        <w:t xml:space="preserve"> </w:t>
+      </w:r>
+      <w:r>
+        <w:t xml:space="preserve">О фейке про «распятого мальчика» (сюжет Первого канала, июль 2014) и его разоблачении: расследования «Новой газеты» и других независимых СМИ.</w:t>
+      </w:r>
+    </w:p>
+  </w:footnote>
+  <w:footnote w:id="414">
+    <w:p>
+      <w:pPr>
+        <w:pStyle w:val="FootnoteText"/>
+      </w:pPr>
+      <w:r>
+        <w:rPr>
+          <w:rStyle w:val="FootnoteReference"/>
+        </w:rPr>
+        <w:footnoteRef/>
+      </w:r>
+      <w:r>
+        <w:t xml:space="preserve"> </w:t>
+      </w:r>
+      <w:r>
+        <w:t xml:space="preserve">О политических ток-шоу как инструменте эмоциональной мобилизации: Pomerantsev, Nothing Is True.</w:t>
+      </w:r>
+    </w:p>
+  </w:footnote>
+  <w:footnote w:id="416">
+    <w:p>
+      <w:pPr>
+        <w:pStyle w:val="FootnoteText"/>
+      </w:pPr>
+      <w:r>
+        <w:rPr>
+          <w:rStyle w:val="FootnoteReference"/>
+        </w:rPr>
+        <w:footnoteRef/>
+      </w:r>
+      <w:r>
+        <w:t xml:space="preserve"> </w:t>
+      </w:r>
+      <w:r>
+        <w:t xml:space="preserve">О ведущих пропагандистах (Киселёв, Соловьёв, Скабеева, Симоньян): расследования о их доходах и имуществе, публиковавшиеся ФБК и независимыми изданиями. Фраза о «радиоактивном пепле» — Д. Киселёв, март 2014.</w:t>
+      </w:r>
+    </w:p>
+  </w:footnote>
+  <w:footnote w:id="417">
+    <w:p>
+      <w:pPr>
+        <w:pStyle w:val="FootnoteText"/>
+      </w:pPr>
+      <w:r>
+        <w:rPr>
+          <w:rStyle w:val="FootnoteReference"/>
+        </w:rPr>
+        <w:footnoteRef/>
+      </w:r>
+      <w:r>
+        <w:t xml:space="preserve"> </w:t>
+      </w:r>
+      <w:r>
+        <w:t xml:space="preserve">О RT и Sputnik и стратегии «Question more»: Christopher Paul, Miriam Matthews. The Russian</w:t>
+      </w:r>
+      <w:r>
+        <w:t xml:space="preserve"> </w:t>
+      </w:r>
+      <w:r>
+        <w:t xml:space="preserve">“</w:t>
+      </w:r>
+      <w:r>
+        <w:t xml:space="preserve">Firehose of Falsehood</w:t>
+      </w:r>
+      <w:r>
+        <w:t xml:space="preserve">”</w:t>
+      </w:r>
+      <w:r>
+        <w:t xml:space="preserve">. RAND, 2016.</w:t>
+      </w:r>
+    </w:p>
+  </w:footnote>
+  <w:footnote w:id="419">
+    <w:p>
+      <w:pPr>
+        <w:pStyle w:val="FootnoteText"/>
+      </w:pPr>
+      <w:r>
+        <w:rPr>
+          <w:rStyle w:val="FootnoteReference"/>
+        </w:rPr>
+        <w:footnoteRef/>
+      </w:r>
+      <w:r>
+        <w:t xml:space="preserve"> </w:t>
+      </w:r>
+      <w:r>
+        <w:t xml:space="preserve">О «постмодернистской диктатуре» и разрушении понятия истины: Pomerantsev, Nothing Is True and Everything Is Possible.</w:t>
+      </w:r>
+    </w:p>
+  </w:footnote>
+  <w:footnote w:id="421">
+    <w:p>
+      <w:pPr>
+        <w:pStyle w:val="FootnoteText"/>
+      </w:pPr>
+      <w:r>
+        <w:rPr>
+          <w:rStyle w:val="FootnoteReference"/>
+        </w:rPr>
+        <w:footnoteRef/>
+      </w:r>
+      <w:r>
+        <w:t xml:space="preserve"> </w:t>
+      </w:r>
+      <w:r>
+        <w:t xml:space="preserve">О формуле «телевизор против холодильника» и пределах пропаганды: социологические исследования «Левада-центра» о связи настроений с уровнем жизни.</w:t>
+      </w:r>
+    </w:p>
+  </w:footnote>
+  <w:footnote w:id="424">
+    <w:p>
+      <w:pPr>
+        <w:pStyle w:val="FootnoteText"/>
+      </w:pPr>
+      <w:r>
+        <w:rPr>
+          <w:rStyle w:val="FootnoteReference"/>
+        </w:rPr>
+        <w:footnoteRef/>
+      </w:r>
+      <w:r>
+        <w:t xml:space="preserve"> </w:t>
+      </w:r>
+      <w:r>
+        <w:t xml:space="preserve">О переносе пропаганды в интернет и создании «фабрики троллей»: Andrei Soldatov, Irina Borogan. The Red Web. PublicAffairs, 2015.</w:t>
+      </w:r>
+    </w:p>
+  </w:footnote>
+  <w:footnote w:id="425">
+    <w:p>
+      <w:pPr>
+        <w:pStyle w:val="FootnoteText"/>
+      </w:pPr>
+      <w:r>
+        <w:rPr>
+          <w:rStyle w:val="FootnoteReference"/>
+        </w:rPr>
+        <w:footnoteRef/>
+      </w:r>
+      <w:r>
+        <w:t xml:space="preserve"> </w:t>
+      </w:r>
+      <w:r>
+        <w:t xml:space="preserve">Об «Агентстве интернет-исследований», его финансировании Пригожиным и методах работы: расследования РБК, «Новой газеты»; Adrian Chen. The Agency (The New York Times Magazine, 2015).</w:t>
+      </w:r>
+    </w:p>
+  </w:footnote>
+  <w:footnote w:id="427">
+    <w:p>
+      <w:pPr>
+        <w:pStyle w:val="FootnoteText"/>
+      </w:pPr>
+      <w:r>
+        <w:rPr>
+          <w:rStyle w:val="FootnoteReference"/>
+        </w:rPr>
+        <w:footnoteRef/>
+      </w:r>
+      <w:r>
+        <w:t xml:space="preserve"> </w:t>
+      </w:r>
+      <w:r>
+        <w:t xml:space="preserve">О вмешательстве в выборы США 2016 г. (операция ИРА и взлом ГРУ): доклад спецпрокурора Роберта Мюллера (Mueller Report, 2019); совместная оценка разведсообщества США (ICA, январь 2017).</w:t>
+      </w:r>
+    </w:p>
+  </w:footnote>
+  <w:footnote w:id="428">
+    <w:p>
+      <w:pPr>
+        <w:pStyle w:val="FootnoteText"/>
+      </w:pPr>
+      <w:r>
+        <w:rPr>
+          <w:rStyle w:val="FootnoteReference"/>
+        </w:rPr>
+        <w:footnoteRef/>
+      </w:r>
+      <w:r>
+        <w:t xml:space="preserve"> </w:t>
+      </w:r>
+      <w:r>
+        <w:t xml:space="preserve">О заочных обвинениях США и операциях влияния в Европе: Mueller Report; аналитические доклады о российском вмешательстве в европейские кампании.</w:t>
+      </w:r>
+    </w:p>
+  </w:footnote>
+  <w:footnote w:id="430">
+    <w:p>
+      <w:pPr>
+        <w:pStyle w:val="FootnoteText"/>
+      </w:pPr>
+      <w:r>
+        <w:rPr>
+          <w:rStyle w:val="FootnoteReference"/>
+        </w:rPr>
+        <w:footnoteRef/>
+      </w:r>
+      <w:r>
+        <w:t xml:space="preserve"> </w:t>
+      </w:r>
+      <w:r>
+        <w:t xml:space="preserve">О преемственности с советскими «активными мероприятиями»: Thomas Rid. Active Measures: The Secret History of Disinformation and Political Warfare. Farrar, Straus and Giroux, 2020.</w:t>
+      </w:r>
+    </w:p>
+  </w:footnote>
+  <w:footnote w:id="432">
+    <w:p>
+      <w:pPr>
+        <w:pStyle w:val="FootnoteText"/>
+      </w:pPr>
+      <w:r>
+        <w:rPr>
+          <w:rStyle w:val="FootnoteReference"/>
+        </w:rPr>
+        <w:footnoteRef/>
+      </w:r>
+      <w:r>
+        <w:t xml:space="preserve"> </w:t>
+      </w:r>
+      <w:r>
+        <w:t xml:space="preserve">Об отравлении Сергея и Юлии Скрипаль в Солсбери (март 2018) веществом «Новичок»: расследования Bellingcat; заявления правительства Великобритании.</w:t>
+      </w:r>
+    </w:p>
+  </w:footnote>
+  <w:footnote w:id="433">
+    <w:p>
+      <w:pPr>
+        <w:pStyle w:val="FootnoteText"/>
+      </w:pPr>
+      <w:r>
+        <w:rPr>
+          <w:rStyle w:val="FootnoteReference"/>
+        </w:rPr>
+        <w:footnoteRef/>
+      </w:r>
+      <w:r>
+        <w:t xml:space="preserve"> </w:t>
+      </w:r>
+      <w:r>
+        <w:t xml:space="preserve">О разоблачении офицеров ГРУ (в/ч 29155), гибели Дон Стёрджесс и убийстве в берлинском Тиргартене (2019): Eliot Higgins. We Are Bellingcat. Bloomsbury, 2021; приговор берлинского суда (2021).</w:t>
+      </w:r>
+    </w:p>
+  </w:footnote>
+  <w:footnote w:id="434">
+    <w:p>
+      <w:pPr>
+        <w:pStyle w:val="FootnoteText"/>
+      </w:pPr>
+      <w:r>
+        <w:rPr>
+          <w:rStyle w:val="FootnoteReference"/>
+        </w:rPr>
+        <w:footnoteRef/>
+      </w:r>
+      <w:r>
+        <w:t xml:space="preserve"> </w:t>
+      </w:r>
+      <w:r>
+        <w:t xml:space="preserve">О сигнале безнаказанности, посылаемом убийствами за рубежом: Higgins, We Are Bellingcat.</w:t>
+      </w:r>
+    </w:p>
+  </w:footnote>
+  <w:footnote w:id="436">
+    <w:p>
+      <w:pPr>
+        <w:pStyle w:val="FootnoteText"/>
+      </w:pPr>
+      <w:r>
+        <w:rPr>
+          <w:rStyle w:val="FootnoteReference"/>
+        </w:rPr>
+        <w:footnoteRef/>
+      </w:r>
+      <w:r>
+        <w:t xml:space="preserve"> </w:t>
+      </w:r>
+      <w:r>
+        <w:t xml:space="preserve">О переоценке Кремлём собственных сил и стратегических издержках гибридной войны: Serhii Plokhy. The Russo-Ukrainian War. W. W. Norton, 2023.</w:t>
+      </w:r>
+    </w:p>
+  </w:footnote>
+  <w:footnote w:id="439">
+    <w:p>
+      <w:pPr>
+        <w:pStyle w:val="FootnoteText"/>
+      </w:pPr>
+      <w:r>
+        <w:rPr>
+          <w:rStyle w:val="FootnoteReference"/>
+        </w:rPr>
+        <w:footnoteRef/>
+      </w:r>
+      <w:r>
+        <w:t xml:space="preserve"> </w:t>
+      </w:r>
+      <w:r>
+        <w:t xml:space="preserve">О коррупции как системообразующем принципе («клептократии»): Karen Dawisha. Putin’s Kleptocracy: Who Owns Russia? Simon &amp; Schuster, 2014.</w:t>
+      </w:r>
+    </w:p>
+  </w:footnote>
+  <w:footnote w:id="441">
+    <w:p>
+      <w:pPr>
+        <w:pStyle w:val="FootnoteText"/>
+      </w:pPr>
+      <w:r>
+        <w:rPr>
+          <w:rStyle w:val="FootnoteReference"/>
+        </w:rPr>
+        <w:footnoteRef/>
+      </w:r>
+      <w:r>
+        <w:t xml:space="preserve"> </w:t>
+      </w:r>
+      <w:r>
+        <w:t xml:space="preserve">О кооперативе «Озеро» (1996) и судьбе его учредителей: Dawisha, Putin’s Kleptocracy; Catherine Belton. Putin’s People. William Collins, 2020.</w:t>
+      </w:r>
+    </w:p>
+  </w:footnote>
+  <w:footnote w:id="442">
+    <w:p>
+      <w:pPr>
+        <w:pStyle w:val="FootnoteText"/>
+      </w:pPr>
+      <w:r>
+        <w:rPr>
+          <w:rStyle w:val="FootnoteReference"/>
+        </w:rPr>
+        <w:footnoteRef/>
+      </w:r>
+      <w:r>
+        <w:t xml:space="preserve"> </w:t>
+      </w:r>
+      <w:r>
+        <w:t xml:space="preserve">О закономерности обогащения ближнего круга: Dawisha, Putin’s Kleptocracy.</w:t>
+      </w:r>
+    </w:p>
+  </w:footnote>
+  <w:footnote w:id="444">
+    <w:p>
+      <w:pPr>
+        <w:pStyle w:val="FootnoteText"/>
+      </w:pPr>
+      <w:r>
+        <w:rPr>
+          <w:rStyle w:val="FootnoteReference"/>
+        </w:rPr>
+        <w:footnoteRef/>
+      </w:r>
+      <w:r>
+        <w:t xml:space="preserve"> </w:t>
+      </w:r>
+      <w:r>
+        <w:t xml:space="preserve">О Тимченко (Gunvor), братьях Ротенбергах (подряды, Крымский мост) и Ковальчуке (банк «Россия», медиа): Belton, Putin’s People; Dawisha, Putin’s Kleptocracy; расследования ФБК и OCCRP.</w:t>
+      </w:r>
+    </w:p>
+  </w:footnote>
+  <w:footnote w:id="445">
+    <w:p>
+      <w:pPr>
+        <w:pStyle w:val="FootnoteText"/>
+      </w:pPr>
+      <w:r>
+        <w:rPr>
+          <w:rStyle w:val="FootnoteReference"/>
+        </w:rPr>
+        <w:footnoteRef/>
+      </w:r>
+      <w:r>
+        <w:t xml:space="preserve"> </w:t>
+      </w:r>
+      <w:r>
+        <w:t xml:space="preserve">О размытой границе между личным состоянием Путина и богатством окружения: Belton, Putin’s People.</w:t>
+      </w:r>
+    </w:p>
+  </w:footnote>
+  <w:footnote w:id="447">
+    <w:p>
+      <w:pPr>
+        <w:pStyle w:val="FootnoteText"/>
+      </w:pPr>
+      <w:r>
+        <w:rPr>
+          <w:rStyle w:val="FootnoteReference"/>
+        </w:rPr>
+        <w:footnoteRef/>
+      </w:r>
+      <w:r>
+        <w:t xml:space="preserve"> </w:t>
+      </w:r>
+      <w:r>
+        <w:t xml:space="preserve">О стоимости и коррупции сочинской Олимпиады 2014 г. (около 50 млрд долл.): доклад Бориса Немцова и Леонида Мартынюка «Зимняя олимпиада в субтропиках» (2013).</w:t>
+      </w:r>
+    </w:p>
+  </w:footnote>
+  <w:footnote w:id="449">
+    <w:p>
+      <w:pPr>
+        <w:pStyle w:val="FootnoteText"/>
+      </w:pPr>
+      <w:r>
+        <w:rPr>
+          <w:rStyle w:val="FootnoteReference"/>
+        </w:rPr>
+        <w:footnoteRef/>
+      </w:r>
+      <w:r>
+        <w:t xml:space="preserve"> </w:t>
+      </w:r>
+      <w:r>
+        <w:t xml:space="preserve">Об оценках скрытого богатства Путина: Dawisha, Putin’s Kleptocracy; Belton, Putin’s People.</w:t>
+      </w:r>
+    </w:p>
+  </w:footnote>
+  <w:footnote w:id="450">
+    <w:p>
+      <w:pPr>
+        <w:pStyle w:val="FootnoteText"/>
+      </w:pPr>
+      <w:r>
+        <w:rPr>
+          <w:rStyle w:val="FootnoteReference"/>
+        </w:rPr>
+        <w:footnoteRef/>
+      </w:r>
+      <w:r>
+        <w:t xml:space="preserve"> </w:t>
+      </w:r>
+      <w:r>
+        <w:t xml:space="preserve">О «Панамских документах» (2016) и схеме с виолончелистом Сергеем Ролдугиным: расследования Международного консорциума журналистов-расследователей (ICIJ) и OCCRP.</w:t>
+      </w:r>
+    </w:p>
+  </w:footnote>
+  <w:footnote w:id="452">
+    <w:p>
+      <w:pPr>
+        <w:pStyle w:val="FootnoteText"/>
+      </w:pPr>
+      <w:r>
+        <w:rPr>
+          <w:rStyle w:val="FootnoteReference"/>
+        </w:rPr>
+        <w:footnoteRef/>
+      </w:r>
+      <w:r>
+        <w:t xml:space="preserve"> </w:t>
+      </w:r>
+      <w:r>
+        <w:t xml:space="preserve">О связи коррупции с невозможностью передачи власти: Dawisha, Putin’s Kleptocracy.</w:t>
+      </w:r>
+    </w:p>
+  </w:footnote>
+  <w:footnote w:id="453">
+    <w:p>
+      <w:pPr>
+        <w:pStyle w:val="FootnoteText"/>
+      </w:pPr>
+      <w:r>
+        <w:rPr>
+          <w:rStyle w:val="FootnoteReference"/>
+        </w:rPr>
+        <w:footnoteRef/>
+      </w:r>
+      <w:r>
+        <w:t xml:space="preserve"> </w:t>
+      </w:r>
+      <w:r>
+        <w:t xml:space="preserve">О компромате и коррупции как инструментах контроля над элитой: Belton, Putin’s People.</w:t>
+      </w:r>
+    </w:p>
+  </w:footnote>
+  <w:footnote w:id="456">
+    <w:p>
+      <w:pPr>
+        <w:pStyle w:val="FootnoteText"/>
+      </w:pPr>
+      <w:r>
+        <w:rPr>
+          <w:rStyle w:val="FootnoteReference"/>
+        </w:rPr>
+        <w:footnoteRef/>
+      </w:r>
+      <w:r>
+        <w:t xml:space="preserve"> </w:t>
+      </w:r>
+      <w:r>
+        <w:t xml:space="preserve">О жанре антикоррупционного расследования и стратегии Навального: Ostrovsky, The Invention of Russia. Atlantic Books, 2015; материалы Фонда борьбы с коррупцией (ФБК).</w:t>
+      </w:r>
+    </w:p>
+  </w:footnote>
+  <w:footnote w:id="458">
+    <w:p>
+      <w:pPr>
+        <w:pStyle w:val="FootnoteText"/>
+      </w:pPr>
+      <w:r>
+        <w:rPr>
+          <w:rStyle w:val="FootnoteReference"/>
+        </w:rPr>
+        <w:footnoteRef/>
+      </w:r>
+      <w:r>
+        <w:t xml:space="preserve"> </w:t>
+      </w:r>
+      <w:r>
+        <w:t xml:space="preserve">О расследовании «Он вам не Димон» (март 2017): фильм ФБК; репортажи независимых СМИ.</w:t>
+      </w:r>
+    </w:p>
+  </w:footnote>
+  <w:footnote w:id="459">
+    <w:p>
+      <w:pPr>
+        <w:pStyle w:val="FootnoteText"/>
+      </w:pPr>
+      <w:r>
+        <w:rPr>
+          <w:rStyle w:val="FootnoteReference"/>
+        </w:rPr>
+        <w:footnoteRef/>
+      </w:r>
+      <w:r>
+        <w:t xml:space="preserve"> </w:t>
+      </w:r>
+      <w:r>
+        <w:t xml:space="preserve">Об антикоррупционных протестах весны 2017 г. и участии молодёжи: данные «ОВД-Инфо» о задержаниях; репортажи независимых изданий.</w:t>
+      </w:r>
+    </w:p>
+  </w:footnote>
+  <w:footnote w:id="461">
+    <w:p>
+      <w:pPr>
+        <w:pStyle w:val="FootnoteText"/>
+      </w:pPr>
+      <w:r>
+        <w:rPr>
+          <w:rStyle w:val="FootnoteReference"/>
+        </w:rPr>
+        <w:footnoteRef/>
+      </w:r>
+      <w:r>
+        <w:t xml:space="preserve"> </w:t>
+      </w:r>
+      <w:r>
+        <w:t xml:space="preserve">О расследовании «Дворец для Путина» (январь 2021): фильм ФБК, набравший свыше 100 млн просмотров.</w:t>
+      </w:r>
+    </w:p>
+  </w:footnote>
+  <w:footnote w:id="462">
+    <w:p>
+      <w:pPr>
+        <w:pStyle w:val="FootnoteText"/>
+      </w:pPr>
+      <w:r>
+        <w:rPr>
+          <w:rStyle w:val="FootnoteReference"/>
+        </w:rPr>
+        <w:footnoteRef/>
+      </w:r>
+      <w:r>
+        <w:t xml:space="preserve"> </w:t>
+      </w:r>
+      <w:r>
+        <w:t xml:space="preserve">Об отрицании Путиным принадлежности дворца и заявлении Аркадия Ротенберга: заявления, сделанные в январе–феврале 2021 г.</w:t>
+      </w:r>
+    </w:p>
+  </w:footnote>
+  <w:footnote w:id="464">
+    <w:p>
+      <w:pPr>
+        <w:pStyle w:val="FootnoteText"/>
+      </w:pPr>
+      <w:r>
+        <w:rPr>
+          <w:rStyle w:val="FootnoteReference"/>
+        </w:rPr>
+        <w:footnoteRef/>
+      </w:r>
+      <w:r>
+        <w:t xml:space="preserve"> </w:t>
+      </w:r>
+      <w:r>
+        <w:t xml:space="preserve">О государственных резиденциях, яхтах и часах: расследования ФБК, «Проекта», «Дождя» и других независимых изданий.</w:t>
+      </w:r>
+    </w:p>
+  </w:footnote>
+  <w:footnote w:id="465">
+    <w:p>
+      <w:pPr>
+        <w:pStyle w:val="FootnoteText"/>
+      </w:pPr>
+      <w:r>
+        <w:rPr>
+          <w:rStyle w:val="FootnoteReference"/>
+        </w:rPr>
+        <w:footnoteRef/>
+      </w:r>
+      <w:r>
+        <w:t xml:space="preserve"> </w:t>
+      </w:r>
+      <w:r>
+        <w:t xml:space="preserve">Об оценках скрытого богатства Путина: Karen Dawisha. Putin’s Kleptocracy. Simon &amp; Schuster, 2014; Catherine Belton. Putin’s People. William Collins, 2020.</w:t>
+      </w:r>
+    </w:p>
+  </w:footnote>
+  <w:footnote w:id="467">
+    <w:p>
+      <w:pPr>
+        <w:pStyle w:val="FootnoteText"/>
+      </w:pPr>
+      <w:r>
+        <w:rPr>
+          <w:rStyle w:val="FootnoteReference"/>
+        </w:rPr>
+        <w:footnoteRef/>
+      </w:r>
+      <w:r>
+        <w:t xml:space="preserve"> </w:t>
+      </w:r>
+      <w:r>
+        <w:t xml:space="preserve">О преследовании ФБК, признании его «экстремистской организацией» (2021) и негласном запрете имени Навального на ТВ: доклады «Мемориала», «ОВД-Инфо».</w:t>
+      </w:r>
+    </w:p>
+  </w:footnote>
+  <w:footnote w:id="468">
+    <w:p>
+      <w:pPr>
+        <w:pStyle w:val="FootnoteText"/>
+      </w:pPr>
+      <w:r>
+        <w:rPr>
+          <w:rStyle w:val="FootnoteReference"/>
+        </w:rPr>
+        <w:footnoteRef/>
+      </w:r>
+      <w:r>
+        <w:t xml:space="preserve"> </w:t>
+      </w:r>
+      <w:r>
+        <w:t xml:space="preserve">О причинах, по которым разоблачение коррупции особенно опасно для режима: Ostrovsky, The Invention of Russia.</w:t>
+      </w:r>
+    </w:p>
+  </w:footnote>
+  <w:footnote w:id="471">
+    <w:p>
+      <w:pPr>
+        <w:pStyle w:val="FootnoteText"/>
+      </w:pPr>
+      <w:r>
+        <w:rPr>
+          <w:rStyle w:val="FootnoteReference"/>
+        </w:rPr>
+        <w:footnoteRef/>
+      </w:r>
+      <w:r>
+        <w:t xml:space="preserve"> </w:t>
+      </w:r>
+      <w:r>
+        <w:t xml:space="preserve">О биографии Бориса Немцова и его роли в 1990-е: Timothy J. Colton. Yeltsin: A Life. Basic Books, 2008; воспоминания соратников.</w:t>
+      </w:r>
+    </w:p>
+  </w:footnote>
+  <w:footnote w:id="472">
+    <w:p>
+      <w:pPr>
+        <w:pStyle w:val="FootnoteText"/>
+      </w:pPr>
+      <w:r>
+        <w:rPr>
+          <w:rStyle w:val="FootnoteReference"/>
+        </w:rPr>
+        <w:footnoteRef/>
+      </w:r>
+      <w:r>
+        <w:t xml:space="preserve"> </w:t>
+      </w:r>
+      <w:r>
+        <w:t xml:space="preserve">О докладах-расследованиях Немцова («Путин. Итоги», сочинский доклад, «Путин. Война»): тексты докладов, опубликованные в 2008–2015 гг.</w:t>
+      </w:r>
+    </w:p>
+  </w:footnote>
+  <w:footnote w:id="474">
+    <w:p>
+      <w:pPr>
+        <w:pStyle w:val="FootnoteText"/>
+      </w:pPr>
+      <w:r>
+        <w:rPr>
+          <w:rStyle w:val="FootnoteReference"/>
+        </w:rPr>
+        <w:footnoteRef/>
+      </w:r>
+      <w:r>
+        <w:t xml:space="preserve"> </w:t>
+      </w:r>
+      <w:r>
+        <w:t xml:space="preserve">О риторике «национал-предателей» и «пятой колонны» (крымская речь Путина, март 2014) и атмосфере ненависти: Serhii Plokhy. The Russo-Ukrainian War. W. W. Norton, 2023; доклады «Мемориала».</w:t>
+      </w:r>
+    </w:p>
+  </w:footnote>
+  <w:footnote w:id="476">
+    <w:p>
+      <w:pPr>
+        <w:pStyle w:val="FootnoteText"/>
+      </w:pPr>
+      <w:r>
+        <w:rPr>
+          <w:rStyle w:val="FootnoteReference"/>
+        </w:rPr>
+        <w:footnoteRef/>
+      </w:r>
+      <w:r>
+        <w:t xml:space="preserve"> </w:t>
+      </w:r>
+      <w:r>
+        <w:t xml:space="preserve">Об убийстве Немцова на Большом Москворецком мосту 27 февраля 2015 г.: материалы следствия и репортажи независимых СМИ.</w:t>
+      </w:r>
+    </w:p>
+  </w:footnote>
+  <w:footnote w:id="477">
+    <w:p>
+      <w:pPr>
+        <w:pStyle w:val="FootnoteText"/>
+      </w:pPr>
+      <w:r>
+        <w:rPr>
+          <w:rStyle w:val="FootnoteReference"/>
+        </w:rPr>
+        <w:footnoteRef/>
+      </w:r>
+      <w:r>
+        <w:t xml:space="preserve"> </w:t>
+      </w:r>
+      <w:r>
+        <w:t xml:space="preserve">О докладе «Путин. Война», дописанном и опубликованном соратниками после гибели Немцова (2015).</w:t>
+      </w:r>
+    </w:p>
+  </w:footnote>
+  <w:footnote w:id="479">
+    <w:p>
+      <w:pPr>
+        <w:pStyle w:val="FootnoteText"/>
+      </w:pPr>
+      <w:r>
+        <w:rPr>
+          <w:rStyle w:val="FootnoteReference"/>
+        </w:rPr>
+        <w:footnoteRef/>
+      </w:r>
+      <w:r>
+        <w:t xml:space="preserve"> </w:t>
+      </w:r>
+      <w:r>
+        <w:t xml:space="preserve">О суде над исполнителями (Заур Дадаев и другие) и их связи с чеченскими силовыми структурами: материалы судебного процесса (2017).</w:t>
+      </w:r>
+    </w:p>
+  </w:footnote>
+  <w:footnote w:id="480">
+    <w:p>
+      <w:pPr>
+        <w:pStyle w:val="FootnoteText"/>
+      </w:pPr>
+      <w:r>
+        <w:rPr>
+          <w:rStyle w:val="FootnoteReference"/>
+        </w:rPr>
+        <w:footnoteRef/>
+      </w:r>
+      <w:r>
+        <w:t xml:space="preserve"> </w:t>
+      </w:r>
+      <w:r>
+        <w:t xml:space="preserve">Об отказе следствия установить заказчиков и оценке расследования семьёй и соратниками: заявления семьи Немцова; доклады правозащитников.</w:t>
+      </w:r>
+    </w:p>
+  </w:footnote>
+  <w:footnote w:id="482">
+    <w:p>
+      <w:pPr>
+        <w:pStyle w:val="FootnoteText"/>
+      </w:pPr>
+      <w:r>
+        <w:rPr>
+          <w:rStyle w:val="FootnoteReference"/>
+        </w:rPr>
+        <w:footnoteRef/>
+      </w:r>
+      <w:r>
+        <w:t xml:space="preserve"> </w:t>
+      </w:r>
+      <w:r>
+        <w:t xml:space="preserve">О народном мемориале («мост Немцова») и его многолетнем уничтожении и восстановлении: репортажи независимых СМИ; о присвоении имени Немцова площадям у российских посольств (например, в Вашингтоне).</w:t>
+      </w:r>
+    </w:p>
+  </w:footnote>
+  <w:footnote w:id="484">
+    <w:p>
+      <w:pPr>
+        <w:pStyle w:val="FootnoteText"/>
+      </w:pPr>
+      <w:r>
+        <w:rPr>
+          <w:rStyle w:val="FootnoteReference"/>
+        </w:rPr>
+        <w:footnoteRef/>
+      </w:r>
+      <w:r>
+        <w:t xml:space="preserve"> </w:t>
+      </w:r>
+      <w:r>
+        <w:t xml:space="preserve">О сигнале устрашения оппозиции: доклады «Мемориала».</w:t>
+      </w:r>
+    </w:p>
+  </w:footnote>
+  <w:footnote w:id="485">
+    <w:p>
+      <w:pPr>
+        <w:pStyle w:val="FootnoteText"/>
+      </w:pPr>
+      <w:r>
+        <w:rPr>
+          <w:rStyle w:val="FootnoteReference"/>
+        </w:rPr>
+        <w:footnoteRef/>
+      </w:r>
+      <w:r>
+        <w:t xml:space="preserve"> </w:t>
+      </w:r>
+      <w:r>
+        <w:t xml:space="preserve">О системе безнаказанности заказчиков: анализ дела в независимых расследованиях.</w:t>
+      </w:r>
+    </w:p>
+  </w:footnote>
+  <w:footnote w:id="488">
+    <w:p>
+      <w:pPr>
+        <w:pStyle w:val="FootnoteText"/>
+      </w:pPr>
+      <w:r>
+        <w:rPr>
+          <w:rStyle w:val="FootnoteReference"/>
+        </w:rPr>
+        <w:footnoteRef/>
+      </w:r>
+      <w:r>
+        <w:t xml:space="preserve"> </w:t>
+      </w:r>
+      <w:r>
+        <w:t xml:space="preserve">О России как одной из самых опасных стран для журналистов и о статистике убийств: доклады Комитета защиты журналистов (CPJ) и «Репортёров без границ».</w:t>
+      </w:r>
+    </w:p>
+  </w:footnote>
+  <w:footnote w:id="490">
+    <w:p>
+      <w:pPr>
+        <w:pStyle w:val="FootnoteText"/>
+      </w:pPr>
+      <w:r>
+        <w:rPr>
+          <w:rStyle w:val="FootnoteReference"/>
+        </w:rPr>
+        <w:footnoteRef/>
+      </w:r>
+      <w:r>
+        <w:t xml:space="preserve"> </w:t>
+      </w:r>
+      <w:r>
+        <w:t xml:space="preserve">О работе Анны Политковской: Анна Политковская. Вторая чеченская; Putin’s Russia. Metropolitan Books, 2004.</w:t>
+      </w:r>
+    </w:p>
+  </w:footnote>
+  <w:footnote w:id="491">
+    <w:p>
+      <w:pPr>
+        <w:pStyle w:val="FootnoteText"/>
+      </w:pPr>
+      <w:r>
+        <w:rPr>
+          <w:rStyle w:val="FootnoteReference"/>
+        </w:rPr>
+        <w:footnoteRef/>
+      </w:r>
+      <w:r>
+        <w:t xml:space="preserve"> </w:t>
+      </w:r>
+      <w:r>
+        <w:t xml:space="preserve">Об убийстве Политковской 7 октября 2006 г., осуждении исполнителей и реакции Путина: репортажи и материалы «Новой газеты»; заявление Путина о «незначительном влиянии» Политковской (октябрь 2006).</w:t>
+      </w:r>
+    </w:p>
+  </w:footnote>
+  <w:footnote w:id="493">
+    <w:p>
+      <w:pPr>
+        <w:pStyle w:val="FootnoteText"/>
+      </w:pPr>
+      <w:r>
+        <w:rPr>
+          <w:rStyle w:val="FootnoteReference"/>
+        </w:rPr>
+        <w:footnoteRef/>
+      </w:r>
+      <w:r>
+        <w:t xml:space="preserve"> </w:t>
+      </w:r>
+      <w:r>
+        <w:t xml:space="preserve">О похищении и убийстве Натальи Эстемировой (июль 2009): доклады правозащитного центра «Мемориал».</w:t>
+      </w:r>
+    </w:p>
+  </w:footnote>
+  <w:footnote w:id="494">
+    <w:p>
+      <w:pPr>
+        <w:pStyle w:val="FootnoteText"/>
+      </w:pPr>
+      <w:r>
+        <w:rPr>
+          <w:rStyle w:val="FootnoteReference"/>
+        </w:rPr>
+        <w:footnoteRef/>
+      </w:r>
+      <w:r>
+        <w:t xml:space="preserve"> </w:t>
+      </w:r>
+      <w:r>
+        <w:t xml:space="preserve">Об убийстве Станислава Маркелова и Анастасии Бабуровой (январь 2009) и «ультраправом следе»: материалы следствия и репортажи «Новой газеты».</w:t>
+      </w:r>
+    </w:p>
+  </w:footnote>
+  <w:footnote w:id="496">
+    <w:p>
+      <w:pPr>
+        <w:pStyle w:val="FootnoteText"/>
+      </w:pPr>
+      <w:r>
+        <w:rPr>
+          <w:rStyle w:val="FootnoteReference"/>
+        </w:rPr>
+        <w:footnoteRef/>
+      </w:r>
+      <w:r>
+        <w:t xml:space="preserve"> </w:t>
+      </w:r>
+      <w:r>
+        <w:t xml:space="preserve">О погибших сотрудниках «Новой газеты» (Щекочихин, Домников и др.): материалы издания; David Satter. The Less You Know, the Better You Sleep. Yale University Press, 2016.</w:t>
+      </w:r>
+    </w:p>
+  </w:footnote>
+  <w:footnote w:id="497">
+    <w:p>
+      <w:pPr>
+        <w:pStyle w:val="FootnoteText"/>
+      </w:pPr>
+      <w:r>
+        <w:rPr>
+          <w:rStyle w:val="FootnoteReference"/>
+        </w:rPr>
+        <w:footnoteRef/>
+      </w:r>
+      <w:r>
+        <w:t xml:space="preserve"> </w:t>
+      </w:r>
+      <w:r>
+        <w:t xml:space="preserve">О Нобелевской премии мира Дмитрию Муратову (2021): формулировка Нобелевского комитета; речь Муратова.</w:t>
+      </w:r>
+    </w:p>
+  </w:footnote>
+  <w:footnote w:id="499">
+    <w:p>
+      <w:pPr>
+        <w:pStyle w:val="FootnoteText"/>
+      </w:pPr>
+      <w:r>
+        <w:rPr>
+          <w:rStyle w:val="FootnoteReference"/>
+        </w:rPr>
+        <w:footnoteRef/>
+      </w:r>
+      <w:r>
+        <w:t xml:space="preserve"> </w:t>
+      </w:r>
+      <w:r>
+        <w:t xml:space="preserve">Об убийстве Пола Хлебникова (июль 2004) и других журналистов: доклады CPJ.</w:t>
+      </w:r>
+    </w:p>
+  </w:footnote>
+  <w:footnote w:id="501">
+    <w:p>
+      <w:pPr>
+        <w:pStyle w:val="FootnoteText"/>
+      </w:pPr>
+      <w:r>
+        <w:rPr>
+          <w:rStyle w:val="FootnoteReference"/>
+        </w:rPr>
+        <w:footnoteRef/>
+      </w:r>
+      <w:r>
+        <w:t xml:space="preserve"> </w:t>
+      </w:r>
+      <w:r>
+        <w:t xml:space="preserve">Об «анатомии безнаказанности» — осуждении исполнителей при неприкосновенности заказчиков: доклады «Мемориала», CPJ.</w:t>
+      </w:r>
+    </w:p>
+  </w:footnote>
+  <w:footnote w:id="502">
+    <w:p>
+      <w:pPr>
+        <w:pStyle w:val="FootnoteText"/>
+      </w:pPr>
+      <w:r>
+        <w:rPr>
+          <w:rStyle w:val="FootnoteReference"/>
+        </w:rPr>
+        <w:footnoteRef/>
+      </w:r>
+      <w:r>
+        <w:t xml:space="preserve"> </w:t>
+      </w:r>
+      <w:r>
+        <w:t xml:space="preserve">О функции устрашения и самоцензуры: доклады «Репортёров без границ».</w:t>
+      </w:r>
+    </w:p>
+  </w:footnote>
+  <w:footnote w:id="505">
+    <w:p>
+      <w:pPr>
+        <w:pStyle w:val="FootnoteText"/>
+      </w:pPr>
+      <w:r>
+        <w:rPr>
+          <w:rStyle w:val="FootnoteReference"/>
+        </w:rPr>
+        <w:footnoteRef/>
+      </w:r>
+      <w:r>
+        <w:t xml:space="preserve"> </w:t>
+      </w:r>
+      <w:r>
+        <w:t xml:space="preserve">О передаче власти клану Кадыровых, гибели Ахмата Кадырова (май 2004) и возвышении Рамзана: сборники и доклады правозащитного центра «Мемориал»; репортажи Анны Политковской.</w:t>
+      </w:r>
+    </w:p>
+  </w:footnote>
+  <w:footnote w:id="506">
+    <w:p>
+      <w:pPr>
+        <w:pStyle w:val="FootnoteText"/>
+      </w:pPr>
+      <w:r>
+        <w:rPr>
+          <w:rStyle w:val="FootnoteReference"/>
+        </w:rPr>
+        <w:footnoteRef/>
+      </w:r>
+      <w:r>
+        <w:t xml:space="preserve"> </w:t>
+      </w:r>
+      <w:r>
+        <w:t xml:space="preserve">О сути сделки «стабильность в обмен на безнаказанность и дотации»: доклады «Мемориала»; аналитические работы о Северном Кавказе.</w:t>
+      </w:r>
+    </w:p>
+  </w:footnote>
+  <w:footnote w:id="508">
+    <w:p>
+      <w:pPr>
+        <w:pStyle w:val="FootnoteText"/>
+      </w:pPr>
+      <w:r>
+        <w:rPr>
+          <w:rStyle w:val="FootnoteReference"/>
+        </w:rPr>
+        <w:footnoteRef/>
+      </w:r>
+      <w:r>
+        <w:t xml:space="preserve"> </w:t>
+      </w:r>
+      <w:r>
+        <w:t xml:space="preserve">О культе личности, частной армии и самоопределении Кадырова как «пехотинца Путина»: репортажи независимых СМИ; публичные высказывания Кадырова.</w:t>
+      </w:r>
+    </w:p>
+  </w:footnote>
+  <w:footnote w:id="510">
+    <w:p>
+      <w:pPr>
+        <w:pStyle w:val="FootnoteText"/>
+      </w:pPr>
+      <w:r>
+        <w:rPr>
+          <w:rStyle w:val="FootnoteReference"/>
+        </w:rPr>
+        <w:footnoteRef/>
+      </w:r>
+      <w:r>
+        <w:t xml:space="preserve"> </w:t>
+      </w:r>
+      <w:r>
+        <w:t xml:space="preserve">О систематических похищениях, пытках, внесудебных казнях и коллективных наказаниях в Чечне: доклады Human Rights Watch, Amnesty International, «Мемориала».</w:t>
+      </w:r>
+    </w:p>
+  </w:footnote>
+  <w:footnote w:id="511">
+    <w:p>
+      <w:pPr>
+        <w:pStyle w:val="FootnoteText"/>
+      </w:pPr>
+      <w:r>
+        <w:rPr>
+          <w:rStyle w:val="FootnoteReference"/>
+        </w:rPr>
+        <w:footnoteRef/>
+      </w:r>
+      <w:r>
+        <w:t xml:space="preserve"> </w:t>
+      </w:r>
+      <w:r>
+        <w:t xml:space="preserve">О преследовании гомосексуалов в Чечне (2017): расследования «Новой газеты» (Елена Милашина и др.); доклады международных правозащитных организаций.</w:t>
+      </w:r>
+    </w:p>
+  </w:footnote>
+  <w:footnote w:id="512">
+    <w:p>
+      <w:pPr>
+        <w:pStyle w:val="FootnoteText"/>
+      </w:pPr>
+      <w:r>
+        <w:rPr>
+          <w:rStyle w:val="FootnoteReference"/>
+        </w:rPr>
+        <w:footnoteRef/>
+      </w:r>
+      <w:r>
+        <w:t xml:space="preserve"> </w:t>
+      </w:r>
+      <w:r>
+        <w:t xml:space="preserve">О преследовании журналистов и правозащитников, работающих по Чечне: доклады CPJ, «Репортёров без границ», «Мемориала».</w:t>
+      </w:r>
+    </w:p>
+  </w:footnote>
+  <w:footnote w:id="514">
+    <w:p>
+      <w:pPr>
+        <w:pStyle w:val="FootnoteText"/>
+      </w:pPr>
+      <w:r>
+        <w:rPr>
+          <w:rStyle w:val="FootnoteReference"/>
+        </w:rPr>
+        <w:footnoteRef/>
+      </w:r>
+      <w:r>
+        <w:t xml:space="preserve"> </w:t>
+      </w:r>
+      <w:r>
+        <w:t xml:space="preserve">О роли дотаций и «стабильности» в отношениях Кремля и Кадырова: аналитические обзоры федерального финансирования Чечни.</w:t>
+      </w:r>
+    </w:p>
+  </w:footnote>
+  <w:footnote w:id="515">
+    <w:p>
+      <w:pPr>
+        <w:pStyle w:val="FootnoteText"/>
+      </w:pPr>
+      <w:r>
+        <w:rPr>
+          <w:rStyle w:val="FootnoteReference"/>
+        </w:rPr>
+        <w:footnoteRef/>
+      </w:r>
+      <w:r>
+        <w:t xml:space="preserve"> </w:t>
+      </w:r>
+      <w:r>
+        <w:t xml:space="preserve">Об использовании чеченских формирований как инструмента, в том числе в войне против Украины: репортажи независимых СМИ 2022–2024 гг.</w:t>
+      </w:r>
+    </w:p>
+  </w:footnote>
+  <w:footnote w:id="516">
+    <w:p>
+      <w:pPr>
+        <w:pStyle w:val="FootnoteText"/>
+      </w:pPr>
+      <w:r>
+        <w:rPr>
+          <w:rStyle w:val="FootnoteReference"/>
+        </w:rPr>
+        <w:footnoteRef/>
+      </w:r>
+      <w:r>
+        <w:t xml:space="preserve"> </w:t>
+      </w:r>
+      <w:r>
+        <w:t xml:space="preserve">О Кадырове как обнажённом воплощении принципа персоналистской власти: аналитические эссе о природе путинского режима.</w:t>
+      </w:r>
+    </w:p>
+  </w:footnote>
+  <w:footnote w:id="519">
+    <w:p>
+      <w:pPr>
+        <w:pStyle w:val="FootnoteText"/>
+      </w:pPr>
+      <w:r>
+        <w:rPr>
+          <w:rStyle w:val="FootnoteReference"/>
+        </w:rPr>
+        <w:footnoteRef/>
+      </w:r>
+      <w:r>
+        <w:t xml:space="preserve"> </w:t>
+      </w:r>
+      <w:r>
+        <w:t xml:space="preserve">О начале российской операции в Сирии (сентябрь 2015) и её целях: Angela Stent. Putin’s World: Russia Against the West and with the Rest. Twelve, 2019.</w:t>
+      </w:r>
+    </w:p>
+  </w:footnote>
+  <w:footnote w:id="520">
+    <w:p>
+      <w:pPr>
+        <w:pStyle w:val="FootnoteText"/>
+      </w:pPr>
+      <w:r>
+        <w:rPr>
+          <w:rStyle w:val="FootnoteReference"/>
+        </w:rPr>
+        <w:footnoteRef/>
+      </w:r>
+      <w:r>
+        <w:t xml:space="preserve"> </w:t>
+      </w:r>
+      <w:r>
+        <w:t xml:space="preserve">О внешне- и внутриполитических мотивах вмешательства: Stent, Putin’s World.</w:t>
+      </w:r>
+    </w:p>
+  </w:footnote>
+  <w:footnote w:id="522">
+    <w:p>
+      <w:pPr>
+        <w:pStyle w:val="FootnoteText"/>
+      </w:pPr>
+      <w:r>
+        <w:rPr>
+          <w:rStyle w:val="FootnoteReference"/>
+        </w:rPr>
+        <w:footnoteRef/>
+      </w:r>
+      <w:r>
+        <w:t xml:space="preserve"> </w:t>
+      </w:r>
+      <w:r>
+        <w:t xml:space="preserve">О положении режима Асада и характере сирийской войны, включая применение химоружия: доклады ОЗХО и следственных структур ООН по Сирии.</w:t>
+      </w:r>
+    </w:p>
+  </w:footnote>
+  <w:footnote w:id="523">
+    <w:p>
+      <w:pPr>
+        <w:pStyle w:val="FootnoteText"/>
+      </w:pPr>
+      <w:r>
+        <w:rPr>
+          <w:rStyle w:val="FootnoteReference"/>
+        </w:rPr>
+        <w:footnoteRef/>
+      </w:r>
+      <w:r>
+        <w:t xml:space="preserve"> </w:t>
+      </w:r>
+      <w:r>
+        <w:t xml:space="preserve">О бомбардировках Алеппо (2016) и ударах по гражданской инфраструктуре: доклады Human Rights Watch, Amnesty International и Независимой международной комиссии ООН по Сирии.</w:t>
+      </w:r>
+    </w:p>
+  </w:footnote>
+  <w:footnote w:id="525">
+    <w:p>
+      <w:pPr>
+        <w:pStyle w:val="FootnoteText"/>
+      </w:pPr>
+      <w:r>
+        <w:rPr>
+          <w:rStyle w:val="FootnoteReference"/>
+        </w:rPr>
+        <w:footnoteRef/>
+      </w:r>
+      <w:r>
+        <w:t xml:space="preserve"> </w:t>
+      </w:r>
+      <w:r>
+        <w:t xml:space="preserve">О подаче операции как триумфа и неоднократных заявлениях о «выводе войск»: Stent, Putin’s World.</w:t>
+      </w:r>
+    </w:p>
+  </w:footnote>
+  <w:footnote w:id="526">
+    <w:p>
+      <w:pPr>
+        <w:pStyle w:val="FootnoteText"/>
+      </w:pPr>
+      <w:r>
+        <w:rPr>
+          <w:rStyle w:val="FootnoteReference"/>
+        </w:rPr>
+        <w:footnoteRef/>
+      </w:r>
+      <w:r>
+        <w:t xml:space="preserve"> </w:t>
+      </w:r>
+      <w:r>
+        <w:t xml:space="preserve">О самоуверенности, извлечённой из сирийского и предшествующего опыта, как предпосылке войны 2022 г.: Serhii Plokhy. The Russo-Ukrainian War. W. W. Norton, 2023.</w:t>
+      </w:r>
+    </w:p>
+  </w:footnote>
+  <w:footnote w:id="528">
+    <w:p>
+      <w:pPr>
+        <w:pStyle w:val="FootnoteText"/>
+      </w:pPr>
+      <w:r>
+        <w:rPr>
+          <w:rStyle w:val="FootnoteReference"/>
+        </w:rPr>
+        <w:footnoteRef/>
+      </w:r>
+      <w:r>
+        <w:t xml:space="preserve"> </w:t>
+      </w:r>
+      <w:r>
+        <w:t xml:space="preserve">О ЧВК «Вагнер», её связи с Пригожиным и государством, действиях в Сирии и Африке: расследования The Bell, «Проекта», Bellingcat.</w:t>
+      </w:r>
+    </w:p>
+  </w:footnote>
+  <w:footnote w:id="529">
+    <w:p>
+      <w:pPr>
+        <w:pStyle w:val="FootnoteText"/>
+      </w:pPr>
+      <w:r>
+        <w:rPr>
+          <w:rStyle w:val="FootnoteReference"/>
+        </w:rPr>
+        <w:footnoteRef/>
+      </w:r>
+      <w:r>
+        <w:t xml:space="preserve"> </w:t>
+      </w:r>
+      <w:r>
+        <w:t xml:space="preserve">О роли «отрицаемости» и вербовке в структуры «Вагнера»: расследования независимых СМИ; см. также главу о мятеже Пригожина.</w:t>
+      </w:r>
+    </w:p>
+  </w:footnote>
+  <w:footnote w:id="532">
+    <w:p>
+      <w:pPr>
+        <w:pStyle w:val="FootnoteText"/>
+      </w:pPr>
+      <w:r>
+        <w:rPr>
+          <w:rStyle w:val="FootnoteReference"/>
+        </w:rPr>
+        <w:footnoteRef/>
+      </w:r>
+      <w:r>
+        <w:t xml:space="preserve"> </w:t>
+      </w:r>
+      <w:r>
+        <w:t xml:space="preserve">О стагнации экономики и падении реальных доходов после 2014 г.: данные Росстата; аналитические обзоры российской экономики второй половины 2010-х.</w:t>
+      </w:r>
+    </w:p>
+  </w:footnote>
+  <w:footnote w:id="534">
+    <w:p>
+      <w:pPr>
+        <w:pStyle w:val="FootnoteText"/>
+      </w:pPr>
+      <w:r>
+        <w:rPr>
+          <w:rStyle w:val="FootnoteReference"/>
+        </w:rPr>
+        <w:footnoteRef/>
+      </w:r>
+      <w:r>
+        <w:t xml:space="preserve"> </w:t>
+      </w:r>
+      <w:r>
+        <w:t xml:space="preserve">О пенсионной реформе 2018 г. и её параметрах: официальные документы о повышении пенсионного возраста; репортажи независимых СМИ.</w:t>
+      </w:r>
+    </w:p>
+  </w:footnote>
+  <w:footnote w:id="535">
+    <w:p>
+      <w:pPr>
+        <w:pStyle w:val="FootnoteText"/>
+      </w:pPr>
+      <w:r>
+        <w:rPr>
+          <w:rStyle w:val="FootnoteReference"/>
+        </w:rPr>
+        <w:footnoteRef/>
+      </w:r>
+      <w:r>
+        <w:t xml:space="preserve"> </w:t>
+      </w:r>
+      <w:r>
+        <w:t xml:space="preserve">О прежнем обещании Путина не повышать пенсионный возраст (2005) и болезненности его нарушения: архив публичных заявлений; репортажи независимых изданий.</w:t>
+      </w:r>
+    </w:p>
+  </w:footnote>
+  <w:footnote w:id="537">
+    <w:p>
+      <w:pPr>
+        <w:pStyle w:val="FootnoteText"/>
+      </w:pPr>
+      <w:r>
+        <w:rPr>
+          <w:rStyle w:val="FootnoteReference"/>
+        </w:rPr>
+        <w:footnoteRef/>
+      </w:r>
+      <w:r>
+        <w:t xml:space="preserve"> </w:t>
+      </w:r>
+      <w:r>
+        <w:t xml:space="preserve">О протестах и падении рейтингов после объявления реформы: данные «Левада-центра» за 2018 г.</w:t>
+      </w:r>
+    </w:p>
+  </w:footnote>
+  <w:footnote w:id="538">
+    <w:p>
+      <w:pPr>
+        <w:pStyle w:val="FootnoteText"/>
+      </w:pPr>
+      <w:r>
+        <w:rPr>
+          <w:rStyle w:val="FootnoteReference"/>
+        </w:rPr>
+        <w:footnoteRef/>
+      </w:r>
+      <w:r>
+        <w:t xml:space="preserve"> </w:t>
+      </w:r>
+      <w:r>
+        <w:t xml:space="preserve">О дистанцировании Путина и последующем «смягчении» реформы: репортажи независимых СМИ; телеобращение Путина (август 2018).</w:t>
+      </w:r>
+    </w:p>
+  </w:footnote>
+  <w:footnote w:id="540">
+    <w:p>
+      <w:pPr>
+        <w:pStyle w:val="FootnoteText"/>
+      </w:pPr>
+      <w:r>
+        <w:rPr>
+          <w:rStyle w:val="FootnoteReference"/>
+        </w:rPr>
+        <w:footnoteRef/>
+      </w:r>
+      <w:r>
+        <w:t xml:space="preserve"> </w:t>
+      </w:r>
+      <w:r>
+        <w:t xml:space="preserve">О пределе пропаганды перед материальными интересами: социологические исследования «Левада-центра».</w:t>
+      </w:r>
+    </w:p>
+  </w:footnote>
+  <w:footnote w:id="541">
+    <w:p>
+      <w:pPr>
+        <w:pStyle w:val="FootnoteText"/>
+      </w:pPr>
+      <w:r>
+        <w:rPr>
+          <w:rStyle w:val="FootnoteReference"/>
+        </w:rPr>
+        <w:footnoteRef/>
+      </w:r>
+      <w:r>
+        <w:t xml:space="preserve"> </w:t>
+      </w:r>
+      <w:r>
+        <w:t xml:space="preserve">Об исчерпании «крымского консенсуса» и источников легитимности: аналитические работы о российской политике конца 2010-х.</w:t>
+      </w:r>
+    </w:p>
+  </w:footnote>
+  <w:footnote w:id="542">
+    <w:p>
+      <w:pPr>
+        <w:pStyle w:val="FootnoteText"/>
+      </w:pPr>
+      <w:r>
+        <w:rPr>
+          <w:rStyle w:val="FootnoteReference"/>
+        </w:rPr>
+        <w:footnoteRef/>
+      </w:r>
+      <w:r>
+        <w:t xml:space="preserve"> </w:t>
+      </w:r>
+      <w:r>
+        <w:t xml:space="preserve">О переходе к ставке на несменяемость и ужесточение после 2018 г.: см. следующую главу.</w:t>
+      </w:r>
+    </w:p>
+  </w:footnote>
+  <w:footnote w:id="545">
+    <w:p>
+      <w:pPr>
+        <w:pStyle w:val="FootnoteText"/>
+      </w:pPr>
+      <w:r>
+        <w:rPr>
+          <w:rStyle w:val="FootnoteReference"/>
+        </w:rPr>
+        <w:footnoteRef/>
+      </w:r>
+      <w:r>
+        <w:t xml:space="preserve"> </w:t>
+      </w:r>
+      <w:r>
+        <w:t xml:space="preserve">О «проблеме 2024 года» и невозможности реального ухода: Mikhail Zygar. All the Kremlin’s Men. PublicAffairs, 2016 (о логике несменяемости); аналитические обзоры 2019–2020 гг.</w:t>
+      </w:r>
+    </w:p>
+  </w:footnote>
+  <w:footnote w:id="547">
+    <w:p>
+      <w:pPr>
+        <w:pStyle w:val="FootnoteText"/>
+      </w:pPr>
+      <w:r>
+        <w:rPr>
+          <w:rStyle w:val="FootnoteReference"/>
+        </w:rPr>
+        <w:footnoteRef/>
+      </w:r>
+      <w:r>
+        <w:t xml:space="preserve"> </w:t>
+      </w:r>
+      <w:r>
+        <w:t xml:space="preserve">Об объявлении конституционной реформы (январь 2020) и пёстром наборе поправок: тексты поправок к Конституции РФ 2020 г.</w:t>
+      </w:r>
+    </w:p>
+  </w:footnote>
+  <w:footnote w:id="548">
+    <w:p>
+      <w:pPr>
+        <w:pStyle w:val="FootnoteText"/>
+      </w:pPr>
+      <w:r>
+        <w:rPr>
+          <w:rStyle w:val="FootnoteReference"/>
+        </w:rPr>
+        <w:footnoteRef/>
+      </w:r>
+      <w:r>
+        <w:t xml:space="preserve"> </w:t>
+      </w:r>
+      <w:r>
+        <w:t xml:space="preserve">О поправке об «обнулении» сроков, предложенной В. Терешковой (март 2020), и о её значении: репортажи независимых СМИ; стенограммы Госдумы.</w:t>
+      </w:r>
+    </w:p>
+  </w:footnote>
+  <w:footnote w:id="550">
+    <w:p>
+      <w:pPr>
+        <w:pStyle w:val="FootnoteText"/>
+      </w:pPr>
+      <w:r>
+        <w:rPr>
+          <w:rStyle w:val="FootnoteReference"/>
+        </w:rPr>
+        <w:footnoteRef/>
+      </w:r>
+      <w:r>
+        <w:t xml:space="preserve"> </w:t>
+      </w:r>
+      <w:r>
+        <w:t xml:space="preserve">О процедуре «общероссийского голосования» (июль 2020) и нарушениях: доклады движения «Голос»; репортажи независимых изданий.</w:t>
+      </w:r>
+    </w:p>
+  </w:footnote>
+  <w:footnote w:id="551">
+    <w:p>
+      <w:pPr>
+        <w:pStyle w:val="FootnoteText"/>
+      </w:pPr>
+      <w:r>
+        <w:rPr>
+          <w:rStyle w:val="FootnoteReference"/>
+        </w:rPr>
+        <w:footnoteRef/>
+      </w:r>
+      <w:r>
+        <w:t xml:space="preserve"> </w:t>
+      </w:r>
+      <w:r>
+        <w:t xml:space="preserve">Об объявленном результате (около 78% «за») и его оспаривании: доклады «Голоса»; заявления оппозиции.</w:t>
+      </w:r>
+    </w:p>
+  </w:footnote>
+  <w:footnote w:id="553">
+    <w:p>
+      <w:pPr>
+        <w:pStyle w:val="FootnoteText"/>
+      </w:pPr>
+      <w:r>
+        <w:rPr>
+          <w:rStyle w:val="FootnoteReference"/>
+        </w:rPr>
+        <w:footnoteRef/>
+      </w:r>
+      <w:r>
+        <w:t xml:space="preserve"> </w:t>
+      </w:r>
+      <w:r>
+        <w:t xml:space="preserve">О сути произошедшего как конституционного переворота: правовой анализ независимых юристов; заявления оппозиции и правозащитников.</w:t>
+      </w:r>
+    </w:p>
+  </w:footnote>
+  <w:footnote w:id="554">
+    <w:p>
+      <w:pPr>
+        <w:pStyle w:val="FootnoteText"/>
+      </w:pPr>
+      <w:r>
+        <w:rPr>
+          <w:rStyle w:val="FootnoteReference"/>
+        </w:rPr>
+        <w:footnoteRef/>
+      </w:r>
+      <w:r>
+        <w:t xml:space="preserve"> </w:t>
+      </w:r>
+      <w:r>
+        <w:t xml:space="preserve">О совпадении обнуления с пандемией, занижении статистики COVID-19 и цифровом контроле: расследования независимых демографов (сверхсмертность); репортажи о системах пропусков.</w:t>
+      </w:r>
+    </w:p>
+  </w:footnote>
+  <w:footnote w:id="556">
+    <w:p>
+      <w:pPr>
+        <w:pStyle w:val="FootnoteText"/>
+      </w:pPr>
+      <w:r>
+        <w:rPr>
+          <w:rStyle w:val="FootnoteReference"/>
+        </w:rPr>
+        <w:footnoteRef/>
+      </w:r>
+      <w:r>
+        <w:t xml:space="preserve"> </w:t>
+      </w:r>
+      <w:r>
+        <w:t xml:space="preserve">Об обнулении как точке невозврата и закрытии мирного горизонта перемен: аналитические эссе о российской политике 2020 г.</w:t>
+      </w:r>
+    </w:p>
+  </w:footnote>
+  <w:footnote w:id="559">
+    <w:p>
+      <w:pPr>
+        <w:pStyle w:val="FootnoteText"/>
+      </w:pPr>
+      <w:r>
+        <w:rPr>
+          <w:rStyle w:val="FootnoteReference"/>
+        </w:rPr>
+        <w:footnoteRef/>
+      </w:r>
+      <w:r>
+        <w:t xml:space="preserve"> </w:t>
+      </w:r>
+      <w:r>
+        <w:t xml:space="preserve">О роли Навального к 2020 г. и причинах, по которым он был опасен для Кремля: репортажи и биографические очерки; материалы ФБК. См. также документальный фильм «Навальный» (реж. Дэниел Роэр, 2022; премия «Оскар»).</w:t>
+      </w:r>
+    </w:p>
+  </w:footnote>
+  <w:footnote w:id="561">
+    <w:p>
+      <w:pPr>
+        <w:pStyle w:val="FootnoteText"/>
+      </w:pPr>
+      <w:r>
+        <w:rPr>
+          <w:rStyle w:val="FootnoteReference"/>
+        </w:rPr>
+        <w:footnoteRef/>
+      </w:r>
+      <w:r>
+        <w:t xml:space="preserve"> </w:t>
+      </w:r>
+      <w:r>
+        <w:t xml:space="preserve">Об отравлении на борту самолёта Томск—Москва и экстренной посадке в Омске (20 августа 2020): хроника событий по независимым СМИ.</w:t>
+      </w:r>
+    </w:p>
+  </w:footnote>
+  <w:footnote w:id="562">
+    <w:p>
+      <w:pPr>
+        <w:pStyle w:val="FootnoteText"/>
+      </w:pPr>
+      <w:r>
+        <w:rPr>
+          <w:rStyle w:val="FootnoteReference"/>
+        </w:rPr>
+        <w:footnoteRef/>
+      </w:r>
+      <w:r>
+        <w:t xml:space="preserve"> </w:t>
+      </w:r>
+      <w:r>
+        <w:t xml:space="preserve">О затягивании в омской больнице, эвакуации в клинику «Шарите» и подтверждении «Новичка» независимыми лабораториями и ОЗХО: заявления клиники «Шарите», правительства ФРГ и ОЗХО (2020).</w:t>
+      </w:r>
+    </w:p>
+  </w:footnote>
+  <w:footnote w:id="563">
+    <w:p>
+      <w:pPr>
+        <w:pStyle w:val="FootnoteText"/>
+      </w:pPr>
+      <w:r>
+        <w:rPr>
+          <w:rStyle w:val="FootnoteReference"/>
+        </w:rPr>
+        <w:footnoteRef/>
+      </w:r>
+      <w:r>
+        <w:t xml:space="preserve"> </w:t>
+      </w:r>
+      <w:r>
+        <w:t xml:space="preserve">О «Новичке» как маркере государственного заказа (параллель с делом Скрипалей): Eliot Higgins. We Are Bellingcat. Bloomsbury, 2021.</w:t>
+      </w:r>
+    </w:p>
+  </w:footnote>
+  <w:footnote w:id="565">
+    <w:p>
+      <w:pPr>
+        <w:pStyle w:val="FootnoteText"/>
+      </w:pPr>
+      <w:r>
+        <w:rPr>
+          <w:rStyle w:val="FootnoteReference"/>
+        </w:rPr>
+        <w:footnoteRef/>
+      </w:r>
+      <w:r>
+        <w:t xml:space="preserve"> </w:t>
+      </w:r>
+      <w:r>
+        <w:t xml:space="preserve">О расследовании Bellingcat/The Insider/Der Spiegel/CNN (декабрь 2020), установившем группу ФСБ, следившую за Навальным: Higgins, We Are Bellingcat.</w:t>
+      </w:r>
+    </w:p>
+  </w:footnote>
+  <w:footnote w:id="566">
+    <w:p>
+      <w:pPr>
+        <w:pStyle w:val="FootnoteText"/>
+      </w:pPr>
+      <w:r>
+        <w:rPr>
+          <w:rStyle w:val="FootnoteReference"/>
+        </w:rPr>
+        <w:footnoteRef/>
+      </w:r>
+      <w:r>
+        <w:t xml:space="preserve"> </w:t>
+      </w:r>
+      <w:r>
+        <w:t xml:space="preserve">О телефонном разговоре Навального с сотрудником ФСБ Константином Кудрявцевым: запись, обнародованная в декабре 2020 г.; фильм «Навальный» (2022).</w:t>
+      </w:r>
+    </w:p>
+  </w:footnote>
+  <w:footnote w:id="568">
+    <w:p>
+      <w:pPr>
+        <w:pStyle w:val="FootnoteText"/>
+      </w:pPr>
+      <w:r>
+        <w:rPr>
+          <w:rStyle w:val="FootnoteReference"/>
+        </w:rPr>
+        <w:footnoteRef/>
+      </w:r>
+      <w:r>
+        <w:t xml:space="preserve"> </w:t>
+      </w:r>
+      <w:r>
+        <w:t xml:space="preserve">О реакции Путина, отрицании и отказе возбуждать дело: пресс-конференция Путина (декабрь 2020); хроника независимых СМИ.</w:t>
+      </w:r>
+    </w:p>
+  </w:footnote>
+  <w:footnote w:id="570">
+    <w:p>
+      <w:pPr>
+        <w:pStyle w:val="FootnoteText"/>
+      </w:pPr>
+      <w:r>
+        <w:rPr>
+          <w:rStyle w:val="FootnoteReference"/>
+        </w:rPr>
+        <w:footnoteRef/>
+      </w:r>
+      <w:r>
+        <w:t xml:space="preserve"> </w:t>
+      </w:r>
+      <w:r>
+        <w:t xml:space="preserve">О значении покушения как перехода к прямому государственному террору: аналитические эссе; доклады «Мемориала».</w:t>
+      </w:r>
+    </w:p>
+  </w:footnote>
+  <w:footnote w:id="571">
+    <w:p>
+      <w:pPr>
+        <w:pStyle w:val="FootnoteText"/>
+      </w:pPr>
+      <w:r>
+        <w:rPr>
+          <w:rStyle w:val="FootnoteReference"/>
+        </w:rPr>
+        <w:footnoteRef/>
+      </w:r>
+      <w:r>
+        <w:t xml:space="preserve"> </w:t>
+      </w:r>
+      <w:r>
+        <w:t xml:space="preserve">О роли расследователей открытых данных: Higgins, We Are Bellingcat.</w:t>
+      </w:r>
+    </w:p>
+  </w:footnote>
+  <w:footnote w:id="574">
+    <w:p>
+      <w:pPr>
+        <w:pStyle w:val="FootnoteText"/>
+      </w:pPr>
+      <w:r>
+        <w:rPr>
+          <w:rStyle w:val="FootnoteReference"/>
+        </w:rPr>
+        <w:footnoteRef/>
+      </w:r>
+      <w:r>
+        <w:t xml:space="preserve"> </w:t>
+      </w:r>
+      <w:r>
+        <w:t xml:space="preserve">О выборе Навального между эмиграцией и возвращением: фильм «Навальный» (2022); интервью и заявления Навального.</w:t>
+      </w:r>
+    </w:p>
+  </w:footnote>
+  <w:footnote w:id="575">
+    <w:p>
+      <w:pPr>
+        <w:pStyle w:val="FootnoteText"/>
+      </w:pPr>
+      <w:r>
+        <w:rPr>
+          <w:rStyle w:val="FootnoteReference"/>
+        </w:rPr>
+        <w:footnoteRef/>
+      </w:r>
+      <w:r>
+        <w:t xml:space="preserve"> </w:t>
+      </w:r>
+      <w:r>
+        <w:t xml:space="preserve">О политической и нравственной логике возвращения и принципе «не бойтесь»: заявления Навального; аналитические очерки.</w:t>
+      </w:r>
+    </w:p>
+  </w:footnote>
+  <w:footnote w:id="577">
+    <w:p>
+      <w:pPr>
+        <w:pStyle w:val="FootnoteText"/>
+      </w:pPr>
+      <w:r>
+        <w:rPr>
+          <w:rStyle w:val="FootnoteReference"/>
+        </w:rPr>
+        <w:footnoteRef/>
+      </w:r>
+      <w:r>
+        <w:t xml:space="preserve"> </w:t>
+      </w:r>
+      <w:r>
+        <w:t xml:space="preserve">О возвращении и аресте в Шереметьеве 17 января 2021 г.: хроника независимых СМИ.</w:t>
+      </w:r>
+    </w:p>
+  </w:footnote>
+  <w:footnote w:id="579">
+    <w:p>
+      <w:pPr>
+        <w:pStyle w:val="FootnoteText"/>
+      </w:pPr>
+      <w:r>
+        <w:rPr>
+          <w:rStyle w:val="FootnoteReference"/>
+        </w:rPr>
+        <w:footnoteRef/>
+      </w:r>
+      <w:r>
+        <w:t xml:space="preserve"> </w:t>
+      </w:r>
+      <w:r>
+        <w:t xml:space="preserve">О выходе «Дворца для Путина» 19 января 2021 г. как ответного удара: материалы ФБК.</w:t>
+      </w:r>
+    </w:p>
+  </w:footnote>
+  <w:footnote w:id="581">
+    <w:p>
+      <w:pPr>
+        <w:pStyle w:val="FootnoteText"/>
+      </w:pPr>
+      <w:r>
+        <w:rPr>
+          <w:rStyle w:val="FootnoteReference"/>
+        </w:rPr>
+        <w:footnoteRef/>
+      </w:r>
+      <w:r>
+        <w:t xml:space="preserve"> </w:t>
+      </w:r>
+      <w:r>
+        <w:t xml:space="preserve">О всероссийских протестах 23 и 31 января 2021 г.: репортажи независимых СМИ.</w:t>
+      </w:r>
+    </w:p>
+  </w:footnote>
+  <w:footnote w:id="582">
+    <w:p>
+      <w:pPr>
+        <w:pStyle w:val="FootnoteText"/>
+      </w:pPr>
+      <w:r>
+        <w:rPr>
+          <w:rStyle w:val="FootnoteReference"/>
+        </w:rPr>
+        <w:footnoteRef/>
+      </w:r>
+      <w:r>
+        <w:t xml:space="preserve"> </w:t>
+      </w:r>
+      <w:r>
+        <w:t xml:space="preserve">О рекордных задержаниях (более 10 тыс.) и жёстком подавлении: данные «ОВД-Инфо».</w:t>
+      </w:r>
+    </w:p>
+  </w:footnote>
+  <w:footnote w:id="584">
+    <w:p>
+      <w:pPr>
+        <w:pStyle w:val="FootnoteText"/>
+      </w:pPr>
+      <w:r>
+        <w:rPr>
+          <w:rStyle w:val="FootnoteReference"/>
+        </w:rPr>
+        <w:footnoteRef/>
+      </w:r>
+      <w:r>
+        <w:t xml:space="preserve"> </w:t>
+      </w:r>
+      <w:r>
+        <w:t xml:space="preserve">О замене условного срока по делу «Ив Роше» на реальный: материалы дела; постановление ЕСПЧ, ранее признавшего дело политически мотивированным.</w:t>
+      </w:r>
+    </w:p>
+  </w:footnote>
+  <w:footnote w:id="585">
+    <w:p>
+      <w:pPr>
+        <w:pStyle w:val="FootnoteText"/>
+      </w:pPr>
+      <w:r>
+        <w:rPr>
+          <w:rStyle w:val="FootnoteReference"/>
+        </w:rPr>
+        <w:footnoteRef/>
+      </w:r>
+      <w:r>
+        <w:t xml:space="preserve"> </w:t>
+      </w:r>
+      <w:r>
+        <w:t xml:space="preserve">О наращивании сроков (до 19 лет), переводах в колонии строгого режима и систематическом помещении в ШИЗО: доклады правозащитников; сообщения соратников Навального.</w:t>
+      </w:r>
+    </w:p>
+  </w:footnote>
+  <w:footnote w:id="587">
+    <w:p>
+      <w:pPr>
+        <w:pStyle w:val="FootnoteText"/>
+      </w:pPr>
+      <w:r>
+        <w:rPr>
+          <w:rStyle w:val="FootnoteReference"/>
+        </w:rPr>
+        <w:footnoteRef/>
+      </w:r>
+      <w:r>
+        <w:t xml:space="preserve"> </w:t>
+      </w:r>
+      <w:r>
+        <w:t xml:space="preserve">О тюремных текстах Навального и фильме «Навальный» (премия «Оскар» за лучший документальный фильм, 2023): публикации в соцсетях Навального; фильм Дэниела Роэра.</w:t>
+      </w:r>
+    </w:p>
+  </w:footnote>
+  <w:footnote w:id="590">
+    <w:p>
+      <w:pPr>
+        <w:pStyle w:val="FootnoteText"/>
+      </w:pPr>
+      <w:r>
+        <w:rPr>
+          <w:rStyle w:val="FootnoteReference"/>
+        </w:rPr>
+        <w:footnoteRef/>
+      </w:r>
+      <w:r>
+        <w:t xml:space="preserve"> </w:t>
+      </w:r>
+      <w:r>
+        <w:t xml:space="preserve">О механике и целях «умного голосования»: материалы команды Навального; аналитические разборы электоральных кампаний 2019–2021 гг.</w:t>
+      </w:r>
+    </w:p>
+  </w:footnote>
+  <w:footnote w:id="591">
+    <w:p>
+      <w:pPr>
+        <w:pStyle w:val="FootnoteText"/>
+      </w:pPr>
+      <w:r>
+        <w:rPr>
+          <w:rStyle w:val="FootnoteReference"/>
+        </w:rPr>
+        <w:footnoteRef/>
+      </w:r>
+      <w:r>
+        <w:t xml:space="preserve"> </w:t>
+      </w:r>
+      <w:r>
+        <w:t xml:space="preserve">Об успехах «умного голосования» (выборы в Мосгордуму 2019 и др.) и тревоге Кремля: репортажи независимых СМИ.</w:t>
+      </w:r>
+    </w:p>
+  </w:footnote>
+  <w:footnote w:id="593">
+    <w:p>
+      <w:pPr>
+        <w:pStyle w:val="FootnoteText"/>
+      </w:pPr>
+      <w:r>
+        <w:rPr>
+          <w:rStyle w:val="FootnoteReference"/>
+        </w:rPr>
+        <w:footnoteRef/>
+      </w:r>
+      <w:r>
+        <w:t xml:space="preserve"> </w:t>
+      </w:r>
+      <w:r>
+        <w:t xml:space="preserve">О признании ФБК и штабов Навального «экстремистскими» (июнь 2021) и юридических последствиях: доклады «ОВД-Инфо», «Мемориала».</w:t>
+      </w:r>
+    </w:p>
+  </w:footnote>
+  <w:footnote w:id="594">
+    <w:p>
+      <w:pPr>
+        <w:pStyle w:val="FootnoteText"/>
+      </w:pPr>
+      <w:r>
+        <w:rPr>
+          <w:rStyle w:val="FootnoteReference"/>
+        </w:rPr>
+        <w:footnoteRef/>
+      </w:r>
+      <w:r>
+        <w:t xml:space="preserve"> </w:t>
+      </w:r>
+      <w:r>
+        <w:t xml:space="preserve">О вынужденной эмиграции соратников, блокировке приложения «умного голосования» и его удалении Apple и Google (сентябрь 2021): репортажи независимых СМИ.</w:t>
+      </w:r>
+    </w:p>
+  </w:footnote>
+  <w:footnote w:id="596">
+    <w:p>
+      <w:pPr>
+        <w:pStyle w:val="FootnoteText"/>
+      </w:pPr>
+      <w:r>
+        <w:rPr>
+          <w:rStyle w:val="FootnoteReference"/>
+        </w:rPr>
+        <w:footnoteRef/>
+      </w:r>
+      <w:r>
+        <w:t xml:space="preserve"> </w:t>
+      </w:r>
+      <w:r>
+        <w:t xml:space="preserve">О фальсификациях на думских выборах 2021 г. и роли электронного голосования: анализ электоральной статистики (С. Шпилькин и др.); доклады «Голоса».</w:t>
+      </w:r>
+    </w:p>
+  </w:footnote>
+  <w:footnote w:id="598">
+    <w:p>
+      <w:pPr>
+        <w:pStyle w:val="FootnoteText"/>
+      </w:pPr>
+      <w:r>
+        <w:rPr>
+          <w:rStyle w:val="FootnoteReference"/>
+        </w:rPr>
+        <w:footnoteRef/>
+      </w:r>
+      <w:r>
+        <w:t xml:space="preserve"> </w:t>
+      </w:r>
+      <w:r>
+        <w:t xml:space="preserve">О массовом присвоении статуса «иностранного агента» СМИ и журналистам (2021) и удушении прессы: доклады «Репортёров без границ», «ОВД-Инфо».</w:t>
+      </w:r>
+    </w:p>
+  </w:footnote>
+  <w:footnote w:id="599">
+    <w:p>
+      <w:pPr>
+        <w:pStyle w:val="FootnoteText"/>
+      </w:pPr>
+      <w:r>
+        <w:rPr>
+          <w:rStyle w:val="FootnoteReference"/>
+        </w:rPr>
+        <w:footnoteRef/>
+      </w:r>
+      <w:r>
+        <w:t xml:space="preserve"> </w:t>
+      </w:r>
+      <w:r>
+        <w:t xml:space="preserve">О ликвидации общества «Мемориал» Верховным судом РФ (декабрь 2021): заявления «Мемориала»; в 2022 г. «Мемориал» удостоен Нобелевской премии мира.</w:t>
+      </w:r>
+    </w:p>
+  </w:footnote>
+  <w:footnote w:id="601">
+    <w:p>
+      <w:pPr>
+        <w:pStyle w:val="FootnoteText"/>
+      </w:pPr>
+      <w:r>
+        <w:rPr>
+          <w:rStyle w:val="FootnoteReference"/>
+        </w:rPr>
+        <w:footnoteRef/>
+      </w:r>
+      <w:r>
+        <w:t xml:space="preserve"> </w:t>
+      </w:r>
+      <w:r>
+        <w:t xml:space="preserve">Об общей логике зачистки 2021 года: доклады правозащитников; аналитические эссе.</w:t>
+      </w:r>
+    </w:p>
+  </w:footnote>
+  <w:footnote w:id="602">
+    <w:p>
+      <w:pPr>
+        <w:pStyle w:val="FootnoteText"/>
+      </w:pPr>
+      <w:r>
+        <w:rPr>
+          <w:rStyle w:val="FootnoteReference"/>
+        </w:rPr>
+        <w:footnoteRef/>
+      </w:r>
+      <w:r>
+        <w:t xml:space="preserve"> </w:t>
+      </w:r>
+      <w:r>
+        <w:t xml:space="preserve">О зачистке как подготовке тыла перед войной: аналитические работы о предвоенном периоде; Serhii Plokhy. The Russo-Ukrainian War. W. W. Norton, 2023.</w:t>
+      </w:r>
+    </w:p>
+  </w:footnote>
+  <w:footnote w:id="605">
+    <w:p>
+      <w:pPr>
+        <w:pStyle w:val="FootnoteText"/>
+      </w:pPr>
+      <w:r>
+        <w:rPr>
+          <w:rStyle w:val="FootnoteReference"/>
+        </w:rPr>
+        <w:footnoteRef/>
+      </w:r>
+      <w:r>
+        <w:t xml:space="preserve"> </w:t>
+      </w:r>
+      <w:r>
+        <w:t xml:space="preserve">О многолетней подготовке и сплетении причин вторжения: Serhii Plokhy. The Russo-Ukrainian War: The Return of History. W. W. Norton, 2023.</w:t>
+      </w:r>
+    </w:p>
+  </w:footnote>
+  <w:footnote w:id="606">
+    <w:p>
+      <w:pPr>
+        <w:pStyle w:val="FootnoteText"/>
+      </w:pPr>
+      <w:r>
+        <w:rPr>
+          <w:rStyle w:val="FootnoteReference"/>
+        </w:rPr>
+        <w:footnoteRef/>
+      </w:r>
+      <w:r>
+        <w:t xml:space="preserve"> </w:t>
+      </w:r>
+      <w:r>
+        <w:t xml:space="preserve">Об украинской «навязчивой идее» Путина и восприятии свободной Украины как угрозы: Plokhy, The Russo-Ukrainian War; Timothy Snyder. The Road to Unfreedom. Tim Duggan Books, 2018.</w:t>
+      </w:r>
+    </w:p>
+  </w:footnote>
+  <w:footnote w:id="608">
+    <w:p>
+      <w:pPr>
+        <w:pStyle w:val="FootnoteText"/>
+      </w:pPr>
+      <w:r>
+        <w:rPr>
+          <w:rStyle w:val="FootnoteReference"/>
+        </w:rPr>
+        <w:footnoteRef/>
+      </w:r>
+      <w:r>
+        <w:t xml:space="preserve"> </w:t>
+      </w:r>
+      <w:r>
+        <w:t xml:space="preserve">О статье «Об историческом единстве русских и украинцев» (июль 2021): текст статьи В. Путина.</w:t>
+      </w:r>
+    </w:p>
+  </w:footnote>
+  <w:footnote w:id="609">
+    <w:p>
+      <w:pPr>
+        <w:pStyle w:val="FootnoteText"/>
+      </w:pPr>
+      <w:r>
+        <w:rPr>
+          <w:rStyle w:val="FootnoteReference"/>
+        </w:rPr>
+        <w:footnoteRef/>
+      </w:r>
+      <w:r>
+        <w:t xml:space="preserve"> </w:t>
+      </w:r>
+      <w:r>
+        <w:t xml:space="preserve">О статье как идеологическом обосновании агрессии и её исторической несостоятельности: Plokhy, The Russo-Ukrainian War.</w:t>
+      </w:r>
+    </w:p>
+  </w:footnote>
+  <w:footnote w:id="611">
+    <w:p>
+      <w:pPr>
+        <w:pStyle w:val="FootnoteText"/>
+      </w:pPr>
+      <w:r>
+        <w:rPr>
+          <w:rStyle w:val="FootnoteReference"/>
+        </w:rPr>
+        <w:footnoteRef/>
+      </w:r>
+      <w:r>
+        <w:t xml:space="preserve"> </w:t>
+      </w:r>
+      <w:r>
+        <w:t xml:space="preserve">О роковых ошибочных предположениях Кремля: Plokhy, The Russo-Ukrainian War.</w:t>
+      </w:r>
+    </w:p>
+  </w:footnote>
+  <w:footnote w:id="613">
+    <w:p>
+      <w:pPr>
+        <w:pStyle w:val="FootnoteText"/>
+      </w:pPr>
+      <w:r>
+        <w:rPr>
+          <w:rStyle w:val="FootnoteReference"/>
+        </w:rPr>
+        <w:footnoteRef/>
+      </w:r>
+      <w:r>
+        <w:t xml:space="preserve"> </w:t>
+      </w:r>
+      <w:r>
+        <w:t xml:space="preserve">Об изоляции Путина в пандемию и «длинном столе»: репортажи и аналитика 2020–2022 гг.</w:t>
+      </w:r>
+    </w:p>
+  </w:footnote>
+  <w:footnote w:id="614">
+    <w:p>
+      <w:pPr>
+        <w:pStyle w:val="FootnoteText"/>
+      </w:pPr>
+      <w:r>
+        <w:rPr>
+          <w:rStyle w:val="FootnoteReference"/>
+        </w:rPr>
+        <w:footnoteRef/>
+      </w:r>
+      <w:r>
+        <w:t xml:space="preserve"> </w:t>
+      </w:r>
+      <w:r>
+        <w:t xml:space="preserve">Об узком круге принятия решения о войне: свидетельства инсайдеров, приводимые в независимых расследованиях; Mikhail Zygar и др.</w:t>
+      </w:r>
+    </w:p>
+  </w:footnote>
+  <w:footnote w:id="616">
+    <w:p>
+      <w:pPr>
+        <w:pStyle w:val="FootnoteText"/>
+      </w:pPr>
+      <w:r>
+        <w:rPr>
+          <w:rStyle w:val="FootnoteReference"/>
+        </w:rPr>
+        <w:footnoteRef/>
+      </w:r>
+      <w:r>
+        <w:t xml:space="preserve"> </w:t>
+      </w:r>
+      <w:r>
+        <w:t xml:space="preserve">О наращивании войск (весна 2021, зима 2021–2022): хроника по данным разведки и спутникового мониторинга.</w:t>
+      </w:r>
+    </w:p>
+  </w:footnote>
+  <w:footnote w:id="617">
+    <w:p>
+      <w:pPr>
+        <w:pStyle w:val="FootnoteText"/>
+      </w:pPr>
+      <w:r>
+        <w:rPr>
+          <w:rStyle w:val="FootnoteReference"/>
+        </w:rPr>
+        <w:footnoteRef/>
+      </w:r>
+      <w:r>
+        <w:t xml:space="preserve"> </w:t>
+      </w:r>
+      <w:r>
+        <w:t xml:space="preserve">Об ультиматуме и проектах «договоров» с США и НАТО (декабрь 2021): тексты российских предложений; Plokhy, The Russo-Ukrainian War.</w:t>
+      </w:r>
+    </w:p>
+  </w:footnote>
+  <w:footnote w:id="618">
+    <w:p>
+      <w:pPr>
+        <w:pStyle w:val="FootnoteText"/>
+      </w:pPr>
+      <w:r>
+        <w:rPr>
+          <w:rStyle w:val="FootnoteReference"/>
+        </w:rPr>
+        <w:footnoteRef/>
+      </w:r>
+      <w:r>
+        <w:t xml:space="preserve"> </w:t>
+      </w:r>
+      <w:r>
+        <w:t xml:space="preserve">О предупреждениях американской разведки, речи и признании «ДНР»/«ЛНР» 21 февраля 2022 г.: Plokhy, The Russo-Ukrainian War; текст обращения Путина.</w:t>
       </w:r>
     </w:p>
   </w:footnote>
